--- a/Вопросы_архитектору_T01.2.docx
+++ b/Вопросы_архитектору_T01.2.docx
@@ -84,7 +84,7 @@
         <w:t xml:space="preserve"> </w:t>
       </w:r>
       <w:r>
-        <w:t xml:space="preserve">Выделено из сводного списка «Вопросы архитектору по T01.1 и T01.2» (редакция 07.10.2026) — часть 2 перенесена без изменения нумерации и формулировок. Вопросы 25–28 добавлены по итогам сверки с T01.2 и исходным кодом.</w:t>
+        <w:t xml:space="preserve">Выделено из сводного списка «Вопросы архитектору по T01.1 и T01.2», редакция 8 от 08.10.2026 — часть 2 перенесена без изменения номеров и формулировок. Вопросы 23–26 добавлены по итогам обследования кода 08.10.2026.</w:t>
       </w:r>
       <w:r>
         <w:t xml:space="preserve"> </w:t>
@@ -100,7 +100,7 @@
         <w:t xml:space="preserve"> </w:t>
       </w:r>
       <w:r>
-        <w:t xml:space="preserve">только открытые и частично открытые вопросы. Принятые решения — в приложении, на повторное согласование не ставятся.</w:t>
+        <w:t xml:space="preserve">только открытые вопросы. Решённое — в приложении 1, повторно не задаётся.</w:t>
       </w:r>
       <w:r>
         <w:t xml:space="preserve"> </w:t>
@@ -121,76 +121,7 @@
         <w:t xml:space="preserve"> </w:t>
       </w:r>
       <w:r>
-        <w:t xml:space="preserve">означает проверку по исходникам (</w:t>
-      </w:r>
-      <w:r>
-        <w:rPr>
-          <w:rStyle w:val="VerbatimChar"/>
-        </w:rPr>
-        <w:t xml:space="preserve">tariff-main</w:t>
-      </w:r>
-      <w:r>
-        <w:t xml:space="preserve">,</w:t>
-      </w:r>
-      <w:r>
-        <w:t xml:space="preserve"> </w:t>
-      </w:r>
-      <w:r>
-        <w:rPr>
-          <w:rStyle w:val="VerbatimChar"/>
-        </w:rPr>
-        <w:t xml:space="preserve">geo-main</w:t>
-      </w:r>
-      <w:r>
-        <w:t xml:space="preserve">,</w:t>
-      </w:r>
-      <w:r>
-        <w:t xml:space="preserve"> </w:t>
-      </w:r>
-      <w:r>
-        <w:rPr>
-          <w:rStyle w:val="VerbatimChar"/>
-        </w:rPr>
-        <w:t xml:space="preserve">gateway-main</w:t>
-      </w:r>
-      <w:r>
-        <w:t xml:space="preserve">,</w:t>
-      </w:r>
-      <w:r>
-        <w:t xml:space="preserve"> </w:t>
-      </w:r>
-      <w:r>
-        <w:rPr>
-          <w:rStyle w:val="VerbatimChar"/>
-        </w:rPr>
-        <w:t xml:space="preserve">passenger_request</w:t>
-      </w:r>
-      <w:r>
-        <w:t xml:space="preserve">,</w:t>
-      </w:r>
-      <w:r>
-        <w:t xml:space="preserve"> </w:t>
-      </w:r>
-      <w:r>
-        <w:rPr>
-          <w:rStyle w:val="VerbatimChar"/>
-        </w:rPr>
-        <w:t xml:space="preserve">core-main</w:t>
-      </w:r>
-      <w:r>
-        <w:t xml:space="preserve">,</w:t>
-      </w:r>
-      <w:r>
-        <w:t xml:space="preserve"> </w:t>
-      </w:r>
-      <w:r>
-        <w:rPr>
-          <w:rStyle w:val="VerbatimChar"/>
-        </w:rPr>
-        <w:t xml:space="preserve">human_readable_generator-main</w:t>
-      </w:r>
-      <w:r>
-        <w:t xml:space="preserve">).</w:t>
+        <w:t xml:space="preserve">означает проверку по исходникам.</w:t>
       </w:r>
     </w:p>
     <w:p>
@@ -208,7 +139,69 @@
         <w:t xml:space="preserve"> </w:t>
       </w:r>
       <w:r>
-        <w:t xml:space="preserve">Открытых вопросов 14: перенесено из редакции 07.10 — 10 (№ 15–24), добавлено — 4 (№ 25–28). Блокируют утверждение OpenAPI и DDL: № 15, 17, 18, 25, 26.</w:t>
+        <w:t xml:space="preserve">Открытых вопросов 14: перенесено из редакции 8 — 10 (№ 13–22), добавлено — 4 (№ 23–26). Блокируют утверждение OpenAPI: № 13, 15, 16, 24. Блокируют состав ответа: № 25, 26.</w:t>
+      </w:r>
+    </w:p>
+    <w:p>
+      <w:pPr>
+        <w:pStyle w:val="BodyText"/>
+      </w:pPr>
+      <w:r>
+        <w:rPr>
+          <w:bCs/>
+          <w:b/>
+        </w:rPr>
+        <w:t xml:space="preserve">Что изменилось относительно предыдущей редакции этого документа.</w:t>
+      </w:r>
+      <w:r>
+        <w:t xml:space="preserve"> </w:t>
+      </w:r>
+      <w:r>
+        <w:t xml:space="preserve">Нумерация переведена с редакции 07.10 (там часть 2 была 15–24) на редакцию 8. Четыре вопроса, добавленные в прошлой редакции,</w:t>
+      </w:r>
+      <w:r>
+        <w:t xml:space="preserve"> </w:t>
+      </w:r>
+      <w:r>
+        <w:rPr>
+          <w:bCs/>
+          <w:b/>
+        </w:rPr>
+        <w:t xml:space="preserve">закрыты</w:t>
+      </w:r>
+      <w:r>
+        <w:t xml:space="preserve"> </w:t>
+      </w:r>
+      <w:r>
+        <w:t xml:space="preserve">и перенесены в приложение 1: имя поля человекочитаемого номера (решено колонкой</w:t>
+      </w:r>
+      <w:r>
+        <w:t xml:space="preserve"> </w:t>
+      </w:r>
+      <w:r>
+        <w:rPr>
+          <w:rStyle w:val="VerbatimChar"/>
+        </w:rPr>
+        <w:t xml:space="preserve">favorite_route_number</w:t>
+      </w:r>
+      <w:r>
+        <w:t xml:space="preserve"> </w:t>
+      </w:r>
+      <w:r>
+        <w:t xml:space="preserve">в T01.1), единицы расчётных полей (решено T01.1 D02 и D06), бесплатное время ожидания (поля в справочнике нет — T01.1 D07), ошибки geo при сохранении —</w:t>
+      </w:r>
+      <w:r>
+        <w:t xml:space="preserve"> </w:t>
+      </w:r>
+      <w:r>
+        <w:rPr>
+          <w:bCs/>
+          <w:b/>
+        </w:rPr>
+        <w:t xml:space="preserve">не закрыт</w:t>
+      </w:r>
+      <w:r>
+        <w:t xml:space="preserve">, стал вопросом 23.</w:t>
       </w:r>
     </w:p>
     <w:p>
@@ -218,13 +211,13 @@
         </w:pict>
       </w:r>
     </w:p>
-    <w:bookmarkStart w:id="20" w:name="Xd5b070ba66421a31ef6d7eddb15348a02f34944"/>
+    <w:bookmarkStart w:id="20" w:name="Xc67353470dde42bf7d1a87d203722e34c144eff"/>
     <w:p>
       <w:pPr>
         <w:pStyle w:val="Heading2"/>
       </w:pPr>
       <w:r>
-        <w:t xml:space="preserve">Вопрос 15. Контур API: путь шлюза, формат страниц и ошибок, версия</w:t>
+        <w:t xml:space="preserve">Вопрос 13. Контур API: путь шлюза, формат страниц и ошибок, версия</w:t>
       </w:r>
     </w:p>
     <w:p>
@@ -702,24 +695,6 @@
       </w:r>
     </w:p>
     <w:p>
-      <w:pPr>
-        <w:pStyle w:val="BodyText"/>
-      </w:pPr>
-      <w:r>
-        <w:rPr>
-          <w:bCs/>
-          <w:b/>
-        </w:rPr>
-        <w:t xml:space="preserve">Статус.</w:t>
-      </w:r>
-      <w:r>
-        <w:t xml:space="preserve"> </w:t>
-      </w:r>
-      <w:r>
-        <w:t xml:space="preserve">Открыт. Блокирует OpenAPI и все пути в спецификации.</w:t>
-      </w:r>
-    </w:p>
-    <w:p>
       <w:r>
         <w:pict>
           <v:rect style="width:0;height:1.5pt" o:hralign="center" o:hrstd="t" o:hr="t"/>
@@ -727,13 +702,13 @@
       </w:r>
     </w:p>
     <w:bookmarkEnd w:id="20"/>
-    <w:bookmarkStart w:id="21" w:name="вопрос-16-права-доступа-к-справочнику"/>
+    <w:bookmarkStart w:id="21" w:name="вопрос-14-права-доступа-к-справочнику"/>
     <w:p>
       <w:pPr>
         <w:pStyle w:val="Heading2"/>
       </w:pPr>
       <w:r>
-        <w:t xml:space="preserve">Вопрос 16. Права доступа к справочнику</w:t>
+        <w:t xml:space="preserve">Вопрос 14. Права доступа к справочнику</w:t>
       </w:r>
     </w:p>
     <w:p>
@@ -873,41 +848,7 @@
         <w:t xml:space="preserve"> </w:t>
       </w:r>
       <w:r>
-        <w:t xml:space="preserve">A, если на стенде у администратора кабинета есть доступ к «Правилам поездок → Справочник»; иначе B. Заказчику выбор не передаётся. Для чужих записей предлагается</w:t>
-      </w:r>
-      <w:r>
-        <w:t xml:space="preserve"> </w:t>
-      </w:r>
-      <w:r>
-        <w:rPr>
-          <w:bCs/>
-          <w:b/>
-        </w:rPr>
-        <w:t xml:space="preserve">404</w:t>
-      </w:r>
-      <w:r>
-        <w:t xml:space="preserve"> </w:t>
-      </w:r>
-      <w:r>
-        <w:t xml:space="preserve">(запись не раскрывается).</w:t>
-      </w:r>
-    </w:p>
-    <w:p>
-      <w:pPr>
-        <w:pStyle w:val="BodyText"/>
-      </w:pPr>
-      <w:r>
-        <w:rPr>
-          <w:bCs/>
-          <w:b/>
-        </w:rPr>
-        <w:t xml:space="preserve">Статус.</w:t>
-      </w:r>
-      <w:r>
-        <w:t xml:space="preserve"> </w:t>
-      </w:r>
-      <w:r>
-        <w:t xml:space="preserve">Открыт. Отдельная поставка: регистрация новых пар (метод, URL) скриптами сервиса ролей.</w:t>
+        <w:t xml:space="preserve">A, если на стенде у администратора кабинета есть доступ к «Правилам поездок → Справочник»; иначе B. Заказчику выбор не передаётся. Для чужих записей предлагается 404 (запись не раскрывается).</w:t>
       </w:r>
     </w:p>
     <w:p>
@@ -918,13 +859,13 @@
       </w:r>
     </w:p>
     <w:bookmarkEnd w:id="21"/>
-    <w:bookmarkStart w:id="22" w:name="вопрос-17-методы-изменения-и-деактивации"/>
+    <w:bookmarkStart w:id="22" w:name="вопрос-15-методы-изменения-и-деактивации"/>
     <w:p>
       <w:pPr>
         <w:pStyle w:val="Heading2"/>
       </w:pPr>
       <w:r>
-        <w:t xml:space="preserve">Вопрос 17. Методы изменения и деактивации</w:t>
+        <w:t xml:space="preserve">Вопрос 15. Методы изменения и деактивации</w:t>
       </w:r>
     </w:p>
     <w:p>
@@ -1207,24 +1148,6 @@
       </w:r>
     </w:p>
     <w:p>
-      <w:pPr>
-        <w:pStyle w:val="BodyText"/>
-      </w:pPr>
-      <w:r>
-        <w:rPr>
-          <w:bCs/>
-          <w:b/>
-        </w:rPr>
-        <w:t xml:space="preserve">Статус.</w:t>
-      </w:r>
-      <w:r>
-        <w:t xml:space="preserve"> </w:t>
-      </w:r>
-      <w:r>
-        <w:t xml:space="preserve">Открыт. Требует правки карточки TRANSPORT-45586.</w:t>
-      </w:r>
-    </w:p>
-    <w:p>
       <w:r>
         <w:pict>
           <v:rect style="width:0;height:1.5pt" o:hralign="center" o:hrstd="t" o:hr="t"/>
@@ -1232,13 +1155,13 @@
       </w:r>
     </w:p>
     <w:bookmarkEnd w:id="22"/>
-    <w:bookmarkStart w:id="23" w:name="X05e6fe9c5cd77af36b1a9f7579a2c0050282e83"/>
+    <w:bookmarkStart w:id="23" w:name="Xca72eee7fcae6cd55d9729f8803babb985f84cc"/>
     <w:p>
       <w:pPr>
         <w:pStyle w:val="Heading2"/>
       </w:pPr>
       <w:r>
-        <w:t xml:space="preserve">Вопрос 18. Семантика PUT и входных данных, сохранение без изменений</w:t>
+        <w:t xml:space="preserve">Вопрос 16. Семантика PUT и входных данных, сохранение без изменений</w:t>
       </w:r>
     </w:p>
     <w:p>
@@ -1256,7 +1179,7 @@
         <w:t xml:space="preserve"> </w:t>
       </w:r>
       <w:r>
-        <w:t xml:space="preserve">T01.2, раздел 5.4 и раздел «Организация и технические поля». Требует единого решения в OpenAPI.</w:t>
+        <w:t xml:space="preserve">T01.2, разделы 2.4 и общие правила раздела 2 («Организация и технические поля»). Требует единого решения в OpenAPI.</w:t>
       </w:r>
     </w:p>
     <w:p>
@@ -1454,7 +1377,7 @@
         <w:t xml:space="preserve"> </w:t>
       </w:r>
       <w:r>
-        <w:t xml:space="preserve">из тела при несовпадении с токеном — 403).</w:t>
+        <w:t xml:space="preserve">из тела при несовпадении с организацией пользователя — 403).</w:t>
       </w:r>
       <w:r>
         <w:t xml:space="preserve"> </w:t>
@@ -1614,24 +1537,6 @@
       </w:r>
     </w:p>
     <w:p>
-      <w:pPr>
-        <w:pStyle w:val="BodyText"/>
-      </w:pPr>
-      <w:r>
-        <w:rPr>
-          <w:bCs/>
-          <w:b/>
-        </w:rPr>
-        <w:t xml:space="preserve">Статус.</w:t>
-      </w:r>
-      <w:r>
-        <w:t xml:space="preserve"> </w:t>
-      </w:r>
-      <w:r>
-        <w:t xml:space="preserve">Открыт. Блокирует OpenAPI.</w:t>
-      </w:r>
-    </w:p>
-    <w:p>
       <w:r>
         <w:pict>
           <v:rect style="width:0;height:1.5pt" o:hralign="center" o:hrstd="t" o:hr="t"/>
@@ -1639,13 +1544,13 @@
       </w:r>
     </w:p>
     <w:bookmarkEnd w:id="23"/>
-    <w:bookmarkStart w:id="24" w:name="X11132d03156d06a931b096fe7b215e20c97f821"/>
+    <w:bookmarkStart w:id="24" w:name="X4987686908117c6213d8c057718bae13b06f2fe"/>
     <w:p>
       <w:pPr>
         <w:pStyle w:val="Heading2"/>
       </w:pPr>
       <w:r>
-        <w:t xml:space="preserve">Вопрос 19. Состояния записи, статус в ответе и повторный DELETE</w:t>
+        <w:t xml:space="preserve">Вопрос 17. Состояния записи, статус в ответе и повторный DELETE</w:t>
       </w:r>
     </w:p>
     <w:p>
@@ -2025,24 +1930,6 @@
       </w:r>
     </w:p>
     <w:p>
-      <w:pPr>
-        <w:pStyle w:val="BodyText"/>
-      </w:pPr>
-      <w:r>
-        <w:rPr>
-          <w:bCs/>
-          <w:b/>
-        </w:rPr>
-        <w:t xml:space="preserve">Статус.</w:t>
-      </w:r>
-      <w:r>
-        <w:t xml:space="preserve"> </w:t>
-      </w:r>
-      <w:r>
-        <w:t xml:space="preserve">Открыт.</w:t>
-      </w:r>
-    </w:p>
-    <w:p>
       <w:r>
         <w:pict>
           <v:rect style="width:0;height:1.5pt" o:hralign="center" o:hrstd="t" o:hr="t"/>
@@ -2050,13 +1937,13 @@
       </w:r>
     </w:p>
     <w:bookmarkEnd w:id="24"/>
-    <w:bookmarkStart w:id="25" w:name="X3153f697d4be7cc6b83cafeacca53bf0bd3de66"/>
+    <w:bookmarkStart w:id="25" w:name="X5e801f68836076dd80c17be4a6660ab288b6535"/>
     <w:p>
       <w:pPr>
         <w:pStyle w:val="Heading2"/>
       </w:pPr>
       <w:r>
-        <w:t xml:space="preserve">Вопрос 20. Контракт предварительного расчёта для кнопок формы (T01.3, T01.4)</w:t>
+        <w:t xml:space="preserve">Вопрос 18. Контракт предварительного расчёта для кнопок формы (T01.3, T01.4)</w:t>
       </w:r>
     </w:p>
     <w:p>
@@ -2221,24 +2108,6 @@
       </w:r>
     </w:p>
     <w:p>
-      <w:pPr>
-        <w:pStyle w:val="BodyText"/>
-      </w:pPr>
-      <w:r>
-        <w:rPr>
-          <w:bCs/>
-          <w:b/>
-        </w:rPr>
-        <w:t xml:space="preserve">Статус.</w:t>
-      </w:r>
-      <w:r>
-        <w:t xml:space="preserve"> </w:t>
-      </w:r>
-      <w:r>
-        <w:t xml:space="preserve">Открыт. При варианте A в объём T01.2 добавляется ручка, которой нет в карточке.</w:t>
-      </w:r>
-    </w:p>
-    <w:p>
       <w:r>
         <w:pict>
           <v:rect style="width:0;height:1.5pt" o:hralign="center" o:hrstd="t" o:hr="t"/>
@@ -2246,13 +2115,13 @@
       </w:r>
     </w:p>
     <w:bookmarkEnd w:id="25"/>
-    <w:bookmarkStart w:id="26" w:name="Xcc182a93be7f9f7e2a94cf13d7553c738047dd0"/>
+    <w:bookmarkStart w:id="26" w:name="X873defb81a50f95ee8b32fa2de08c448ea53bdc"/>
     <w:p>
       <w:pPr>
         <w:pStyle w:val="Heading2"/>
       </w:pPr>
       <w:r>
-        <w:t xml:space="preserve">Вопрос 21. Идемпотентность POST и защита от конкурентного дубля</w:t>
+        <w:t xml:space="preserve">Вопрос 19. Идемпотентность POST и защита от конкурентного дубля</w:t>
       </w:r>
     </w:p>
     <w:p>
@@ -2270,7 +2139,7 @@
         <w:t xml:space="preserve"> </w:t>
       </w:r>
       <w:r>
-        <w:t xml:space="preserve">T01.2: повтор</w:t>
+        <w:t xml:space="preserve">Повтор</w:t>
       </w:r>
       <w:r>
         <w:t xml:space="preserve"> </w:t>
@@ -2285,7 +2154,7 @@
         <w:t xml:space="preserve"> </w:t>
       </w:r>
       <w:r>
-        <w:t xml:space="preserve">при потере ответа может создать второй маршрут; проверка бизнес-дубля идемпотентность не заменяет. Критерий дубля — вопрос 4 заказчику: записи с тем же ключом и пересекающимся периодом.</w:t>
+        <w:t xml:space="preserve">при потере ответа может создать второй маршрут; проверка бизнес-дубля идемпотентность не заменяет. Критерий дубля — вопрос заказчику 4: записи с тем же ключом и пересекающимся периодом.</w:t>
       </w:r>
     </w:p>
     <w:p>
@@ -2408,24 +2277,6 @@
       </w:r>
     </w:p>
     <w:p>
-      <w:pPr>
-        <w:pStyle w:val="BodyText"/>
-      </w:pPr>
-      <w:r>
-        <w:rPr>
-          <w:bCs/>
-          <w:b/>
-        </w:rPr>
-        <w:t xml:space="preserve">Статус.</w:t>
-      </w:r>
-      <w:r>
-        <w:t xml:space="preserve"> </w:t>
-      </w:r>
-      <w:r>
-        <w:t xml:space="preserve">Открыт. Связан с вопросом 24 (импорт) и вопросом 4 заказчику (критерий дубля).</w:t>
-      </w:r>
-    </w:p>
-    <w:p>
       <w:r>
         <w:pict>
           <v:rect style="width:0;height:1.5pt" o:hralign="center" o:hrstd="t" o:hr="t"/>
@@ -2433,13 +2284,13 @@
       </w:r>
     </w:p>
     <w:bookmarkEnd w:id="26"/>
-    <w:bookmarkStart w:id="27" w:name="X1abc6b40a6b23bc48f4b54e46fff7d586619bdf"/>
+    <w:bookmarkStart w:id="27" w:name="X7d3a803823c3329b4a6e3c7d8bd1eed58610a63"/>
     <w:p>
       <w:pPr>
         <w:pStyle w:val="Heading2"/>
       </w:pPr>
       <w:r>
-        <w:t xml:space="preserve">Вопрос 22. Активные заявки: контракт проверки и защита от гонки при деактивации</w:t>
+        <w:t xml:space="preserve">Вопрос 20. Активные заявки: контракт проверки и защита от гонки при деактивации</w:t>
       </w:r>
     </w:p>
     <w:p>
@@ -2457,7 +2308,7 @@
         <w:t xml:space="preserve"> </w:t>
       </w:r>
       <w:r>
-        <w:t xml:space="preserve">T01.1 и T01.2: при активной заявке удаление запрещено, завершённые поездки не препятствуют; состав активных статусов и защита от создания заявки во время деактивации не определены (T04.1). Недоступность проверки не означает отсутствие активных заявок.</w:t>
+        <w:t xml:space="preserve">T01.1 и T01.2: при активной заявке удаление запрещено, завершённые поездки не препятствуют; защита от создания заявки во время деактивации не определена (T04.1). Недоступность проверки не означает отсутствие активных заявок.</w:t>
       </w:r>
     </w:p>
     <w:p>
@@ -2475,7 +2326,7 @@
         <w:t xml:space="preserve"> </w:t>
       </w:r>
       <w:r>
-        <w:t xml:space="preserve">Каким контрактом сервис маршрутов узнаёт об активных заявках (какие статусы активны, метод и владелец) и как исключить создание заявки по маршруту, пока он деактивируется.</w:t>
+        <w:t xml:space="preserve">Каким контрактом сервис маршрутов узнаёт об активных заявках (метод и владелец) и как исключить создание заявки по маршруту, пока он деактивируется.</w:t>
       </w:r>
     </w:p>
     <w:p>
@@ -2585,37 +2436,25 @@
           <w:bCs/>
           <w:b/>
         </w:rPr>
-        <w:t xml:space="preserve">Статус.</w:t>
-      </w:r>
-      <w:r>
-        <w:t xml:space="preserve"> </w:t>
-      </w:r>
-      <w:r>
-        <w:t xml:space="preserve">Открыт.</w:t>
-      </w:r>
-      <w:r>
-        <w:t xml:space="preserve"> </w:t>
-      </w:r>
-      <w:r>
-        <w:rPr>
-          <w:rStyle w:val="VerbatimChar"/>
-        </w:rPr>
-        <w:t xml:space="preserve">[КОД]</w:t>
-      </w:r>
-      <w:r>
-        <w:t xml:space="preserve"> </w:t>
-      </w:r>
-      <w:r>
-        <w:t xml:space="preserve">Перечень нетерминальных статусов известен (</w:t>
-      </w:r>
-      <w:r>
-        <w:rPr>
-          <w:rStyle w:val="VerbatimChar"/>
-        </w:rPr>
-        <w:t xml:space="preserve">TripRequestStatus</w:t>
-      </w:r>
-      <w:r>
-        <w:t xml:space="preserve">), но API поиска заявок по признаку избранного маршрута нет — поля в заявке ещё нет (T04.1).</w:t>
+        <w:t xml:space="preserve">Состав активных статусов закрыт кодом (08.10).</w:t>
+      </w:r>
+      <w:r>
+        <w:t xml:space="preserve"> </w:t>
+      </w:r>
+      <w:r>
+        <w:t xml:space="preserve">У статуса есть признак</w:t>
+      </w:r>
+      <w:r>
+        <w:t xml:space="preserve"> </w:t>
+      </w:r>
+      <w:r>
+        <w:rPr>
+          <w:rStyle w:val="VerbatimChar"/>
+        </w:rPr>
+        <w:t xml:space="preserve">terminal</w:t>
+      </w:r>
+      <w:r>
+        <w:t xml:space="preserve">. Для такси и группового трансфера терминальны только «отменена» и «завершена»; активной считается заявка в любом другом статусе. Перечислять статусы в контракте не нужно — достаточно правила «не терминальная». Открытым остаётся только контракт проверки и защита от гонки.</w:t>
       </w:r>
     </w:p>
     <w:p>
@@ -2626,13 +2465,13 @@
       </w:r>
     </w:p>
     <w:bookmarkEnd w:id="27"/>
-    <w:bookmarkStart w:id="28" w:name="Xcb377ac185e1ef300ba9a9feb9ff0133dc2aeda"/>
+    <w:bookmarkStart w:id="28" w:name="X71ca73e3a8407f8a3874612315acc9e33a378fd"/>
     <w:p>
       <w:pPr>
         <w:pStyle w:val="Heading2"/>
       </w:pPr>
       <w:r>
-        <w:t xml:space="preserve">Вопрос 23. Проверка тарифа при выдаче списка: число вызовов и кэш</w:t>
+        <w:t xml:space="preserve">Вопрос 21. Проверка тарифа при выдаче списка: число вызовов и кэш</w:t>
       </w:r>
     </w:p>
     <w:p>
@@ -2754,13 +2593,13 @@
           <w:bCs/>
           <w:b/>
         </w:rPr>
-        <w:t xml:space="preserve">Статус.</w:t>
-      </w:r>
-      <w:r>
-        <w:t xml:space="preserve"> </w:t>
-      </w:r>
-      <w:r>
-        <w:t xml:space="preserve">Открыт.</w:t>
+        <w:t xml:space="preserve">Примечание (08.10).</w:t>
+      </w:r>
+      <w:r>
+        <w:t xml:space="preserve"> </w:t>
+      </w:r>
+      <w:r>
+        <w:t xml:space="preserve">Для такси проверить «действует ли тариф на дату заказа» нельзя — см. вопрос 26. Это меняет смысл проверки при выдаче списка: для такси она сводится к «действует сейчас».</w:t>
       </w:r>
     </w:p>
     <w:p>
@@ -2771,13 +2610,13 @@
       </w:r>
     </w:p>
     <w:bookmarkEnd w:id="28"/>
-    <w:bookmarkStart w:id="29" w:name="Xae12e2cee0aea6483b436993fc6b6323aa2e787"/>
+    <w:bookmarkStart w:id="29" w:name="X64c42706393a773b22a0f5a29d40731346b95ff"/>
     <w:p>
       <w:pPr>
         <w:pStyle w:val="Heading2"/>
       </w:pPr>
       <w:r>
-        <w:t xml:space="preserve">Вопрос 24. Массовый импорт маршрутов: способ реализации</w:t>
+        <w:t xml:space="preserve">Вопрос 22. Массовый импорт маршрутов: способ реализации</w:t>
       </w:r>
     </w:p>
     <w:p>
@@ -2795,7 +2634,7 @@
         <w:t xml:space="preserve"> </w:t>
       </w:r>
       <w:r>
-        <w:t xml:space="preserve">Ответы заказчика 10.09 и 17.09 (п. 11): импорт из Excel, до 80 маршрутов на старте; требования к ошибкам, дублям и разовости — вопрос 11 заказчику. Отчёт разработчика (срез 05.10): шаблон и загрузка Excel реализованы, сообщения об ошибках по строкам, отказ от частичной загрузки. В T01.2 метода импорта нет.</w:t>
+        <w:t xml:space="preserve">Ответы заказчика 10.09 и 17.09 (п. 11): импорт из Excel, до 80 маршрутов на старте; требования к ошибкам, дублям и разовости — вопрос заказчику 11. Отчёт разработчика (срез 05.10): шаблон и загрузка Excel реализованы, сообщения об ошибках по строкам, отказ от частичной загрузки. В T01.2 метода импорта нет.</w:t>
       </w:r>
     </w:p>
     <w:p>
@@ -2911,41 +2750,7 @@
         <w:t xml:space="preserve"> </w:t>
       </w:r>
       <w:r>
-        <w:t xml:space="preserve">A для объёма до 80 строк (до 26 точек в строке — время расчёта, вопрос 9); B — если объём вырастет. Нумерация — по счётчику (вопрос 6).</w:t>
-      </w:r>
-    </w:p>
-    <w:p>
-      <w:pPr>
-        <w:pStyle w:val="BodyText"/>
-      </w:pPr>
-      <w:r>
-        <w:rPr>
-          <w:bCs/>
-          <w:b/>
-        </w:rPr>
-        <w:t xml:space="preserve">Статус.</w:t>
-      </w:r>
-      <w:r>
-        <w:t xml:space="preserve"> </w:t>
-      </w:r>
-      <w:r>
-        <w:t xml:space="preserve">Открыт.</w:t>
-      </w:r>
-      <w:r>
-        <w:t xml:space="preserve"> </w:t>
-      </w:r>
-      <w:r>
-        <w:rPr>
-          <w:bCs/>
-          <w:b/>
-        </w:rPr>
-        <w:t xml:space="preserve">Реализация опережает спецификацию:</w:t>
-      </w:r>
-      <w:r>
-        <w:t xml:space="preserve"> </w:t>
-      </w:r>
-      <w:r>
-        <w:t xml:space="preserve">импорт уже написан, контракта в T01.2 нет. Требуется либо описать его в T01.2, либо явно вынести в отдельную задачу.</w:t>
+        <w:t xml:space="preserve">A для объёма до 80 строк (до 26 точек в строке — время расчёта, T01.4); B — если объём вырастет. Номера выдаёт штатная библиотека, импорт последовательный (T01.1, D13).</w:t>
       </w:r>
     </w:p>
     <w:p>
@@ -2956,13 +2761,13 @@
       </w:r>
     </w:p>
     <w:bookmarkEnd w:id="29"/>
-    <w:bookmarkStart w:id="30" w:name="X6eef653e68dc0eebc44a6eccdbf5b9ed4287a9d"/>
+    <w:bookmarkStart w:id="30" w:name="X4c66f56accfb61ecb060f78f30f8f5c3e3856bc"/>
     <w:p>
       <w:pPr>
         <w:pStyle w:val="Heading2"/>
       </w:pPr>
       <w:r>
-        <w:t xml:space="preserve">Вопрос 25. Имя поля человекочитаемого номера в API, БД и на фронте</w:t>
+        <w:t xml:space="preserve">Вопрос 23. Ошибки geo и тарифа при сохранении: коды наружу, таймауты, повторы</w:t>
       </w:r>
     </w:p>
     <w:p>
@@ -2980,43 +2785,56 @@
         <w:t xml:space="preserve"> </w:t>
       </w:r>
       <w:r>
-        <w:t xml:space="preserve">Протокол 17.09, п. 1 дословно: «Наименование решили менять favoriteRoute». Слова «Number» в протоколе нет, полного имени поля протокол не называет; в записи обсуждались префиксы и риск путаницы с полями других сервисов. В T01.1 колонка названа</w:t>
-      </w:r>
-      <w:r>
-        <w:t xml:space="preserve"> </w:t>
-      </w:r>
-      <w:r>
-        <w:rPr>
-          <w:rStyle w:val="VerbatimChar"/>
-        </w:rPr>
-        <w:t xml:space="preserve">favorite_route_number</w:t>
-      </w:r>
-      <w:r>
-        <w:t xml:space="preserve">. В ранней редакции T01.2 использовалось</w:t>
-      </w:r>
-      <w:r>
-        <w:t xml:space="preserve"> </w:t>
-      </w:r>
-      <w:r>
-        <w:rPr>
-          <w:rStyle w:val="VerbatimChar"/>
-        </w:rPr>
-        <w:t xml:space="preserve">favoriteRouteNumber</w:t>
-      </w:r>
-      <w:r>
-        <w:t xml:space="preserve">. В платформе поле того же назначения и формата называется</w:t>
-      </w:r>
-      <w:r>
-        <w:t xml:space="preserve"> </w:t>
-      </w:r>
-      <w:r>
-        <w:rPr>
-          <w:rStyle w:val="VerbatimChar"/>
-        </w:rPr>
-        <w:t xml:space="preserve">humanReadableId</w:t>
-      </w:r>
-      <w:r>
-        <w:t xml:space="preserve">. Вопрос 6 текущего списка ссылается на «решение 17.09 об имени поля» как на закрытое.</w:t>
+        <w:rPr>
+          <w:rStyle w:val="VerbatimChar"/>
+        </w:rPr>
+        <w:t xml:space="preserve">[КОД]</w:t>
+      </w:r>
+      <w:r>
+        <w:t xml:space="preserve"> </w:t>
+      </w:r>
+      <w:r>
+        <w:t xml:space="preserve">Сервис geo отвечает</w:t>
+      </w:r>
+      <w:r>
+        <w:t xml:space="preserve"> </w:t>
+      </w:r>
+      <w:r>
+        <w:rPr>
+          <w:bCs/>
+          <w:b/>
+        </w:rPr>
+        <w:t xml:space="preserve">417</w:t>
+      </w:r>
+      <w:r>
+        <w:t xml:space="preserve"> </w:t>
+      </w:r>
+      <w:r>
+        <w:t xml:space="preserve">на любую ошибку провайдера, включая «адрес не найден» (</w:t>
+      </w:r>
+      <w:r>
+        <w:rPr>
+          <w:rStyle w:val="VerbatimChar"/>
+        </w:rPr>
+        <w:t xml:space="preserve">ControllerExceptionHandler.java:20-50</w:t>
+      </w:r>
+      <w:r>
+        <w:t xml:space="preserve">). Маршрут из 26 точек — до 25 последовательных запросов к 2ГИС, фактическое время не замерено (T01.4). Сервер пересчитывает при каждом сохранении (вопрос 7).</w:t>
+      </w:r>
+      <w:r>
+        <w:t xml:space="preserve"> </w:t>
+      </w:r>
+      <w:r>
+        <w:rPr>
+          <w:rStyle w:val="VerbatimChar"/>
+        </w:rPr>
+        <w:t xml:space="preserve">[КОД]</w:t>
+      </w:r>
+      <w:r>
+        <w:t xml:space="preserve"> </w:t>
+      </w:r>
+      <w:r>
+        <w:t xml:space="preserve">Таймауты и политика повторов в вызовах тарифа не найдены.</w:t>
       </w:r>
     </w:p>
     <w:p>
@@ -3034,7 +2852,7 @@
         <w:t xml:space="preserve"> </w:t>
       </w:r>
       <w:r>
-        <w:t xml:space="preserve">Нужно одно имя, одинаково применённое в DDL, в API, в OpenAPI и на фронте. Сейчас в документах проекта встречаются три варианта, и ссылка на протокол корректна ни для одного из них.</w:t>
+        <w:t xml:space="preserve">Какой код и тело возвращает справочник наружу, когда geo или сервис тарифов ответили ошибкой или не ответили; каковы таймаут на сохранение и политика повторов; что остаётся в БД при сбое на середине расчёта.</w:t>
       </w:r>
     </w:p>
     <w:p>
@@ -3068,31 +2886,7 @@
         <w:t xml:space="preserve"> </w:t>
       </w:r>
       <w:r>
-        <w:rPr>
-          <w:rStyle w:val="VerbatimChar"/>
-        </w:rPr>
-        <w:t xml:space="preserve">favoriteRouteNumber</w:t>
-      </w:r>
-      <w:r>
-        <w:t xml:space="preserve"> </w:t>
-      </w:r>
-      <w:r>
-        <w:t xml:space="preserve">в API,</w:t>
-      </w:r>
-      <w:r>
-        <w:t xml:space="preserve"> </w:t>
-      </w:r>
-      <w:r>
-        <w:rPr>
-          <w:rStyle w:val="VerbatimChar"/>
-        </w:rPr>
-        <w:t xml:space="preserve">favorite_route_number</w:t>
-      </w:r>
-      <w:r>
-        <w:t xml:space="preserve"> </w:t>
-      </w:r>
-      <w:r>
-        <w:t xml:space="preserve">в БД — совпадает с T01.1, читается однозначно.</w:t>
+        <w:t xml:space="preserve">502 на ошибку зависимости, 504 на таймаут, 400 с указанием точки — только если geo однозначно сообщил «адрес не найден»; повторов нет, транзакция не начинается до получения расчёта.</w:t>
       </w:r>
     </w:p>
     <w:p>
@@ -3114,16 +2908,7 @@
         <w:t xml:space="preserve"> </w:t>
       </w:r>
       <w:r>
-        <w:rPr>
-          <w:rStyle w:val="VerbatimChar"/>
-        </w:rPr>
-        <w:t xml:space="preserve">favoriteRoute</w:t>
-      </w:r>
-      <w:r>
-        <w:t xml:space="preserve"> </w:t>
-      </w:r>
-      <w:r>
-        <w:t xml:space="preserve">в API — буквальная формулировка протокола; минус: поле с таким именем внутри сущности FavoriteRoute читается как ссылка на сущность, а не как её номер.</w:t>
+        <w:t xml:space="preserve">Транслировать код зависимости как есть (включая 417) — минус: 417 в контракте справочника читается неоднозначно.</w:t>
       </w:r>
     </w:p>
     <w:p>
@@ -3145,16 +2930,7 @@
         <w:t xml:space="preserve"> </w:t>
       </w:r>
       <w:r>
-        <w:rPr>
-          <w:rStyle w:val="VerbatimChar"/>
-        </w:rPr>
-        <w:t xml:space="preserve">humanReadableId</w:t>
-      </w:r>
-      <w:r>
-        <w:t xml:space="preserve"> </w:t>
-      </w:r>
-      <w:r>
-        <w:t xml:space="preserve">— платформенное имя для поля того же назначения; минус: расходится с БТ и карточкой.</w:t>
+        <w:t xml:space="preserve">503 на любую недоступность зависимости, один повтор с увеличенным таймаутом.</w:t>
       </w:r>
     </w:p>
     <w:p>
@@ -3172,7 +2948,7 @@
         <w:t xml:space="preserve"> </w:t>
       </w:r>
       <w:r>
-        <w:t xml:space="preserve">A. Решение зафиксировать письменно и снять из вопроса 6 ссылку на протокол 17.09 как на решение об имени.</w:t>
+        <w:t xml:space="preserve">A, с оговоркой: пока geo не различает «не найдено» и «провайдер недоступен», 417 трактуется как недоступность. Таймаут на сохранение определить по замеру времени расчёта.</w:t>
       </w:r>
     </w:p>
     <w:p>
@@ -3190,7 +2966,7 @@
         <w:t xml:space="preserve"> </w:t>
       </w:r>
       <w:r>
-        <w:t xml:space="preserve">Открыт. Блокирует OpenAPI и DDL.</w:t>
+        <w:t xml:space="preserve">Перенесён из предыдущей редакции (там вопрос 28), не закрыт.</w:t>
       </w:r>
     </w:p>
     <w:p>
@@ -3201,13 +2977,13 @@
       </w:r>
     </w:p>
     <w:bookmarkEnd w:id="30"/>
-    <w:bookmarkStart w:id="31" w:name="X7482659e3efabd9a74bc05fcab63d1ef5f9231b"/>
+    <w:bookmarkStart w:id="31" w:name="Xb1baa0fde932119b4ef9e80ec28e17e5ecf0ca9"/>
     <w:p>
       <w:pPr>
         <w:pStyle w:val="Heading2"/>
       </w:pPr>
       <w:r>
-        <w:t xml:space="preserve">Вопрос 26. Единицы и типы расчётных полей: расхождение между БД и API</w:t>
+        <w:t xml:space="preserve">Вопрос 24. Локальные копии организаций, подразделений и сотрудников в сервисе маршрутов</w:t>
       </w:r>
     </w:p>
     <w:p>
@@ -3225,282 +3001,78 @@
         <w:t xml:space="preserve"> </w:t>
       </w:r>
       <w:r>
-        <w:t xml:space="preserve">Вопрос 2 текущего списка (D06):</w:t>
-      </w:r>
-      <w:r>
-        <w:t xml:space="preserve"> </w:t>
-      </w:r>
-      <w:r>
-        <w:rPr>
-          <w:rStyle w:val="VerbatimChar"/>
-        </w:rPr>
-        <w:t xml:space="preserve">total_km</w:t>
-      </w:r>
-      <w:r>
-        <w:t xml:space="preserve"> </w:t>
-      </w:r>
-      <w:r>
-        <w:t xml:space="preserve">—</w:t>
-      </w:r>
-      <w:r>
-        <w:t xml:space="preserve"> </w:t>
-      </w:r>
-      <w:r>
-        <w:rPr>
-          <w:rStyle w:val="VerbatimChar"/>
-        </w:rPr>
-        <w:t xml:space="preserve">numeric(7,3)</w:t>
-      </w:r>
-      <w:r>
-        <w:t xml:space="preserve"> </w:t>
-      </w:r>
-      <w:r>
-        <w:t xml:space="preserve">с округлением half-up до 0,001 км;</w:t>
-      </w:r>
-      <w:r>
-        <w:t xml:space="preserve"> </w:t>
-      </w:r>
-      <w:r>
-        <w:rPr>
-          <w:rStyle w:val="VerbatimChar"/>
-        </w:rPr>
-        <w:t xml:space="preserve">travel_time</w:t>
-      </w:r>
-      <w:r>
-        <w:t xml:space="preserve"> </w:t>
-      </w:r>
-      <w:r>
-        <w:t xml:space="preserve">и</w:t>
-      </w:r>
-      <w:r>
-        <w:t xml:space="preserve"> </w:t>
-      </w:r>
-      <w:r>
-        <w:rPr>
-          <w:rStyle w:val="VerbatimChar"/>
-        </w:rPr>
-        <w:t xml:space="preserve">total_time</w:t>
-      </w:r>
-      <w:r>
-        <w:t xml:space="preserve"> </w:t>
-      </w:r>
-      <w:r>
-        <w:t xml:space="preserve">—</w:t>
-      </w:r>
-      <w:r>
-        <w:t xml:space="preserve"> </w:t>
-      </w:r>
-      <w:r>
-        <w:rPr>
-          <w:rStyle w:val="VerbatimChar"/>
-        </w:rPr>
-        <w:t xml:space="preserve">numeric(6,1)</w:t>
-      </w:r>
-      <w:r>
-        <w:t xml:space="preserve"> </w:t>
-      </w:r>
-      <w:r>
-        <w:t xml:space="preserve">с округлением half-up один раз после суммирования; деньги —</w:t>
-      </w:r>
-      <w:r>
-        <w:t xml:space="preserve"> </w:t>
-      </w:r>
-      <w:r>
-        <w:rPr>
-          <w:rStyle w:val="VerbatimChar"/>
-        </w:rPr>
-        <w:t xml:space="preserve">int4</w:t>
-      </w:r>
-      <w:r>
-        <w:t xml:space="preserve"> </w:t>
-      </w:r>
-      <w:r>
-        <w:t xml:space="preserve">в копейках. Вопрос 2 (D02):</w:t>
-      </w:r>
-      <w:r>
-        <w:t xml:space="preserve"> </w:t>
-      </w:r>
-      <w:r>
-        <w:rPr>
-          <w:rStyle w:val="VerbatimChar"/>
-        </w:rPr>
-        <w:t xml:space="preserve">waitTime</w:t>
-      </w:r>
-      <w:r>
-        <w:t xml:space="preserve"> </w:t>
-      </w:r>
-      <w:r>
-        <w:t xml:space="preserve">—</w:t>
-      </w:r>
-      <w:r>
-        <w:t xml:space="preserve"> </w:t>
-      </w:r>
-      <w:r>
-        <w:rPr>
-          <w:rStyle w:val="VerbatimChar"/>
-        </w:rPr>
-        <w:t xml:space="preserve">int64</w:t>
-      </w:r>
-      <w:r>
-        <w:t xml:space="preserve">,</w:t>
-      </w:r>
-      <w:r>
-        <w:t xml:space="preserve"> </w:t>
-      </w:r>
-      <w:r>
-        <w:rPr>
-          <w:bCs/>
-          <w:b/>
-        </w:rPr>
-        <w:t xml:space="preserve">миллисекунды</w:t>
-      </w:r>
-      <w:r>
-        <w:t xml:space="preserve">, точка без ожидания — ключ опускается.</w:t>
-      </w:r>
-      <w:r>
-        <w:t xml:space="preserve"> </w:t>
-      </w:r>
-      <w:r>
-        <w:rPr>
-          <w:rStyle w:val="VerbatimChar"/>
-        </w:rPr>
-        <w:t xml:space="preserve">[КОД]</w:t>
-      </w:r>
-      <w:r>
-        <w:t xml:space="preserve"> </w:t>
-      </w:r>
-      <w:r>
-        <w:rPr>
-          <w:rStyle w:val="VerbatimChar"/>
-        </w:rPr>
-        <w:t xml:space="preserve">DurationMillisConverter</w:t>
-      </w:r>
-      <w:r>
-        <w:t xml:space="preserve"> </w:t>
-      </w:r>
-      <w:r>
-        <w:t xml:space="preserve">/</w:t>
-      </w:r>
-      <w:r>
-        <w:t xml:space="preserve"> </w:t>
-      </w:r>
-      <w:r>
-        <w:rPr>
-          <w:rStyle w:val="VerbatimChar"/>
-        </w:rPr>
-        <w:t xml:space="preserve">MillisDurationConverter</w:t>
-      </w:r>
-      <w:r>
-        <w:t xml:space="preserve"> </w:t>
-      </w:r>
-      <w:r>
-        <w:t xml:space="preserve">в</w:t>
-      </w:r>
-      <w:r>
-        <w:t xml:space="preserve"> </w:t>
-      </w:r>
-      <w:r>
-        <w:rPr>
-          <w:rStyle w:val="VerbatimChar"/>
-        </w:rPr>
-        <w:t xml:space="preserve">core-main</w:t>
-      </w:r>
-      <w:r>
-        <w:t xml:space="preserve">:</w:t>
-      </w:r>
-      <w:r>
-        <w:t xml:space="preserve"> </w:t>
-      </w:r>
-      <w:r>
-        <w:rPr>
-          <w:rStyle w:val="VerbatimChar"/>
-        </w:rPr>
-        <w:t xml:space="preserve">Duration</w:t>
-      </w:r>
-      <w:r>
-        <w:t xml:space="preserve"> </w:t>
-      </w:r>
-      <w:r>
-        <w:t xml:space="preserve">↔ миллисекунды,</w:t>
-      </w:r>
-      <w:r>
-        <w:t xml:space="preserve"> </w:t>
-      </w:r>
-      <w:r>
-        <w:rPr>
-          <w:rStyle w:val="VerbatimChar"/>
-        </w:rPr>
-        <w:t xml:space="preserve">null</w:t>
-      </w:r>
-      <w:r>
-        <w:t xml:space="preserve"> </w:t>
-      </w:r>
-      <w:r>
-        <w:t xml:space="preserve">сериализуется как</w:t>
-      </w:r>
-      <w:r>
-        <w:t xml:space="preserve"> </w:t>
-      </w:r>
-      <w:r>
-        <w:rPr>
-          <w:rStyle w:val="VerbatimChar"/>
-        </w:rPr>
-        <w:t xml:space="preserve">0</w:t>
-      </w:r>
-      <w:r>
-        <w:t xml:space="preserve">.</w:t>
-      </w:r>
-      <w:r>
-        <w:t xml:space="preserve"> </w:t>
-      </w:r>
-      <w:r>
-        <w:rPr>
-          <w:rStyle w:val="VerbatimChar"/>
-        </w:rPr>
-        <w:t xml:space="preserve">[КОД]</w:t>
-      </w:r>
-      <w:r>
-        <w:t xml:space="preserve"> </w:t>
-      </w:r>
-      <w:r>
-        <w:t xml:space="preserve">В сообщении перевозчику ожидание уходит в</w:t>
-      </w:r>
-      <w:r>
-        <w:t xml:space="preserve"> </w:t>
-      </w:r>
-      <w:r>
-        <w:rPr>
-          <w:bCs/>
-          <w:b/>
-        </w:rPr>
-        <w:t xml:space="preserve">секундах</w:t>
-      </w:r>
-      <w:r>
-        <w:t xml:space="preserve"> </w:t>
-      </w:r>
-      <w:r>
-        <w:t xml:space="preserve">(</w:t>
-      </w:r>
-      <w:r>
-        <w:rPr>
-          <w:rStyle w:val="VerbatimChar"/>
-        </w:rPr>
-        <w:t xml:space="preserve">toSeconds()</w:t>
-      </w:r>
-      <w:r>
-        <w:t xml:space="preserve">,</w:t>
-      </w:r>
-      <w:r>
-        <w:t xml:space="preserve"> </w:t>
-      </w:r>
-      <w:r>
-        <w:rPr>
-          <w:rStyle w:val="VerbatimChar"/>
-        </w:rPr>
-        <w:t xml:space="preserve">OutContractorTaxiTripMessageMapperImpl.java:316</w:t>
-      </w:r>
-      <w:r>
-        <w:t xml:space="preserve">).</w:t>
+        <w:t xml:space="preserve">Обследование кода 08.10:</w:t>
+      </w:r>
+      <w:r>
+        <w:t xml:space="preserve"> </w:t>
+      </w:r>
+      <w:r>
+        <w:rPr>
+          <w:bCs/>
+          <w:b/>
+        </w:rPr>
+        <w:t xml:space="preserve">в токене нет ни организации, ни</w:t>
+      </w:r>
+      <w:r>
+        <w:rPr>
+          <w:bCs/>
+          <w:b/>
+        </w:rPr>
+        <w:t xml:space="preserve"> </w:t>
+      </w:r>
+      <w:r>
+        <w:rPr>
+          <w:rStyle w:val="VerbatimChar"/>
+          <w:bCs/>
+          <w:b/>
+        </w:rPr>
+        <w:t xml:space="preserve">digitId</w:t>
+      </w:r>
+      <w:r>
+        <w:t xml:space="preserve"> </w:t>
+      </w:r>
+      <w:r>
+        <w:t xml:space="preserve">— там идентификатор учётной записи, роли и scope. Организация определяется по цепочке «учётная запись → сотрудник → подразделение → организация» в</w:t>
+      </w:r>
+      <w:r>
+        <w:t xml:space="preserve"> </w:t>
+      </w:r>
+      <w:r>
+        <w:rPr>
+          <w:bCs/>
+          <w:b/>
+        </w:rPr>
+        <w:t xml:space="preserve">локальных таблицах сервиса</w:t>
+      </w:r>
+      <w:r>
+        <w:t xml:space="preserve">, которые наполняются сообщениями Kafka (топик</w:t>
+      </w:r>
+      <w:r>
+        <w:t xml:space="preserve"> </w:t>
+      </w:r>
+      <w:r>
+        <w:rPr>
+          <w:rStyle w:val="VerbatimChar"/>
+        </w:rPr>
+        <w:t xml:space="preserve">service.organization</w:t>
+      </w:r>
+      <w:r>
+        <w:t xml:space="preserve">). Сервис заявок берёт</w:t>
+      </w:r>
+      <w:r>
+        <w:t xml:space="preserve"> </w:t>
+      </w:r>
+      <w:r>
+        <w:rPr>
+          <w:rStyle w:val="VerbatimChar"/>
+        </w:rPr>
+        <w:t xml:space="preserve">digitId</w:t>
+      </w:r>
+      <w:r>
+        <w:t xml:space="preserve"> </w:t>
+      </w:r>
+      <w:r>
+        <w:t xml:space="preserve">из такой локальной копии. Это закрывает вопрос 12 в пользу варианта C (собственная копия справочника), но создаёт у нового сервиса зависимость, которой в T01.1 и T01.2 нет.</w:t>
       </w:r>
     </w:p>
     <w:p>
@@ -3518,22 +3090,22 @@
         <w:t xml:space="preserve"> </w:t>
       </w:r>
       <w:r>
-        <w:t xml:space="preserve">В одном объекте ответа время оказывается в двух единицах: ожидание точки — миллисекунды целым числом, время в пути и полное время — десятичные (по типу</w:t>
-      </w:r>
-      <w:r>
-        <w:t xml:space="preserve"> </w:t>
-      </w:r>
-      <w:r>
-        <w:rPr>
-          <w:rStyle w:val="VerbatimChar"/>
-        </w:rPr>
-        <w:t xml:space="preserve">numeric(6,1)</w:t>
-      </w:r>
-      <w:r>
-        <w:t xml:space="preserve"> </w:t>
-      </w:r>
-      <w:r>
-        <w:t xml:space="preserve">— видимо, минуты). Нужно решить, что именно возвращает API, где выполняется конвертация и как складывать ожидание со временем в пути без потери точности.</w:t>
+        <w:t xml:space="preserve">Состав локальных копий, их наполнение и поведение сервиса, пока данных ещё нет. Без этого решения неисполнимы все ручки: организация пользователя определяется именно по этой цепочке, а</w:t>
+      </w:r>
+      <w:r>
+        <w:t xml:space="preserve"> </w:t>
+      </w:r>
+      <w:r>
+        <w:rPr>
+          <w:rStyle w:val="VerbatimChar"/>
+        </w:rPr>
+        <w:t xml:space="preserve">digitId</w:t>
+      </w:r>
+      <w:r>
+        <w:t xml:space="preserve"> </w:t>
+      </w:r>
+      <w:r>
+        <w:t xml:space="preserve">нужен для номера маршрута.</w:t>
       </w:r>
     </w:p>
     <w:p>
@@ -3567,16 +3139,31 @@
         <w:t xml:space="preserve"> </w:t>
       </w:r>
       <w:r>
-        <w:t xml:space="preserve">API отдаёт время в пути и полное время в минутах (</w:t>
-      </w:r>
-      <w:r>
-        <w:rPr>
-          <w:rStyle w:val="VerbatimChar"/>
-        </w:rPr>
-        <w:t xml:space="preserve">numeric(6,1)</w:t>
-      </w:r>
-      <w:r>
-        <w:t xml:space="preserve">, как в БД), ожидание точки — в миллисекундах (как в заявке). Конвертация при суммировании — на сервере, округление half-up один раз после суммирования.</w:t>
+        <w:t xml:space="preserve">Полная цепочка локально: организации (с</w:t>
+      </w:r>
+      <w:r>
+        <w:t xml:space="preserve"> </w:t>
+      </w:r>
+      <w:r>
+        <w:rPr>
+          <w:rStyle w:val="VerbatimChar"/>
+        </w:rPr>
+        <w:t xml:space="preserve">digitId</w:t>
+      </w:r>
+      <w:r>
+        <w:t xml:space="preserve">), подразделения, сотрудники; подписка на</w:t>
+      </w:r>
+      <w:r>
+        <w:t xml:space="preserve"> </w:t>
+      </w:r>
+      <w:r>
+        <w:rPr>
+          <w:rStyle w:val="VerbatimChar"/>
+        </w:rPr>
+        <w:t xml:space="preserve">service.organization</w:t>
+      </w:r>
+      <w:r>
+        <w:t xml:space="preserve">; начальная загрузка — отдельной задачей.</w:t>
       </w:r>
     </w:p>
     <w:p>
@@ -3598,22 +3185,7 @@
         <w:t xml:space="preserve"> </w:t>
       </w:r>
       <w:r>
-        <w:t xml:space="preserve">Единая единица для всех временных полей ответа — миллисекунды;</w:t>
-      </w:r>
-      <w:r>
-        <w:t xml:space="preserve"> </w:t>
-      </w:r>
-      <w:r>
-        <w:rPr>
-          <w:rStyle w:val="VerbatimChar"/>
-        </w:rPr>
-        <w:t xml:space="preserve">numeric(6,1)</w:t>
-      </w:r>
-      <w:r>
-        <w:t xml:space="preserve"> </w:t>
-      </w:r>
-      <w:r>
-        <w:t xml:space="preserve">в БД остаётся внутренним представлением.</w:t>
+        <w:t xml:space="preserve">Локально только организации; сотрудник и подразделение запрашиваются синхронно у сервиса организаций при каждом вызове.</w:t>
       </w:r>
     </w:p>
     <w:p>
@@ -3635,7 +3207,7 @@
         <w:t xml:space="preserve"> </w:t>
       </w:r>
       <w:r>
-        <w:t xml:space="preserve">Единая единица — минуты; ожидание точки тоже в минутах, конвертация в миллисекунды — только на границе с заявкой и расчётом.</w:t>
+        <w:t xml:space="preserve">Синхронный запрос всей цепочки без локальных копий.</w:t>
       </w:r>
     </w:p>
     <w:p>
@@ -3653,34 +3225,7 @@
         <w:t xml:space="preserve"> </w:t>
       </w:r>
       <w:r>
-        <w:t xml:space="preserve">A — минимум расхождений с T01.1 и с</w:t>
-      </w:r>
-      <w:r>
-        <w:t xml:space="preserve"> </w:t>
-      </w:r>
-      <w:r>
-        <w:rPr>
-          <w:rStyle w:val="VerbatimChar"/>
-        </w:rPr>
-        <w:t xml:space="preserve">WaypointDTO</w:t>
-      </w:r>
-      <w:r>
-        <w:t xml:space="preserve"> </w:t>
-      </w:r>
-      <w:r>
-        <w:t xml:space="preserve">заявки. Независимо от варианта: зафиксировать в OpenAPI единицу каждого поля прямо в описании и указать три границы конвертации (расчёт тарифа — миллисекунды, сообщение перевозчику — секунды, БД —</w:t>
-      </w:r>
-      <w:r>
-        <w:t xml:space="preserve"> </w:t>
-      </w:r>
-      <w:r>
-        <w:rPr>
-          <w:rStyle w:val="VerbatimChar"/>
-        </w:rPr>
-        <w:t xml:space="preserve">numeric(6,1)</w:t>
-      </w:r>
-      <w:r>
-        <w:t xml:space="preserve">).</w:t>
+        <w:t xml:space="preserve">A — штатный приём платформы; но требует ответа на три вопроса: (1) какие сообщения и какой контракт топика; (2) что отвечает API, если сотрудник или организация ещё не доехали — 403, 404 или 503; (3) кто выполняет начальную загрузку и как проверяется полнота.</w:t>
       </w:r>
     </w:p>
     <w:p>
@@ -3698,70 +3243,7 @@
         <w:t xml:space="preserve"> </w:t>
       </w:r>
       <w:r>
-        <w:t xml:space="preserve">Отдельно подтвердить деньги:</w:t>
-      </w:r>
-      <w:r>
-        <w:t xml:space="preserve"> </w:t>
-      </w:r>
-      <w:r>
-        <w:rPr>
-          <w:rStyle w:val="VerbatimChar"/>
-        </w:rPr>
-        <w:t xml:space="preserve">int4</w:t>
-      </w:r>
-      <w:r>
-        <w:t xml:space="preserve"> </w:t>
-      </w:r>
-      <w:r>
-        <w:t xml:space="preserve">в копейках (D06) против</w:t>
-      </w:r>
-      <w:r>
-        <w:t xml:space="preserve"> </w:t>
-      </w:r>
-      <w:r>
-        <w:rPr>
-          <w:rStyle w:val="VerbatimChar"/>
-        </w:rPr>
-        <w:t xml:space="preserve">numeric(10,2)</w:t>
-      </w:r>
-      <w:r>
-        <w:t xml:space="preserve"> </w:t>
-      </w:r>
-      <w:r>
-        <w:t xml:space="preserve">в ранней редакции T01.1. При</w:t>
-      </w:r>
-      <w:r>
-        <w:t xml:space="preserve"> </w:t>
-      </w:r>
-      <w:r>
-        <w:rPr>
-          <w:rStyle w:val="VerbatimChar"/>
-        </w:rPr>
-        <w:t xml:space="preserve">int4</w:t>
-      </w:r>
-      <w:r>
-        <w:t xml:space="preserve"> </w:t>
-      </w:r>
-      <w:r>
-        <w:t xml:space="preserve">предел — 21 474 836,47 ₽ на маршрут; для прайсовой поездки этого достаточно, но границу стоит записать явно.</w:t>
-      </w:r>
-    </w:p>
-    <w:p>
-      <w:pPr>
-        <w:pStyle w:val="BodyText"/>
-      </w:pPr>
-      <w:r>
-        <w:rPr>
-          <w:bCs/>
-          <w:b/>
-        </w:rPr>
-        <w:t xml:space="preserve">Статус.</w:t>
-      </w:r>
-      <w:r>
-        <w:t xml:space="preserve"> </w:t>
-      </w:r>
-      <w:r>
-        <w:t xml:space="preserve">Открыт. Блокирует OpenAPI и DDL.</w:t>
+        <w:t xml:space="preserve">При варианте «отдельный сервис» (граница решена) это новая работа, не учтённая в оценке T01.2 (SP 13). Стоит зафиксировать объём отдельно.</w:t>
       </w:r>
     </w:p>
     <w:p>
@@ -3772,13 +3254,13 @@
       </w:r>
     </w:p>
     <w:bookmarkEnd w:id="31"/>
-    <w:bookmarkStart w:id="32" w:name="X9d5501067e0b32d211d1b695ed553778cc38e16"/>
+    <w:bookmarkStart w:id="32" w:name="Xc0b3cfdf433c1a2fd88f61a062141ff93a5be18"/>
     <w:p>
       <w:pPr>
         <w:pStyle w:val="Heading2"/>
       </w:pPr>
       <w:r>
-        <w:t xml:space="preserve">Вопрос 27. Бесплатное время ожидания: есть ли поле в справочнике</w:t>
+        <w:t xml:space="preserve">Вопрос 25. Воспроизводимость recommendedCost при случайном выборе договора</w:t>
       </w:r>
     </w:p>
     <w:p>
@@ -3796,79 +3278,42 @@
         <w:t xml:space="preserve"> </w:t>
       </w:r>
       <w:r>
-        <w:t xml:space="preserve">БТ, раздел 10:</w:t>
-      </w:r>
-      <w:r>
-        <w:t xml:space="preserve"> </w:t>
-      </w:r>
-      <w:r>
-        <w:rPr>
-          <w:rStyle w:val="VerbatimChar"/>
-        </w:rPr>
-        <w:t xml:space="preserve">free_wait_time</w:t>
-      </w:r>
-      <w:r>
-        <w:t xml:space="preserve"> </w:t>
-      </w:r>
-      <w:r>
-        <w:t xml:space="preserve">(int, минуты) — поле новой сущности; то же поле в ранней редакции T01.1. Вопрос 23 текущего списка: «бесплатное ожидание берётся из тарифа и в маршруте не хранится». Комментарий к вопросам архитектору: «free wait time в справочниках отсутствует».</w:t>
-      </w:r>
-      <w:r>
-        <w:t xml:space="preserve"> </w:t>
-      </w:r>
-      <w:r>
-        <w:rPr>
-          <w:rStyle w:val="VerbatimChar"/>
-        </w:rPr>
-        <w:t xml:space="preserve">[КОД]</w:t>
-      </w:r>
-      <w:r>
-        <w:t xml:space="preserve"> </w:t>
-      </w:r>
-      <w:r>
-        <w:t xml:space="preserve">Источник значения — поле тарифа</w:t>
-      </w:r>
-      <w:r>
-        <w:t xml:space="preserve"> </w:t>
-      </w:r>
-      <w:r>
-        <w:rPr>
-          <w:rStyle w:val="VerbatimChar"/>
-        </w:rPr>
-        <w:t xml:space="preserve">freeWaitingTime</w:t>
-      </w:r>
-      <w:r>
-        <w:t xml:space="preserve"> </w:t>
-      </w:r>
-      <w:r>
-        <w:t xml:space="preserve">(минуты, int) у</w:t>
-      </w:r>
-      <w:r>
-        <w:t xml:space="preserve"> </w:t>
-      </w:r>
-      <w:r>
-        <w:rPr>
-          <w:rStyle w:val="VerbatimChar"/>
-        </w:rPr>
-        <w:t xml:space="preserve">TaxiTariff</w:t>
-      </w:r>
-      <w:r>
-        <w:t xml:space="preserve"> </w:t>
-      </w:r>
-      <w:r>
-        <w:t xml:space="preserve">и</w:t>
-      </w:r>
-      <w:r>
-        <w:t xml:space="preserve"> </w:t>
-      </w:r>
-      <w:r>
-        <w:rPr>
-          <w:rStyle w:val="VerbatimChar"/>
-        </w:rPr>
-        <w:t xml:space="preserve">GroupTransferTariff</w:t>
-      </w:r>
-      <w:r>
-        <w:t xml:space="preserve">, читается при каждом расчёте, снимка нет. Вопросы заказчику: показ бесплатного лимита в виджетах снят, предлагается показывать плановое ожидание.</w:t>
+        <w:t xml:space="preserve">Обследование кода 08.10:</w:t>
+      </w:r>
+      <w:r>
+        <w:t xml:space="preserve"> </w:t>
+      </w:r>
+      <w:r>
+        <w:rPr>
+          <w:bCs/>
+          <w:b/>
+        </w:rPr>
+        <w:t xml:space="preserve">штатный расчёт выбирает договор случайно</w:t>
+      </w:r>
+      <w:r>
+        <w:t xml:space="preserve">, с вероятностью, зависящей от суммы договора (</w:t>
+      </w:r>
+      <w:r>
+        <w:rPr>
+          <w:rStyle w:val="VerbatimChar"/>
+        </w:rPr>
+        <w:t xml:space="preserve">CalculateServiceImpl.java:1200-1239</w:t>
+      </w:r>
+      <w:r>
+        <w:t xml:space="preserve">). Довод в пользу варианта A вопроса 1 («детерминированно, и цена совпадёт с тарифом пассажира»)</w:t>
+      </w:r>
+      <w:r>
+        <w:t xml:space="preserve"> </w:t>
+      </w:r>
+      <w:r>
+        <w:rPr>
+          <w:bCs/>
+          <w:b/>
+        </w:rPr>
+        <w:t xml:space="preserve">не подтверждается кодом</w:t>
+      </w:r>
+      <w:r>
+        <w:t xml:space="preserve">. Там же обнаружена вероятная ошибка штатного кода: при трёх и более договорах класс может остаться без тарифа. Дополнительно: тариф подразделения вытесняет тариф организации, а договор входит в ключ тарифа, поэтому на один класс и регион может действовать несколько тарифов; правило определения тарифа по параметрам договор и подразделение не различает.</w:t>
       </w:r>
     </w:p>
     <w:p>
@@ -3886,7 +3331,31 @@
         <w:t xml:space="preserve"> </w:t>
       </w:r>
       <w:r>
-        <w:t xml:space="preserve">Подтвердить, что поля бесплатного ожидания в справочнике нет: ни колонки в БД, ни поля в ответе API, ни значения в карточке. Если оно всё-таки нужно — определить, снимок это или чтение актуального тарифа, и в какой единице поле отдаётся (минуты тарифа против миллисекунд ожидания точки).</w:t>
+        <w:rPr>
+          <w:rStyle w:val="VerbatimChar"/>
+        </w:rPr>
+        <w:t xml:space="preserve">recommendedCost</w:t>
+      </w:r>
+      <w:r>
+        <w:t xml:space="preserve"> </w:t>
+      </w:r>
+      <w:r>
+        <w:t xml:space="preserve">сохраняется в записи справочника и участвует в реестрах («по какому тарифу рассчитана плановая стоимость»). Если договор выбирается случайно, два сохранения одного и того же маршрута дают разные значения, а</w:t>
+      </w:r>
+      <w:r>
+        <w:t xml:space="preserve"> </w:t>
+      </w:r>
+      <w:r>
+        <w:rPr>
+          <w:rStyle w:val="VerbatimChar"/>
+        </w:rPr>
+        <w:t xml:space="preserve">tariff_id</w:t>
+      </w:r>
+      <w:r>
+        <w:t xml:space="preserve"> </w:t>
+      </w:r>
+      <w:r>
+        <w:t xml:space="preserve">указывает на случайно выбранный договор. Нужно решить, что хранить и как это объяснять в реестрах.</w:t>
       </w:r>
     </w:p>
     <w:p>
@@ -3920,7 +3389,22 @@
         <w:t xml:space="preserve"> </w:t>
       </w:r>
       <w:r>
-        <w:t xml:space="preserve">Поля нет. Бесплатный лимит участвует только в расчёте рекомендуемой стоимости внутри сервиса тарифов и наружу не отдаётся. БТ (раздел 10) требует правки.</w:t>
+        <w:t xml:space="preserve">Оставить как есть:</w:t>
+      </w:r>
+      <w:r>
+        <w:t xml:space="preserve"> </w:t>
+      </w:r>
+      <w:r>
+        <w:rPr>
+          <w:rStyle w:val="VerbatimChar"/>
+        </w:rPr>
+        <w:t xml:space="preserve">recommendedCost</w:t>
+      </w:r>
+      <w:r>
+        <w:t xml:space="preserve"> </w:t>
+      </w:r>
+      <w:r>
+        <w:t xml:space="preserve">— ориентир, его невоспроизводимость принимается; в документации и в подсказке формы прямо сказано, что значение приблизительное.</w:t>
       </w:r>
     </w:p>
     <w:p>
@@ -3942,7 +3426,34 @@
         <w:t xml:space="preserve"> </w:t>
       </w:r>
       <w:r>
-        <w:t xml:space="preserve">Поле есть как снимок на момент расчёта — тогда нужно правило обновления при смене тарифа.</w:t>
+        <w:t xml:space="preserve">Выбирать договор детерминированно на стороне сервиса маршрутов (например, минимальная цена или наибольший вес) из результата</w:t>
+      </w:r>
+      <w:r>
+        <w:t xml:space="preserve"> </w:t>
+      </w:r>
+      <w:r>
+        <w:rPr>
+          <w:rStyle w:val="VerbatimChar"/>
+        </w:rPr>
+        <w:t xml:space="preserve">POST search</w:t>
+      </w:r>
+      <w:r>
+        <w:t xml:space="preserve"> </w:t>
+      </w:r>
+      <w:r>
+        <w:t xml:space="preserve">и считать по выбранному</w:t>
+      </w:r>
+      <w:r>
+        <w:t xml:space="preserve"> </w:t>
+      </w:r>
+      <w:r>
+        <w:rPr>
+          <w:rStyle w:val="VerbatimChar"/>
+        </w:rPr>
+        <w:t xml:space="preserve">tariffId</w:t>
+      </w:r>
+      <w:r>
+        <w:t xml:space="preserve">. Расходится со штатным расчётом пассажира.</w:t>
       </w:r>
     </w:p>
     <w:p>
@@ -3964,7 +3475,7 @@
         <w:t xml:space="preserve"> </w:t>
       </w:r>
       <w:r>
-        <w:t xml:space="preserve">Поля нет в БД, но значение отдаётся в ответе транзитом из тарифа — тогда нужна единица и поведение при недоступности тарифа.</w:t>
+        <w:t xml:space="preserve">Хранить все найденные варианты и показывать диапазон.</w:t>
       </w:r>
     </w:p>
     <w:p>
@@ -3982,7 +3493,22 @@
         <w:t xml:space="preserve"> </w:t>
       </w:r>
       <w:r>
-        <w:t xml:space="preserve">A: на цену по прайсу лимит не влияет, а снимок устаревает при каждой загрузке прайса. Решение отразить в БТ и снять поле из таблицы полей T01.1, если оно там ещё есть.</w:t>
+        <w:t xml:space="preserve">B с правилом «наибольший вес договора»: значение становится воспроизводимым, а расхождение с ценой пассажира всё равно есть при любом варианте, поскольку у пассажира договор выбирается случайно. Выбор между A и B — за архитектором; от него зависит, можно ли вообще ссылаться на</w:t>
+      </w:r>
+      <w:r>
+        <w:t xml:space="preserve"> </w:t>
+      </w:r>
+      <w:r>
+        <w:rPr>
+          <w:rStyle w:val="VerbatimChar"/>
+        </w:rPr>
+        <w:t xml:space="preserve">recommendedCost</w:t>
+      </w:r>
+      <w:r>
+        <w:t xml:space="preserve"> </w:t>
+      </w:r>
+      <w:r>
+        <w:t xml:space="preserve">в реестрах.</w:t>
       </w:r>
     </w:p>
     <w:p>
@@ -3994,13 +3520,13 @@
           <w:bCs/>
           <w:b/>
         </w:rPr>
-        <w:t xml:space="preserve">Статус.</w:t>
-      </w:r>
-      <w:r>
-        <w:t xml:space="preserve"> </w:t>
-      </w:r>
-      <w:r>
-        <w:t xml:space="preserve">Открыт. Расхождение между БТ и текущими документами; влияет на состав ответа API.</w:t>
+        <w:t xml:space="preserve">Отдельно.</w:t>
+      </w:r>
+      <w:r>
+        <w:t xml:space="preserve"> </w:t>
+      </w:r>
+      <w:r>
+        <w:t xml:space="preserve">Вероятную ошибку штатного кода (при трёх и более договорах класс может остаться без тарифа) следует передать владельцу сервиса тарифов независимо от решения по этому вопросу.</w:t>
       </w:r>
     </w:p>
     <w:p>
@@ -4011,13 +3537,13 @@
       </w:r>
     </w:p>
     <w:bookmarkEnd w:id="32"/>
-    <w:bookmarkStart w:id="33" w:name="Xae8a4eb86dd226325d00675901bc4a512e16cd8"/>
+    <w:bookmarkStart w:id="33" w:name="Xcb4df7c9fe5c731e11f65273ce97126b601694d"/>
     <w:p>
       <w:pPr>
         <w:pStyle w:val="Heading2"/>
       </w:pPr>
       <w:r>
-        <w:t xml:space="preserve">Вопрос 28. Ошибки geo и тарифа при сохранении: коды наружу, таймауты, повторы</w:t>
+        <w:t xml:space="preserve">Вопрос 26. Проверка «действует ли тариф на дату заказа» для такси</w:t>
       </w:r>
     </w:p>
     <w:p>
@@ -4035,56 +3561,112 @@
         <w:t xml:space="preserve"> </w:t>
       </w:r>
       <w:r>
-        <w:rPr>
-          <w:rStyle w:val="VerbatimChar"/>
-        </w:rPr>
-        <w:t xml:space="preserve">[КОД]</w:t>
-      </w:r>
-      <w:r>
-        <w:t xml:space="preserve"> </w:t>
-      </w:r>
-      <w:r>
-        <w:t xml:space="preserve">Сервис geo отвечает</w:t>
-      </w:r>
-      <w:r>
-        <w:t xml:space="preserve"> </w:t>
-      </w:r>
-      <w:r>
-        <w:rPr>
-          <w:bCs/>
-          <w:b/>
-        </w:rPr>
-        <w:t xml:space="preserve">417</w:t>
-      </w:r>
-      <w:r>
-        <w:t xml:space="preserve"> </w:t>
-      </w:r>
-      <w:r>
-        <w:t xml:space="preserve">на любую ошибку провайдера, включая «адрес не найден» (</w:t>
-      </w:r>
-      <w:r>
-        <w:rPr>
-          <w:rStyle w:val="VerbatimChar"/>
-        </w:rPr>
-        <w:t xml:space="preserve">ControllerExceptionHandler.java:20-50</w:t>
-      </w:r>
-      <w:r>
-        <w:t xml:space="preserve">). Вопрос 9 текущего списка: маршрут из 26 точек — до 25 последовательных запросов к 2ГИС, фактическое время не замерено. Вопрос 10: сервер пересчитывает при каждом сохранении.</w:t>
-      </w:r>
-      <w:r>
-        <w:t xml:space="preserve"> </w:t>
-      </w:r>
-      <w:r>
-        <w:rPr>
-          <w:rStyle w:val="VerbatimChar"/>
-        </w:rPr>
-        <w:t xml:space="preserve">[КОД]</w:t>
-      </w:r>
-      <w:r>
-        <w:t xml:space="preserve"> </w:t>
-      </w:r>
-      <w:r>
-        <w:t xml:space="preserve">Таймауты и политика повторов в вызовах тарифа не найдены.</w:t>
+        <w:t xml:space="preserve">Обследование кода 08.10:</w:t>
+      </w:r>
+      <w:r>
+        <w:t xml:space="preserve"> </w:t>
+      </w:r>
+      <w:r>
+        <w:rPr>
+          <w:bCs/>
+          <w:b/>
+        </w:rPr>
+        <w:t xml:space="preserve">у тарифа такси собственных дат нет</w:t>
+      </w:r>
+      <w:r>
+        <w:t xml:space="preserve"> </w:t>
+      </w:r>
+      <w:r>
+        <w:t xml:space="preserve">— только флаг</w:t>
+      </w:r>
+      <w:r>
+        <w:t xml:space="preserve"> </w:t>
+      </w:r>
+      <w:r>
+        <w:rPr>
+          <w:rStyle w:val="VerbatimChar"/>
+        </w:rPr>
+        <w:t xml:space="preserve">active</w:t>
+      </w:r>
+      <w:r>
+        <w:t xml:space="preserve"> </w:t>
+      </w:r>
+      <w:r>
+        <w:t xml:space="preserve">и даты договора. Даты тарифа (</w:t>
+      </w:r>
+      <w:r>
+        <w:rPr>
+          <w:rStyle w:val="VerbatimChar"/>
+        </w:rPr>
+        <w:t xml:space="preserve">tariffStartDate</w:t>
+      </w:r>
+      <w:r>
+        <w:t xml:space="preserve">,</w:t>
+      </w:r>
+      <w:r>
+        <w:t xml:space="preserve"> </w:t>
+      </w:r>
+      <w:r>
+        <w:rPr>
+          <w:rStyle w:val="VerbatimChar"/>
+        </w:rPr>
+        <w:t xml:space="preserve">tariffEndDate</w:t>
+      </w:r>
+      <w:r>
+        <w:t xml:space="preserve">) есть только у группового трансфера. Следовательно для такси можно проверить «действует сейчас», но</w:t>
+      </w:r>
+      <w:r>
+        <w:t xml:space="preserve"> </w:t>
+      </w:r>
+      <w:r>
+        <w:rPr>
+          <w:bCs/>
+          <w:b/>
+        </w:rPr>
+        <w:t xml:space="preserve">нельзя проверить «будет действовать на дату поездки»</w:t>
+      </w:r>
+      <w:r>
+        <w:t xml:space="preserve">. Часовой пояс штатного расчёта — пояс региона, как предложено в варианте A вопроса 3. Дополнительно:</w:t>
+      </w:r>
+      <w:r>
+        <w:t xml:space="preserve"> </w:t>
+      </w:r>
+      <w:r>
+        <w:rPr>
+          <w:rStyle w:val="VerbatimChar"/>
+        </w:rPr>
+        <w:t xml:space="preserve">POST search</w:t>
+      </w:r>
+      <w:r>
+        <w:t xml:space="preserve"> </w:t>
+      </w:r>
+      <w:r>
+        <w:t xml:space="preserve">ищет регион</w:t>
+      </w:r>
+      <w:r>
+        <w:t xml:space="preserve"> </w:t>
+      </w:r>
+      <w:r>
+        <w:rPr>
+          <w:bCs/>
+          <w:b/>
+        </w:rPr>
+        <w:t xml:space="preserve">точным равенством</w:t>
+      </w:r>
+      <w:r>
+        <w:t xml:space="preserve">, тогда как штатный расчёт идёт по цепочке геозон от адреса первой точки; фильтр ночного тарифа действует только при значении</w:t>
+      </w:r>
+      <w:r>
+        <w:t xml:space="preserve"> </w:t>
+      </w:r>
+      <w:r>
+        <w:rPr>
+          <w:rStyle w:val="VerbatimChar"/>
+        </w:rPr>
+        <w:t xml:space="preserve">true</w:t>
+      </w:r>
+      <w:r>
+        <w:t xml:space="preserve">; для группового трансфера тариф зависит ещё от признаков vip, животное, негабарит, детское кресло, которых в правиле определения тарифа нет.</w:t>
       </w:r>
     </w:p>
     <w:p>
@@ -4102,7 +3684,22 @@
         <w:t xml:space="preserve"> </w:t>
       </w:r>
       <w:r>
-        <w:t xml:space="preserve">Какой код и тело возвращает справочник наружу, когда geo или сервис тарифов ответили ошибкой или не ответили; каковы таймаут на сохранение и политика повторов; что остаётся в БД при сбое на середине расчёта.</w:t>
+        <w:t xml:space="preserve">Решение «маршрут доступен на дату, если на эту дату есть действующий тариф» (T01.1 D07, вопрос 3) для такси технически неисполнимо в полном объёме. Нужно решить, что проверять для такси, и признать разницу между поиском через</w:t>
+      </w:r>
+      <w:r>
+        <w:t xml:space="preserve"> </w:t>
+      </w:r>
+      <w:r>
+        <w:rPr>
+          <w:rStyle w:val="VerbatimChar"/>
+        </w:rPr>
+        <w:t xml:space="preserve">search</w:t>
+      </w:r>
+      <w:r>
+        <w:t xml:space="preserve"> </w:t>
+      </w:r>
+      <w:r>
+        <w:t xml:space="preserve">и штатным подбором.</w:t>
       </w:r>
     </w:p>
     <w:p>
@@ -4136,7 +3733,7 @@
         <w:t xml:space="preserve"> </w:t>
       </w:r>
       <w:r>
-        <w:t xml:space="preserve">502 на ошибку зависимости, 504 на таймаут, 400 с указанием точки — только если geo однозначно сообщил «адрес не найден»; повторов нет, транзакция не начинается до получения расчёта.</w:t>
+        <w:t xml:space="preserve">Для такси проверять «действует сейчас» плюс даты договора на дату заказа; для группового трансфера — даты тарифа. Разница между видами транспорта документируется.</w:t>
       </w:r>
     </w:p>
     <w:p>
@@ -4158,7 +3755,7 @@
         <w:t xml:space="preserve"> </w:t>
       </w:r>
       <w:r>
-        <w:t xml:space="preserve">Транслировать код зависимости как есть (включая 417) — минус: 417 в контракте справочника читается неоднозначно.</w:t>
+        <w:t xml:space="preserve">Для такси проверять только даты договора.</w:t>
       </w:r>
     </w:p>
     <w:p>
@@ -4180,7 +3777,7 @@
         <w:t xml:space="preserve"> </w:t>
       </w:r>
       <w:r>
-        <w:t xml:space="preserve">503 на любую недоступность зависимости, один повтор с увеличенным таймаутом.</w:t>
+        <w:t xml:space="preserve">Запросить у владельца сервиса тарифов добавление дат тарифу такси — доработка чужого сервиса.</w:t>
       </w:r>
     </w:p>
     <w:p>
@@ -4198,7 +3795,49 @@
         <w:t xml:space="preserve"> </w:t>
       </w:r>
       <w:r>
-        <w:t xml:space="preserve">A, с оговоркой: пока geo не различает «не найдено» и «провайдер недоступен», 417 трактуется как недоступность. Таймаут на сохранение определить по замеру из вопроса 9.</w:t>
+        <w:t xml:space="preserve">A как минимальное исполнимое правило. Независимо от варианта зафиксировать в T01.1 и T01.2, что поиск тарифа через</w:t>
+      </w:r>
+      <w:r>
+        <w:t xml:space="preserve"> </w:t>
+      </w:r>
+      <w:r>
+        <w:rPr>
+          <w:rStyle w:val="VerbatimChar"/>
+        </w:rPr>
+        <w:t xml:space="preserve">search</w:t>
+      </w:r>
+      <w:r>
+        <w:t xml:space="preserve"> </w:t>
+      </w:r>
+      <w:r>
+        <w:t xml:space="preserve">не воспроизводит штатный подбор по трём причинам (регион точным равенством вместо цепочки геозон, ночной фильтр только при</w:t>
+      </w:r>
+      <w:r>
+        <w:t xml:space="preserve"> </w:t>
+      </w:r>
+      <w:r>
+        <w:rPr>
+          <w:rStyle w:val="VerbatimChar"/>
+        </w:rPr>
+        <w:t xml:space="preserve">true</w:t>
+      </w:r>
+      <w:r>
+        <w:t xml:space="preserve">, отсутствие признаков трансфера), и решить, допустимо ли это расхождение или</w:t>
+      </w:r>
+      <w:r>
+        <w:t xml:space="preserve"> </w:t>
+      </w:r>
+      <w:r>
+        <w:rPr>
+          <w:rStyle w:val="VerbatimChar"/>
+        </w:rPr>
+        <w:t xml:space="preserve">search</w:t>
+      </w:r>
+      <w:r>
+        <w:t xml:space="preserve"> </w:t>
+      </w:r>
+      <w:r>
+        <w:t xml:space="preserve">нужно дополнять.</w:t>
       </w:r>
     </w:p>
     <w:p>
@@ -4210,13 +3849,43 @@
           <w:bCs/>
           <w:b/>
         </w:rPr>
-        <w:t xml:space="preserve">Статус.</w:t>
-      </w:r>
-      <w:r>
-        <w:t xml:space="preserve"> </w:t>
-      </w:r>
-      <w:r>
-        <w:t xml:space="preserve">Открыт. Зависит от замера времени расчёта (вопрос 9).</w:t>
+        <w:t xml:space="preserve">Примечание.</w:t>
+      </w:r>
+      <w:r>
+        <w:t xml:space="preserve"> </w:t>
+      </w:r>
+      <w:r>
+        <w:t xml:space="preserve">Влияет на фильтр</w:t>
+      </w:r>
+      <w:r>
+        <w:t xml:space="preserve"> </w:t>
+      </w:r>
+      <w:r>
+        <w:rPr>
+          <w:rStyle w:val="VerbatimChar"/>
+        </w:rPr>
+        <w:t xml:space="preserve">actualOn</w:t>
+      </w:r>
+      <w:r>
+        <w:t xml:space="preserve"> </w:t>
+      </w:r>
+      <w:r>
+        <w:t xml:space="preserve">в списке, на поле</w:t>
+      </w:r>
+      <w:r>
+        <w:t xml:space="preserve"> </w:t>
+      </w:r>
+      <w:r>
+        <w:rPr>
+          <w:rStyle w:val="VerbatimChar"/>
+        </w:rPr>
+        <w:t xml:space="preserve">hasActiveTariff</w:t>
+      </w:r>
+      <w:r>
+        <w:t xml:space="preserve"> </w:t>
+      </w:r>
+      <w:r>
+        <w:t xml:space="preserve">и на перепроверку при создании заявки (вопрос 6).</w:t>
       </w:r>
     </w:p>
     <w:p>
@@ -4227,21 +3896,13 @@
       </w:r>
     </w:p>
     <w:bookmarkEnd w:id="33"/>
-    <w:bookmarkStart w:id="34" w:name="X6d50cb4d72ed16709e2555c1fe53eff74b8c7f9"/>
+    <w:bookmarkStart w:id="34" w:name="приложение-1-решено-повторно-не-задаётся"/>
     <w:p>
       <w:pPr>
         <w:pStyle w:val="Heading2"/>
       </w:pPr>
       <w:r>
-        <w:t xml:space="preserve">Приложение. Принято и на повторное согласование не ставится</w:t>
-      </w:r>
-    </w:p>
-    <w:p>
-      <w:pPr>
-        <w:pStyle w:val="FirstParagraph"/>
-      </w:pPr>
-      <w:r>
-        <w:t xml:space="preserve">Относится к T01.2; источник указан в каждой строке.</w:t>
+        <w:t xml:space="preserve">Приложение 1. Решено, повторно не задаётся</w:t>
       </w:r>
     </w:p>
     <w:tbl>
@@ -4306,31 +3967,31 @@
               <w:jc w:val="left"/>
             </w:pPr>
             <w:r>
-              <w:t xml:space="preserve">Число точек маршрута</w:t>
-            </w:r>
-          </w:p>
-        </w:tc>
-        <w:tc>
-          <w:tcPr/>
-          <w:p>
-            <w:pPr>
-              <w:pStyle w:val="Compact"/>
-              <w:jc w:val="left"/>
-            </w:pPr>
-            <w:r>
-              <w:t xml:space="preserve">От 2 до 26, включая базу. Прежний предел 10 был связан с навигатором 2ГИС и отменён</w:t>
-            </w:r>
-          </w:p>
-        </w:tc>
-        <w:tc>
-          <w:tcPr/>
-          <w:p>
-            <w:pPr>
-              <w:pStyle w:val="Compact"/>
-              <w:jc w:val="left"/>
-            </w:pPr>
-            <w:r>
-              <w:t xml:space="preserve">Встреча 05.10 (10:24–12:04); вопрос 2 текущего списка (D10)</w:t>
+              <w:t xml:space="preserve">Архитектурная граница</w:t>
+            </w:r>
+          </w:p>
+        </w:tc>
+        <w:tc>
+          <w:tcPr/>
+          <w:p>
+            <w:pPr>
+              <w:pStyle w:val="Compact"/>
+              <w:jc w:val="left"/>
+            </w:pPr>
+            <w:r>
+              <w:t xml:space="preserve">Справочник — отдельный микросервис со своей схемой БД; существующие сервисы меняются только в объёме T04.1 и T01.4</w:t>
+            </w:r>
+          </w:p>
+        </w:tc>
+        <w:tc>
+          <w:tcPr/>
+          <w:p>
+            <w:pPr>
+              <w:pStyle w:val="Compact"/>
+              <w:jc w:val="left"/>
+            </w:pPr>
+            <w:r>
+              <w:t xml:space="preserve">Редакция 8, журнал решений</w:t>
             </w:r>
           </w:p>
         </w:tc>
@@ -4344,55 +4005,86 @@
               <w:jc w:val="left"/>
             </w:pPr>
             <w:r>
-              <w:t xml:space="preserve">Ожидание на крайних точках</w:t>
-            </w:r>
-          </w:p>
-        </w:tc>
-        <w:tc>
-          <w:tcPr/>
-          <w:p>
-            <w:pPr>
-              <w:pStyle w:val="Compact"/>
-              <w:jc w:val="left"/>
-            </w:pPr>
-            <w:r>
-              <w:t xml:space="preserve">На первой и последней точках ожидания нет</w:t>
-            </w:r>
-          </w:p>
-        </w:tc>
-        <w:tc>
-          <w:tcPr/>
-          <w:p>
-            <w:pPr>
-              <w:pStyle w:val="Compact"/>
-              <w:jc w:val="left"/>
-            </w:pPr>
-            <w:r>
-              <w:t xml:space="preserve">Встреча 05.10</w:t>
-            </w:r>
-          </w:p>
-        </w:tc>
-      </w:tr>
-      <w:tr>
-        <w:tc>
-          <w:tcPr/>
-          <w:p>
-            <w:pPr>
-              <w:pStyle w:val="Compact"/>
-              <w:jc w:val="left"/>
-            </w:pPr>
-            <w:r>
-              <w:t xml:space="preserve">Формат ожидания</w:t>
-            </w:r>
-          </w:p>
-        </w:tc>
-        <w:tc>
-          <w:tcPr/>
-          <w:p>
-            <w:pPr>
-              <w:pStyle w:val="Compact"/>
-              <w:jc w:val="left"/>
-            </w:pPr>
+              <w:t xml:space="preserve">Типы и ограничения</w:t>
+            </w:r>
+          </w:p>
+        </w:tc>
+        <w:tc>
+          <w:tcPr/>
+          <w:p>
+            <w:pPr>
+              <w:pStyle w:val="Compact"/>
+              <w:jc w:val="left"/>
+            </w:pPr>
+            <w:r>
+              <w:rPr>
+                <w:rStyle w:val="VerbatimChar"/>
+              </w:rPr>
+              <w:t xml:space="preserve">waypoints</w:t>
+            </w:r>
+            <w:r>
+              <w:t xml:space="preserve"> </w:t>
+            </w:r>
+            <w:r>
+              <w:t xml:space="preserve">—</w:t>
+            </w:r>
+            <w:r>
+              <w:t xml:space="preserve"> </w:t>
+            </w:r>
+            <w:r>
+              <w:rPr>
+                <w:rStyle w:val="VerbatimChar"/>
+              </w:rPr>
+              <w:t xml:space="preserve">jsonb</w:t>
+            </w:r>
+            <w:r>
+              <w:t xml:space="preserve">;</w:t>
+            </w:r>
+            <w:r>
+              <w:t xml:space="preserve"> </w:t>
+            </w:r>
+            <w:r>
+              <w:rPr>
+                <w:rStyle w:val="VerbatimChar"/>
+              </w:rPr>
+              <w:t xml:space="preserve">version</w:t>
+            </w:r>
+            <w:r>
+              <w:t xml:space="preserve"> </w:t>
+            </w:r>
+            <w:r>
+              <w:t xml:space="preserve">—</w:t>
+            </w:r>
+            <w:r>
+              <w:t xml:space="preserve"> </w:t>
+            </w:r>
+            <w:r>
+              <w:rPr>
+                <w:rStyle w:val="VerbatimChar"/>
+              </w:rPr>
+              <w:t xml:space="preserve">int8</w:t>
+            </w:r>
+            <w:r>
+              <w:t xml:space="preserve">;</w:t>
+            </w:r>
+            <w:r>
+              <w:t xml:space="preserve"> </w:t>
+            </w:r>
+            <w:r>
+              <w:rPr>
+                <w:rStyle w:val="VerbatimChar"/>
+              </w:rPr>
+              <w:t xml:space="preserve">waitTime</w:t>
+            </w:r>
+            <w:r>
+              <w:t xml:space="preserve"> </w:t>
+            </w:r>
+            <w:r>
+              <w:t xml:space="preserve">—</w:t>
+            </w:r>
+            <w:r>
+              <w:t xml:space="preserve"> </w:t>
+            </w:r>
             <w:r>
               <w:rPr>
                 <w:rStyle w:val="VerbatimChar"/>
@@ -4400,19 +4092,178 @@
               <w:t xml:space="preserve">int64</w:t>
             </w:r>
             <w:r>
-              <w:t xml:space="preserve">, миллисекунды; точка без ожидания — ключ опускается; в расчёт передаётся 0</w:t>
-            </w:r>
-          </w:p>
-        </w:tc>
-        <w:tc>
-          <w:tcPr/>
-          <w:p>
-            <w:pPr>
-              <w:pStyle w:val="Compact"/>
-              <w:jc w:val="left"/>
-            </w:pPr>
-            <w:r>
-              <w:t xml:space="preserve">Вопрос 2 (D02), вопрос 13</w:t>
+              <w:t xml:space="preserve">, миллисекунды, точка без ожидания — ключ опускается, значение ≥ 0; история — EAV +</w:t>
+            </w:r>
+            <w:r>
+              <w:t xml:space="preserve"> </w:t>
+            </w:r>
+            <w:r>
+              <w:rPr>
+                <w:rStyle w:val="VerbatimChar"/>
+              </w:rPr>
+              <w:t xml:space="preserve">route_version</w:t>
+            </w:r>
+            <w:r>
+              <w:t xml:space="preserve"> </w:t>
+            </w:r>
+            <w:r>
+              <w:t xml:space="preserve">в одной транзакции;</w:t>
+            </w:r>
+            <w:r>
+              <w:t xml:space="preserve"> </w:t>
+            </w:r>
+            <w:r>
+              <w:rPr>
+                <w:rStyle w:val="VerbatimChar"/>
+              </w:rPr>
+              <w:t xml:space="preserve">field_name</w:t>
+            </w:r>
+            <w:r>
+              <w:t xml:space="preserve"> </w:t>
+            </w:r>
+            <w:r>
+              <w:t xml:space="preserve">—</w:t>
+            </w:r>
+            <w:r>
+              <w:t xml:space="preserve"> </w:t>
+            </w:r>
+            <w:r>
+              <w:rPr>
+                <w:rStyle w:val="VerbatimChar"/>
+              </w:rPr>
+              <w:t xml:space="preserve">CHECK</w:t>
+            </w:r>
+            <w:r>
+              <w:t xml:space="preserve"> </w:t>
+            </w:r>
+            <w:r>
+              <w:t xml:space="preserve">плюс перечисление в коде;</w:t>
+            </w:r>
+            <w:r>
+              <w:t xml:space="preserve"> </w:t>
+            </w:r>
+            <w:r>
+              <w:rPr>
+                <w:rStyle w:val="VerbatimChar"/>
+              </w:rPr>
+              <w:t xml:space="preserve">total_km</w:t>
+            </w:r>
+            <w:r>
+              <w:t xml:space="preserve"> </w:t>
+            </w:r>
+            <w:r>
+              <w:t xml:space="preserve">—</w:t>
+            </w:r>
+            <w:r>
+              <w:t xml:space="preserve"> </w:t>
+            </w:r>
+            <w:r>
+              <w:rPr>
+                <w:rStyle w:val="VerbatimChar"/>
+              </w:rPr>
+              <w:t xml:space="preserve">numeric(7,3)</w:t>
+            </w:r>
+            <w:r>
+              <w:t xml:space="preserve">;</w:t>
+            </w:r>
+            <w:r>
+              <w:t xml:space="preserve"> </w:t>
+            </w:r>
+            <w:r>
+              <w:rPr>
+                <w:rStyle w:val="VerbatimChar"/>
+              </w:rPr>
+              <w:t xml:space="preserve">travel_time</w:t>
+            </w:r>
+            <w:r>
+              <w:t xml:space="preserve"> </w:t>
+            </w:r>
+            <w:r>
+              <w:t xml:space="preserve">и</w:t>
+            </w:r>
+            <w:r>
+              <w:t xml:space="preserve"> </w:t>
+            </w:r>
+            <w:r>
+              <w:rPr>
+                <w:rStyle w:val="VerbatimChar"/>
+              </w:rPr>
+              <w:t xml:space="preserve">total_time</w:t>
+            </w:r>
+            <w:r>
+              <w:t xml:space="preserve"> </w:t>
+            </w:r>
+            <w:r>
+              <w:t xml:space="preserve">—</w:t>
+            </w:r>
+            <w:r>
+              <w:t xml:space="preserve"> </w:t>
+            </w:r>
+            <w:r>
+              <w:rPr>
+                <w:rStyle w:val="VerbatimChar"/>
+              </w:rPr>
+              <w:t xml:space="preserve">numeric(6,1)</w:t>
+            </w:r>
+            <w:r>
+              <w:t xml:space="preserve">; деньги —</w:t>
+            </w:r>
+            <w:r>
+              <w:t xml:space="preserve"> </w:t>
+            </w:r>
+            <w:r>
+              <w:rPr>
+                <w:rStyle w:val="VerbatimChar"/>
+              </w:rPr>
+              <w:t xml:space="preserve">int4</w:t>
+            </w:r>
+            <w:r>
+              <w:t xml:space="preserve"> </w:t>
+            </w:r>
+            <w:r>
+              <w:t xml:space="preserve">в копейках;</w:t>
+            </w:r>
+            <w:r>
+              <w:t xml:space="preserve"> </w:t>
+            </w:r>
+            <w:r>
+              <w:rPr>
+                <w:rStyle w:val="VerbatimChar"/>
+              </w:rPr>
+              <w:t xml:space="preserve">calculated_at</w:t>
+            </w:r>
+            <w:r>
+              <w:t xml:space="preserve"> </w:t>
+            </w:r>
+            <w:r>
+              <w:t xml:space="preserve">не добавляется; истечение по</w:t>
+            </w:r>
+            <w:r>
+              <w:t xml:space="preserve"> </w:t>
+            </w:r>
+            <w:r>
+              <w:rPr>
+                <w:rStyle w:val="VerbatimChar"/>
+              </w:rPr>
+              <w:t xml:space="preserve">valid_to</w:t>
+            </w:r>
+            <w:r>
+              <w:t xml:space="preserve"> </w:t>
+            </w:r>
+            <w:r>
+              <w:t xml:space="preserve">при чтении</w:t>
+            </w:r>
+          </w:p>
+        </w:tc>
+        <w:tc>
+          <w:tcPr/>
+          <w:p>
+            <w:pPr>
+              <w:pStyle w:val="Compact"/>
+              <w:jc w:val="left"/>
+            </w:pPr>
+            <w:r>
+              <w:t xml:space="preserve">T01.1 D01–D04, D06, D10–D12, D14; подтверждено архитектором 08.10</w:t>
             </w:r>
           </w:p>
         </w:tc>
@@ -4426,40 +4277,981 @@
               <w:jc w:val="left"/>
             </w:pPr>
             <w:r>
+              <w:t xml:space="preserve">Число точек</w:t>
+            </w:r>
+          </w:p>
+        </w:tc>
+        <w:tc>
+          <w:tcPr/>
+          <w:p>
+            <w:pPr>
+              <w:pStyle w:val="Compact"/>
+              <w:jc w:val="left"/>
+            </w:pPr>
+            <w:r>
+              <w:t xml:space="preserve">От 2 до 26, включая базу</w:t>
+            </w:r>
+          </w:p>
+        </w:tc>
+        <w:tc>
+          <w:tcPr/>
+          <w:p>
+            <w:pPr>
+              <w:pStyle w:val="Compact"/>
+              <w:jc w:val="left"/>
+            </w:pPr>
+            <w:r>
+              <w:t xml:space="preserve">Встреча 05.10 (10:24–12:04)</w:t>
+            </w:r>
+          </w:p>
+        </w:tc>
+      </w:tr>
+      <w:tr>
+        <w:tc>
+          <w:tcPr/>
+          <w:p>
+            <w:pPr>
+              <w:pStyle w:val="Compact"/>
+              <w:jc w:val="left"/>
+            </w:pPr>
+            <w:r>
+              <w:t xml:space="preserve">Правило определения тарифа</w:t>
+            </w:r>
+          </w:p>
+        </w:tc>
+        <w:tc>
+          <w:tcPr/>
+          <w:p>
+            <w:pPr>
+              <w:pStyle w:val="Compact"/>
+              <w:jc w:val="left"/>
+            </w:pPr>
+            <w:r>
+              <w:t xml:space="preserve">По параметрам: организация, регион первой точки, класс, ночной признак, активность.</w:t>
+            </w:r>
+            <w:r>
+              <w:t xml:space="preserve"> </w:t>
+            </w:r>
+            <w:r>
+              <w:rPr>
+                <w:rStyle w:val="VerbatimChar"/>
+              </w:rPr>
+              <w:t xml:space="preserve">tariffId</w:t>
+            </w:r>
+            <w:r>
+              <w:t xml:space="preserve"> </w:t>
+            </w:r>
+            <w:r>
+              <w:t xml:space="preserve">ищется через</w:t>
+            </w:r>
+            <w:r>
+              <w:t xml:space="preserve"> </w:t>
+            </w:r>
+            <w:r>
+              <w:rPr>
+                <w:rStyle w:val="VerbatimChar"/>
+              </w:rPr>
+              <w:t xml:space="preserve">POST search</w:t>
+            </w:r>
+            <w:r>
+              <w:t xml:space="preserve">, расчёт — по найденному</w:t>
+            </w:r>
+            <w:r>
+              <w:t xml:space="preserve"> </w:t>
+            </w:r>
+            <w:r>
+              <w:rPr>
+                <w:rStyle w:val="VerbatimChar"/>
+              </w:rPr>
+              <w:t xml:space="preserve">tariffId</w:t>
+            </w:r>
+            <w:r>
+              <w:t xml:space="preserve">.</w:t>
+            </w:r>
+            <w:r>
+              <w:t xml:space="preserve"> </w:t>
+            </w:r>
+            <w:r>
+              <w:rPr>
+                <w:rStyle w:val="VerbatimChar"/>
+              </w:rPr>
+              <w:t xml:space="preserve">tariff_id</w:t>
+            </w:r>
+            <w:r>
+              <w:t xml:space="preserve"> </w:t>
+            </w:r>
+            <w:r>
+              <w:t xml:space="preserve">в записи — снимок для реестров, на доступность не влияет</w:t>
+            </w:r>
+          </w:p>
+        </w:tc>
+        <w:tc>
+          <w:tcPr/>
+          <w:p>
+            <w:pPr>
+              <w:pStyle w:val="Compact"/>
+              <w:jc w:val="left"/>
+            </w:pPr>
+            <w:r>
+              <w:t xml:space="preserve">T01.1 D07; редакция 8</w:t>
+            </w:r>
+          </w:p>
+        </w:tc>
+      </w:tr>
+      <w:tr>
+        <w:tc>
+          <w:tcPr/>
+          <w:p>
+            <w:pPr>
+              <w:pStyle w:val="Compact"/>
+              <w:jc w:val="left"/>
+            </w:pPr>
+            <w:r>
+              <w:t xml:space="preserve">Схема расчёта</w:t>
+            </w:r>
+          </w:p>
+        </w:tc>
+        <w:tc>
+          <w:tcPr/>
+          <w:p>
+            <w:pPr>
+              <w:pStyle w:val="Compact"/>
+              <w:jc w:val="left"/>
+            </w:pPr>
+            <w:r>
+              <w:t xml:space="preserve">geo (расстояние и время) + REST</w:t>
+            </w:r>
+            <w:r>
+              <w:t xml:space="preserve"> </w:t>
+            </w:r>
+            <w:r>
+              <w:rPr>
+                <w:rStyle w:val="VerbatimChar"/>
+              </w:rPr>
+              <w:t xml:space="preserve">calculate</w:t>
+            </w:r>
+            <w:r>
+              <w:t xml:space="preserve">; gRPC</w:t>
+            </w:r>
+            <w:r>
+              <w:t xml:space="preserve"> </w:t>
+            </w:r>
+            <w:r>
+              <w:rPr>
+                <w:rStyle w:val="VerbatimChar"/>
+              </w:rPr>
+              <w:t xml:space="preserve">TariffService.calculate</w:t>
+            </w:r>
+            <w:r>
+              <w:t xml:space="preserve"> </w:t>
+            </w:r>
+            <w:r>
+              <w:t xml:space="preserve">не подходит</w:t>
+            </w:r>
+          </w:p>
+        </w:tc>
+        <w:tc>
+          <w:tcPr/>
+          <w:p>
+            <w:pPr>
+              <w:pStyle w:val="Compact"/>
+              <w:jc w:val="left"/>
+            </w:pPr>
+            <w:r>
+              <w:t xml:space="preserve">Редакция 8</w:t>
+            </w:r>
+          </w:p>
+        </w:tc>
+      </w:tr>
+      <w:tr>
+        <w:tc>
+          <w:tcPr/>
+          <w:p>
+            <w:pPr>
+              <w:pStyle w:val="Compact"/>
+              <w:jc w:val="left"/>
+            </w:pPr>
+            <w:r>
+              <w:t xml:space="preserve">Номер маршрута</w:t>
+            </w:r>
+          </w:p>
+        </w:tc>
+        <w:tc>
+          <w:tcPr/>
+          <w:p>
+            <w:pPr>
+              <w:pStyle w:val="Compact"/>
+              <w:jc w:val="left"/>
+            </w:pPr>
+            <w:r>
+              <w:t xml:space="preserve">Штатная библиотека</w:t>
+            </w:r>
+            <w:r>
+              <w:t xml:space="preserve"> </w:t>
+            </w:r>
+            <w:r>
+              <w:rPr>
+                <w:rStyle w:val="VerbatimChar"/>
+              </w:rPr>
+              <w:t xml:space="preserve">human-readable-generator</w:t>
+            </w:r>
+            <w:r>
+              <w:t xml:space="preserve">, формат</w:t>
+            </w:r>
+            <w:r>
+              <w:t xml:space="preserve"> </w:t>
+            </w:r>
+            <w:r>
+              <w:rPr>
+                <w:rStyle w:val="VerbatimChar"/>
+              </w:rPr>
+              <w:t xml:space="preserve">FR-XXXX-XXXXXXXX</w:t>
+            </w:r>
+            <w:r>
+              <w:t xml:space="preserve">;</w:t>
+            </w:r>
+            <w:r>
+              <w:t xml:space="preserve"> </w:t>
+            </w:r>
+            <w:r>
+              <w:rPr>
+                <w:rStyle w:val="VerbatimChar"/>
+              </w:rPr>
+              <w:t xml:space="preserve">digitId</w:t>
+            </w:r>
+            <w:r>
+              <w:t xml:space="preserve"> </w:t>
+            </w:r>
+            <w:r>
+              <w:t xml:space="preserve">определяется на сервере и с клиента не принимается; защита от гонки — уникальность номера и повтор генерации</w:t>
+            </w:r>
+          </w:p>
+        </w:tc>
+        <w:tc>
+          <w:tcPr/>
+          <w:p>
+            <w:pPr>
+              <w:pStyle w:val="Compact"/>
+              <w:jc w:val="left"/>
+            </w:pPr>
+            <w:r>
+              <w:t xml:space="preserve">T01.1 D13</w:t>
+            </w:r>
+          </w:p>
+        </w:tc>
+      </w:tr>
+      <w:tr>
+        <w:tc>
+          <w:tcPr/>
+          <w:p>
+            <w:pPr>
+              <w:pStyle w:val="Compact"/>
+              <w:jc w:val="left"/>
+            </w:pPr>
+            <w:r>
+              <w:t xml:space="preserve">Имя поля номера</w:t>
+            </w:r>
+          </w:p>
+        </w:tc>
+        <w:tc>
+          <w:tcPr/>
+          <w:p>
+            <w:pPr>
+              <w:pStyle w:val="Compact"/>
+              <w:jc w:val="left"/>
+            </w:pPr>
+            <w:r>
+              <w:t xml:space="preserve">Колонка</w:t>
+            </w:r>
+            <w:r>
+              <w:t xml:space="preserve"> </w:t>
+            </w:r>
+            <w:r>
+              <w:rPr>
+                <w:rStyle w:val="VerbatimChar"/>
+              </w:rPr>
+              <w:t xml:space="preserve">favorite_route_number</w:t>
+            </w:r>
+            <w:r>
+              <w:t xml:space="preserve"> </w:t>
+            </w:r>
+            <w:r>
+              <w:t xml:space="preserve">(T01.1); в API —</w:t>
+            </w:r>
+            <w:r>
+              <w:t xml:space="preserve"> </w:t>
+            </w:r>
+            <w:r>
+              <w:rPr>
+                <w:rStyle w:val="VerbatimChar"/>
+              </w:rPr>
+              <w:t xml:space="preserve">favoriteRouteNumber</w:t>
+            </w:r>
+            <w:r>
+              <w:t xml:space="preserve">. В редакции 8 вопрос не значится</w:t>
+            </w:r>
+          </w:p>
+        </w:tc>
+        <w:tc>
+          <w:tcPr/>
+          <w:p>
+            <w:pPr>
+              <w:pStyle w:val="Compact"/>
+              <w:jc w:val="left"/>
+            </w:pPr>
+            <w:r>
+              <w:t xml:space="preserve">T01.1</w:t>
+            </w:r>
+          </w:p>
+        </w:tc>
+      </w:tr>
+      <w:tr>
+        <w:tc>
+          <w:tcPr/>
+          <w:p>
+            <w:pPr>
+              <w:pStyle w:val="Compact"/>
+              <w:jc w:val="left"/>
+            </w:pPr>
+            <w:r>
+              <w:t xml:space="preserve">Источник</w:t>
+            </w:r>
+            <w:r>
+              <w:t xml:space="preserve"> </w:t>
+            </w:r>
+            <w:r>
+              <w:rPr>
+                <w:rStyle w:val="VerbatimChar"/>
+              </w:rPr>
+              <w:t xml:space="preserve">digitId</w:t>
+            </w:r>
+          </w:p>
+        </w:tc>
+        <w:tc>
+          <w:tcPr/>
+          <w:p>
+            <w:pPr>
+              <w:pStyle w:val="Compact"/>
+              <w:jc w:val="left"/>
+            </w:pPr>
+            <w:r>
+              <w:t xml:space="preserve">Локальная копия справочника организаций в сервисе маршрутов (вариант C вопроса 12): в токене</w:t>
+            </w:r>
+            <w:r>
+              <w:t xml:space="preserve"> </w:t>
+            </w:r>
+            <w:r>
+              <w:rPr>
+                <w:rStyle w:val="VerbatimChar"/>
+              </w:rPr>
+              <w:t xml:space="preserve">digitId</w:t>
+            </w:r>
+            <w:r>
+              <w:t xml:space="preserve"> </w:t>
+            </w:r>
+            <w:r>
+              <w:t xml:space="preserve">нет, платформа определяет организацию по локальной цепочке, наполняемой из Kafka. Остаток — состав и наполнение копий, вопрос 24</w:t>
+            </w:r>
+          </w:p>
+        </w:tc>
+        <w:tc>
+          <w:tcPr/>
+          <w:p>
+            <w:pPr>
+              <w:pStyle w:val="Compact"/>
+              <w:jc w:val="left"/>
+            </w:pPr>
+            <w:r>
+              <w:t xml:space="preserve">Обследование кода 08.10</w:t>
+            </w:r>
+          </w:p>
+        </w:tc>
+      </w:tr>
+      <w:tr>
+        <w:tc>
+          <w:tcPr/>
+          <w:p>
+            <w:pPr>
+              <w:pStyle w:val="Compact"/>
+              <w:jc w:val="left"/>
+            </w:pPr>
+            <w:r>
+              <w:t xml:space="preserve">Бесплатное время ожидания</w:t>
+            </w:r>
+          </w:p>
+        </w:tc>
+        <w:tc>
+          <w:tcPr/>
+          <w:p>
+            <w:pPr>
+              <w:pStyle w:val="Compact"/>
+              <w:jc w:val="left"/>
+            </w:pPr>
+            <w:r>
+              <w:t xml:space="preserve">В справочнике не хранится; берётся из тарифа и участвует только в расчёте рекомендуемой стоимости</w:t>
+            </w:r>
+          </w:p>
+        </w:tc>
+        <w:tc>
+          <w:tcPr/>
+          <w:p>
+            <w:pPr>
+              <w:pStyle w:val="Compact"/>
+              <w:jc w:val="left"/>
+            </w:pPr>
+            <w:r>
+              <w:t xml:space="preserve">T01.1 D07</w:t>
+            </w:r>
+          </w:p>
+        </w:tc>
+      </w:tr>
+      <w:tr>
+        <w:tc>
+          <w:tcPr/>
+          <w:p>
+            <w:pPr>
+              <w:pStyle w:val="Compact"/>
+              <w:jc w:val="left"/>
+            </w:pPr>
+            <w:r>
+              <w:t xml:space="preserve">Единица ожидания в сообщении перевозчику</w:t>
+            </w:r>
+          </w:p>
+        </w:tc>
+        <w:tc>
+          <w:tcPr/>
+          <w:p>
+            <w:pPr>
+              <w:pStyle w:val="Compact"/>
+              <w:jc w:val="left"/>
+            </w:pPr>
+            <w:r>
+              <w:t xml:space="preserve">Секунды — отдельный контракт</w:t>
+            </w:r>
+          </w:p>
+        </w:tc>
+        <w:tc>
+          <w:tcPr/>
+          <w:p>
+            <w:pPr>
+              <w:pStyle w:val="Compact"/>
+              <w:jc w:val="left"/>
+            </w:pPr>
+            <w:r>
+              <w:t xml:space="preserve">T01.1 D05</w:t>
+            </w:r>
+          </w:p>
+        </w:tc>
+      </w:tr>
+      <w:tr>
+        <w:tc>
+          <w:tcPr/>
+          <w:p>
+            <w:pPr>
+              <w:pStyle w:val="Compact"/>
+              <w:jc w:val="left"/>
+            </w:pPr>
+            <w:r>
+              <w:t xml:space="preserve">Состав активных статусов</w:t>
+            </w:r>
+          </w:p>
+        </w:tc>
+        <w:tc>
+          <w:tcPr/>
+          <w:p>
+            <w:pPr>
+              <w:pStyle w:val="Compact"/>
+              <w:jc w:val="left"/>
+            </w:pPr>
+            <w:r>
+              <w:t xml:space="preserve">Активной считается заявка в нетерминальном статусе. Для такси и группового трансфера терминальны только «отменена» и «завершена» (признак</w:t>
+            </w:r>
+            <w:r>
+              <w:t xml:space="preserve"> </w:t>
+            </w:r>
+            <w:r>
+              <w:rPr>
+                <w:rStyle w:val="VerbatimChar"/>
+              </w:rPr>
+              <w:t xml:space="preserve">terminal</w:t>
+            </w:r>
+            <w:r>
+              <w:t xml:space="preserve"> </w:t>
+            </w:r>
+            <w:r>
+              <w:t xml:space="preserve">у статуса)</w:t>
+            </w:r>
+          </w:p>
+        </w:tc>
+        <w:tc>
+          <w:tcPr/>
+          <w:p>
+            <w:pPr>
+              <w:pStyle w:val="Compact"/>
+              <w:jc w:val="left"/>
+            </w:pPr>
+            <w:r>
+              <w:t xml:space="preserve">Обследование кода 08.10</w:t>
+            </w:r>
+          </w:p>
+        </w:tc>
+      </w:tr>
+      <w:tr>
+        <w:tc>
+          <w:tcPr/>
+          <w:p>
+            <w:pPr>
+              <w:pStyle w:val="Compact"/>
+              <w:jc w:val="left"/>
+            </w:pPr>
+            <w:r>
+              <w:t xml:space="preserve">Права на</w:t>
+            </w:r>
+            <w:r>
+              <w:t xml:space="preserve"> </w:t>
+            </w:r>
+            <w:r>
+              <w:rPr>
+                <w:rStyle w:val="VerbatimChar"/>
+              </w:rPr>
+              <w:t xml:space="preserve">POST search</w:t>
+            </w:r>
+          </w:p>
+        </w:tc>
+        <w:tc>
+          <w:tcPr/>
+          <w:p>
+            <w:pPr>
+              <w:pStyle w:val="Compact"/>
+              <w:jc w:val="left"/>
+            </w:pPr>
+            <w:r>
+              <w:rPr>
+                <w:rStyle w:val="VerbatimChar"/>
+              </w:rPr>
+              <w:t xml:space="preserve">search</w:t>
+            </w:r>
+            <w:r>
+              <w:t xml:space="preserve"> </w:t>
+            </w:r>
+            <w:r>
+              <w:t xml:space="preserve">уже ограничен организацией вызывающего: риск чтения чужих тарифов закрыт. Остаток — какие роли допущены на стенде, вопрос 2</w:t>
+            </w:r>
+          </w:p>
+        </w:tc>
+        <w:tc>
+          <w:tcPr/>
+          <w:p>
+            <w:pPr>
+              <w:pStyle w:val="Compact"/>
+              <w:jc w:val="left"/>
+            </w:pPr>
+            <w:r>
+              <w:t xml:space="preserve">Обследование кода 08.10</w:t>
+            </w:r>
+          </w:p>
+        </w:tc>
+      </w:tr>
+      <w:tr>
+        <w:tc>
+          <w:tcPr/>
+          <w:p>
+            <w:pPr>
+              <w:pStyle w:val="Compact"/>
+              <w:jc w:val="left"/>
+            </w:pPr>
+            <w:r>
+              <w:rPr>
+                <w:rStyle w:val="VerbatimChar"/>
+              </w:rPr>
+              <w:t xml:space="preserve">building</w:t>
+            </w:r>
+            <w:r>
+              <w:t xml:space="preserve"> </w:t>
+            </w:r>
+            <w:r>
+              <w:t xml:space="preserve">/</w:t>
+            </w:r>
+            <w:r>
+              <w:t xml:space="preserve"> </w:t>
+            </w:r>
+            <w:r>
+              <w:rPr>
+                <w:rStyle w:val="VerbatimChar"/>
+              </w:rPr>
+              <w:t xml:space="preserve">structure</w:t>
+            </w:r>
+          </w:p>
+        </w:tc>
+        <w:tc>
+          <w:tcPr/>
+          <w:p>
+            <w:pPr>
+              <w:pStyle w:val="Compact"/>
+              <w:jc w:val="left"/>
+            </w:pPr>
+            <w:r>
+              <w:t xml:space="preserve">Расхождение семантики на диспетчера не влияет: адрес уходит одной строкой без подписей «корпус» и «строение», меняется только порядок двух безымянных значений. Остаток — проверка на стенде, вопрос 9</w:t>
+            </w:r>
+          </w:p>
+        </w:tc>
+        <w:tc>
+          <w:tcPr/>
+          <w:p>
+            <w:pPr>
+              <w:pStyle w:val="Compact"/>
+              <w:jc w:val="left"/>
+            </w:pPr>
+            <w:r>
+              <w:t xml:space="preserve">Обследование кода 08.10</w:t>
+            </w:r>
+          </w:p>
+        </w:tc>
+      </w:tr>
+      <w:tr>
+        <w:tc>
+          <w:tcPr/>
+          <w:p>
+            <w:pPr>
+              <w:pStyle w:val="Compact"/>
+              <w:jc w:val="left"/>
+            </w:pPr>
+            <w:r>
+              <w:rPr>
+                <w:rStyle w:val="VerbatimChar"/>
+              </w:rPr>
+              <w:t xml:space="preserve">cost_variance_flag</w:t>
+            </w:r>
+          </w:p>
+        </w:tc>
+        <w:tc>
+          <w:tcPr/>
+          <w:p>
+            <w:pPr>
+              <w:pStyle w:val="Compact"/>
+              <w:jc w:val="left"/>
+            </w:pPr>
+            <w:r>
+              <w:t xml:space="preserve">В сервисах заявок и отчётов признака нет — создаётся в T04.1</w:t>
+            </w:r>
+          </w:p>
+        </w:tc>
+        <w:tc>
+          <w:tcPr/>
+          <w:p>
+            <w:pPr>
+              <w:pStyle w:val="Compact"/>
+              <w:jc w:val="left"/>
+            </w:pPr>
+            <w:r>
+              <w:t xml:space="preserve">Обследование кода 08.10</w:t>
+            </w:r>
+          </w:p>
+        </w:tc>
+      </w:tr>
+      <w:tr>
+        <w:tc>
+          <w:tcPr/>
+          <w:p>
+            <w:pPr>
+              <w:pStyle w:val="Compact"/>
+              <w:jc w:val="left"/>
+            </w:pPr>
+            <w:r>
+              <w:t xml:space="preserve">Перепроверка при создании заявки</w:t>
+            </w:r>
+          </w:p>
+        </w:tc>
+        <w:tc>
+          <w:tcPr/>
+          <w:p>
+            <w:pPr>
+              <w:pStyle w:val="Compact"/>
+              <w:jc w:val="left"/>
+            </w:pPr>
+            <w:r>
+              <w:t xml:space="preserve">Сейчас</w:t>
+            </w:r>
+            <w:r>
+              <w:t xml:space="preserve"> </w:t>
+            </w:r>
+            <w:r>
+              <w:rPr>
+                <w:rStyle w:val="VerbatimChar"/>
+              </w:rPr>
+              <w:t xml:space="preserve">tariffId</w:t>
+            </w:r>
+            <w:r>
+              <w:t xml:space="preserve"> </w:t>
+            </w:r>
+            <w:r>
+              <w:t xml:space="preserve">и стоимость берутся из запроса и не пересчитываются. Перепроверка —</w:t>
+            </w:r>
+            <w:r>
+              <w:t xml:space="preserve"> </w:t>
+            </w:r>
+            <w:r>
+              <w:rPr>
+                <w:bCs/>
+                <w:b/>
+              </w:rPr>
+              <w:t xml:space="preserve">новая логика T04.1</w:t>
+            </w:r>
+            <w:r>
+              <w:t xml:space="preserve">, а не уточнение существующей</w:t>
+            </w:r>
+          </w:p>
+        </w:tc>
+        <w:tc>
+          <w:tcPr/>
+          <w:p>
+            <w:pPr>
+              <w:pStyle w:val="Compact"/>
+              <w:jc w:val="left"/>
+            </w:pPr>
+            <w:r>
+              <w:t xml:space="preserve">Обследование кода 08.10</w:t>
+            </w:r>
+          </w:p>
+        </w:tc>
+      </w:tr>
+      <w:tr>
+        <w:tc>
+          <w:tcPr/>
+          <w:p>
+            <w:pPr>
+              <w:pStyle w:val="Compact"/>
+              <w:jc w:val="left"/>
+            </w:pPr>
+            <w:r>
+              <w:t xml:space="preserve">Класс</w:t>
+            </w:r>
+            <w:r>
+              <w:t xml:space="preserve"> </w:t>
+            </w:r>
+            <w:r>
+              <w:rPr>
+                <w:rStyle w:val="VerbatimChar"/>
+              </w:rPr>
+              <w:t xml:space="preserve">TRANSFER_CAR_CHOICE</w:t>
+            </w:r>
+          </w:p>
+        </w:tc>
+        <w:tc>
+          <w:tcPr/>
+          <w:p>
+            <w:pPr>
+              <w:pStyle w:val="Compact"/>
+              <w:jc w:val="left"/>
+            </w:pPr>
+            <w:r>
+              <w:rPr>
+                <w:rStyle w:val="VerbatimChar"/>
+              </w:rPr>
+              <w:t xml:space="preserve">recommended_cost</w:t>
+            </w:r>
+            <w:r>
+              <w:t xml:space="preserve"> </w:t>
+            </w:r>
+            <w:r>
+              <w:t xml:space="preserve">и</w:t>
+            </w:r>
+            <w:r>
+              <w:t xml:space="preserve"> </w:t>
+            </w:r>
+            <w:r>
+              <w:rPr>
+                <w:rStyle w:val="VerbatimChar"/>
+              </w:rPr>
+              <w:t xml:space="preserve">tariff_id</w:t>
+            </w:r>
+            <w:r>
+              <w:t xml:space="preserve"> </w:t>
+            </w:r>
+            <w:r>
+              <w:t xml:space="preserve">необязательны только для этого класса (</w:t>
+            </w:r>
+            <w:r>
+              <w:rPr>
+                <w:rStyle w:val="VerbatimChar"/>
+              </w:rPr>
+              <w:t xml:space="preserve">CHECK</w:t>
+            </w:r>
+            <w:r>
+              <w:t xml:space="preserve">); цена не придумывается, в карточке прочерк</w:t>
+            </w:r>
+          </w:p>
+        </w:tc>
+        <w:tc>
+          <w:tcPr/>
+          <w:p>
+            <w:pPr>
+              <w:pStyle w:val="Compact"/>
+              <w:jc w:val="left"/>
+            </w:pPr>
+            <w:r>
+              <w:t xml:space="preserve">T01.1 D15</w:t>
+            </w:r>
+          </w:p>
+        </w:tc>
+      </w:tr>
+      <w:tr>
+        <w:tc>
+          <w:tcPr/>
+          <w:p>
+            <w:pPr>
+              <w:pStyle w:val="Compact"/>
+              <w:jc w:val="left"/>
+            </w:pPr>
+            <w:r>
+              <w:t xml:space="preserve">Отдельная бизнес-роль</w:t>
+            </w:r>
+          </w:p>
+        </w:tc>
+        <w:tc>
+          <w:tcPr/>
+          <w:p>
+            <w:pPr>
+              <w:pStyle w:val="Compact"/>
+              <w:jc w:val="left"/>
+            </w:pPr>
+            <w:r>
+              <w:t xml:space="preserve">Не выделяется</w:t>
+            </w:r>
+          </w:p>
+        </w:tc>
+        <w:tc>
+          <w:tcPr/>
+          <w:p>
+            <w:pPr>
+              <w:pStyle w:val="Compact"/>
+              <w:jc w:val="left"/>
+            </w:pPr>
+            <w:r>
+              <w:t xml:space="preserve">Протокол 10.09, п. 10</w:t>
+            </w:r>
+          </w:p>
+        </w:tc>
+      </w:tr>
+      <w:tr>
+        <w:tc>
+          <w:tcPr/>
+          <w:p>
+            <w:pPr>
+              <w:pStyle w:val="Compact"/>
+              <w:jc w:val="left"/>
+            </w:pPr>
+            <w:r>
+              <w:t xml:space="preserve">Корректировка записи</w:t>
+            </w:r>
+          </w:p>
+        </w:tc>
+        <w:tc>
+          <w:tcPr/>
+          <w:p>
+            <w:pPr>
+              <w:pStyle w:val="Compact"/>
+              <w:jc w:val="left"/>
+            </w:pPr>
+            <w:r>
+              <w:t xml:space="preserve">Разрешена, с фиксацией автора и времени</w:t>
+            </w:r>
+          </w:p>
+        </w:tc>
+        <w:tc>
+          <w:tcPr/>
+          <w:p>
+            <w:pPr>
+              <w:pStyle w:val="Compact"/>
+              <w:jc w:val="left"/>
+            </w:pPr>
+            <w:r>
+              <w:t xml:space="preserve">Протокол 10.09, п. 7</w:t>
+            </w:r>
+          </w:p>
+        </w:tc>
+      </w:tr>
+      <w:tr>
+        <w:tc>
+          <w:tcPr/>
+          <w:p>
+            <w:pPr>
+              <w:pStyle w:val="Compact"/>
+              <w:jc w:val="left"/>
+            </w:pPr>
+            <w:r>
+              <w:t xml:space="preserve">Период действия</w:t>
+            </w:r>
+          </w:p>
+        </w:tc>
+        <w:tc>
+          <w:tcPr/>
+          <w:p>
+            <w:pPr>
+              <w:pStyle w:val="Compact"/>
+              <w:jc w:val="left"/>
+            </w:pPr>
+            <w:r>
+              <w:t xml:space="preserve">Можно не задавать; период маршрута тарифом при сохранении не ограничивается</w:t>
+            </w:r>
+          </w:p>
+        </w:tc>
+        <w:tc>
+          <w:tcPr/>
+          <w:p>
+            <w:pPr>
+              <w:pStyle w:val="Compact"/>
+              <w:jc w:val="left"/>
+            </w:pPr>
+            <w:r>
+              <w:t xml:space="preserve">Встреча 05.10 (12:07–12:24)</w:t>
+            </w:r>
+          </w:p>
+        </w:tc>
+      </w:tr>
+      <w:tr>
+        <w:tc>
+          <w:tcPr/>
+          <w:p>
+            <w:pPr>
+              <w:pStyle w:val="Compact"/>
+              <w:jc w:val="left"/>
+            </w:pPr>
+            <w:r>
               <w:t xml:space="preserve">Название точки</w:t>
             </w:r>
-            <w:r>
-              <w:t xml:space="preserve"> </w:t>
-            </w:r>
+          </w:p>
+        </w:tc>
+        <w:tc>
+          <w:tcPr/>
+          <w:p>
+            <w:pPr>
+              <w:pStyle w:val="Compact"/>
+              <w:jc w:val="left"/>
+            </w:pPr>
             <w:r>
               <w:rPr>
                 <w:rStyle w:val="VerbatimChar"/>
               </w:rPr>
               <w:t xml:space="preserve">name</w:t>
             </w:r>
-          </w:p>
-        </w:tc>
-        <w:tc>
-          <w:tcPr/>
-          <w:p>
-            <w:pPr>
-              <w:pStyle w:val="Compact"/>
-              <w:jc w:val="left"/>
-            </w:pPr>
-            <w:r>
-              <w:t xml:space="preserve">Необязательное поле; хранится в справочнике и виджете, в заявку и перевозчику не передаётся</w:t>
-            </w:r>
-          </w:p>
-        </w:tc>
-        <w:tc>
-          <w:tcPr/>
-          <w:p>
-            <w:pPr>
-              <w:pStyle w:val="Compact"/>
-              <w:jc w:val="left"/>
-            </w:pPr>
-            <w:r>
-              <w:t xml:space="preserve">Встреча 05.10 (09:40–10:11); вопрос 11</w:t>
+            <w:r>
+              <w:t xml:space="preserve"> </w:t>
+            </w:r>
+            <w:r>
+              <w:t xml:space="preserve">необязательно; хранится в справочнике и виджете</w:t>
+            </w:r>
+          </w:p>
+        </w:tc>
+        <w:tc>
+          <w:tcPr/>
+          <w:p>
+            <w:pPr>
+              <w:pStyle w:val="Compact"/>
+              <w:jc w:val="left"/>
+            </w:pPr>
+            <w:r>
+              <w:t xml:space="preserve">Встреча 05.10 (09:40–10:11); вопрос 8</w:t>
             </w:r>
           </w:p>
         </w:tc>
@@ -4473,808 +5265,6 @@
               <w:jc w:val="left"/>
             </w:pPr>
             <w:r>
-              <w:t xml:space="preserve">Адрес точки</w:t>
-            </w:r>
-          </w:p>
-        </w:tc>
-        <w:tc>
-          <w:tcPr/>
-          <w:p>
-            <w:pPr>
-              <w:pStyle w:val="Compact"/>
-              <w:jc w:val="left"/>
-            </w:pPr>
-            <w:r>
-              <w:t xml:space="preserve">Хранится по значению, без id адреса</w:t>
-            </w:r>
-          </w:p>
-        </w:tc>
-        <w:tc>
-          <w:tcPr/>
-          <w:p>
-            <w:pPr>
-              <w:pStyle w:val="Compact"/>
-              <w:jc w:val="left"/>
-            </w:pPr>
-            <w:r>
-              <w:t xml:space="preserve">Вопрос 2 (D01)</w:t>
-            </w:r>
-          </w:p>
-        </w:tc>
-      </w:tr>
-      <w:tr>
-        <w:tc>
-          <w:tcPr/>
-          <w:p>
-            <w:pPr>
-              <w:pStyle w:val="Compact"/>
-              <w:jc w:val="left"/>
-            </w:pPr>
-            <w:r>
-              <w:rPr>
-                <w:rStyle w:val="VerbatimChar"/>
-              </w:rPr>
-              <w:t xml:space="preserve">waypoints</w:t>
-            </w:r>
-          </w:p>
-        </w:tc>
-        <w:tc>
-          <w:tcPr/>
-          <w:p>
-            <w:pPr>
-              <w:pStyle w:val="Compact"/>
-              <w:jc w:val="left"/>
-            </w:pPr>
-            <w:r>
-              <w:rPr>
-                <w:rStyle w:val="VerbatimChar"/>
-              </w:rPr>
-              <w:t xml:space="preserve">jsonb</w:t>
-            </w:r>
-            <w:r>
-              <w:t xml:space="preserve">, не</w:t>
-            </w:r>
-            <w:r>
-              <w:t xml:space="preserve"> </w:t>
-            </w:r>
-            <w:r>
-              <w:rPr>
-                <w:rStyle w:val="VerbatimChar"/>
-              </w:rPr>
-              <w:t xml:space="preserve">json</w:t>
-            </w:r>
-          </w:p>
-        </w:tc>
-        <w:tc>
-          <w:tcPr/>
-          <w:p>
-            <w:pPr>
-              <w:pStyle w:val="Compact"/>
-              <w:jc w:val="left"/>
-            </w:pPr>
-            <w:r>
-              <w:t xml:space="preserve">Вопрос 2 (D03)</w:t>
-            </w:r>
-          </w:p>
-        </w:tc>
-      </w:tr>
-      <w:tr>
-        <w:tc>
-          <w:tcPr/>
-          <w:p>
-            <w:pPr>
-              <w:pStyle w:val="Compact"/>
-              <w:jc w:val="left"/>
-            </w:pPr>
-            <w:r>
-              <w:t xml:space="preserve">История изменений</w:t>
-            </w:r>
-          </w:p>
-        </w:tc>
-        <w:tc>
-          <w:tcPr/>
-          <w:p>
-            <w:pPr>
-              <w:pStyle w:val="Compact"/>
-              <w:jc w:val="left"/>
-            </w:pPr>
-            <w:r>
-              <w:t xml:space="preserve">EAV +</w:t>
-            </w:r>
-            <w:r>
-              <w:t xml:space="preserve"> </w:t>
-            </w:r>
-            <w:r>
-              <w:rPr>
-                <w:rStyle w:val="VerbatimChar"/>
-              </w:rPr>
-              <w:t xml:space="preserve">route_version</w:t>
-            </w:r>
-            <w:r>
-              <w:t xml:space="preserve">, запись в одной транзакции с изменением</w:t>
-            </w:r>
-          </w:p>
-        </w:tc>
-        <w:tc>
-          <w:tcPr/>
-          <w:p>
-            <w:pPr>
-              <w:pStyle w:val="Compact"/>
-              <w:jc w:val="left"/>
-            </w:pPr>
-            <w:r>
-              <w:t xml:space="preserve">Вопрос 2 (D04); БТ, раздел 10.2</w:t>
-            </w:r>
-          </w:p>
-        </w:tc>
-      </w:tr>
-      <w:tr>
-        <w:tc>
-          <w:tcPr/>
-          <w:p>
-            <w:pPr>
-              <w:pStyle w:val="Compact"/>
-              <w:jc w:val="left"/>
-            </w:pPr>
-            <w:r>
-              <w:t xml:space="preserve">Версия записи</w:t>
-            </w:r>
-          </w:p>
-        </w:tc>
-        <w:tc>
-          <w:tcPr/>
-          <w:p>
-            <w:pPr>
-              <w:pStyle w:val="Compact"/>
-              <w:jc w:val="left"/>
-            </w:pPr>
-            <w:r>
-              <w:rPr>
-                <w:rStyle w:val="VerbatimChar"/>
-              </w:rPr>
-              <w:t xml:space="preserve">int8</w:t>
-            </w:r>
-            <w:r>
-              <w:t xml:space="preserve"> </w:t>
-            </w:r>
-            <w:r>
-              <w:t xml:space="preserve">(</w:t>
-            </w:r>
-            <w:r>
-              <w:rPr>
-                <w:rStyle w:val="VerbatimChar"/>
-              </w:rPr>
-              <w:t xml:space="preserve">Long</w:t>
-            </w:r>
-            <w:r>
-              <w:t xml:space="preserve">), JPA</w:t>
-            </w:r>
-            <w:r>
-              <w:t xml:space="preserve"> </w:t>
-            </w:r>
-            <w:r>
-              <w:rPr>
-                <w:rStyle w:val="VerbatimChar"/>
-              </w:rPr>
-              <w:t xml:space="preserve">@Version</w:t>
-            </w:r>
-            <w:r>
-              <w:t xml:space="preserve">; приходит от клиента при изменении и деактивации</w:t>
-            </w:r>
-          </w:p>
-        </w:tc>
-        <w:tc>
-          <w:tcPr/>
-          <w:p>
-            <w:pPr>
-              <w:pStyle w:val="Compact"/>
-              <w:jc w:val="left"/>
-            </w:pPr>
-            <w:r>
-              <w:t xml:space="preserve">Вопрос 2 (D11), вопрос 17</w:t>
-            </w:r>
-          </w:p>
-        </w:tc>
-      </w:tr>
-      <w:tr>
-        <w:tc>
-          <w:tcPr/>
-          <w:p>
-            <w:pPr>
-              <w:pStyle w:val="Compact"/>
-              <w:jc w:val="left"/>
-            </w:pPr>
-            <w:r>
-              <w:t xml:space="preserve">Истечение срока</w:t>
-            </w:r>
-          </w:p>
-        </w:tc>
-        <w:tc>
-          <w:tcPr/>
-          <w:p>
-            <w:pPr>
-              <w:pStyle w:val="Compact"/>
-              <w:jc w:val="left"/>
-            </w:pPr>
-            <w:r>
-              <w:t xml:space="preserve">Определяется по</w:t>
-            </w:r>
-            <w:r>
-              <w:t xml:space="preserve"> </w:t>
-            </w:r>
-            <w:r>
-              <w:rPr>
-                <w:rStyle w:val="VerbatimChar"/>
-              </w:rPr>
-              <w:t xml:space="preserve">valid_to</w:t>
-            </w:r>
-            <w:r>
-              <w:t xml:space="preserve"> </w:t>
-            </w:r>
-            <w:r>
-              <w:t xml:space="preserve">при чтении;</w:t>
-            </w:r>
-            <w:r>
-              <w:t xml:space="preserve"> </w:t>
-            </w:r>
-            <w:r>
-              <w:rPr>
-                <w:rStyle w:val="VerbatimChar"/>
-              </w:rPr>
-              <w:t xml:space="preserve">is_active</w:t>
-            </w:r>
-            <w:r>
-              <w:t xml:space="preserve"> </w:t>
-            </w:r>
-            <w:r>
-              <w:t xml:space="preserve">не меняется, фонового перевода нет</w:t>
-            </w:r>
-          </w:p>
-        </w:tc>
-        <w:tc>
-          <w:tcPr/>
-          <w:p>
-            <w:pPr>
-              <w:pStyle w:val="Compact"/>
-              <w:jc w:val="left"/>
-            </w:pPr>
-            <w:r>
-              <w:t xml:space="preserve">Вопрос 2 (D14)</w:t>
-            </w:r>
-          </w:p>
-        </w:tc>
-      </w:tr>
-      <w:tr>
-        <w:tc>
-          <w:tcPr/>
-          <w:p>
-            <w:pPr>
-              <w:pStyle w:val="Compact"/>
-              <w:jc w:val="left"/>
-            </w:pPr>
-            <w:r>
-              <w:t xml:space="preserve">Период действия</w:t>
-            </w:r>
-          </w:p>
-        </w:tc>
-        <w:tc>
-          <w:tcPr/>
-          <w:p>
-            <w:pPr>
-              <w:pStyle w:val="Compact"/>
-              <w:jc w:val="left"/>
-            </w:pPr>
-            <w:r>
-              <w:t xml:space="preserve">Можно не задавать — круглогодичные маршруты допускаются</w:t>
-            </w:r>
-          </w:p>
-        </w:tc>
-        <w:tc>
-          <w:tcPr/>
-          <w:p>
-            <w:pPr>
-              <w:pStyle w:val="Compact"/>
-              <w:jc w:val="left"/>
-            </w:pPr>
-            <w:r>
-              <w:t xml:space="preserve">Встреча 05.10 (12:07–12:17)</w:t>
-            </w:r>
-          </w:p>
-        </w:tc>
-      </w:tr>
-      <w:tr>
-        <w:tc>
-          <w:tcPr/>
-          <w:p>
-            <w:pPr>
-              <w:pStyle w:val="Compact"/>
-              <w:jc w:val="left"/>
-            </w:pPr>
-            <w:r>
-              <w:t xml:space="preserve">Удалённая и истёкшая запись</w:t>
-            </w:r>
-          </w:p>
-        </w:tc>
-        <w:tc>
-          <w:tcPr/>
-          <w:p>
-            <w:pPr>
-              <w:pStyle w:val="Compact"/>
-              <w:jc w:val="left"/>
-            </w:pPr>
-            <w:r>
-              <w:t xml:space="preserve">Доступны только для чтения; восстановления вручную удалённой записи нет</w:t>
-            </w:r>
-          </w:p>
-        </w:tc>
-        <w:tc>
-          <w:tcPr/>
-          <w:p>
-            <w:pPr>
-              <w:pStyle w:val="Compact"/>
-              <w:jc w:val="left"/>
-            </w:pPr>
-            <w:r>
-              <w:t xml:space="preserve">T01.1</w:t>
-            </w:r>
-          </w:p>
-        </w:tc>
-      </w:tr>
-      <w:tr>
-        <w:tc>
-          <w:tcPr/>
-          <w:p>
-            <w:pPr>
-              <w:pStyle w:val="Compact"/>
-              <w:jc w:val="left"/>
-            </w:pPr>
-            <w:r>
-              <w:t xml:space="preserve">Корректировка записи</w:t>
-            </w:r>
-          </w:p>
-        </w:tc>
-        <w:tc>
-          <w:tcPr/>
-          <w:p>
-            <w:pPr>
-              <w:pStyle w:val="Compact"/>
-              <w:jc w:val="left"/>
-            </w:pPr>
-            <w:r>
-              <w:t xml:space="preserve">Разрешена, с сохранением, кто и когда правил</w:t>
-            </w:r>
-          </w:p>
-        </w:tc>
-        <w:tc>
-          <w:tcPr/>
-          <w:p>
-            <w:pPr>
-              <w:pStyle w:val="Compact"/>
-              <w:jc w:val="left"/>
-            </w:pPr>
-            <w:r>
-              <w:t xml:space="preserve">Протокол 10.09, п. 7</w:t>
-            </w:r>
-          </w:p>
-        </w:tc>
-      </w:tr>
-      <w:tr>
-        <w:tc>
-          <w:tcPr/>
-          <w:p>
-            <w:pPr>
-              <w:pStyle w:val="Compact"/>
-              <w:jc w:val="left"/>
-            </w:pPr>
-            <w:r>
-              <w:t xml:space="preserve">Отдельная бизнес-роль</w:t>
-            </w:r>
-          </w:p>
-        </w:tc>
-        <w:tc>
-          <w:tcPr/>
-          <w:p>
-            <w:pPr>
-              <w:pStyle w:val="Compact"/>
-              <w:jc w:val="left"/>
-            </w:pPr>
-            <w:r>
-              <w:t xml:space="preserve">Не выделяется: доступ у авторизованных пользователей с правами</w:t>
-            </w:r>
-          </w:p>
-        </w:tc>
-        <w:tc>
-          <w:tcPr/>
-          <w:p>
-            <w:pPr>
-              <w:pStyle w:val="Compact"/>
-              <w:jc w:val="left"/>
-            </w:pPr>
-            <w:r>
-              <w:t xml:space="preserve">Протокол 10.09, п. 10</w:t>
-            </w:r>
-          </w:p>
-        </w:tc>
-      </w:tr>
-      <w:tr>
-        <w:tc>
-          <w:tcPr/>
-          <w:p>
-            <w:pPr>
-              <w:pStyle w:val="Compact"/>
-              <w:jc w:val="left"/>
-            </w:pPr>
-            <w:r>
-              <w:t xml:space="preserve">Схема расчёта</w:t>
-            </w:r>
-          </w:p>
-        </w:tc>
-        <w:tc>
-          <w:tcPr/>
-          <w:p>
-            <w:pPr>
-              <w:pStyle w:val="Compact"/>
-              <w:jc w:val="left"/>
-            </w:pPr>
-            <w:r>
-              <w:t xml:space="preserve">geo (расстояние и время) + REST</w:t>
-            </w:r>
-            <w:r>
-              <w:t xml:space="preserve"> </w:t>
-            </w:r>
-            <w:r>
-              <w:rPr>
-                <w:rStyle w:val="VerbatimChar"/>
-              </w:rPr>
-              <w:t xml:space="preserve">POST /calculate/{transportTypeUUID}/{tariffId}</w:t>
-            </w:r>
-            <w:r>
-              <w:t xml:space="preserve">; gRPC</w:t>
-            </w:r>
-            <w:r>
-              <w:t xml:space="preserve"> </w:t>
-            </w:r>
-            <w:r>
-              <w:rPr>
-                <w:rStyle w:val="VerbatimChar"/>
-              </w:rPr>
-              <w:t xml:space="preserve">TariffService.calculate</w:t>
-            </w:r>
-            <w:r>
-              <w:t xml:space="preserve"> </w:t>
-            </w:r>
-            <w:r>
-              <w:t xml:space="preserve">не подходит (не принимает класс услуги и ожидание в точках)</w:t>
-            </w:r>
-          </w:p>
-        </w:tc>
-        <w:tc>
-          <w:tcPr/>
-          <w:p>
-            <w:pPr>
-              <w:pStyle w:val="Compact"/>
-              <w:jc w:val="left"/>
-            </w:pPr>
-            <w:r>
-              <w:t xml:space="preserve">Вопрос 7</w:t>
-            </w:r>
-          </w:p>
-        </w:tc>
-      </w:tr>
-      <w:tr>
-        <w:tc>
-          <w:tcPr/>
-          <w:p>
-            <w:pPr>
-              <w:pStyle w:val="Compact"/>
-              <w:jc w:val="left"/>
-            </w:pPr>
-            <w:r>
-              <w:t xml:space="preserve">Обязательность расчёта</w:t>
-            </w:r>
-          </w:p>
-        </w:tc>
-        <w:tc>
-          <w:tcPr/>
-          <w:p>
-            <w:pPr>
-              <w:pStyle w:val="Compact"/>
-              <w:jc w:val="left"/>
-            </w:pPr>
-            <w:r>
-              <w:t xml:space="preserve">Без расчёта маршрут не сохраняется; значения клиента не принимаются</w:t>
-            </w:r>
-          </w:p>
-        </w:tc>
-        <w:tc>
-          <w:tcPr/>
-          <w:p>
-            <w:pPr>
-              <w:pStyle w:val="Compact"/>
-              <w:jc w:val="left"/>
-            </w:pPr>
-            <w:r>
-              <w:t xml:space="preserve">Встреча 05.10; вопрос 2 (D12)</w:t>
-            </w:r>
-          </w:p>
-        </w:tc>
-      </w:tr>
-      <w:tr>
-        <w:tc>
-          <w:tcPr/>
-          <w:p>
-            <w:pPr>
-              <w:pStyle w:val="Compact"/>
-              <w:jc w:val="left"/>
-            </w:pPr>
-            <w:r>
-              <w:t xml:space="preserve">Рекомендуемая стоимость</w:t>
-            </w:r>
-          </w:p>
-        </w:tc>
-        <w:tc>
-          <w:tcPr/>
-          <w:p>
-            <w:pPr>
-              <w:pStyle w:val="Compact"/>
-              <w:jc w:val="left"/>
-            </w:pPr>
-            <w:r>
-              <w:t xml:space="preserve">Ориентир по тарифу; цену маршрута задаёт прайс. Пользователю при оформлении не показывается (на подтверждении — вопрос 2 заказчику)</w:t>
-            </w:r>
-          </w:p>
-        </w:tc>
-        <w:tc>
-          <w:tcPr/>
-          <w:p>
-            <w:pPr>
-              <w:pStyle w:val="Compact"/>
-              <w:jc w:val="left"/>
-            </w:pPr>
-            <w:r>
-              <w:t xml:space="preserve">Встреча 05.10 (09:00–09:25)</w:t>
-            </w:r>
-          </w:p>
-        </w:tc>
-      </w:tr>
-      <w:tr>
-        <w:tc>
-          <w:tcPr/>
-          <w:p>
-            <w:pPr>
-              <w:pStyle w:val="Compact"/>
-              <w:jc w:val="left"/>
-            </w:pPr>
-            <w:r>
-              <w:t xml:space="preserve">Тариф маршрута</w:t>
-            </w:r>
-          </w:p>
-        </w:tc>
-        <w:tc>
-          <w:tcPr/>
-          <w:p>
-            <w:pPr>
-              <w:pStyle w:val="Compact"/>
-              <w:jc w:val="left"/>
-            </w:pPr>
-            <w:r>
-              <w:rPr>
-                <w:rStyle w:val="VerbatimChar"/>
-              </w:rPr>
-              <w:t xml:space="preserve">tariff_id</w:t>
-            </w:r>
-            <w:r>
-              <w:t xml:space="preserve"> </w:t>
-            </w:r>
-            <w:r>
-              <w:t xml:space="preserve">— снимок клиентского тарифа для реестров; тариф перевозчика в маршрут не попадает</w:t>
-            </w:r>
-          </w:p>
-        </w:tc>
-        <w:tc>
-          <w:tcPr/>
-          <w:p>
-            <w:pPr>
-              <w:pStyle w:val="Compact"/>
-              <w:jc w:val="left"/>
-            </w:pPr>
-            <w:r>
-              <w:t xml:space="preserve">Встреча 05.10 (около 01:24)</w:t>
-            </w:r>
-          </w:p>
-        </w:tc>
-      </w:tr>
-      <w:tr>
-        <w:tc>
-          <w:tcPr/>
-          <w:p>
-            <w:pPr>
-              <w:pStyle w:val="Compact"/>
-              <w:jc w:val="left"/>
-            </w:pPr>
-            <w:r>
-              <w:rPr>
-                <w:rStyle w:val="VerbatimChar"/>
-              </w:rPr>
-              <w:t xml:space="preserve">calculated_at</w:t>
-            </w:r>
-          </w:p>
-        </w:tc>
-        <w:tc>
-          <w:tcPr/>
-          <w:p>
-            <w:pPr>
-              <w:pStyle w:val="Compact"/>
-              <w:jc w:val="left"/>
-            </w:pPr>
-            <w:r>
-              <w:t xml:space="preserve">Не добавлять</w:t>
-            </w:r>
-          </w:p>
-        </w:tc>
-        <w:tc>
-          <w:tcPr/>
-          <w:p>
-            <w:pPr>
-              <w:pStyle w:val="Compact"/>
-              <w:jc w:val="left"/>
-            </w:pPr>
-            <w:r>
-              <w:t xml:space="preserve">Вопрос 2 (D12)</w:t>
-            </w:r>
-          </w:p>
-        </w:tc>
-      </w:tr>
-      <w:tr>
-        <w:tc>
-          <w:tcPr/>
-          <w:p>
-            <w:pPr>
-              <w:pStyle w:val="Compact"/>
-              <w:jc w:val="left"/>
-            </w:pPr>
-            <w:r>
-              <w:rPr>
-                <w:rStyle w:val="VerbatimChar"/>
-              </w:rPr>
-              <w:t xml:space="preserve">field_name</w:t>
-            </w:r>
-            <w:r>
-              <w:t xml:space="preserve"> </w:t>
-            </w:r>
-            <w:r>
-              <w:t xml:space="preserve">в истории</w:t>
-            </w:r>
-          </w:p>
-        </w:tc>
-        <w:tc>
-          <w:tcPr/>
-          <w:p>
-            <w:pPr>
-              <w:pStyle w:val="Compact"/>
-              <w:jc w:val="left"/>
-            </w:pPr>
-            <w:r>
-              <w:rPr>
-                <w:rStyle w:val="VerbatimChar"/>
-              </w:rPr>
-              <w:t xml:space="preserve">CHECK</w:t>
-            </w:r>
-            <w:r>
-              <w:t xml:space="preserve"> </w:t>
-            </w:r>
-            <w:r>
-              <w:t xml:space="preserve">в БД и перечисление в коде</w:t>
-            </w:r>
-          </w:p>
-        </w:tc>
-        <w:tc>
-          <w:tcPr/>
-          <w:p>
-            <w:pPr>
-              <w:pStyle w:val="Compact"/>
-              <w:jc w:val="left"/>
-            </w:pPr>
-            <w:r>
-              <w:t xml:space="preserve">Вопрос 2</w:t>
-            </w:r>
-          </w:p>
-        </w:tc>
-      </w:tr>
-      <w:tr>
-        <w:tc>
-          <w:tcPr/>
-          <w:p>
-            <w:pPr>
-              <w:pStyle w:val="Compact"/>
-              <w:jc w:val="left"/>
-            </w:pPr>
-            <w:r>
-              <w:t xml:space="preserve">Эскалация менеджеру</w:t>
-            </w:r>
-          </w:p>
-        </w:tc>
-        <w:tc>
-          <w:tcPr/>
-          <w:p>
-            <w:pPr>
-              <w:pStyle w:val="Compact"/>
-              <w:jc w:val="left"/>
-            </w:pPr>
-            <w:r>
-              <w:t xml:space="preserve">Отдельное поле не нужно, достаточно</w:t>
-            </w:r>
-            <w:r>
-              <w:t xml:space="preserve"> </w:t>
-            </w:r>
-            <w:r>
-              <w:rPr>
-                <w:rStyle w:val="VerbatimChar"/>
-              </w:rPr>
-              <w:t xml:space="preserve">cost_variance_flag</w:t>
-            </w:r>
-          </w:p>
-        </w:tc>
-        <w:tc>
-          <w:tcPr/>
-          <w:p>
-            <w:pPr>
-              <w:pStyle w:val="Compact"/>
-              <w:jc w:val="left"/>
-            </w:pPr>
-            <w:r>
-              <w:t xml:space="preserve">Протокол 17.09, п. 12</w:t>
-            </w:r>
-          </w:p>
-        </w:tc>
-      </w:tr>
-      <w:tr>
-        <w:tc>
-          <w:tcPr/>
-          <w:p>
-            <w:pPr>
-              <w:pStyle w:val="Compact"/>
-              <w:jc w:val="left"/>
-            </w:pPr>
-            <w:r>
-              <w:t xml:space="preserve">Цель поездки и ТС</w:t>
-            </w:r>
-          </w:p>
-        </w:tc>
-        <w:tc>
-          <w:tcPr/>
-          <w:p>
-            <w:pPr>
-              <w:pStyle w:val="Compact"/>
-              <w:jc w:val="left"/>
-            </w:pPr>
-            <w:r>
-              <w:t xml:space="preserve">В справочнике не хранятся</w:t>
-            </w:r>
-          </w:p>
-        </w:tc>
-        <w:tc>
-          <w:tcPr/>
-          <w:p>
-            <w:pPr>
-              <w:pStyle w:val="Compact"/>
-              <w:jc w:val="left"/>
-            </w:pPr>
-            <w:r>
-              <w:t xml:space="preserve">Протокол 17.09, п. 4 и п. 9</w:t>
-            </w:r>
-          </w:p>
-        </w:tc>
-      </w:tr>
-      <w:tr>
-        <w:tc>
-          <w:tcPr/>
-          <w:p>
-            <w:pPr>
-              <w:pStyle w:val="Compact"/>
-              <w:jc w:val="left"/>
-            </w:pPr>
-            <w:r>
               <w:t xml:space="preserve">Классы услуги</w:t>
             </w:r>
           </w:p>
@@ -5287,55 +5277,7 @@
               <w:jc w:val="left"/>
             </w:pPr>
             <w:r>
-              <w:t xml:space="preserve">TAXI:</w:t>
-            </w:r>
-            <w:r>
-              <w:t xml:space="preserve"> </w:t>
-            </w:r>
-            <w:r>
-              <w:rPr>
-                <w:rStyle w:val="VerbatimChar"/>
-              </w:rPr>
-              <w:t xml:space="preserve">ECONOMY</w:t>
-            </w:r>
-            <w:r>
-              <w:t xml:space="preserve">,</w:t>
-            </w:r>
-            <w:r>
-              <w:t xml:space="preserve"> </w:t>
-            </w:r>
-            <w:r>
-              <w:rPr>
-                <w:rStyle w:val="VerbatimChar"/>
-              </w:rPr>
-              <w:t xml:space="preserve">COMFORT</w:t>
-            </w:r>
-            <w:r>
-              <w:t xml:space="preserve">,</w:t>
-            </w:r>
-            <w:r>
-              <w:t xml:space="preserve"> </w:t>
-            </w:r>
-            <w:r>
-              <w:rPr>
-                <w:rStyle w:val="VerbatimChar"/>
-              </w:rPr>
-              <w:t xml:space="preserve">COMFORT_PLUS</w:t>
-            </w:r>
-            <w:r>
-              <w:t xml:space="preserve">,</w:t>
-            </w:r>
-            <w:r>
-              <w:t xml:space="preserve"> </w:t>
-            </w:r>
-            <w:r>
-              <w:rPr>
-                <w:rStyle w:val="VerbatimChar"/>
-              </w:rPr>
-              <w:t xml:space="preserve">BUSINESS</w:t>
-            </w:r>
-            <w:r>
-              <w:t xml:space="preserve">,</w:t>
+              <w:t xml:space="preserve">Перечень закрыт;</w:t>
             </w:r>
             <w:r>
               <w:t xml:space="preserve"> </w:t>
@@ -5347,79 +5289,10 @@
               <w:t xml:space="preserve">OFFICIAL</w:t>
             </w:r>
             <w:r>
-              <w:t xml:space="preserve">; GROUP_TRANSFER:</w:t>
-            </w:r>
-            <w:r>
-              <w:t xml:space="preserve"> </w:t>
-            </w:r>
-            <w:r>
-              <w:rPr>
-                <w:rStyle w:val="VerbatimChar"/>
-              </w:rPr>
-              <w:t xml:space="preserve">TRANSFER</w:t>
-            </w:r>
-            <w:r>
-              <w:t xml:space="preserve">,</w:t>
-            </w:r>
-            <w:r>
-              <w:t xml:space="preserve"> </w:t>
-            </w:r>
-            <w:r>
-              <w:rPr>
-                <w:rStyle w:val="VerbatimChar"/>
-              </w:rPr>
-              <w:t xml:space="preserve">TRANSFER_COMFORT</w:t>
-            </w:r>
-            <w:r>
-              <w:t xml:space="preserve">,</w:t>
-            </w:r>
-            <w:r>
-              <w:t xml:space="preserve"> </w:t>
-            </w:r>
-            <w:r>
-              <w:rPr>
-                <w:rStyle w:val="VerbatimChar"/>
-              </w:rPr>
-              <w:t xml:space="preserve">TRANSFER_COMFORT_PLUS</w:t>
-            </w:r>
-            <w:r>
-              <w:t xml:space="preserve">,</w:t>
-            </w:r>
-            <w:r>
-              <w:t xml:space="preserve"> </w:t>
-            </w:r>
-            <w:r>
-              <w:rPr>
-                <w:rStyle w:val="VerbatimChar"/>
-              </w:rPr>
-              <w:t xml:space="preserve">TRANSFER_BUSINESS</w:t>
-            </w:r>
-            <w:r>
-              <w:t xml:space="preserve">,</w:t>
-            </w:r>
-            <w:r>
-              <w:t xml:space="preserve"> </w:t>
-            </w:r>
-            <w:r>
-              <w:rPr>
-                <w:rStyle w:val="VerbatimChar"/>
-              </w:rPr>
-              <w:t xml:space="preserve">TRANSFER_VIP</w:t>
-            </w:r>
-            <w:r>
-              <w:t xml:space="preserve">,</w:t>
-            </w:r>
-            <w:r>
-              <w:t xml:space="preserve"> </w:t>
-            </w:r>
-            <w:r>
-              <w:rPr>
-                <w:rStyle w:val="VerbatimChar"/>
-              </w:rPr>
-              <w:t xml:space="preserve">TRANSFER_CAR_CHOICE</w:t>
-            </w:r>
-            <w:r>
-              <w:t xml:space="preserve">. Автобусные классы остаются</w:t>
+              <w:t xml:space="preserve"> </w:t>
+            </w:r>
+            <w:r>
+              <w:t xml:space="preserve">и автобусные классы остаются</w:t>
             </w:r>
           </w:p>
         </w:tc>
@@ -5456,12 +5329,6 @@
               <w:pStyle w:val="Compact"/>
               <w:jc w:val="left"/>
             </w:pPr>
-            <w:r>
-              <w:t xml:space="preserve">Поле</w:t>
-            </w:r>
-            <w:r>
-              <w:t xml:space="preserve"> </w:t>
-            </w:r>
             <w:r>
               <w:rPr>
                 <w:rStyle w:val="VerbatimChar"/>
@@ -5472,7 +5339,7 @@
               <w:t xml:space="preserve"> </w:t>
             </w:r>
             <w:r>
-              <w:t xml:space="preserve">переименовано в</w:t>
+              <w:t xml:space="preserve">→</w:t>
             </w:r>
             <w:r>
               <w:t xml:space="preserve"> </w:t>
@@ -5498,6 +5365,82 @@
           </w:p>
         </w:tc>
       </w:tr>
+      <w:tr>
+        <w:tc>
+          <w:tcPr/>
+          <w:p>
+            <w:pPr>
+              <w:pStyle w:val="Compact"/>
+              <w:jc w:val="left"/>
+            </w:pPr>
+            <w:r>
+              <w:t xml:space="preserve">Цель поездки и ТС</w:t>
+            </w:r>
+          </w:p>
+        </w:tc>
+        <w:tc>
+          <w:tcPr/>
+          <w:p>
+            <w:pPr>
+              <w:pStyle w:val="Compact"/>
+              <w:jc w:val="left"/>
+            </w:pPr>
+            <w:r>
+              <w:t xml:space="preserve">В справочнике не хранятся</w:t>
+            </w:r>
+          </w:p>
+        </w:tc>
+        <w:tc>
+          <w:tcPr/>
+          <w:p>
+            <w:pPr>
+              <w:pStyle w:val="Compact"/>
+              <w:jc w:val="left"/>
+            </w:pPr>
+            <w:r>
+              <w:t xml:space="preserve">Протокол 17.09, п. 4 и 9</w:t>
+            </w:r>
+          </w:p>
+        </w:tc>
+      </w:tr>
+      <w:tr>
+        <w:tc>
+          <w:tcPr/>
+          <w:p>
+            <w:pPr>
+              <w:pStyle w:val="Compact"/>
+              <w:jc w:val="left"/>
+            </w:pPr>
+            <w:r>
+              <w:t xml:space="preserve">Эскалация менеджеру</w:t>
+            </w:r>
+          </w:p>
+        </w:tc>
+        <w:tc>
+          <w:tcPr/>
+          <w:p>
+            <w:pPr>
+              <w:pStyle w:val="Compact"/>
+              <w:jc w:val="left"/>
+            </w:pPr>
+            <w:r>
+              <w:t xml:space="preserve">Отдельное поле не нужно</w:t>
+            </w:r>
+          </w:p>
+        </w:tc>
+        <w:tc>
+          <w:tcPr/>
+          <w:p>
+            <w:pPr>
+              <w:pStyle w:val="Compact"/>
+              <w:jc w:val="left"/>
+            </w:pPr>
+            <w:r>
+              <w:t xml:space="preserve">Протокол 17.09, п. 12</w:t>
+            </w:r>
+          </w:p>
+        </w:tc>
+      </w:tr>
     </w:tbl>
     <w:p>
       <w:r>
@@ -5521,7 +5464,7 @@
         <w:pStyle w:val="FirstParagraph"/>
       </w:pPr>
       <w:r>
-        <w:t xml:space="preserve">Эти вопросы относятся к T01.1 и T01.4 и здесь не дублируются, но без них контракт T01.2 не закрывается.</w:t>
+        <w:t xml:space="preserve">Относятся к T01.1, T01.4 и T04.1, здесь не дублируются; нумерация редакции 8.</w:t>
       </w:r>
     </w:p>
     <w:tbl>
@@ -5598,19 +5541,43 @@
               <w:jc w:val="left"/>
             </w:pPr>
             <w:r>
-              <w:t xml:space="preserve">Архитектурная граница: отдельный сервис или существующие сервисы</w:t>
-            </w:r>
-          </w:p>
-        </w:tc>
-        <w:tc>
-          <w:tcPr/>
-          <w:p>
-            <w:pPr>
-              <w:pStyle w:val="Compact"/>
-              <w:jc w:val="left"/>
-            </w:pPr>
-            <w:r>
-              <w:t xml:space="preserve">Пути шлюза (вопрос 15), схема БД, ответственность за миграции</w:t>
+              <w:t xml:space="preserve">Выбор тарифа при нескольких действующих тарифах одного класса и учёт подразделения</w:t>
+            </w:r>
+          </w:p>
+        </w:tc>
+        <w:tc>
+          <w:tcPr/>
+          <w:p>
+            <w:pPr>
+              <w:pStyle w:val="Compact"/>
+              <w:jc w:val="left"/>
+            </w:pPr>
+            <w:r>
+              <w:rPr>
+                <w:rStyle w:val="VerbatimChar"/>
+              </w:rPr>
+              <w:t xml:space="preserve">recommendedCost</w:t>
+            </w:r>
+            <w:r>
+              <w:t xml:space="preserve"> </w:t>
+            </w:r>
+            <w:r>
+              <w:t xml:space="preserve">и</w:t>
+            </w:r>
+            <w:r>
+              <w:t xml:space="preserve"> </w:t>
+            </w:r>
+            <w:r>
+              <w:rPr>
+                <w:rStyle w:val="VerbatimChar"/>
+              </w:rPr>
+              <w:t xml:space="preserve">tariffId</w:t>
+            </w:r>
+            <w:r>
+              <w:t xml:space="preserve"> </w:t>
+            </w:r>
+            <w:r>
+              <w:t xml:space="preserve">в ответах, воспроизводимость значения (вопрос 25)</w:t>
             </w:r>
           </w:p>
         </w:tc>
@@ -5624,6 +5591,59 @@
               <w:jc w:val="left"/>
             </w:pPr>
             <w:r>
+              <w:t xml:space="preserve">2</w:t>
+            </w:r>
+          </w:p>
+        </w:tc>
+        <w:tc>
+          <w:tcPr/>
+          <w:p>
+            <w:pPr>
+              <w:pStyle w:val="Compact"/>
+              <w:jc w:val="left"/>
+            </w:pPr>
+            <w:r>
+              <w:t xml:space="preserve">Права доступа сервиса маршрутов к</w:t>
+            </w:r>
+            <w:r>
+              <w:t xml:space="preserve"> </w:t>
+            </w:r>
+            <w:r>
+              <w:rPr>
+                <w:rStyle w:val="VerbatimChar"/>
+              </w:rPr>
+              <w:t xml:space="preserve">POST search</w:t>
+            </w:r>
+            <w:r>
+              <w:t xml:space="preserve"> </w:t>
+            </w:r>
+            <w:r>
+              <w:t xml:space="preserve">и списку тарифов</w:t>
+            </w:r>
+          </w:p>
+        </w:tc>
+        <w:tc>
+          <w:tcPr/>
+          <w:p>
+            <w:pPr>
+              <w:pStyle w:val="Compact"/>
+              <w:jc w:val="left"/>
+            </w:pPr>
+            <w:r>
+              <w:t xml:space="preserve">Выполнимость шага подбора тарифа при создании и при выдаче списка</w:t>
+            </w:r>
+          </w:p>
+        </w:tc>
+      </w:tr>
+      <w:tr>
+        <w:tc>
+          <w:tcPr/>
+          <w:p>
+            <w:pPr>
+              <w:pStyle w:val="Compact"/>
+              <w:jc w:val="left"/>
+            </w:pPr>
+            <w:r>
               <w:t xml:space="preserve">3</w:t>
             </w:r>
           </w:p>
@@ -5636,19 +5656,43 @@
               <w:jc w:val="left"/>
             </w:pPr>
             <w:r>
-              <w:t xml:space="preserve">Версионирование тарифа и доступность маршрута</w:t>
-            </w:r>
-          </w:p>
-        </w:tc>
-        <w:tc>
-          <w:tcPr/>
-          <w:p>
-            <w:pPr>
-              <w:pStyle w:val="Compact"/>
-              <w:jc w:val="left"/>
-            </w:pPr>
-            <w:r>
-              <w:t xml:space="preserve">Поле</w:t>
+              <w:t xml:space="preserve">Период маршрута и период тарифа: совместная проверка доступности</w:t>
+            </w:r>
+          </w:p>
+        </w:tc>
+        <w:tc>
+          <w:tcPr/>
+          <w:p>
+            <w:pPr>
+              <w:pStyle w:val="Compact"/>
+              <w:jc w:val="left"/>
+            </w:pPr>
+            <w:r>
+              <w:t xml:space="preserve">Фильтр</w:t>
+            </w:r>
+            <w:r>
+              <w:t xml:space="preserve"> </w:t>
+            </w:r>
+            <w:r>
+              <w:rPr>
+                <w:rStyle w:val="VerbatimChar"/>
+              </w:rPr>
+              <w:t xml:space="preserve">actualOn</w:t>
+            </w:r>
+            <w:r>
+              <w:t xml:space="preserve">, поле</w:t>
+            </w:r>
+            <w:r>
+              <w:t xml:space="preserve"> </w:t>
+            </w:r>
+            <w:r>
+              <w:rPr>
+                <w:rStyle w:val="VerbatimChar"/>
+              </w:rPr>
+              <w:t xml:space="preserve">hasActiveTariff</w:t>
+            </w:r>
+            <w:r>
+              <w:t xml:space="preserve">, вычисление</w:t>
             </w:r>
             <w:r>
               <w:t xml:space="preserve"> </w:t>
@@ -5663,7 +5707,7 @@
               <w:t xml:space="preserve"> </w:t>
             </w:r>
             <w:r>
-              <w:t xml:space="preserve">и фильтрация списка (вопросы 19, 23), проверка при создании заявки</w:t>
+              <w:t xml:space="preserve">(вопрос 26)</w:t>
             </w:r>
           </w:p>
         </w:tc>
@@ -5677,6 +5721,44 @@
               <w:jc w:val="left"/>
             </w:pPr>
             <w:r>
+              <w:t xml:space="preserve">4</w:t>
+            </w:r>
+          </w:p>
+        </w:tc>
+        <w:tc>
+          <w:tcPr/>
+          <w:p>
+            <w:pPr>
+              <w:pStyle w:val="Compact"/>
+              <w:jc w:val="left"/>
+            </w:pPr>
+            <w:r>
+              <w:t xml:space="preserve">Фильтрация списка маршрутов по должности сотрудника</w:t>
+            </w:r>
+          </w:p>
+        </w:tc>
+        <w:tc>
+          <w:tcPr/>
+          <w:p>
+            <w:pPr>
+              <w:pStyle w:val="Compact"/>
+              <w:jc w:val="left"/>
+            </w:pPr>
+            <w:r>
+              <w:t xml:space="preserve">Состав выдачи списка, если заказчик потребует фильтр (вопрос заказчику 15)</w:t>
+            </w:r>
+          </w:p>
+        </w:tc>
+      </w:tr>
+      <w:tr>
+        <w:tc>
+          <w:tcPr/>
+          <w:p>
+            <w:pPr>
+              <w:pStyle w:val="Compact"/>
+              <w:jc w:val="left"/>
+            </w:pPr>
+            <w:r>
               <w:t xml:space="preserve">5</w:t>
             </w:r>
           </w:p>
@@ -5689,49 +5771,7 @@
               <w:jc w:val="left"/>
             </w:pPr>
             <w:r>
-              <w:t xml:space="preserve">Класс</w:t>
-            </w:r>
-            <w:r>
-              <w:t xml:space="preserve"> </w:t>
-            </w:r>
-            <w:r>
-              <w:rPr>
-                <w:rStyle w:val="VerbatimChar"/>
-              </w:rPr>
-              <w:t xml:space="preserve">TRANSFER_CAR_CHOICE</w:t>
-            </w:r>
-            <w:r>
-              <w:t xml:space="preserve"> </w:t>
-            </w:r>
-            <w:r>
-              <w:t xml:space="preserve">— как рассчитывать</w:t>
-            </w:r>
-          </w:p>
-        </w:tc>
-        <w:tc>
-          <w:tcPr/>
-          <w:p>
-            <w:pPr>
-              <w:pStyle w:val="Compact"/>
-              <w:jc w:val="left"/>
-            </w:pPr>
-            <w:r>
-              <w:t xml:space="preserve">Обязательность</w:t>
-            </w:r>
-            <w:r>
-              <w:t xml:space="preserve"> </w:t>
-            </w:r>
-            <w:r>
-              <w:rPr>
-                <w:rStyle w:val="VerbatimChar"/>
-              </w:rPr>
-              <w:t xml:space="preserve">recommendedCost</w:t>
-            </w:r>
-            <w:r>
-              <w:t xml:space="preserve"> </w:t>
-            </w:r>
-            <w:r>
-              <w:t xml:space="preserve">и</w:t>
+              <w:t xml:space="preserve">Какой</w:t>
             </w:r>
             <w:r>
               <w:t xml:space="preserve"> </w:t>
@@ -5746,33 +5786,19 @@
               <w:t xml:space="preserve"> </w:t>
             </w:r>
             <w:r>
-              <w:t xml:space="preserve">в запросе и ответе</w:t>
-            </w:r>
-          </w:p>
-        </w:tc>
-      </w:tr>
-      <w:tr>
-        <w:tc>
-          <w:tcPr/>
-          <w:p>
-            <w:pPr>
-              <w:pStyle w:val="Compact"/>
-              <w:jc w:val="left"/>
-            </w:pPr>
-            <w:r>
-              <w:t xml:space="preserve">6</w:t>
-            </w:r>
-          </w:p>
-        </w:tc>
-        <w:tc>
-          <w:tcPr/>
-          <w:p>
-            <w:pPr>
-              <w:pStyle w:val="Compact"/>
-              <w:jc w:val="left"/>
-            </w:pPr>
-            <w:r>
-              <w:t xml:space="preserve">Генерация</w:t>
+              <w:t xml:space="preserve">попадает в заявку при заказе по маршруту</w:t>
+            </w:r>
+          </w:p>
+        </w:tc>
+        <w:tc>
+          <w:tcPr/>
+          <w:p>
+            <w:pPr>
+              <w:pStyle w:val="Compact"/>
+              <w:jc w:val="left"/>
+            </w:pPr>
+            <w:r>
+              <w:t xml:space="preserve">Смысл</w:t>
             </w:r>
             <w:r>
               <w:t xml:space="preserve"> </w:t>
@@ -5781,19 +5807,89 @@
               <w:rPr>
                 <w:rStyle w:val="VerbatimChar"/>
               </w:rPr>
-              <w:t xml:space="preserve">favorite_route_number</w:t>
-            </w:r>
-          </w:p>
-        </w:tc>
-        <w:tc>
-          <w:tcPr/>
-          <w:p>
-            <w:pPr>
-              <w:pStyle w:val="Compact"/>
-              <w:jc w:val="left"/>
-            </w:pPr>
-            <w:r>
-              <w:t xml:space="preserve">Поведение</w:t>
+              <w:t xml:space="preserve">tariffId</w:t>
+            </w:r>
+            <w:r>
+              <w:t xml:space="preserve"> </w:t>
+            </w:r>
+            <w:r>
+              <w:t xml:space="preserve">в ответе: снимок для реестров или рабочая ссылка</w:t>
+            </w:r>
+          </w:p>
+        </w:tc>
+      </w:tr>
+      <w:tr>
+        <w:tc>
+          <w:tcPr/>
+          <w:p>
+            <w:pPr>
+              <w:pStyle w:val="Compact"/>
+              <w:jc w:val="left"/>
+            </w:pPr>
+            <w:r>
+              <w:t xml:space="preserve">6</w:t>
+            </w:r>
+          </w:p>
+        </w:tc>
+        <w:tc>
+          <w:tcPr/>
+          <w:p>
+            <w:pPr>
+              <w:pStyle w:val="Compact"/>
+              <w:jc w:val="left"/>
+            </w:pPr>
+            <w:r>
+              <w:t xml:space="preserve">Серверная перепроверка тарифа и периода маршрута при создании заявки</w:t>
+            </w:r>
+          </w:p>
+        </w:tc>
+        <w:tc>
+          <w:tcPr/>
+          <w:p>
+            <w:pPr>
+              <w:pStyle w:val="Compact"/>
+              <w:jc w:val="left"/>
+            </w:pPr>
+            <w:r>
+              <w:t xml:space="preserve">Нужен ли сервису маршрутов публичный метод «доступен ли маршрут на дату»</w:t>
+            </w:r>
+          </w:p>
+        </w:tc>
+      </w:tr>
+      <w:tr>
+        <w:tc>
+          <w:tcPr/>
+          <w:p>
+            <w:pPr>
+              <w:pStyle w:val="Compact"/>
+              <w:jc w:val="left"/>
+            </w:pPr>
+            <w:r>
+              <w:t xml:space="preserve">7</w:t>
+            </w:r>
+          </w:p>
+        </w:tc>
+        <w:tc>
+          <w:tcPr/>
+          <w:p>
+            <w:pPr>
+              <w:pStyle w:val="Compact"/>
+              <w:jc w:val="left"/>
+            </w:pPr>
+            <w:r>
+              <w:t xml:space="preserve">Пересчёт при каждом сохранении</w:t>
+            </w:r>
+          </w:p>
+        </w:tc>
+        <w:tc>
+          <w:tcPr/>
+          <w:p>
+            <w:pPr>
+              <w:pStyle w:val="Compact"/>
+              <w:jc w:val="left"/>
+            </w:pPr>
+            <w:r>
+              <w:t xml:space="preserve">Правило 4 общих требований раздела 2, время ответа</w:t>
             </w:r>
             <w:r>
               <w:t xml:space="preserve"> </w:t>
@@ -5808,189 +5904,7 @@
               <w:t xml:space="preserve"> </w:t>
             </w:r>
             <w:r>
-              <w:t xml:space="preserve">при конфликте номера (вопрос 21)</w:t>
-            </w:r>
-          </w:p>
-        </w:tc>
-      </w:tr>
-      <w:tr>
-        <w:tc>
-          <w:tcPr/>
-          <w:p>
-            <w:pPr>
-              <w:pStyle w:val="Compact"/>
-              <w:jc w:val="left"/>
-            </w:pPr>
-            <w:r>
-              <w:t xml:space="preserve">7</w:t>
-            </w:r>
-          </w:p>
-        </w:tc>
-        <w:tc>
-          <w:tcPr/>
-          <w:p>
-            <w:pPr>
-              <w:pStyle w:val="Compact"/>
-              <w:jc w:val="left"/>
-            </w:pPr>
-            <w:r>
-              <w:t xml:space="preserve">Как найти</w:t>
-            </w:r>
-            <w:r>
-              <w:t xml:space="preserve"> </w:t>
-            </w:r>
-            <w:r>
-              <w:rPr>
-                <w:rStyle w:val="VerbatimChar"/>
-              </w:rPr>
-              <w:t xml:space="preserve">tariffId</w:t>
-            </w:r>
-            <w:r>
-              <w:t xml:space="preserve"> </w:t>
-            </w:r>
-            <w:r>
-              <w:t xml:space="preserve">и от какого сотрудника считать</w:t>
-            </w:r>
-          </w:p>
-        </w:tc>
-        <w:tc>
-          <w:tcPr/>
-          <w:p>
-            <w:pPr>
-              <w:pStyle w:val="Compact"/>
-              <w:jc w:val="left"/>
-            </w:pPr>
-            <w:r>
-              <w:t xml:space="preserve">Контракт предварительного расчёта (вопрос 20), состав ошибок создания</w:t>
-            </w:r>
-          </w:p>
-        </w:tc>
-      </w:tr>
-      <w:tr>
-        <w:tc>
-          <w:tcPr/>
-          <w:p>
-            <w:pPr>
-              <w:pStyle w:val="Compact"/>
-              <w:jc w:val="left"/>
-            </w:pPr>
-            <w:r>
-              <w:t xml:space="preserve">8</w:t>
-            </w:r>
-          </w:p>
-        </w:tc>
-        <w:tc>
-          <w:tcPr/>
-          <w:p>
-            <w:pPr>
-              <w:pStyle w:val="Compact"/>
-              <w:jc w:val="left"/>
-            </w:pPr>
-            <w:r>
-              <w:t xml:space="preserve">Условная дата для расчёта рекомендуемой стоимости</w:t>
-            </w:r>
-          </w:p>
-        </w:tc>
-        <w:tc>
-          <w:tcPr/>
-          <w:p>
-            <w:pPr>
-              <w:pStyle w:val="Compact"/>
-              <w:jc w:val="left"/>
-            </w:pPr>
-            <w:r>
-              <w:t xml:space="preserve">Воспроизводимость</w:t>
-            </w:r>
-            <w:r>
-              <w:t xml:space="preserve"> </w:t>
-            </w:r>
-            <w:r>
-              <w:rPr>
-                <w:rStyle w:val="VerbatimChar"/>
-              </w:rPr>
-              <w:t xml:space="preserve">recommendedCost</w:t>
-            </w:r>
-            <w:r>
-              <w:t xml:space="preserve"> </w:t>
-            </w:r>
-            <w:r>
-              <w:t xml:space="preserve">в ответе</w:t>
-            </w:r>
-          </w:p>
-        </w:tc>
-      </w:tr>
-      <w:tr>
-        <w:tc>
-          <w:tcPr/>
-          <w:p>
-            <w:pPr>
-              <w:pStyle w:val="Compact"/>
-              <w:jc w:val="left"/>
-            </w:pPr>
-            <w:r>
-              <w:t xml:space="preserve">9</w:t>
-            </w:r>
-          </w:p>
-        </w:tc>
-        <w:tc>
-          <w:tcPr/>
-          <w:p>
-            <w:pPr>
-              <w:pStyle w:val="Compact"/>
-              <w:jc w:val="left"/>
-            </w:pPr>
-            <w:r>
-              <w:t xml:space="preserve">Маршрут из 26 точек: время расчёта</w:t>
-            </w:r>
-          </w:p>
-        </w:tc>
-        <w:tc>
-          <w:tcPr/>
-          <w:p>
-            <w:pPr>
-              <w:pStyle w:val="Compact"/>
-              <w:jc w:val="left"/>
-            </w:pPr>
-            <w:r>
-              <w:t xml:space="preserve">Таймаут сохранения (вопрос 28), предел размера страницы (вопрос 15)</w:t>
-            </w:r>
-          </w:p>
-        </w:tc>
-      </w:tr>
-      <w:tr>
-        <w:tc>
-          <w:tcPr/>
-          <w:p>
-            <w:pPr>
-              <w:pStyle w:val="Compact"/>
-              <w:jc w:val="left"/>
-            </w:pPr>
-            <w:r>
-              <w:t xml:space="preserve">10</w:t>
-            </w:r>
-          </w:p>
-        </w:tc>
-        <w:tc>
-          <w:tcPr/>
-          <w:p>
-            <w:pPr>
-              <w:pStyle w:val="Compact"/>
-              <w:jc w:val="left"/>
-            </w:pPr>
-            <w:r>
-              <w:t xml:space="preserve">Пересчёт при каждом сохранении</w:t>
-            </w:r>
-          </w:p>
-        </w:tc>
-        <w:tc>
-          <w:tcPr/>
-          <w:p>
-            <w:pPr>
-              <w:pStyle w:val="Compact"/>
-              <w:jc w:val="left"/>
-            </w:pPr>
-            <w:r>
-              <w:t xml:space="preserve">Семантика</w:t>
+              <w:t xml:space="preserve">и</w:t>
             </w:r>
             <w:r>
               <w:t xml:space="preserve"> </w:t>
@@ -6001,12 +5915,6 @@
               </w:rPr>
               <w:t xml:space="preserve">PUT</w:t>
             </w:r>
-            <w:r>
-              <w:t xml:space="preserve"> </w:t>
-            </w:r>
-            <w:r>
-              <w:t xml:space="preserve">(вопрос 18), время ответа</w:t>
-            </w:r>
           </w:p>
         </w:tc>
       </w:tr>
@@ -6019,7 +5927,69 @@
               <w:jc w:val="left"/>
             </w:pPr>
             <w:r>
-              <w:t xml:space="preserve">12</w:t>
+              <w:t xml:space="preserve">8</w:t>
+            </w:r>
+          </w:p>
+        </w:tc>
+        <w:tc>
+          <w:tcPr/>
+          <w:p>
+            <w:pPr>
+              <w:pStyle w:val="Compact"/>
+              <w:jc w:val="left"/>
+            </w:pPr>
+            <w:r>
+              <w:t xml:space="preserve">Название точки в заявке и сообщении диспетчеру</w:t>
+            </w:r>
+          </w:p>
+        </w:tc>
+        <w:tc>
+          <w:tcPr/>
+          <w:p>
+            <w:pPr>
+              <w:pStyle w:val="Compact"/>
+              <w:jc w:val="left"/>
+            </w:pPr>
+            <w:r>
+              <w:t xml:space="preserve">Назначение поля</w:t>
+            </w:r>
+            <w:r>
+              <w:t xml:space="preserve"> </w:t>
+            </w:r>
+            <w:r>
+              <w:rPr>
+                <w:rStyle w:val="VerbatimChar"/>
+              </w:rPr>
+              <w:t xml:space="preserve">name</w:t>
+            </w:r>
+            <w:r>
+              <w:t xml:space="preserve"> </w:t>
+            </w:r>
+            <w:r>
+              <w:t xml:space="preserve">в элементе</w:t>
+            </w:r>
+            <w:r>
+              <w:t xml:space="preserve"> </w:t>
+            </w:r>
+            <w:r>
+              <w:rPr>
+                <w:rStyle w:val="VerbatimChar"/>
+              </w:rPr>
+              <w:t xml:space="preserve">waypoints</w:t>
+            </w:r>
+          </w:p>
+        </w:tc>
+      </w:tr>
+      <w:tr>
+        <w:tc>
+          <w:tcPr/>
+          <w:p>
+            <w:pPr>
+              <w:pStyle w:val="Compact"/>
+              <w:jc w:val="left"/>
+            </w:pPr>
+            <w:r>
+              <w:t xml:space="preserve">9</w:t>
             </w:r>
           </w:p>
         </w:tc>
@@ -6067,7 +6037,7 @@
               <w:jc w:val="left"/>
             </w:pPr>
             <w:r>
-              <w:t xml:space="preserve">Состав элемента</w:t>
+              <w:t xml:space="preserve">Семантика двух полей элемента</w:t>
             </w:r>
             <w:r>
               <w:t xml:space="preserve"> </w:t>
@@ -6078,12 +6048,6 @@
               </w:rPr>
               <w:t xml:space="preserve">waypoints</w:t>
             </w:r>
-            <w:r>
-              <w:t xml:space="preserve"> </w:t>
-            </w:r>
-            <w:r>
-              <w:t xml:space="preserve">в запросе и ответе</w:t>
-            </w:r>
           </w:p>
         </w:tc>
       </w:tr>
@@ -6096,7 +6060,7 @@
               <w:jc w:val="left"/>
             </w:pPr>
             <w:r>
-              <w:t xml:space="preserve">13</w:t>
+              <w:t xml:space="preserve">10</w:t>
             </w:r>
           </w:p>
         </w:tc>
@@ -6121,6 +6085,59 @@
             </w:pPr>
             <w:r>
               <w:t xml:space="preserve">Правило «ключ опускается» на границе с заявкой</w:t>
+            </w:r>
+          </w:p>
+        </w:tc>
+      </w:tr>
+      <w:tr>
+        <w:tc>
+          <w:tcPr/>
+          <w:p>
+            <w:pPr>
+              <w:pStyle w:val="Compact"/>
+              <w:jc w:val="left"/>
+            </w:pPr>
+            <w:r>
+              <w:t xml:space="preserve">12</w:t>
+            </w:r>
+          </w:p>
+        </w:tc>
+        <w:tc>
+          <w:tcPr/>
+          <w:p>
+            <w:pPr>
+              <w:pStyle w:val="Compact"/>
+              <w:jc w:val="left"/>
+            </w:pPr>
+            <w:r>
+              <w:t xml:space="preserve">Источник</w:t>
+            </w:r>
+            <w:r>
+              <w:t xml:space="preserve"> </w:t>
+            </w:r>
+            <w:r>
+              <w:rPr>
+                <w:rStyle w:val="VerbatimChar"/>
+              </w:rPr>
+              <w:t xml:space="preserve">digitId</w:t>
+            </w:r>
+            <w:r>
+              <w:t xml:space="preserve"> </w:t>
+            </w:r>
+            <w:r>
+              <w:t xml:space="preserve">организации</w:t>
+            </w:r>
+          </w:p>
+        </w:tc>
+        <w:tc>
+          <w:tcPr/>
+          <w:p>
+            <w:pPr>
+              <w:pStyle w:val="Compact"/>
+              <w:jc w:val="left"/>
+            </w:pPr>
+            <w:r>
+              <w:t xml:space="preserve">Закрыт кодом в пользу локальной копии; остаток — вопрос 24</w:t>
             </w:r>
           </w:p>
         </w:tc>

--- a/Вопросы_архитектору_T01.2.docx
+++ b/Вопросы_архитектору_T01.2.docx
@@ -78,7 +78,7 @@
           <w:bCs/>
           <w:b/>
         </w:rPr>
-        <w:t xml:space="preserve">Версия от 08.10.2026.</w:t>
+        <w:t xml:space="preserve">Версия от 08.10.2026, с проверкой по исходному коду.</w:t>
       </w:r>
       <w:r>
         <w:t xml:space="preserve"> </w:t>
@@ -140,6 +140,249 @@
       </w:r>
       <w:r>
         <w:t xml:space="preserve">Открытых вопросов 14: перенесено из редакции 8 — 10 (№ 13–22), добавлено — 4 (№ 23–26). Блокируют утверждение OpenAPI: № 13, 15, 16, 24. Блокируют состав ответа: № 25, 26.</w:t>
+      </w:r>
+    </w:p>
+    <w:p>
+      <w:pPr>
+        <w:pStyle w:val="BodyText"/>
+      </w:pPr>
+      <w:r>
+        <w:rPr>
+          <w:bCs/>
+          <w:b/>
+        </w:rPr>
+        <w:t xml:space="preserve">Проверка по исходному коду.</w:t>
+      </w:r>
+      <w:r>
+        <w:t xml:space="preserve"> </w:t>
+      </w:r>
+      <w:r>
+        <w:t xml:space="preserve">По каждому вопросу проверено, отвечает ли на него код платформы. У каждого вопроса ниже есть блок «Проверка по коду».</w:t>
+      </w:r>
+    </w:p>
+    <w:tbl>
+      <w:tblPr>
+        <w:tblStyle w:val="Table"/>
+        <w:tblW w:type="auto" w:w="0"/>
+        <w:tblLook w:firstRow="1" w:lastRow="0" w:firstColumn="0" w:lastColumn="0" w:noHBand="0" w:noVBand="0" w:val="0020"/>
+        <w:jc w:val="start"/>
+      </w:tblPr>
+      <w:tblGrid>
+        <w:gridCol w:w="3960"/>
+        <w:gridCol w:w="3960"/>
+      </w:tblGrid>
+      <w:tr>
+        <w:trPr>
+          <w:tblHeader w:val="true"/>
+        </w:trPr>
+        <w:tc>
+          <w:tcPr/>
+          <w:p>
+            <w:pPr>
+              <w:pStyle w:val="Compact"/>
+              <w:jc w:val="left"/>
+            </w:pPr>
+            <w:r>
+              <w:t xml:space="preserve">Итог проверки</w:t>
+            </w:r>
+          </w:p>
+        </w:tc>
+        <w:tc>
+          <w:tcPr/>
+          <w:p>
+            <w:pPr>
+              <w:pStyle w:val="Compact"/>
+              <w:jc w:val="left"/>
+            </w:pPr>
+            <w:r>
+              <w:t xml:space="preserve">Вопросы</w:t>
+            </w:r>
+          </w:p>
+        </w:tc>
+      </w:tr>
+      <w:tr>
+        <w:tc>
+          <w:tcPr/>
+          <w:p>
+            <w:pPr>
+              <w:pStyle w:val="Compact"/>
+              <w:jc w:val="left"/>
+            </w:pPr>
+            <w:r>
+              <w:rPr>
+                <w:bCs/>
+                <w:b/>
+              </w:rPr>
+              <w:t xml:space="preserve">Фактура закрыта кодом</w:t>
+            </w:r>
+            <w:r>
+              <w:t xml:space="preserve">, остаётся только выбор решения</w:t>
+            </w:r>
+          </w:p>
+        </w:tc>
+        <w:tc>
+          <w:tcPr/>
+          <w:p>
+            <w:pPr>
+              <w:pStyle w:val="Compact"/>
+              <w:jc w:val="left"/>
+            </w:pPr>
+            <w:r>
+              <w:t xml:space="preserve">13 (все маршруты шлюза срезают префикс, сохраняющих его нет), 16 (неизвестные поля игнорируются по умолчанию Spring Boot), 19 (идемпотентности в платформе нет), 20 (фильтра по избранному маршруту в поиске заявок нет), 22 (общая библиотека таблиц с построчной валидацией и готовый импорт в тарифах), 24 (четыре топика организаций, шестнадцать сервисов с локальными копиями), 26 (резолвер региона через</w:t>
+            </w:r>
+            <w:r>
+              <w:t xml:space="preserve"> </w:t>
+            </w:r>
+            <w:r>
+              <w:rPr>
+                <w:rStyle w:val="VerbatimChar"/>
+              </w:rPr>
+              <w:t xml:space="preserve">geo-zones</w:t>
+            </w:r>
+            <w:r>
+              <w:t xml:space="preserve"> </w:t>
+            </w:r>
+            <w:r>
+              <w:t xml:space="preserve">уже существует)</w:t>
+            </w:r>
+          </w:p>
+        </w:tc>
+      </w:tr>
+      <w:tr>
+        <w:tc>
+          <w:tcPr/>
+          <w:p>
+            <w:pPr>
+              <w:pStyle w:val="Compact"/>
+              <w:jc w:val="left"/>
+            </w:pPr>
+            <w:r>
+              <w:rPr>
+                <w:bCs/>
+                <w:b/>
+              </w:rPr>
+              <w:t xml:space="preserve">Частично</w:t>
+            </w:r>
+            <w:r>
+              <w:t xml:space="preserve">: механика установлена, выбор или данные вне кода</w:t>
+            </w:r>
+          </w:p>
+        </w:tc>
+        <w:tc>
+          <w:tcPr/>
+          <w:p>
+            <w:pPr>
+              <w:pStyle w:val="Compact"/>
+              <w:jc w:val="left"/>
+            </w:pPr>
+            <w:r>
+              <w:t xml:space="preserve">14 (каталог ролей в БД сервиса ролей), 15 (прецеденты PATCH есть, передачи версии нет), 17 (мягкая деактивация через</w:t>
+            </w:r>
+            <w:r>
+              <w:t xml:space="preserve"> </w:t>
+            </w:r>
+            <w:r>
+              <w:rPr>
+                <w:rStyle w:val="VerbatimChar"/>
+              </w:rPr>
+              <w:t xml:space="preserve">active = false</w:t>
+            </w:r>
+            <w:r>
+              <w:t xml:space="preserve">), 23 (417 подтверждён, таймаутов и ретраев нет), 25 (выбор договора по весу подтверждён, состав перечня — решение)</w:t>
+            </w:r>
+          </w:p>
+        </w:tc>
+      </w:tr>
+      <w:tr>
+        <w:tc>
+          <w:tcPr/>
+          <w:p>
+            <w:pPr>
+              <w:pStyle w:val="Compact"/>
+              <w:jc w:val="left"/>
+            </w:pPr>
+            <w:r>
+              <w:rPr>
+                <w:bCs/>
+                <w:b/>
+              </w:rPr>
+              <w:t xml:space="preserve">Кодом не проверяется</w:t>
+            </w:r>
+            <w:r>
+              <w:t xml:space="preserve">, чистое решение</w:t>
+            </w:r>
+          </w:p>
+        </w:tc>
+        <w:tc>
+          <w:tcPr/>
+          <w:p>
+            <w:pPr>
+              <w:pStyle w:val="Compact"/>
+              <w:jc w:val="left"/>
+            </w:pPr>
+            <w:r>
+              <w:t xml:space="preserve">18 (такой ручки в платформе нет), 21 (политика кэша)</w:t>
+            </w:r>
+          </w:p>
+        </w:tc>
+      </w:tr>
+    </w:tbl>
+    <w:p>
+      <w:pPr>
+        <w:pStyle w:val="BodyText"/>
+      </w:pPr>
+      <w:r>
+        <w:rPr>
+          <w:bCs/>
+          <w:b/>
+        </w:rPr>
+        <w:t xml:space="preserve">Главное, что дала проверка.</w:t>
+      </w:r>
+      <w:r>
+        <w:t xml:space="preserve"> </w:t>
+      </w:r>
+      <w:r>
+        <w:t xml:space="preserve">В тарифном сервисе уже есть</w:t>
+      </w:r>
+      <w:r>
+        <w:t xml:space="preserve"> </w:t>
+      </w:r>
+      <w:r>
+        <w:rPr>
+          <w:rStyle w:val="VerbatimChar"/>
+        </w:rPr>
+        <w:t xml:space="preserve">RegionDataResolverImpl</w:t>
+      </w:r>
+      <w:r>
+        <w:t xml:space="preserve"> </w:t>
+      </w:r>
+      <w:r>
+        <w:t xml:space="preserve">— определение геозоны по точке через gRPC к</w:t>
+      </w:r>
+      <w:r>
+        <w:t xml:space="preserve"> </w:t>
+      </w:r>
+      <w:r>
+        <w:rPr>
+          <w:rStyle w:val="VerbatimChar"/>
+        </w:rPr>
+        <w:t xml:space="preserve">geo-zones</w:t>
+      </w:r>
+      <w:r>
+        <w:t xml:space="preserve">, с перебором ветки зон. Изобретать сопоставление территории не нужно.</w:t>
+      </w:r>
+      <w:r>
+        <w:t xml:space="preserve"> </w:t>
+      </w:r>
+      <w:r>
+        <w:rPr>
+          <w:bCs/>
+          <w:b/>
+        </w:rPr>
+        <w:t xml:space="preserve">Но резолвер принимает текстовые части адреса, а не координаты</w:t>
+      </w:r>
+      <w:r>
+        <w:t xml:space="preserve">, и это прямо конфликтует с решением заказчика от 08.10 о ручном вводе координат: у точки без адреса регион не определится и тариф не найдётся. Подробности — в вопросе 26.</w:t>
       </w:r>
     </w:p>
     <w:p>
@@ -695,6 +938,112 @@
       </w:r>
     </w:p>
     <w:p>
+      <w:pPr>
+        <w:pStyle w:val="BodyText"/>
+      </w:pPr>
+      <w:r>
+        <w:rPr>
+          <w:bCs/>
+          <w:b/>
+        </w:rPr>
+        <w:t xml:space="preserve">Проверка по коду: да, фактура закрыта.</w:t>
+      </w:r>
+      <w:r>
+        <w:t xml:space="preserve"> </w:t>
+      </w:r>
+      <w:r>
+        <w:rPr>
+          <w:rStyle w:val="VerbatimChar"/>
+        </w:rPr>
+        <w:t xml:space="preserve">gateway-main/application.yml</w:t>
+      </w:r>
+      <w:r>
+        <w:t xml:space="preserve">: все маршруты устроены одинаково —</w:t>
+      </w:r>
+      <w:r>
+        <w:t xml:space="preserve"> </w:t>
+      </w:r>
+      <w:r>
+        <w:rPr>
+          <w:rStyle w:val="VerbatimChar"/>
+        </w:rPr>
+        <w:t xml:space="preserve">Path=/api/&lt;ресурс&gt;/**</w:t>
+      </w:r>
+      <w:r>
+        <w:t xml:space="preserve"> </w:t>
+      </w:r>
+      <w:r>
+        <w:t xml:space="preserve">плюс</w:t>
+      </w:r>
+      <w:r>
+        <w:t xml:space="preserve"> </w:t>
+      </w:r>
+      <w:r>
+        <w:rPr>
+          <w:rStyle w:val="VerbatimChar"/>
+        </w:rPr>
+        <w:t xml:space="preserve">RewritePath=/api/&lt;ресурс&gt;/(?&lt;segment&gt;.*), /${segment}</w:t>
+      </w:r>
+      <w:r>
+        <w:t xml:space="preserve">, префикс срезается всегда.</w:t>
+      </w:r>
+      <w:r>
+        <w:t xml:space="preserve"> </w:t>
+      </w:r>
+      <w:r>
+        <w:rPr>
+          <w:bCs/>
+          <w:b/>
+        </w:rPr>
+        <w:t xml:space="preserve">Ни одного маршрута, сохраняющего префикс, в шлюзе нет</w:t>
+      </w:r>
+      <w:r>
+        <w:t xml:space="preserve">, поэтому вариант A будет первым таким правилом. Формат ошибки</w:t>
+      </w:r>
+      <w:r>
+        <w:t xml:space="preserve"> </w:t>
+      </w:r>
+      <w:r>
+        <w:rPr>
+          <w:rStyle w:val="VerbatimChar"/>
+        </w:rPr>
+        <w:t xml:space="preserve">ExceptionBody</w:t>
+      </w:r>
+      <w:r>
+        <w:t xml:space="preserve"> </w:t>
+      </w:r>
+      <w:r>
+        <w:t xml:space="preserve">— в</w:t>
+      </w:r>
+      <w:r>
+        <w:t xml:space="preserve"> </w:t>
+      </w:r>
+      <w:r>
+        <w:rPr>
+          <w:rStyle w:val="VerbatimChar"/>
+        </w:rPr>
+        <w:t xml:space="preserve">transport_core</w:t>
+      </w:r>
+      <w:r>
+        <w:t xml:space="preserve">; страница Spring</w:t>
+      </w:r>
+      <w:r>
+        <w:t xml:space="preserve"> </w:t>
+      </w:r>
+      <w:r>
+        <w:rPr>
+          <w:rStyle w:val="VerbatimChar"/>
+        </w:rPr>
+        <w:t xml:space="preserve">Page</w:t>
+      </w:r>
+      <w:r>
+        <w:t xml:space="preserve"> </w:t>
+      </w:r>
+      <w:r>
+        <w:t xml:space="preserve">— в поиске тарифов. Выбор варианта остаётся решением архитектора.</w:t>
+      </w:r>
+    </w:p>
+    <w:p>
       <w:r>
         <w:pict>
           <v:rect style="width:0;height:1.5pt" o:hralign="center" o:hrstd="t" o:hr="t"/>
@@ -852,6 +1201,163 @@
       </w:r>
     </w:p>
     <w:p>
+      <w:pPr>
+        <w:pStyle w:val="BodyText"/>
+      </w:pPr>
+      <w:r>
+        <w:rPr>
+          <w:bCs/>
+          <w:b/>
+        </w:rPr>
+        <w:t xml:space="preserve">Проверка по коду: частично.</w:t>
+      </w:r>
+      <w:r>
+        <w:t xml:space="preserve"> </w:t>
+      </w:r>
+      <w:r>
+        <w:t xml:space="preserve">Механизм подтверждён:</w:t>
+      </w:r>
+      <w:r>
+        <w:t xml:space="preserve"> </w:t>
+      </w:r>
+      <w:r>
+        <w:rPr>
+          <w:rStyle w:val="VerbatimChar"/>
+        </w:rPr>
+        <w:t xml:space="preserve">role_check_starter</w:t>
+      </w:r>
+      <w:r>
+        <w:t xml:space="preserve"> </w:t>
+      </w:r>
+      <w:r>
+        <w:t xml:space="preserve">сверяет пару «метод + шаблон URL», отказ — 403 (</w:t>
+      </w:r>
+      <w:r>
+        <w:rPr>
+          <w:rStyle w:val="VerbatimChar"/>
+        </w:rPr>
+        <w:t xml:space="preserve">authorization</w:t>
+      </w:r>
+      <w:r>
+        <w:t xml:space="preserve">,</w:t>
+      </w:r>
+      <w:r>
+        <w:t xml:space="preserve"> </w:t>
+      </w:r>
+      <w:r>
+        <w:rPr>
+          <w:rStyle w:val="VerbatimChar"/>
+        </w:rPr>
+        <w:t xml:space="preserve">UnauthorizedException</w:t>
+      </w:r>
+      <w:r>
+        <w:t xml:space="preserve">). Но каталог ролей живёт в БД сервиса ролей: в миграциях</w:t>
+      </w:r>
+      <w:r>
+        <w:t xml:space="preserve"> </w:t>
+      </w:r>
+      <w:r>
+        <w:rPr>
+          <w:rStyle w:val="VerbatimChar"/>
+        </w:rPr>
+        <w:t xml:space="preserve">roles-main</w:t>
+      </w:r>
+      <w:r>
+        <w:t xml:space="preserve"> </w:t>
+      </w:r>
+      <w:r>
+        <w:t xml:space="preserve">встречаются только</w:t>
+      </w:r>
+      <w:r>
+        <w:t xml:space="preserve"> </w:t>
+      </w:r>
+      <w:r>
+        <w:rPr>
+          <w:rStyle w:val="VerbatimChar"/>
+        </w:rPr>
+        <w:t xml:space="preserve">ROLE_CLIENT_MANAGER</w:t>
+      </w:r>
+      <w:r>
+        <w:t xml:space="preserve">,</w:t>
+      </w:r>
+      <w:r>
+        <w:t xml:space="preserve"> </w:t>
+      </w:r>
+      <w:r>
+        <w:rPr>
+          <w:rStyle w:val="VerbatimChar"/>
+        </w:rPr>
+        <w:t xml:space="preserve">ROLE_AUTOSERVICE_MANAGER</w:t>
+      </w:r>
+      <w:r>
+        <w:t xml:space="preserve">,</w:t>
+      </w:r>
+      <w:r>
+        <w:t xml:space="preserve"> </w:t>
+      </w:r>
+      <w:r>
+        <w:rPr>
+          <w:rStyle w:val="VerbatimChar"/>
+        </w:rPr>
+        <w:t xml:space="preserve">ROLE_AUTOSERVICE_MECHANIC</w:t>
+      </w:r>
+      <w:r>
+        <w:t xml:space="preserve">,</w:t>
+      </w:r>
+      <w:r>
+        <w:t xml:space="preserve"> </w:t>
+      </w:r>
+      <w:r>
+        <w:rPr>
+          <w:rStyle w:val="VerbatimChar"/>
+        </w:rPr>
+        <w:t xml:space="preserve">ROLE_AUTOSERVICE_RECEPTION</w:t>
+      </w:r>
+      <w:r>
+        <w:t xml:space="preserve">,</w:t>
+      </w:r>
+      <w:r>
+        <w:t xml:space="preserve"> </w:t>
+      </w:r>
+      <w:r>
+        <w:rPr>
+          <w:rStyle w:val="VerbatimChar"/>
+        </w:rPr>
+        <w:t xml:space="preserve">ROLE_AUTOSERVICE_TA</w:t>
+      </w:r>
+      <w:r>
+        <w:t xml:space="preserve">,</w:t>
+      </w:r>
+      <w:r>
+        <w:t xml:space="preserve"> </w:t>
+      </w:r>
+      <w:r>
+        <w:rPr>
+          <w:rStyle w:val="VerbatimChar"/>
+        </w:rPr>
+        <w:t xml:space="preserve">ROLE_RELOCATION_APPROVER</w:t>
+      </w:r>
+      <w:r>
+        <w:t xml:space="preserve">. Роли «Управляющий справочниками» среди них нет.</w:t>
+      </w:r>
+      <w:r>
+        <w:t xml:space="preserve"> </w:t>
+      </w:r>
+      <w:r>
+        <w:rPr>
+          <w:bCs/>
+          <w:b/>
+        </w:rPr>
+        <w:t xml:space="preserve">Какая роль даёт доступ, кодом не устанавливается</w:t>
+      </w:r>
+      <w:r>
+        <w:t xml:space="preserve"> </w:t>
+      </w:r>
+      <w:r>
+        <w:t xml:space="preserve">— нужен стенд или ответ владельца сервиса ролей.</w:t>
+      </w:r>
+    </w:p>
+    <w:p>
       <w:r>
         <w:pict>
           <v:rect style="width:0;height:1.5pt" o:hralign="center" o:hrstd="t" o:hr="t"/>
@@ -1148,6 +1654,139 @@
       </w:r>
     </w:p>
     <w:p>
+      <w:pPr>
+        <w:pStyle w:val="BodyText"/>
+      </w:pPr>
+      <w:r>
+        <w:rPr>
+          <w:bCs/>
+          <w:b/>
+        </w:rPr>
+        <w:t xml:space="preserve">Проверка по коду: да, есть прецеденты в обе стороны.</w:t>
+      </w:r>
+      <w:r>
+        <w:t xml:space="preserve"> </w:t>
+      </w:r>
+      <w:r>
+        <w:rPr>
+          <w:rStyle w:val="VerbatimChar"/>
+        </w:rPr>
+        <w:t xml:space="preserve">@PatchMapping</w:t>
+      </w:r>
+      <w:r>
+        <w:t xml:space="preserve"> </w:t>
+      </w:r>
+      <w:r>
+        <w:t xml:space="preserve">используется в платформе в 30 файлах, причём в</w:t>
+      </w:r>
+      <w:r>
+        <w:t xml:space="preserve"> </w:t>
+      </w:r>
+      <w:r>
+        <w:rPr>
+          <w:rStyle w:val="VerbatimChar"/>
+        </w:rPr>
+        <w:t xml:space="preserve">vehicle</w:t>
+      </w:r>
+      <w:r>
+        <w:t xml:space="preserve"> </w:t>
+      </w:r>
+      <w:r>
+        <w:t xml:space="preserve">есть прямой прецедент деактивации через</w:t>
+      </w:r>
+      <w:r>
+        <w:t xml:space="preserve"> </w:t>
+      </w:r>
+      <w:r>
+        <w:rPr>
+          <w:rStyle w:val="VerbatimChar"/>
+        </w:rPr>
+        <w:t xml:space="preserve">PATCH /deactivate/{transportId}</w:t>
+      </w:r>
+      <w:r>
+        <w:t xml:space="preserve"> </w:t>
+      </w:r>
+      <w:r>
+        <w:t xml:space="preserve">— то есть PATCH здесь не экзотика. Передача версии через</w:t>
+      </w:r>
+      <w:r>
+        <w:t xml:space="preserve"> </w:t>
+      </w:r>
+      <w:r>
+        <w:rPr>
+          <w:rStyle w:val="VerbatimChar"/>
+        </w:rPr>
+        <w:t xml:space="preserve">If-Match</w:t>
+      </w:r>
+      <w:r>
+        <w:t xml:space="preserve"> </w:t>
+      </w:r>
+      <w:r>
+        <w:t xml:space="preserve">или</w:t>
+      </w:r>
+      <w:r>
+        <w:t xml:space="preserve"> </w:t>
+      </w:r>
+      <w:r>
+        <w:rPr>
+          <w:rStyle w:val="VerbatimChar"/>
+        </w:rPr>
+        <w:t xml:space="preserve">?version=</w:t>
+      </w:r>
+      <w:r>
+        <w:t xml:space="preserve"> </w:t>
+      </w:r>
+      <w:r>
+        <w:t xml:space="preserve">в платформе</w:t>
+      </w:r>
+      <w:r>
+        <w:t xml:space="preserve"> </w:t>
+      </w:r>
+      <w:r>
+        <w:rPr>
+          <w:bCs/>
+          <w:b/>
+        </w:rPr>
+        <w:t xml:space="preserve">не встречается ни разу</w:t>
+      </w:r>
+      <w:r>
+        <w:t xml:space="preserve"> </w:t>
+      </w:r>
+      <w:r>
+        <w:t xml:space="preserve">(единственные совпадения — параметр</w:t>
+      </w:r>
+      <w:r>
+        <w:t xml:space="preserve"> </w:t>
+      </w:r>
+      <w:r>
+        <w:rPr>
+          <w:rStyle w:val="VerbatimChar"/>
+        </w:rPr>
+        <w:t xml:space="preserve">version</w:t>
+      </w:r>
+      <w:r>
+        <w:t xml:space="preserve"> </w:t>
+      </w:r>
+      <w:r>
+        <w:t xml:space="preserve">в feign-клиентах к 2ГИС, к оптимистичной блокировке отношения не имеющий). Выбор остаётся решением, но вариант с</w:t>
+      </w:r>
+      <w:r>
+        <w:t xml:space="preserve"> </w:t>
+      </w:r>
+      <w:r>
+        <w:rPr>
+          <w:rStyle w:val="VerbatimChar"/>
+        </w:rPr>
+        <w:t xml:space="preserve">?version=</w:t>
+      </w:r>
+      <w:r>
+        <w:t xml:space="preserve"> </w:t>
+      </w:r>
+      <w:r>
+        <w:t xml:space="preserve">будет первым в платформе.</w:t>
+      </w:r>
+    </w:p>
+    <w:p>
       <w:r>
         <w:pict>
           <v:rect style="width:0;height:1.5pt" o:hralign="center" o:hrstd="t" o:hr="t"/>
@@ -1537,6 +2176,64 @@
       </w:r>
     </w:p>
     <w:p>
+      <w:pPr>
+        <w:pStyle w:val="BodyText"/>
+      </w:pPr>
+      <w:r>
+        <w:rPr>
+          <w:bCs/>
+          <w:b/>
+        </w:rPr>
+        <w:t xml:space="preserve">Проверка по коду: да, подтверждает вариант A.</w:t>
+      </w:r>
+      <w:r>
+        <w:t xml:space="preserve"> </w:t>
+      </w:r>
+      <w:r>
+        <w:t xml:space="preserve">Ни в одном сервисе</w:t>
+      </w:r>
+      <w:r>
+        <w:t xml:space="preserve"> </w:t>
+      </w:r>
+      <w:r>
+        <w:rPr>
+          <w:rStyle w:val="VerbatimChar"/>
+        </w:rPr>
+        <w:t xml:space="preserve">FAIL_ON_UNKNOWN_PROPERTIES</w:t>
+      </w:r>
+      <w:r>
+        <w:t xml:space="preserve"> </w:t>
+      </w:r>
+      <w:r>
+        <w:t xml:space="preserve">не включается: в конфигурациях задаётся только</w:t>
+      </w:r>
+      <w:r>
+        <w:t xml:space="preserve"> </w:t>
+      </w:r>
+      <w:r>
+        <w:rPr>
+          <w:rStyle w:val="VerbatimChar"/>
+        </w:rPr>
+        <w:t xml:space="preserve">spring.jackson.default-property-inclusion: non_null</w:t>
+      </w:r>
+      <w:r>
+        <w:t xml:space="preserve">. Значит действует умолчание Spring Boot, при котором неизвестные поля в теле запроса</w:t>
+      </w:r>
+      <w:r>
+        <w:t xml:space="preserve"> </w:t>
+      </w:r>
+      <w:r>
+        <w:rPr>
+          <w:bCs/>
+          <w:b/>
+        </w:rPr>
+        <w:t xml:space="preserve">игнорируются</w:t>
+      </w:r>
+      <w:r>
+        <w:t xml:space="preserve">. Отдельной настройки платформы, которую нужно было бы «проверить», нет.</w:t>
+      </w:r>
+    </w:p>
+    <w:p>
       <w:r>
         <w:pict>
           <v:rect style="width:0;height:1.5pt" o:hralign="center" o:hrstd="t" o:hr="t"/>
@@ -1930,6 +2627,54 @@
       </w:r>
     </w:p>
     <w:p>
+      <w:pPr>
+        <w:pStyle w:val="BodyText"/>
+      </w:pPr>
+      <w:r>
+        <w:rPr>
+          <w:bCs/>
+          <w:b/>
+        </w:rPr>
+        <w:t xml:space="preserve">Проверка по коду: частично.</w:t>
+      </w:r>
+      <w:r>
+        <w:t xml:space="preserve"> </w:t>
+      </w:r>
+      <w:r>
+        <w:t xml:space="preserve">Мягкая деактивация через</w:t>
+      </w:r>
+      <w:r>
+        <w:t xml:space="preserve"> </w:t>
+      </w:r>
+      <w:r>
+        <w:rPr>
+          <w:rStyle w:val="VerbatimChar"/>
+        </w:rPr>
+        <w:t xml:space="preserve">active = false</w:t>
+      </w:r>
+      <w:r>
+        <w:t xml:space="preserve"> </w:t>
+      </w:r>
+      <w:r>
+        <w:t xml:space="preserve">— устоявшийся приём платформы: так сделаны тарифы, цели поездки и транспорт. Кодов ответа на операцию над деактивированной записью и порядка проверок при повторном</w:t>
+      </w:r>
+      <w:r>
+        <w:t xml:space="preserve"> </w:t>
+      </w:r>
+      <w:r>
+        <w:rPr>
+          <w:rStyle w:val="VerbatimChar"/>
+        </w:rPr>
+        <w:t xml:space="preserve">DELETE</w:t>
+      </w:r>
+      <w:r>
+        <w:t xml:space="preserve"> </w:t>
+      </w:r>
+      <w:r>
+        <w:t xml:space="preserve">в платформе нет — это решение, кодом не проверяется.</w:t>
+      </w:r>
+    </w:p>
+    <w:p>
       <w:r>
         <w:pict>
           <v:rect style="width:0;height:1.5pt" o:hralign="center" o:hrstd="t" o:hr="t"/>
@@ -2108,6 +2853,24 @@
       </w:r>
     </w:p>
     <w:p>
+      <w:pPr>
+        <w:pStyle w:val="BodyText"/>
+      </w:pPr>
+      <w:r>
+        <w:rPr>
+          <w:bCs/>
+          <w:b/>
+        </w:rPr>
+        <w:t xml:space="preserve">Проверка по коду: нет.</w:t>
+      </w:r>
+      <w:r>
+        <w:t xml:space="preserve"> </w:t>
+      </w:r>
+      <w:r>
+        <w:t xml:space="preserve">Метода предварительного расчёта в платформе не существует, сравнивать не с чем. Смежная фактура — в вопросе 27.</w:t>
+      </w:r>
+    </w:p>
+    <w:p>
       <w:r>
         <w:pict>
           <v:rect style="width:0;height:1.5pt" o:hralign="center" o:hrstd="t" o:hr="t"/>
@@ -2277,6 +3040,39 @@
       </w:r>
     </w:p>
     <w:p>
+      <w:pPr>
+        <w:pStyle w:val="BodyText"/>
+      </w:pPr>
+      <w:r>
+        <w:rPr>
+          <w:bCs/>
+          <w:b/>
+        </w:rPr>
+        <w:t xml:space="preserve">Проверка по коду: да, отрицательно.</w:t>
+      </w:r>
+      <w:r>
+        <w:t xml:space="preserve"> </w:t>
+      </w:r>
+      <w:r>
+        <w:t xml:space="preserve">Поиск по слову</w:t>
+      </w:r>
+      <w:r>
+        <w:t xml:space="preserve"> </w:t>
+      </w:r>
+      <w:r>
+        <w:rPr>
+          <w:rStyle w:val="VerbatimChar"/>
+        </w:rPr>
+        <w:t xml:space="preserve">idempotency</w:t>
+      </w:r>
+      <w:r>
+        <w:t xml:space="preserve"> </w:t>
+      </w:r>
+      <w:r>
+        <w:t xml:space="preserve">во всех исходниках не даёт ни одного совпадения: ни заголовка, ни фильтра, ни конфигурации. Механизма идемпотентности в платформе нет.</w:t>
+      </w:r>
+    </w:p>
+    <w:p>
       <w:r>
         <w:pict>
           <v:rect style="width:0;height:1.5pt" o:hralign="center" o:hrstd="t" o:hr="t"/>
@@ -2458,6 +3254,76 @@
       </w:r>
     </w:p>
     <w:p>
+      <w:pPr>
+        <w:pStyle w:val="BodyText"/>
+      </w:pPr>
+      <w:r>
+        <w:rPr>
+          <w:bCs/>
+          <w:b/>
+        </w:rPr>
+        <w:t xml:space="preserve">Проверка по коду: да, отрицательно, и это уточняет объём.</w:t>
+      </w:r>
+      <w:r>
+        <w:t xml:space="preserve"> </w:t>
+      </w:r>
+      <w:r>
+        <w:rPr>
+          <w:rStyle w:val="VerbatimChar"/>
+        </w:rPr>
+        <w:t xml:space="preserve">RequestSearchDTO</w:t>
+      </w:r>
+      <w:r>
+        <w:t xml:space="preserve"> </w:t>
+      </w:r>
+      <w:r>
+        <w:t xml:space="preserve">в сервисе заявок содержит около двадцати фильтров: вид транспорта, набор статусов, диапазоны дат создания и желаемой даты, цель поездки, диапазоны стоимости и расстояния, пассажир, табельный номер, ФИО, должности, подразделения, адреса отправления, назначения и промежуточных точек.</w:t>
+      </w:r>
+      <w:r>
+        <w:t xml:space="preserve"> </w:t>
+      </w:r>
+      <w:r>
+        <w:rPr>
+          <w:bCs/>
+          <w:b/>
+        </w:rPr>
+        <w:t xml:space="preserve">Поля избранного маршрута среди них нет</w:t>
+      </w:r>
+      <w:r>
+        <w:t xml:space="preserve"> </w:t>
+      </w:r>
+      <w:r>
+        <w:t xml:space="preserve">— ни фильтра, ни самого поля в заявке. Значит метод проверки активных заявок по</w:t>
+      </w:r>
+      <w:r>
+        <w:t xml:space="preserve"> </w:t>
+      </w:r>
+      <w:r>
+        <w:rPr>
+          <w:rStyle w:val="VerbatimChar"/>
+        </w:rPr>
+        <w:t xml:space="preserve">favorite_route_id</w:t>
+      </w:r>
+      <w:r>
+        <w:t xml:space="preserve"> </w:t>
+      </w:r>
+      <w:r>
+        <w:t xml:space="preserve">придётся создавать в T04.1, а не переиспользовать. Состав активных статусов уже закрыт признаком</w:t>
+      </w:r>
+      <w:r>
+        <w:t xml:space="preserve"> </w:t>
+      </w:r>
+      <w:r>
+        <w:rPr>
+          <w:rStyle w:val="VerbatimChar"/>
+        </w:rPr>
+        <w:t xml:space="preserve">terminal</w:t>
+      </w:r>
+      <w:r>
+        <w:t xml:space="preserve">.</w:t>
+      </w:r>
+    </w:p>
+    <w:p>
       <w:r>
         <w:pict>
           <v:rect style="width:0;height:1.5pt" o:hralign="center" o:hrstd="t" o:hr="t"/>
@@ -2603,6 +3469,24 @@
       </w:r>
     </w:p>
     <w:p>
+      <w:pPr>
+        <w:pStyle w:val="BodyText"/>
+      </w:pPr>
+      <w:r>
+        <w:rPr>
+          <w:bCs/>
+          <w:b/>
+        </w:rPr>
+        <w:t xml:space="preserve">Проверка по коду: нет.</w:t>
+      </w:r>
+      <w:r>
+        <w:t xml:space="preserve"> </w:t>
+      </w:r>
+      <w:r>
+        <w:t xml:space="preserve">Допустимое число вызовов на страницу и необходимость кэша — вопрос производительности и политики, в коде ответа нет.</w:t>
+      </w:r>
+    </w:p>
+    <w:p>
       <w:r>
         <w:pict>
           <v:rect style="width:0;height:1.5pt" o:hralign="center" o:hrstd="t" o:hr="t"/>
@@ -2754,6 +3638,217 @@
       </w:r>
     </w:p>
     <w:p>
+      <w:pPr>
+        <w:pStyle w:val="BodyText"/>
+      </w:pPr>
+      <w:r>
+        <w:rPr>
+          <w:bCs/>
+          <w:b/>
+        </w:rPr>
+        <w:t xml:space="preserve">Проверка по коду: да, образец существует и найден.</w:t>
+      </w:r>
+      <w:r>
+        <w:t xml:space="preserve"> </w:t>
+      </w:r>
+      <w:r>
+        <w:t xml:space="preserve">В платформе есть общая библиотека работы с таблицами</w:t>
+      </w:r>
+      <w:r>
+        <w:t xml:space="preserve"> </w:t>
+      </w:r>
+      <w:r>
+        <w:rPr>
+          <w:rStyle w:val="VerbatimChar"/>
+        </w:rPr>
+        <w:t xml:space="preserve">ru.sber.transport.excel</w:t>
+      </w:r>
+      <w:r>
+        <w:t xml:space="preserve"> </w:t>
+      </w:r>
+      <w:r>
+        <w:t xml:space="preserve">/</w:t>
+      </w:r>
+      <w:r>
+        <w:t xml:space="preserve"> </w:t>
+      </w:r>
+      <w:r>
+        <w:rPr>
+          <w:rStyle w:val="VerbatimChar"/>
+        </w:rPr>
+        <w:t xml:space="preserve">ru.sber.transport.spreadsheet</w:t>
+      </w:r>
+      <w:r>
+        <w:t xml:space="preserve"> </w:t>
+      </w:r>
+      <w:r>
+        <w:t xml:space="preserve">с</w:t>
+      </w:r>
+      <w:r>
+        <w:t xml:space="preserve"> </w:t>
+      </w:r>
+      <w:r>
+        <w:rPr>
+          <w:bCs/>
+          <w:b/>
+        </w:rPr>
+        <w:t xml:space="preserve">построчной валидацией</w:t>
+      </w:r>
+      <w:r>
+        <w:t xml:space="preserve">:</w:t>
+      </w:r>
+      <w:r>
+        <w:t xml:space="preserve"> </w:t>
+      </w:r>
+      <w:r>
+        <w:rPr>
+          <w:rStyle w:val="VerbatimChar"/>
+        </w:rPr>
+        <w:t xml:space="preserve">SheetValidationFailedException</w:t>
+      </w:r>
+      <w:r>
+        <w:t xml:space="preserve">,</w:t>
+      </w:r>
+      <w:r>
+        <w:t xml:space="preserve"> </w:t>
+      </w:r>
+      <w:r>
+        <w:rPr>
+          <w:rStyle w:val="VerbatimChar"/>
+        </w:rPr>
+        <w:t xml:space="preserve">NumberParsingViolation</w:t>
+      </w:r>
+      <w:r>
+        <w:t xml:space="preserve">,</w:t>
+      </w:r>
+      <w:r>
+        <w:t xml:space="preserve"> </w:t>
+      </w:r>
+      <w:r>
+        <w:rPr>
+          <w:rStyle w:val="VerbatimChar"/>
+        </w:rPr>
+        <w:t xml:space="preserve">CustomViolation</w:t>
+      </w:r>
+      <w:r>
+        <w:t xml:space="preserve">,</w:t>
+      </w:r>
+      <w:r>
+        <w:t xml:space="preserve"> </w:t>
+      </w:r>
+      <w:r>
+        <w:rPr>
+          <w:rStyle w:val="VerbatimChar"/>
+        </w:rPr>
+        <w:t xml:space="preserve">CustomConstraintDescriptor</w:t>
+      </w:r>
+      <w:r>
+        <w:t xml:space="preserve">. В пассажирских тарифах импорт и экспорт на ней реализованы: 26 классов</w:t>
+      </w:r>
+      <w:r>
+        <w:t xml:space="preserve"> </w:t>
+      </w:r>
+      <w:r>
+        <w:rPr>
+          <w:rStyle w:val="VerbatimChar"/>
+        </w:rPr>
+        <w:t xml:space="preserve">*FileDto</w:t>
+      </w:r>
+      <w:r>
+        <w:t xml:space="preserve"> </w:t>
+      </w:r>
+      <w:r>
+        <w:t xml:space="preserve">(</w:t>
+      </w:r>
+      <w:r>
+        <w:rPr>
+          <w:rStyle w:val="VerbatimChar"/>
+        </w:rPr>
+        <w:t xml:space="preserve">TaxiFileDto</w:t>
+      </w:r>
+      <w:r>
+        <w:t xml:space="preserve">,</w:t>
+      </w:r>
+      <w:r>
+        <w:t xml:space="preserve"> </w:t>
+      </w:r>
+      <w:r>
+        <w:rPr>
+          <w:rStyle w:val="VerbatimChar"/>
+        </w:rPr>
+        <w:t xml:space="preserve">TransferFileDto</w:t>
+      </w:r>
+      <w:r>
+        <w:t xml:space="preserve">,</w:t>
+      </w:r>
+      <w:r>
+        <w:t xml:space="preserve"> </w:t>
+      </w:r>
+      <w:r>
+        <w:rPr>
+          <w:rStyle w:val="VerbatimChar"/>
+        </w:rPr>
+        <w:t xml:space="preserve">ContractFileDto</w:t>
+      </w:r>
+      <w:r>
+        <w:t xml:space="preserve">,</w:t>
+      </w:r>
+      <w:r>
+        <w:t xml:space="preserve"> </w:t>
+      </w:r>
+      <w:r>
+        <w:rPr>
+          <w:rStyle w:val="VerbatimChar"/>
+        </w:rPr>
+        <w:t xml:space="preserve">CoefficientFileDto</w:t>
+      </w:r>
+      <w:r>
+        <w:t xml:space="preserve"> </w:t>
+      </w:r>
+      <w:r>
+        <w:t xml:space="preserve">и другие) и тесты</w:t>
+      </w:r>
+      <w:r>
+        <w:t xml:space="preserve"> </w:t>
+      </w:r>
+      <w:r>
+        <w:rPr>
+          <w:rStyle w:val="VerbatimChar"/>
+        </w:rPr>
+        <w:t xml:space="preserve">ImportExportTest</w:t>
+      </w:r>
+      <w:r>
+        <w:t xml:space="preserve">,</w:t>
+      </w:r>
+      <w:r>
+        <w:t xml:space="preserve"> </w:t>
+      </w:r>
+      <w:r>
+        <w:rPr>
+          <w:rStyle w:val="VerbatimChar"/>
+        </w:rPr>
+        <w:t xml:space="preserve">CarsharingImportExportTest</w:t>
+      </w:r>
+      <w:r>
+        <w:t xml:space="preserve"> </w:t>
+      </w:r>
+      <w:r>
+        <w:t xml:space="preserve">с</w:t>
+      </w:r>
+      <w:r>
+        <w:t xml:space="preserve"> </w:t>
+      </w:r>
+      <w:r>
+        <w:rPr>
+          <w:rStyle w:val="VerbatimChar"/>
+        </w:rPr>
+        <w:t xml:space="preserve">MockMultipartFile</w:t>
+      </w:r>
+      <w:r>
+        <w:t xml:space="preserve">. То есть «образец в тарифах», на который ссылался заказчик, действительно есть, и построчные ошибки — штатная возможность библиотеки, а не доработка.</w:t>
+      </w:r>
+    </w:p>
+    <w:p>
       <w:r>
         <w:pict>
           <v:rect style="width:0;height:1.5pt" o:hralign="center" o:hrstd="t" o:hr="t"/>
@@ -2970,6 +4065,120 @@
       </w:r>
     </w:p>
     <w:p>
+      <w:pPr>
+        <w:pStyle w:val="BodyText"/>
+      </w:pPr>
+      <w:r>
+        <w:rPr>
+          <w:bCs/>
+          <w:b/>
+        </w:rPr>
+        <w:t xml:space="preserve">Проверка по коду: частично.</w:t>
+      </w:r>
+      <w:r>
+        <w:t xml:space="preserve"> </w:t>
+      </w:r>
+      <w:r>
+        <w:t xml:space="preserve">Код 417 подтверждён:</w:t>
+      </w:r>
+      <w:r>
+        <w:t xml:space="preserve"> </w:t>
+      </w:r>
+      <w:r>
+        <w:rPr>
+          <w:rStyle w:val="VerbatimChar"/>
+        </w:rPr>
+        <w:t xml:space="preserve">geo-main</w:t>
+      </w:r>
+      <w:r>
+        <w:t xml:space="preserve">,</w:t>
+      </w:r>
+      <w:r>
+        <w:t xml:space="preserve"> </w:t>
+      </w:r>
+      <w:r>
+        <w:rPr>
+          <w:rStyle w:val="VerbatimChar"/>
+        </w:rPr>
+        <w:t xml:space="preserve">ControllerExceptionHandler</w:t>
+      </w:r>
+      <w:r>
+        <w:t xml:space="preserve"> </w:t>
+      </w:r>
+      <w:r>
+        <w:t xml:space="preserve">возвращает</w:t>
+      </w:r>
+      <w:r>
+        <w:t xml:space="preserve"> </w:t>
+      </w:r>
+      <w:r>
+        <w:rPr>
+          <w:rStyle w:val="VerbatimChar"/>
+        </w:rPr>
+        <w:t xml:space="preserve">HttpStatus.EXPECTATION_FAILED</w:t>
+      </w:r>
+      <w:r>
+        <w:t xml:space="preserve"> </w:t>
+      </w:r>
+      <w:r>
+        <w:t xml:space="preserve">на ошибку провайдера.</w:t>
+      </w:r>
+      <w:r>
+        <w:t xml:space="preserve"> </w:t>
+      </w:r>
+      <w:r>
+        <w:rPr>
+          <w:bCs/>
+          <w:b/>
+        </w:rPr>
+        <w:t xml:space="preserve">Таймаутов и политики повторов на вызовы провайдера в</w:t>
+      </w:r>
+      <w:r>
+        <w:rPr>
+          <w:bCs/>
+          <w:b/>
+        </w:rPr>
+        <w:t xml:space="preserve"> </w:t>
+      </w:r>
+      <w:r>
+        <w:rPr>
+          <w:rStyle w:val="VerbatimChar"/>
+          <w:bCs/>
+          <w:b/>
+        </w:rPr>
+        <w:t xml:space="preserve">geo-main</w:t>
+      </w:r>
+      <w:r>
+        <w:rPr>
+          <w:bCs/>
+          <w:b/>
+        </w:rPr>
+        <w:t xml:space="preserve"> </w:t>
+      </w:r>
+      <w:r>
+        <w:rPr>
+          <w:bCs/>
+          <w:b/>
+        </w:rPr>
+        <w:t xml:space="preserve">не найдено</w:t>
+      </w:r>
+      <w:r>
+        <w:t xml:space="preserve"> </w:t>
+      </w:r>
+      <w:r>
+        <w:t xml:space="preserve">— есть только таймаут кеша адресов (</w:t>
+      </w:r>
+      <w:r>
+        <w:rPr>
+          <w:rStyle w:val="VerbatimChar"/>
+        </w:rPr>
+        <w:t xml:space="preserve">cache.get-cached-address.timeout</w:t>
+      </w:r>
+      <w:r>
+        <w:t xml:space="preserve">, по умолчанию 1 секунда), к построению маршрута не относящийся. Какие коды отдавать наружу и какой таймаут ставить — решение.</w:t>
+      </w:r>
+    </w:p>
+    <w:p>
       <w:r>
         <w:pict>
           <v:rect style="width:0;height:1.5pt" o:hralign="center" o:hrstd="t" o:hr="t"/>
@@ -3247,6 +4456,228 @@
       </w:r>
     </w:p>
     <w:p>
+      <w:pPr>
+        <w:pStyle w:val="BodyText"/>
+      </w:pPr>
+      <w:r>
+        <w:rPr>
+          <w:bCs/>
+          <w:b/>
+        </w:rPr>
+        <w:t xml:space="preserve">Проверка по коду: да, приём штатный и массовый.</w:t>
+      </w:r>
+      <w:r>
+        <w:t xml:space="preserve"> </w:t>
+      </w:r>
+      <w:r>
+        <w:t xml:space="preserve">Топиков четыре:</w:t>
+      </w:r>
+      <w:r>
+        <w:t xml:space="preserve"> </w:t>
+      </w:r>
+      <w:r>
+        <w:rPr>
+          <w:rStyle w:val="VerbatimChar"/>
+        </w:rPr>
+        <w:t xml:space="preserve">service.organization</w:t>
+      </w:r>
+      <w:r>
+        <w:t xml:space="preserve">,</w:t>
+      </w:r>
+      <w:r>
+        <w:t xml:space="preserve"> </w:t>
+      </w:r>
+      <w:r>
+        <w:rPr>
+          <w:rStyle w:val="VerbatimChar"/>
+        </w:rPr>
+        <w:t xml:space="preserve">service.organization.department</w:t>
+      </w:r>
+      <w:r>
+        <w:t xml:space="preserve">,</w:t>
+      </w:r>
+      <w:r>
+        <w:t xml:space="preserve"> </w:t>
+      </w:r>
+      <w:r>
+        <w:rPr>
+          <w:rStyle w:val="VerbatimChar"/>
+        </w:rPr>
+        <w:t xml:space="preserve">service.organization.employee</w:t>
+      </w:r>
+      <w:r>
+        <w:t xml:space="preserve">,</w:t>
+      </w:r>
+      <w:r>
+        <w:t xml:space="preserve"> </w:t>
+      </w:r>
+      <w:r>
+        <w:rPr>
+          <w:rStyle w:val="VerbatimChar"/>
+        </w:rPr>
+        <w:t xml:space="preserve">service.organization.position</w:t>
+      </w:r>
+      <w:r>
+        <w:t xml:space="preserve">. Их слушают шестнадцать сервисов, включая</w:t>
+      </w:r>
+      <w:r>
+        <w:t xml:space="preserve"> </w:t>
+      </w:r>
+      <w:r>
+        <w:rPr>
+          <w:rStyle w:val="VerbatimChar"/>
+        </w:rPr>
+        <w:t xml:space="preserve">passenger_request</w:t>
+      </w:r>
+      <w:r>
+        <w:t xml:space="preserve">,</w:t>
+      </w:r>
+      <w:r>
+        <w:t xml:space="preserve"> </w:t>
+      </w:r>
+      <w:r>
+        <w:rPr>
+          <w:rStyle w:val="VerbatimChar"/>
+        </w:rPr>
+        <w:t xml:space="preserve">tariff</w:t>
+      </w:r>
+      <w:r>
+        <w:t xml:space="preserve">,</w:t>
+      </w:r>
+      <w:r>
+        <w:t xml:space="preserve"> </w:t>
+      </w:r>
+      <w:r>
+        <w:rPr>
+          <w:rStyle w:val="VerbatimChar"/>
+        </w:rPr>
+        <w:t xml:space="preserve">corporate</w:t>
+      </w:r>
+      <w:r>
+        <w:t xml:space="preserve">,</w:t>
+      </w:r>
+      <w:r>
+        <w:t xml:space="preserve"> </w:t>
+      </w:r>
+      <w:r>
+        <w:rPr>
+          <w:rStyle w:val="VerbatimChar"/>
+        </w:rPr>
+        <w:t xml:space="preserve">limits</w:t>
+      </w:r>
+      <w:r>
+        <w:t xml:space="preserve">,</w:t>
+      </w:r>
+      <w:r>
+        <w:t xml:space="preserve"> </w:t>
+      </w:r>
+      <w:r>
+        <w:rPr>
+          <w:rStyle w:val="VerbatimChar"/>
+        </w:rPr>
+        <w:t xml:space="preserve">passenger-approvals</w:t>
+      </w:r>
+      <w:r>
+        <w:t xml:space="preserve">,</w:t>
+      </w:r>
+      <w:r>
+        <w:t xml:space="preserve"> </w:t>
+      </w:r>
+      <w:r>
+        <w:rPr>
+          <w:rStyle w:val="VerbatimChar"/>
+        </w:rPr>
+        <w:t xml:space="preserve">passenger_reports</w:t>
+      </w:r>
+      <w:r>
+        <w:t xml:space="preserve">,</w:t>
+      </w:r>
+      <w:r>
+        <w:t xml:space="preserve"> </w:t>
+      </w:r>
+      <w:r>
+        <w:rPr>
+          <w:rStyle w:val="VerbatimChar"/>
+        </w:rPr>
+        <w:t xml:space="preserve">address</w:t>
+      </w:r>
+      <w:r>
+        <w:t xml:space="preserve">,</w:t>
+      </w:r>
+      <w:r>
+        <w:t xml:space="preserve"> </w:t>
+      </w:r>
+      <w:r>
+        <w:rPr>
+          <w:rStyle w:val="VerbatimChar"/>
+        </w:rPr>
+        <w:t xml:space="preserve">contractor</w:t>
+      </w:r>
+      <w:r>
+        <w:t xml:space="preserve">,</w:t>
+      </w:r>
+      <w:r>
+        <w:t xml:space="preserve"> </w:t>
+      </w:r>
+      <w:r>
+        <w:rPr>
+          <w:rStyle w:val="VerbatimChar"/>
+        </w:rPr>
+        <w:t xml:space="preserve">notifications</w:t>
+      </w:r>
+      <w:r>
+        <w:t xml:space="preserve">,</w:t>
+      </w:r>
+      <w:r>
+        <w:t xml:space="preserve"> </w:t>
+      </w:r>
+      <w:r>
+        <w:rPr>
+          <w:rStyle w:val="VerbatimChar"/>
+        </w:rPr>
+        <w:t xml:space="preserve">vehicle</w:t>
+      </w:r>
+      <w:r>
+        <w:t xml:space="preserve">,</w:t>
+      </w:r>
+      <w:r>
+        <w:t xml:space="preserve"> </w:t>
+      </w:r>
+      <w:r>
+        <w:rPr>
+          <w:rStyle w:val="VerbatimChar"/>
+        </w:rPr>
+        <w:t xml:space="preserve">fraud-monitoring</w:t>
+      </w:r>
+      <w:r>
+        <w:t xml:space="preserve">,</w:t>
+      </w:r>
+      <w:r>
+        <w:t xml:space="preserve"> </w:t>
+      </w:r>
+      <w:r>
+        <w:rPr>
+          <w:rStyle w:val="VerbatimChar"/>
+        </w:rPr>
+        <w:t xml:space="preserve">request-aggregation</w:t>
+      </w:r>
+      <w:r>
+        <w:t xml:space="preserve">,</w:t>
+      </w:r>
+      <w:r>
+        <w:t xml:space="preserve"> </w:t>
+      </w:r>
+      <w:r>
+        <w:rPr>
+          <w:rStyle w:val="VerbatimChar"/>
+        </w:rPr>
+        <w:t xml:space="preserve">request-external</w:t>
+      </w:r>
+      <w:r>
+        <w:t xml:space="preserve">. То есть локальная копия организаций, подразделений, сотрудников и должностей — не исключение, а общее правило платформы. Кодом не закрывается только состав копии для сервиса маршрутов, начальная загрузка и поведение, пока данные ещё не доехали.</w:t>
+      </w:r>
+    </w:p>
+    <w:p>
       <w:r>
         <w:pict>
           <v:rect style="width:0;height:1.5pt" o:hralign="center" o:hrstd="t" o:hr="t"/>
@@ -3530,6 +4961,58 @@
       </w:r>
     </w:p>
     <w:p>
+      <w:pPr>
+        <w:pStyle w:val="BodyText"/>
+      </w:pPr>
+      <w:r>
+        <w:rPr>
+          <w:bCs/>
+          <w:b/>
+        </w:rPr>
+        <w:t xml:space="preserve">Проверка по коду: частично.</w:t>
+      </w:r>
+      <w:r>
+        <w:t xml:space="preserve"> </w:t>
+      </w:r>
+      <w:r>
+        <w:t xml:space="preserve">Случайный выбор договора по весу подтверждён ранее (</w:t>
+      </w:r>
+      <w:r>
+        <w:rPr>
+          <w:rStyle w:val="VerbatimChar"/>
+        </w:rPr>
+        <w:t xml:space="preserve">CalculateServiceImpl</w:t>
+      </w:r>
+      <w:r>
+        <w:t xml:space="preserve">). Дополнительно подтверждено, что</w:t>
+      </w:r>
+      <w:r>
+        <w:t xml:space="preserve"> </w:t>
+      </w:r>
+      <w:r>
+        <w:rPr>
+          <w:bCs/>
+          <w:b/>
+        </w:rPr>
+        <w:t xml:space="preserve">у одного тарифа может быть несколько территорий</w:t>
+      </w:r>
+      <w:r>
+        <w:t xml:space="preserve">: расчёт перебирает</w:t>
+      </w:r>
+      <w:r>
+        <w:t xml:space="preserve"> </w:t>
+      </w:r>
+      <w:r>
+        <w:rPr>
+          <w:rStyle w:val="VerbatimChar"/>
+        </w:rPr>
+        <w:t xml:space="preserve">tariff.getRegionIds()</w:t>
+      </w:r>
+      <w:r>
+        <w:t xml:space="preserve">. Что именно возвращать в перечень при нескольких договорах — все варианты или один — в коде ответа нет, это решение.</w:t>
+      </w:r>
+    </w:p>
+    <w:p>
       <w:r>
         <w:pict>
           <v:rect style="width:0;height:1.5pt" o:hralign="center" o:hrstd="t" o:hr="t"/>
@@ -3886,6 +5369,362 @@
       </w:r>
       <w:r>
         <w:t xml:space="preserve">и на перепроверку при создании заявки (вопрос 6).</w:t>
+      </w:r>
+    </w:p>
+    <w:p>
+      <w:pPr>
+        <w:pStyle w:val="BodyText"/>
+      </w:pPr>
+      <w:r>
+        <w:rPr>
+          <w:bCs/>
+          <w:b/>
+        </w:rPr>
+        <w:t xml:space="preserve">Проверка по коду: да, и механизм уже существует.</w:t>
+      </w:r>
+      <w:r>
+        <w:t xml:space="preserve"> </w:t>
+      </w:r>
+      <w:r>
+        <w:t xml:space="preserve">В тарифном сервисе есть</w:t>
+      </w:r>
+      <w:r>
+        <w:t xml:space="preserve"> </w:t>
+      </w:r>
+      <w:r>
+        <w:rPr>
+          <w:rStyle w:val="VerbatimChar"/>
+        </w:rPr>
+        <w:t xml:space="preserve">RegionDataResolverImpl</w:t>
+      </w:r>
+      <w:r>
+        <w:t xml:space="preserve">: через gRPC к сервису</w:t>
+      </w:r>
+      <w:r>
+        <w:t xml:space="preserve"> </w:t>
+      </w:r>
+      <w:r>
+        <w:rPr>
+          <w:rStyle w:val="VerbatimChar"/>
+        </w:rPr>
+        <w:t xml:space="preserve">geo-zones</w:t>
+      </w:r>
+      <w:r>
+        <w:t xml:space="preserve"> </w:t>
+      </w:r>
+      <w:r>
+        <w:t xml:space="preserve">вызываются методы</w:t>
+      </w:r>
+      <w:r>
+        <w:t xml:space="preserve"> </w:t>
+      </w:r>
+      <w:r>
+        <w:rPr>
+          <w:rStyle w:val="VerbatimChar"/>
+        </w:rPr>
+        <w:t xml:space="preserve">region(Waypoint)</w:t>
+      </w:r>
+      <w:r>
+        <w:t xml:space="preserve"> </w:t>
+      </w:r>
+      <w:r>
+        <w:t xml:space="preserve">и</w:t>
+      </w:r>
+      <w:r>
+        <w:t xml:space="preserve"> </w:t>
+      </w:r>
+      <w:r>
+        <w:rPr>
+          <w:rStyle w:val="VerbatimChar"/>
+        </w:rPr>
+        <w:t xml:space="preserve">regionBranch(Waypoint)</w:t>
+      </w:r>
+      <w:r>
+        <w:t xml:space="preserve">, на выходе</w:t>
+      </w:r>
+      <w:r>
+        <w:t xml:space="preserve"> </w:t>
+      </w:r>
+      <w:r>
+        <w:rPr>
+          <w:rStyle w:val="VerbatimChar"/>
+        </w:rPr>
+        <w:t xml:space="preserve">Region{id, name, code, parentId, timeZone}</w:t>
+      </w:r>
+      <w:r>
+        <w:t xml:space="preserve">. Расчёт получает</w:t>
+      </w:r>
+      <w:r>
+        <w:t xml:space="preserve"> </w:t>
+      </w:r>
+      <w:r>
+        <w:rPr>
+          <w:bCs/>
+          <w:b/>
+        </w:rPr>
+        <w:t xml:space="preserve">ветку зон</w:t>
+      </w:r>
+      <w:r>
+        <w:t xml:space="preserve"> </w:t>
+      </w:r>
+      <w:r>
+        <w:t xml:space="preserve">и перебирает её, беря первое совпадение по паре «регион + транспорт»; у тарифа при этом может быть несколько</w:t>
+      </w:r>
+      <w:r>
+        <w:t xml:space="preserve"> </w:t>
+      </w:r>
+      <w:r>
+        <w:rPr>
+          <w:rStyle w:val="VerbatimChar"/>
+        </w:rPr>
+        <w:t xml:space="preserve">regionId</w:t>
+      </w:r>
+      <w:r>
+        <w:t xml:space="preserve">. Поэтому сопоставлять строки регионов не нужно и не придётся — задача уже решена платформой, и ранее записанное в спецификации опасение про «точное равенство строк» относится только к</w:t>
+      </w:r>
+      <w:r>
+        <w:t xml:space="preserve"> </w:t>
+      </w:r>
+      <w:r>
+        <w:rPr>
+          <w:rStyle w:val="VerbatimChar"/>
+        </w:rPr>
+        <w:t xml:space="preserve">POST search</w:t>
+      </w:r>
+      <w:r>
+        <w:t xml:space="preserve">, который фильтрует по конкретному</w:t>
+      </w:r>
+      <w:r>
+        <w:t xml:space="preserve"> </w:t>
+      </w:r>
+      <w:r>
+        <w:rPr>
+          <w:rStyle w:val="VerbatimChar"/>
+        </w:rPr>
+        <w:t xml:space="preserve">regionId</w:t>
+      </w:r>
+      <w:r>
+        <w:t xml:space="preserve"> </w:t>
+      </w:r>
+      <w:r>
+        <w:t xml:space="preserve">и ветку не учитывает.</w:t>
+      </w:r>
+    </w:p>
+    <w:p>
+      <w:pPr>
+        <w:pStyle w:val="BodyText"/>
+      </w:pPr>
+      <w:r>
+        <w:rPr>
+          <w:bCs/>
+          <w:b/>
+        </w:rPr>
+        <w:t xml:space="preserve">Но резолвер принимает текст, а не координаты:</w:t>
+      </w:r>
+      <w:r>
+        <w:t xml:space="preserve"> </w:t>
+      </w:r>
+      <w:r>
+        <w:t xml:space="preserve">в gRPC-запрос передаются</w:t>
+      </w:r>
+      <w:r>
+        <w:t xml:space="preserve"> </w:t>
+      </w:r>
+      <w:r>
+        <w:rPr>
+          <w:rStyle w:val="VerbatimChar"/>
+        </w:rPr>
+        <w:t xml:space="preserve">country</w:t>
+      </w:r>
+      <w:r>
+        <w:t xml:space="preserve">,</w:t>
+      </w:r>
+      <w:r>
+        <w:t xml:space="preserve"> </w:t>
+      </w:r>
+      <w:r>
+        <w:rPr>
+          <w:rStyle w:val="VerbatimChar"/>
+        </w:rPr>
+        <w:t xml:space="preserve">region</w:t>
+      </w:r>
+      <w:r>
+        <w:t xml:space="preserve">,</w:t>
+      </w:r>
+      <w:r>
+        <w:t xml:space="preserve"> </w:t>
+      </w:r>
+      <w:r>
+        <w:rPr>
+          <w:rStyle w:val="VerbatimChar"/>
+        </w:rPr>
+        <w:t xml:space="preserve">city</w:t>
+      </w:r>
+      <w:r>
+        <w:t xml:space="preserve">,</w:t>
+      </w:r>
+      <w:r>
+        <w:t xml:space="preserve"> </w:t>
+      </w:r>
+      <w:r>
+        <w:rPr>
+          <w:rStyle w:val="VerbatimChar"/>
+        </w:rPr>
+        <w:t xml:space="preserve">street</w:t>
+      </w:r>
+      <w:r>
+        <w:t xml:space="preserve">,</w:t>
+      </w:r>
+      <w:r>
+        <w:t xml:space="preserve"> </w:t>
+      </w:r>
+      <w:r>
+        <w:rPr>
+          <w:rStyle w:val="VerbatimChar"/>
+        </w:rPr>
+        <w:t xml:space="preserve">house</w:t>
+      </w:r>
+      <w:r>
+        <w:t xml:space="preserve">,</w:t>
+      </w:r>
+      <w:r>
+        <w:t xml:space="preserve"> </w:t>
+      </w:r>
+      <w:r>
+        <w:rPr>
+          <w:rStyle w:val="VerbatimChar"/>
+        </w:rPr>
+        <w:t xml:space="preserve">structure</w:t>
+      </w:r>
+      <w:r>
+        <w:t xml:space="preserve">,</w:t>
+      </w:r>
+      <w:r>
+        <w:t xml:space="preserve"> </w:t>
+      </w:r>
+      <w:r>
+        <w:rPr>
+          <w:rStyle w:val="VerbatimChar"/>
+        </w:rPr>
+        <w:t xml:space="preserve">building</w:t>
+      </w:r>
+      <w:r>
+        <w:t xml:space="preserve">,</w:t>
+      </w:r>
+      <w:r>
+        <w:t xml:space="preserve"> </w:t>
+      </w:r>
+      <w:r>
+        <w:rPr>
+          <w:rStyle w:val="VerbatimChar"/>
+        </w:rPr>
+        <w:t xml:space="preserve">district</w:t>
+      </w:r>
+      <w:r>
+        <w:t xml:space="preserve">.</w:t>
+      </w:r>
+      <w:r>
+        <w:t xml:space="preserve"> </w:t>
+      </w:r>
+      <w:r>
+        <w:rPr>
+          <w:bCs/>
+          <w:b/>
+        </w:rPr>
+        <w:t xml:space="preserve">Это прямо конфликтует с решением заказчика от 08.10 о ручном вводе координат:</w:t>
+      </w:r>
+      <w:r>
+        <w:t xml:space="preserve"> </w:t>
+      </w:r>
+      <w:r>
+        <w:t xml:space="preserve">у точки, заданной только координатами, текстовых частей адреса нет, регион не определится, тариф не найдётся и маршрут не сохранится. Нужно решение: определять адрес по координатам через geo перед резолвом, требовать минимальный набор полей адреса и при ручном вводе, или расширять контракт</w:t>
+      </w:r>
+      <w:r>
+        <w:t xml:space="preserve"> </w:t>
+      </w:r>
+      <w:r>
+        <w:rPr>
+          <w:rStyle w:val="VerbatimChar"/>
+        </w:rPr>
+        <w:t xml:space="preserve">geo-zones</w:t>
+      </w:r>
+      <w:r>
+        <w:t xml:space="preserve">.</w:t>
+      </w:r>
+    </w:p>
+    <w:p>
+      <w:pPr>
+        <w:pStyle w:val="BodyText"/>
+      </w:pPr>
+      <w:r>
+        <w:rPr>
+          <w:bCs/>
+          <w:b/>
+        </w:rPr>
+        <w:t xml:space="preserve">Даты тарифа подтверждены кодом:</w:t>
+      </w:r>
+      <w:r>
+        <w:t xml:space="preserve"> </w:t>
+      </w:r>
+      <w:r>
+        <w:t xml:space="preserve">у</w:t>
+      </w:r>
+      <w:r>
+        <w:t xml:space="preserve"> </w:t>
+      </w:r>
+      <w:r>
+        <w:rPr>
+          <w:rStyle w:val="VerbatimChar"/>
+        </w:rPr>
+        <w:t xml:space="preserve">GroupTransferTariff</w:t>
+      </w:r>
+      <w:r>
+        <w:t xml:space="preserve"> </w:t>
+      </w:r>
+      <w:r>
+        <w:t xml:space="preserve">есть</w:t>
+      </w:r>
+      <w:r>
+        <w:t xml:space="preserve"> </w:t>
+      </w:r>
+      <w:r>
+        <w:rPr>
+          <w:rStyle w:val="VerbatimChar"/>
+        </w:rPr>
+        <w:t xml:space="preserve">tariffStartDate</w:t>
+      </w:r>
+      <w:r>
+        <w:t xml:space="preserve"> </w:t>
+      </w:r>
+      <w:r>
+        <w:t xml:space="preserve">и</w:t>
+      </w:r>
+      <w:r>
+        <w:t xml:space="preserve"> </w:t>
+      </w:r>
+      <w:r>
+        <w:rPr>
+          <w:rStyle w:val="VerbatimChar"/>
+        </w:rPr>
+        <w:t xml:space="preserve">tariffEndDate</w:t>
+      </w:r>
+      <w:r>
+        <w:t xml:space="preserve">, у</w:t>
+      </w:r>
+      <w:r>
+        <w:t xml:space="preserve"> </w:t>
+      </w:r>
+      <w:r>
+        <w:rPr>
+          <w:rStyle w:val="VerbatimChar"/>
+        </w:rPr>
+        <w:t xml:space="preserve">TaxiTariff</w:t>
+      </w:r>
+      <w:r>
+        <w:t xml:space="preserve"> </w:t>
+      </w:r>
+      <w:r>
+        <w:t xml:space="preserve">таких полей нет вовсе.</w:t>
       </w:r>
     </w:p>
     <w:p>

--- a/Вопросы_архитектору_T01.2.docx
+++ b/Вопросы_архитектору_T01.2.docx
@@ -28,7 +28,7 @@
         </w:p>
       </w:sdtContent>
     </w:sdt>
-    <w:bookmarkStart w:id="36" w:name="вопросы-архитектору-по-t012"/>
+    <w:bookmarkStart w:id="39" w:name="вопросы-архитектору-по-t012"/>
     <w:p>
       <w:pPr>
         <w:pStyle w:val="Heading1"/>
@@ -84,7 +84,7 @@
         <w:t xml:space="preserve"> </w:t>
       </w:r>
       <w:r>
-        <w:t xml:space="preserve">Выделено из сводного списка «Вопросы архитектору по T01.1 и T01.2», редакция 8 от 08.10.2026 — часть 2 перенесена без изменения номеров и формулировок. Вопросы 23–26 добавлены по итогам обследования кода 08.10.2026.</w:t>
+        <w:t xml:space="preserve">Выделено из сводного списка «Вопросы архитектору по T01.1 и T01.2», редакция 8 от 08.10.2026 — часть 2 перенесена без изменения номеров и формулировок. Вопросы 23–26 добавлены по итогам обследования кода 08.10.2026, вопросы 27–29 — по итогам исследования стенда 08.10.2026.</w:t>
       </w:r>
       <w:r>
         <w:t xml:space="preserve"> </w:t>
@@ -139,7 +139,7 @@
         <w:t xml:space="preserve"> </w:t>
       </w:r>
       <w:r>
-        <w:t xml:space="preserve">Открытых вопросов 14: перенесено из редакции 8 — 10 (№ 13–22), добавлено — 4 (№ 23–26). Блокируют утверждение OpenAPI: № 13, 15, 16, 24. Блокируют состав ответа: № 25, 26.</w:t>
+        <w:t xml:space="preserve">Открытых вопросов 17: перенесено из редакции 8 — 10 (№ 13–22), добавлено — 7 (№ 23–26 по итогам обследования кода 08.10, № 27–29 по итогам исследования стенда 08.10). Блокируют утверждение OpenAPI: № 13, 15, 16, 24. Блокируют состав ответа: № 25, 26.</w:t>
       </w:r>
     </w:p>
     <w:p>
@@ -243,7 +243,46 @@
               <w:t xml:space="preserve"> </w:t>
             </w:r>
             <w:r>
-              <w:t xml:space="preserve">уже существует)</w:t>
+              <w:t xml:space="preserve">уже существует), 27 (ни</w:t>
+            </w:r>
+            <w:r>
+              <w:t xml:space="preserve"> </w:t>
+            </w:r>
+            <w:r>
+              <w:rPr>
+                <w:rStyle w:val="VerbatimChar"/>
+              </w:rPr>
+              <w:t xml:space="preserve">search</w:t>
+            </w:r>
+            <w:r>
+              <w:t xml:space="preserve">, ни</w:t>
+            </w:r>
+            <w:r>
+              <w:t xml:space="preserve"> </w:t>
+            </w:r>
+            <w:r>
+              <w:rPr>
+                <w:rStyle w:val="VerbatimChar"/>
+              </w:rPr>
+              <w:t xml:space="preserve">calculate</w:t>
+            </w:r>
+            <w:r>
+              <w:t xml:space="preserve"> </w:t>
+            </w:r>
+            <w:r>
+              <w:t xml:space="preserve">перечня корпоративных тарифов с ценами не дают), 28 (оба типа идентификатора в платформе сосуществуют), 29 (серверу нужно только</w:t>
+            </w:r>
+            <w:r>
+              <w:t xml:space="preserve"> </w:t>
+            </w:r>
+            <w:r>
+              <w:rPr>
+                <w:rStyle w:val="VerbatimChar"/>
+              </w:rPr>
+              <w:t xml:space="preserve">expected</w:t>
+            </w:r>
+            <w:r>
+              <w:t xml:space="preserve">)</w:t>
             </w:r>
           </w:p>
         </w:tc>
@@ -5735,7 +5774,1071 @@
       </w:r>
     </w:p>
     <w:bookmarkEnd w:id="33"/>
-    <w:bookmarkStart w:id="34" w:name="приложение-1-решено-повторно-не-задаётся"/>
+    <w:bookmarkStart w:id="34" w:name="X611071bfd700782571ff5b3040f5c05bfc3d3ff"/>
+    <w:p>
+      <w:pPr>
+        <w:pStyle w:val="Heading2"/>
+      </w:pPr>
+      <w:r>
+        <w:t xml:space="preserve">Вопрос 27. Каким механизмом получить перечень действующих корпоративных тарифов с ценами по классам</w:t>
+      </w:r>
+    </w:p>
+    <w:p>
+      <w:pPr>
+        <w:pStyle w:val="FirstParagraph"/>
+      </w:pPr>
+      <w:r>
+        <w:rPr>
+          <w:bCs/>
+          <w:b/>
+        </w:rPr>
+        <w:t xml:space="preserve">Откуда.</w:t>
+      </w:r>
+      <w:r>
+        <w:t xml:space="preserve"> </w:t>
+      </w:r>
+      <w:r>
+        <w:t xml:space="preserve">Решение заказчика 08.10.2026: пользователь выбирает тариф из перечня действующих тарифов с ценами. Исследование стенда 08.10.2026 показало, что для корпоративных тарифов такого вызова нет.</w:t>
+      </w:r>
+    </w:p>
+    <w:p>
+      <w:pPr>
+        <w:pStyle w:val="BodyText"/>
+      </w:pPr>
+      <w:r>
+        <w:rPr>
+          <w:bCs/>
+          <w:b/>
+        </w:rPr>
+        <w:t xml:space="preserve">Суть.</w:t>
+      </w:r>
+      <w:r>
+        <w:t xml:space="preserve"> </w:t>
+      </w:r>
+      <w:r>
+        <w:t xml:space="preserve">Чем наполнять перечень, если заказчик потребует корпоративные тарифы (вопрос заказчику 20).</w:t>
+      </w:r>
+    </w:p>
+    <w:p>
+      <w:pPr>
+        <w:pStyle w:val="BodyText"/>
+      </w:pPr>
+      <w:r>
+        <w:rPr>
+          <w:bCs/>
+          <w:b/>
+        </w:rPr>
+        <w:t xml:space="preserve">Варианты.</w:t>
+      </w:r>
+    </w:p>
+    <w:p>
+      <w:pPr>
+        <w:numPr>
+          <w:ilvl w:val="0"/>
+          <w:numId w:val="1015"/>
+        </w:numPr>
+        <w:pStyle w:val="Compact"/>
+      </w:pPr>
+      <w:r>
+        <w:rPr>
+          <w:bCs/>
+          <w:b/>
+        </w:rPr>
+        <w:t xml:space="preserve">A.</w:t>
+      </w:r>
+      <w:r>
+        <w:t xml:space="preserve"> </w:t>
+      </w:r>
+      <w:r>
+        <w:t xml:space="preserve">Обход</w:t>
+      </w:r>
+      <w:r>
+        <w:t xml:space="preserve"> </w:t>
+      </w:r>
+      <w:r>
+        <w:rPr>
+          <w:rStyle w:val="VerbatimChar"/>
+        </w:rPr>
+        <w:t xml:space="preserve">POST search</w:t>
+      </w:r>
+      <w:r>
+        <w:t xml:space="preserve"> </w:t>
+      </w:r>
+      <w:r>
+        <w:t xml:space="preserve">плюс отдельный расчёт по каждому найденному</w:t>
+      </w:r>
+      <w:r>
+        <w:t xml:space="preserve"> </w:t>
+      </w:r>
+      <w:r>
+        <w:rPr>
+          <w:rStyle w:val="VerbatimChar"/>
+        </w:rPr>
+        <w:t xml:space="preserve">tariffId</w:t>
+      </w:r>
+      <w:r>
+        <w:t xml:space="preserve">. Десятки вызовов на одну форму; класс в</w:t>
+      </w:r>
+      <w:r>
+        <w:t xml:space="preserve"> </w:t>
+      </w:r>
+      <w:r>
+        <w:rPr>
+          <w:rStyle w:val="VerbatimChar"/>
+        </w:rPr>
+        <w:t xml:space="preserve">search</w:t>
+      </w:r>
+      <w:r>
+        <w:t xml:space="preserve"> </w:t>
+      </w:r>
+      <w:r>
+        <w:t xml:space="preserve">не возвращается, значит класс придётся доставать из карточки каждого тарифа.</w:t>
+      </w:r>
+    </w:p>
+    <w:p>
+      <w:pPr>
+        <w:numPr>
+          <w:ilvl w:val="0"/>
+          <w:numId w:val="1015"/>
+        </w:numPr>
+        <w:pStyle w:val="Compact"/>
+      </w:pPr>
+      <w:r>
+        <w:rPr>
+          <w:bCs/>
+          <w:b/>
+        </w:rPr>
+        <w:t xml:space="preserve">B.</w:t>
+      </w:r>
+      <w:r>
+        <w:t xml:space="preserve"> </w:t>
+      </w:r>
+      <w:r>
+        <w:t xml:space="preserve">Новый метод в сервисе тарифов «перечень действующих тарифов с ценами по классам» — выходит за границу «существующие сервисы не меняются».</w:t>
+      </w:r>
+    </w:p>
+    <w:p>
+      <w:pPr>
+        <w:numPr>
+          <w:ilvl w:val="0"/>
+          <w:numId w:val="1015"/>
+        </w:numPr>
+        <w:pStyle w:val="Compact"/>
+      </w:pPr>
+      <w:r>
+        <w:rPr>
+          <w:bCs/>
+          <w:b/>
+        </w:rPr>
+        <w:t xml:space="preserve">C.</w:t>
+      </w:r>
+      <w:r>
+        <w:t xml:space="preserve"> </w:t>
+      </w:r>
+      <w:r>
+        <w:t xml:space="preserve">Только внешние агрегаторы, корпоративные тарифы в справочнике не поддерживаются.</w:t>
+      </w:r>
+    </w:p>
+    <w:p>
+      <w:pPr>
+        <w:pStyle w:val="FirstParagraph"/>
+      </w:pPr>
+      <w:r>
+        <w:rPr>
+          <w:bCs/>
+          <w:b/>
+        </w:rPr>
+        <w:t xml:space="preserve">Рекомендация.</w:t>
+      </w:r>
+      <w:r>
+        <w:t xml:space="preserve"> </w:t>
+      </w:r>
+      <w:r>
+        <w:t xml:space="preserve">Зависит от ответа заказчика. Если корпоративные нужны — B чище, чем A, но требует согласованного отступления от границы.</w:t>
+      </w:r>
+    </w:p>
+    <w:p>
+      <w:pPr>
+        <w:pStyle w:val="BodyText"/>
+      </w:pPr>
+      <w:r>
+        <w:rPr>
+          <w:bCs/>
+          <w:b/>
+        </w:rPr>
+        <w:t xml:space="preserve">Проверка по коду: да, отрицательно для корпоративных тарифов.</w:t>
+      </w:r>
+      <w:r>
+        <w:t xml:space="preserve"> </w:t>
+      </w:r>
+      <w:r>
+        <w:rPr>
+          <w:rStyle w:val="VerbatimChar"/>
+        </w:rPr>
+        <w:t xml:space="preserve">POST search</w:t>
+      </w:r>
+      <w:r>
+        <w:t xml:space="preserve"> </w:t>
+      </w:r>
+      <w:r>
+        <w:t xml:space="preserve">в тарифном сервисе возвращает</w:t>
+      </w:r>
+      <w:r>
+        <w:t xml:space="preserve"> </w:t>
+      </w:r>
+      <w:r>
+        <w:rPr>
+          <w:rStyle w:val="VerbatimChar"/>
+        </w:rPr>
+        <w:t xml:space="preserve">id</w:t>
+      </w:r>
+      <w:r>
+        <w:t xml:space="preserve">,</w:t>
+      </w:r>
+      <w:r>
+        <w:t xml:space="preserve"> </w:t>
+      </w:r>
+      <w:r>
+        <w:rPr>
+          <w:rStyle w:val="VerbatimChar"/>
+        </w:rPr>
+        <w:t xml:space="preserve">humanReadableId</w:t>
+      </w:r>
+      <w:r>
+        <w:t xml:space="preserve">, регион, вид транспорта, услугу, признак активности, организацию, договор и контрагента —</w:t>
+      </w:r>
+      <w:r>
+        <w:t xml:space="preserve"> </w:t>
+      </w:r>
+      <w:r>
+        <w:rPr>
+          <w:bCs/>
+          <w:b/>
+        </w:rPr>
+        <w:t xml:space="preserve">класса и цены в ответе нет</w:t>
+      </w:r>
+      <w:r>
+        <w:t xml:space="preserve"> </w:t>
+      </w:r>
+      <w:r>
+        <w:t xml:space="preserve">(подтверждено и дампом стенда, и структурой ответа).</w:t>
+      </w:r>
+      <w:r>
+        <w:t xml:space="preserve"> </w:t>
+      </w:r>
+      <w:r>
+        <w:rPr>
+          <w:rStyle w:val="VerbatimChar"/>
+        </w:rPr>
+        <w:t xml:space="preserve">calculate</w:t>
+      </w:r>
+      <w:r>
+        <w:t xml:space="preserve"> </w:t>
+      </w:r>
+      <w:r>
+        <w:t xml:space="preserve">такси не обслуживает: такси в платформе идёт через агрегаторов. Отдельного метода «перечень тарифов с ценами» в тарифном сервисе нет.</w:t>
+      </w:r>
+    </w:p>
+    <w:p>
+      <w:r>
+        <w:pict>
+          <v:rect style="width:0;height:1.5pt" o:hralign="center" o:hrstd="t" o:hr="t"/>
+        </w:pict>
+      </w:r>
+    </w:p>
+    <w:bookmarkEnd w:id="34"/>
+    <w:bookmarkStart w:id="35" w:name="X8922da195103bd85fc87be3f5c104540e54250f"/>
+    <w:p>
+      <w:pPr>
+        <w:pStyle w:val="Heading2"/>
+      </w:pPr>
+      <w:r>
+        <w:t xml:space="preserve">Вопрос 28. Тип и состав идентификатора тарифа в модели и в API</w:t>
+      </w:r>
+    </w:p>
+    <w:p>
+      <w:pPr>
+        <w:pStyle w:val="FirstParagraph"/>
+      </w:pPr>
+      <w:r>
+        <w:rPr>
+          <w:bCs/>
+          <w:b/>
+        </w:rPr>
+        <w:t xml:space="preserve">Откуда.</w:t>
+      </w:r>
+      <w:r>
+        <w:t xml:space="preserve"> </w:t>
+      </w:r>
+      <w:r>
+        <w:t xml:space="preserve">Решение встречи 08.10.2026: в записи маршрута хранится и идентификатор тарифа, и его человекочитаемый номер. Исследование стенда: у корпоративных тарифов идентификатор — UUID и номер вида</w:t>
+      </w:r>
+      <w:r>
+        <w:t xml:space="preserve"> </w:t>
+      </w:r>
+      <w:r>
+        <w:rPr>
+          <w:rStyle w:val="VerbatimChar"/>
+        </w:rPr>
+        <w:t xml:space="preserve">TF-0013-00000048</w:t>
+      </w:r>
+      <w:r>
+        <w:t xml:space="preserve">; у внешних агрегаторов идентификатор — строковый код (</w:t>
+      </w:r>
+      <w:r>
+        <w:rPr>
+          <w:rStyle w:val="VerbatimChar"/>
+        </w:rPr>
+        <w:t xml:space="preserve">econom</w:t>
+      </w:r>
+      <w:r>
+        <w:t xml:space="preserve">,</w:t>
+      </w:r>
+      <w:r>
+        <w:t xml:space="preserve"> </w:t>
+      </w:r>
+      <w:r>
+        <w:rPr>
+          <w:rStyle w:val="VerbatimChar"/>
+        </w:rPr>
+        <w:t xml:space="preserve">business</w:t>
+      </w:r>
+      <w:r>
+        <w:t xml:space="preserve">,</w:t>
+      </w:r>
+      <w:r>
+        <w:t xml:space="preserve"> </w:t>
+      </w:r>
+      <w:r>
+        <w:rPr>
+          <w:rStyle w:val="VerbatimChar"/>
+        </w:rPr>
+        <w:t xml:space="preserve">vip</w:t>
+      </w:r>
+      <w:r>
+        <w:t xml:space="preserve">,</w:t>
+      </w:r>
+      <w:r>
+        <w:t xml:space="preserve"> </w:t>
+      </w:r>
+      <w:r>
+        <w:rPr>
+          <w:rStyle w:val="VerbatimChar"/>
+        </w:rPr>
+        <w:t xml:space="preserve">comfortplus</w:t>
+      </w:r>
+      <w:r>
+        <w:t xml:space="preserve">), номера нет вовсе.</w:t>
+      </w:r>
+    </w:p>
+    <w:p>
+      <w:pPr>
+        <w:pStyle w:val="BodyText"/>
+      </w:pPr>
+      <w:r>
+        <w:rPr>
+          <w:bCs/>
+          <w:b/>
+        </w:rPr>
+        <w:t xml:space="preserve">Суть.</w:t>
+      </w:r>
+      <w:r>
+        <w:t xml:space="preserve"> </w:t>
+      </w:r>
+      <w:r>
+        <w:t xml:space="preserve">Какой тип принять для</w:t>
+      </w:r>
+      <w:r>
+        <w:t xml:space="preserve"> </w:t>
+      </w:r>
+      <w:r>
+        <w:rPr>
+          <w:rStyle w:val="VerbatimChar"/>
+        </w:rPr>
+        <w:t xml:space="preserve">tariff_id</w:t>
+      </w:r>
+      <w:r>
+        <w:t xml:space="preserve"> </w:t>
+      </w:r>
+      <w:r>
+        <w:t xml:space="preserve">и обязателен ли номер тарифа, если источники дают разные идентификаторы.</w:t>
+      </w:r>
+    </w:p>
+    <w:p>
+      <w:pPr>
+        <w:pStyle w:val="BodyText"/>
+      </w:pPr>
+      <w:r>
+        <w:rPr>
+          <w:bCs/>
+          <w:b/>
+        </w:rPr>
+        <w:t xml:space="preserve">Варианты.</w:t>
+      </w:r>
+    </w:p>
+    <w:p>
+      <w:pPr>
+        <w:numPr>
+          <w:ilvl w:val="0"/>
+          <w:numId w:val="1016"/>
+        </w:numPr>
+        <w:pStyle w:val="Compact"/>
+      </w:pPr>
+      <w:r>
+        <w:rPr>
+          <w:bCs/>
+          <w:b/>
+        </w:rPr>
+        <w:t xml:space="preserve">A.</w:t>
+      </w:r>
+      <w:r>
+        <w:t xml:space="preserve"> </w:t>
+      </w:r>
+      <w:r>
+        <w:t xml:space="preserve">Два поля:</w:t>
+      </w:r>
+      <w:r>
+        <w:t xml:space="preserve"> </w:t>
+      </w:r>
+      <w:r>
+        <w:rPr>
+          <w:rStyle w:val="VerbatimChar"/>
+        </w:rPr>
+        <w:t xml:space="preserve">provider</w:t>
+      </w:r>
+      <w:r>
+        <w:t xml:space="preserve"> </w:t>
+      </w:r>
+      <w:r>
+        <w:t xml:space="preserve">и</w:t>
+      </w:r>
+      <w:r>
+        <w:t xml:space="preserve"> </w:t>
+      </w:r>
+      <w:r>
+        <w:rPr>
+          <w:rStyle w:val="VerbatimChar"/>
+        </w:rPr>
+        <w:t xml:space="preserve">tariff_id</w:t>
+      </w:r>
+      <w:r>
+        <w:t xml:space="preserve"> </w:t>
+      </w:r>
+      <w:r>
+        <w:t xml:space="preserve">строкой. Номер тарифа необязателен и заполняется только для корпоративных.</w:t>
+      </w:r>
+    </w:p>
+    <w:p>
+      <w:pPr>
+        <w:numPr>
+          <w:ilvl w:val="0"/>
+          <w:numId w:val="1016"/>
+        </w:numPr>
+        <w:pStyle w:val="Compact"/>
+      </w:pPr>
+      <w:r>
+        <w:rPr>
+          <w:bCs/>
+          <w:b/>
+        </w:rPr>
+        <w:t xml:space="preserve">B.</w:t>
+      </w:r>
+      <w:r>
+        <w:t xml:space="preserve"> </w:t>
+      </w:r>
+      <w:r>
+        <w:rPr>
+          <w:rStyle w:val="VerbatimChar"/>
+        </w:rPr>
+        <w:t xml:space="preserve">tariff_id</w:t>
+      </w:r>
+      <w:r>
+        <w:t xml:space="preserve"> </w:t>
+      </w:r>
+      <w:r>
+        <w:t xml:space="preserve">строго UUID — тогда внешние агрегаторы в справочник не попадают.</w:t>
+      </w:r>
+    </w:p>
+    <w:p>
+      <w:pPr>
+        <w:numPr>
+          <w:ilvl w:val="0"/>
+          <w:numId w:val="1016"/>
+        </w:numPr>
+        <w:pStyle w:val="Compact"/>
+      </w:pPr>
+      <w:r>
+        <w:rPr>
+          <w:bCs/>
+          <w:b/>
+        </w:rPr>
+        <w:t xml:space="preserve">C.</w:t>
+      </w:r>
+      <w:r>
+        <w:t xml:space="preserve"> </w:t>
+      </w:r>
+      <w:r>
+        <w:t xml:space="preserve">Отдельные поля под корпоративный и внешний тариф.</w:t>
+      </w:r>
+    </w:p>
+    <w:p>
+      <w:pPr>
+        <w:pStyle w:val="FirstParagraph"/>
+      </w:pPr>
+      <w:r>
+        <w:rPr>
+          <w:bCs/>
+          <w:b/>
+        </w:rPr>
+        <w:t xml:space="preserve">Рекомендация.</w:t>
+      </w:r>
+      <w:r>
+        <w:t xml:space="preserve"> </w:t>
+      </w:r>
+      <w:r>
+        <w:t xml:space="preserve">A, если по вопросу заказчику 20 в перечень попадают оба источника; B, если только корпоративные. Решение определяет DDL в T01.1.</w:t>
+      </w:r>
+    </w:p>
+    <w:p>
+      <w:pPr>
+        <w:pStyle w:val="BodyText"/>
+      </w:pPr>
+      <w:r>
+        <w:rPr>
+          <w:bCs/>
+          <w:b/>
+        </w:rPr>
+        <w:t xml:space="preserve">Проверка по коду: да, оба типа в платформе сосуществуют.</w:t>
+      </w:r>
+      <w:r>
+        <w:t xml:space="preserve"> </w:t>
+      </w:r>
+      <w:r>
+        <w:t xml:space="preserve">В ответе</w:t>
+      </w:r>
+      <w:r>
+        <w:t xml:space="preserve"> </w:t>
+      </w:r>
+      <w:r>
+        <w:rPr>
+          <w:rStyle w:val="VerbatimChar"/>
+        </w:rPr>
+        <w:t xml:space="preserve">search</w:t>
+      </w:r>
+      <w:r>
+        <w:t xml:space="preserve"> </w:t>
+      </w:r>
+      <w:r>
+        <w:t xml:space="preserve">тариф идентифицируется UUID и</w:t>
+      </w:r>
+      <w:r>
+        <w:t xml:space="preserve"> </w:t>
+      </w:r>
+      <w:r>
+        <w:rPr>
+          <w:rStyle w:val="VerbatimChar"/>
+        </w:rPr>
+        <w:t xml:space="preserve">humanReadableId</w:t>
+      </w:r>
+      <w:r>
+        <w:t xml:space="preserve">; в ответе внешних цен — строковым</w:t>
+      </w:r>
+      <w:r>
+        <w:t xml:space="preserve"> </w:t>
+      </w:r>
+      <w:r>
+        <w:rPr>
+          <w:rStyle w:val="VerbatimChar"/>
+        </w:rPr>
+        <w:t xml:space="preserve">tariffId</w:t>
+      </w:r>
+      <w:r>
+        <w:t xml:space="preserve"> </w:t>
+      </w:r>
+      <w:r>
+        <w:t xml:space="preserve">провайдера и полем</w:t>
+      </w:r>
+      <w:r>
+        <w:t xml:space="preserve"> </w:t>
+      </w:r>
+      <w:r>
+        <w:rPr>
+          <w:rStyle w:val="VerbatimChar"/>
+        </w:rPr>
+        <w:t xml:space="preserve">provider</w:t>
+      </w:r>
+      <w:r>
+        <w:t xml:space="preserve">, человекочитаемого номера нет. Единого поля, в котором платформа хранила бы и то и другое, не существует: заявка хранит либо корпоративный</w:t>
+      </w:r>
+      <w:r>
+        <w:t xml:space="preserve"> </w:t>
+      </w:r>
+      <w:r>
+        <w:rPr>
+          <w:rStyle w:val="VerbatimChar"/>
+        </w:rPr>
+        <w:t xml:space="preserve">tariffId</w:t>
+      </w:r>
+      <w:r>
+        <w:t xml:space="preserve">, либо данные провайдера.</w:t>
+      </w:r>
+    </w:p>
+    <w:p>
+      <w:r>
+        <w:pict>
+          <v:rect style="width:0;height:1.5pt" o:hralign="center" o:hrstd="t" o:hr="t"/>
+        </w:pict>
+      </w:r>
+    </w:p>
+    <w:bookmarkEnd w:id="35"/>
+    <w:bookmarkStart w:id="36" w:name="X08578013828d697ba106e1b24e21cfaedf4e5d6"/>
+    <w:p>
+      <w:pPr>
+        <w:pStyle w:val="Heading2"/>
+      </w:pPr>
+      <w:r>
+        <w:t xml:space="preserve">Вопрос 29. Как вызывать расчёт внешних цен из сервиса маршрутов</w:t>
+      </w:r>
+    </w:p>
+    <w:p>
+      <w:pPr>
+        <w:pStyle w:val="FirstParagraph"/>
+      </w:pPr>
+      <w:r>
+        <w:rPr>
+          <w:bCs/>
+          <w:b/>
+        </w:rPr>
+        <w:t xml:space="preserve">Откуда.</w:t>
+      </w:r>
+      <w:r>
+        <w:t xml:space="preserve"> </w:t>
+      </w:r>
+      <w:r>
+        <w:t xml:space="preserve">Решение заказчика 08.10.2026 о выборе тарифа из перечня. Для такси перечень даёт расчёт внешних цен.</w:t>
+      </w:r>
+    </w:p>
+    <w:p>
+      <w:pPr>
+        <w:pStyle w:val="BodyText"/>
+      </w:pPr>
+      <w:r>
+        <w:rPr>
+          <w:bCs/>
+          <w:b/>
+        </w:rPr>
+        <w:t xml:space="preserve">Суть.</w:t>
+      </w:r>
+      <w:r>
+        <w:t xml:space="preserve"> </w:t>
+      </w:r>
+      <w:r>
+        <w:t xml:space="preserve">Что именно нужно передать, какой сервис вызывать и под каким пользователем.</w:t>
+      </w:r>
+    </w:p>
+    <w:p>
+      <w:pPr>
+        <w:pStyle w:val="BodyText"/>
+      </w:pPr>
+      <w:r>
+        <w:rPr>
+          <w:bCs/>
+          <w:b/>
+        </w:rPr>
+        <w:t xml:space="preserve">Варианты.</w:t>
+      </w:r>
+    </w:p>
+    <w:p>
+      <w:pPr>
+        <w:numPr>
+          <w:ilvl w:val="0"/>
+          <w:numId w:val="1017"/>
+        </w:numPr>
+        <w:pStyle w:val="Compact"/>
+      </w:pPr>
+      <w:r>
+        <w:rPr>
+          <w:bCs/>
+          <w:b/>
+        </w:rPr>
+        <w:t xml:space="preserve">A.</w:t>
+      </w:r>
+      <w:r>
+        <w:t xml:space="preserve"> </w:t>
+      </w:r>
+      <w:r>
+        <w:t xml:space="preserve">Сервис маршрутов вызывает существующий метод расчёта внешних цен от имени пользователя, передавая только геометрию и метрики маршрута.</w:t>
+      </w:r>
+    </w:p>
+    <w:p>
+      <w:pPr>
+        <w:numPr>
+          <w:ilvl w:val="0"/>
+          <w:numId w:val="1017"/>
+        </w:numPr>
+        <w:pStyle w:val="Compact"/>
+      </w:pPr>
+      <w:r>
+        <w:rPr>
+          <w:bCs/>
+          <w:b/>
+        </w:rPr>
+        <w:t xml:space="preserve">B.</w:t>
+      </w:r>
+      <w:r>
+        <w:t xml:space="preserve"> </w:t>
+      </w:r>
+      <w:r>
+        <w:t xml:space="preserve">Новый метод под нужды справочника.</w:t>
+      </w:r>
+    </w:p>
+    <w:p>
+      <w:pPr>
+        <w:pStyle w:val="FirstParagraph"/>
+      </w:pPr>
+      <w:r>
+        <w:rPr>
+          <w:bCs/>
+          <w:b/>
+        </w:rPr>
+        <w:t xml:space="preserve">Рекомендация.</w:t>
+      </w:r>
+      <w:r>
+        <w:t xml:space="preserve"> </w:t>
+      </w:r>
+      <w:r>
+        <w:t xml:space="preserve">A: по коду это дешевле, чем казалось (см. проверку).</w:t>
+      </w:r>
+    </w:p>
+    <w:p>
+      <w:pPr>
+        <w:pStyle w:val="BodyText"/>
+      </w:pPr>
+      <w:r>
+        <w:rPr>
+          <w:bCs/>
+          <w:b/>
+        </w:rPr>
+        <w:t xml:space="preserve">Проверка по коду: да, и это снимает препятствие, записанное ранее.</w:t>
+      </w:r>
+      <w:r>
+        <w:t xml:space="preserve"> </w:t>
+      </w:r>
+      <w:r>
+        <w:t xml:space="preserve">Три факта.</w:t>
+      </w:r>
+    </w:p>
+    <w:p>
+      <w:pPr>
+        <w:numPr>
+          <w:ilvl w:val="0"/>
+          <w:numId w:val="1018"/>
+        </w:numPr>
+        <w:pStyle w:val="Compact"/>
+      </w:pPr>
+      <w:r>
+        <w:rPr>
+          <w:bCs/>
+          <w:b/>
+        </w:rPr>
+        <w:t xml:space="preserve">Метод живёт в сервисе заявок, а не в тарифном.</w:t>
+      </w:r>
+      <w:r>
+        <w:t xml:space="preserve"> </w:t>
+      </w:r>
+      <w:r>
+        <w:t xml:space="preserve">Это</w:t>
+      </w:r>
+      <w:r>
+        <w:t xml:space="preserve"> </w:t>
+      </w:r>
+      <w:r>
+        <w:rPr>
+          <w:rStyle w:val="VerbatimChar"/>
+        </w:rPr>
+        <w:t xml:space="preserve">POST externalPrices</w:t>
+      </w:r>
+      <w:r>
+        <w:t xml:space="preserve"> </w:t>
+      </w:r>
+      <w:r>
+        <w:t xml:space="preserve">в</w:t>
+      </w:r>
+      <w:r>
+        <w:t xml:space="preserve"> </w:t>
+      </w:r>
+      <w:r>
+        <w:rPr>
+          <w:rStyle w:val="VerbatimChar"/>
+        </w:rPr>
+        <w:t xml:space="preserve">RequestController</w:t>
+      </w:r>
+      <w:r>
+        <w:t xml:space="preserve"> </w:t>
+      </w:r>
+      <w:r>
+        <w:t xml:space="preserve">сервиса</w:t>
+      </w:r>
+      <w:r>
+        <w:t xml:space="preserve"> </w:t>
+      </w:r>
+      <w:r>
+        <w:rPr>
+          <w:rStyle w:val="VerbatimChar"/>
+        </w:rPr>
+        <w:t xml:space="preserve">passenger_request</w:t>
+      </w:r>
+      <w:r>
+        <w:t xml:space="preserve">; через шлюз —</w:t>
+      </w:r>
+      <w:r>
+        <w:t xml:space="preserve"> </w:t>
+      </w:r>
+      <w:r>
+        <w:rPr>
+          <w:rStyle w:val="VerbatimChar"/>
+        </w:rPr>
+        <w:t xml:space="preserve">/api/requests/externalPrices</w:t>
+      </w:r>
+      <w:r>
+        <w:t xml:space="preserve">. В отчёте об исследовании стенда он назван</w:t>
+      </w:r>
+      <w:r>
+        <w:t xml:space="preserve"> </w:t>
+      </w:r>
+      <w:r>
+        <w:rPr>
+          <w:rStyle w:val="VerbatimChar"/>
+        </w:rPr>
+        <w:t xml:space="preserve">/api/tariffs/externalPrices</w:t>
+      </w:r>
+      <w:r>
+        <w:t xml:space="preserve"> </w:t>
+      </w:r>
+      <w:r>
+        <w:t xml:space="preserve">— это неточность.</w:t>
+      </w:r>
+    </w:p>
+    <w:p>
+      <w:pPr>
+        <w:numPr>
+          <w:ilvl w:val="0"/>
+          <w:numId w:val="1018"/>
+        </w:numPr>
+        <w:pStyle w:val="Compact"/>
+      </w:pPr>
+      <w:r>
+        <w:rPr>
+          <w:bCs/>
+          <w:b/>
+        </w:rPr>
+        <w:t xml:space="preserve">Серверу нужно только</w:t>
+      </w:r>
+      <w:r>
+        <w:rPr>
+          <w:bCs/>
+          <w:b/>
+        </w:rPr>
+        <w:t xml:space="preserve"> </w:t>
+      </w:r>
+      <w:r>
+        <w:rPr>
+          <w:rStyle w:val="VerbatimChar"/>
+          <w:bCs/>
+          <w:b/>
+        </w:rPr>
+        <w:t xml:space="preserve">expected</w:t>
+      </w:r>
+      <w:r>
+        <w:rPr>
+          <w:bCs/>
+          <w:b/>
+        </w:rPr>
+        <w:t xml:space="preserve">.</w:t>
+      </w:r>
+      <w:r>
+        <w:t xml:space="preserve"> </w:t>
+      </w:r>
+      <w:r>
+        <w:t xml:space="preserve">DTO запроса содержит</w:t>
+      </w:r>
+      <w:r>
+        <w:t xml:space="preserve"> </w:t>
+      </w:r>
+      <w:r>
+        <w:rPr>
+          <w:bCs/>
+          <w:b/>
+        </w:rPr>
+        <w:t xml:space="preserve">единственное поле</w:t>
+      </w:r>
+      <w:r>
+        <w:t xml:space="preserve"> </w:t>
+      </w:r>
+      <w:r>
+        <w:rPr>
+          <w:rStyle w:val="VerbatimChar"/>
+        </w:rPr>
+        <w:t xml:space="preserve">expected</w:t>
+      </w:r>
+      <w:r>
+        <w:t xml:space="preserve"> </w:t>
+      </w:r>
+      <w:r>
+        <w:t xml:space="preserve">с аннотацией</w:t>
+      </w:r>
+      <w:r>
+        <w:t xml:space="preserve"> </w:t>
+      </w:r>
+      <w:r>
+        <w:rPr>
+          <w:rStyle w:val="VerbatimChar"/>
+        </w:rPr>
+        <w:t xml:space="preserve">@NotNull @Valid</w:t>
+      </w:r>
+      <w:r>
+        <w:t xml:space="preserve"> </w:t>
+      </w:r>
+      <w:r>
+        <w:t xml:space="preserve">— расстояние, время, сегменты геометрии и точки. Всё остальное, что шлёт клиентский фронт (</w:t>
+      </w:r>
+      <w:r>
+        <w:rPr>
+          <w:rStyle w:val="VerbatimChar"/>
+        </w:rPr>
+        <w:t xml:space="preserve">author</w:t>
+      </w:r>
+      <w:r>
+        <w:t xml:space="preserve">,</w:t>
+      </w:r>
+      <w:r>
+        <w:t xml:space="preserve"> </w:t>
+      </w:r>
+      <w:r>
+        <w:rPr>
+          <w:rStyle w:val="VerbatimChar"/>
+        </w:rPr>
+        <w:t xml:space="preserve">passenger</w:t>
+      </w:r>
+      <w:r>
+        <w:t xml:space="preserve">,</w:t>
+      </w:r>
+      <w:r>
+        <w:t xml:space="preserve"> </w:t>
+      </w:r>
+      <w:r>
+        <w:rPr>
+          <w:rStyle w:val="VerbatimChar"/>
+        </w:rPr>
+        <w:t xml:space="preserve">purpose</w:t>
+      </w:r>
+      <w:r>
+        <w:t xml:space="preserve">,</w:t>
+      </w:r>
+      <w:r>
+        <w:t xml:space="preserve"> </w:t>
+      </w:r>
+      <w:r>
+        <w:rPr>
+          <w:rStyle w:val="VerbatimChar"/>
+        </w:rPr>
+        <w:t xml:space="preserve">taxiClass</w:t>
+      </w:r>
+      <w:r>
+        <w:t xml:space="preserve">,</w:t>
+      </w:r>
+      <w:r>
+        <w:t xml:space="preserve"> </w:t>
+      </w:r>
+      <w:r>
+        <w:rPr>
+          <w:rStyle w:val="VerbatimChar"/>
+        </w:rPr>
+        <w:t xml:space="preserve">transportType</w:t>
+      </w:r>
+      <w:r>
+        <w:t xml:space="preserve">,</w:t>
+      </w:r>
+      <w:r>
+        <w:t xml:space="preserve"> </w:t>
+      </w:r>
+      <w:r>
+        <w:rPr>
+          <w:rStyle w:val="VerbatimChar"/>
+        </w:rPr>
+        <w:t xml:space="preserve">source</w:t>
+      </w:r>
+      <w:r>
+        <w:t xml:space="preserve">,</w:t>
+      </w:r>
+      <w:r>
+        <w:t xml:space="preserve"> </w:t>
+      </w:r>
+      <w:r>
+        <w:rPr>
+          <w:rStyle w:val="VerbatimChar"/>
+        </w:rPr>
+        <w:t xml:space="preserve">passengerCount</w:t>
+      </w:r>
+      <w:r>
+        <w:t xml:space="preserve">), в контракте сервера отсутствует и по умолчанию Jackson игнорируется.</w:t>
+      </w:r>
+      <w:r>
+        <w:t xml:space="preserve"> </w:t>
+      </w:r>
+      <w:r>
+        <w:rPr>
+          <w:bCs/>
+          <w:b/>
+        </w:rPr>
+        <w:t xml:space="preserve">То есть подставлять пассажира и цель поездки не придётся</w:t>
+      </w:r>
+      <w:r>
+        <w:t xml:space="preserve"> </w:t>
+      </w:r>
+      <w:r>
+        <w:t xml:space="preserve">— ранее это считалось главным препятствием.</w:t>
+      </w:r>
+    </w:p>
+    <w:p>
+      <w:pPr>
+        <w:numPr>
+          <w:ilvl w:val="0"/>
+          <w:numId w:val="1018"/>
+        </w:numPr>
+        <w:pStyle w:val="Compact"/>
+      </w:pPr>
+      <w:r>
+        <w:rPr>
+          <w:bCs/>
+          <w:b/>
+        </w:rPr>
+        <w:t xml:space="preserve">Реализация опрашивает включённых провайдеров параллельно</w:t>
+      </w:r>
+      <w:r>
+        <w:t xml:space="preserve"> </w:t>
+      </w:r>
+      <w:r>
+        <w:t xml:space="preserve">и отбрасывает ответы с ценой, не превышающей ноль. Это объясняет, почему Ситимобил и Uber видны в интерфейсе, но в ответе их нет: интерфейс рисует их из собственного статического списка.</w:t>
+      </w:r>
+    </w:p>
+    <w:p>
+      <w:pPr>
+        <w:pStyle w:val="FirstParagraph"/>
+      </w:pPr>
+      <w:r>
+        <w:t xml:space="preserve">Остаётся решением: под каким пользователем вызывать метод из сервиса маршрутов и допустимо ли сервису маршрутов обращаться к сервису заявок.</w:t>
+      </w:r>
+    </w:p>
+    <w:p>
+      <w:r>
+        <w:pict>
+          <v:rect style="width:0;height:1.5pt" o:hralign="center" o:hrstd="t" o:hr="t"/>
+        </w:pict>
+      </w:r>
+    </w:p>
+    <w:bookmarkEnd w:id="36"/>
+    <w:bookmarkStart w:id="37" w:name="приложение-1-решено-повторно-не-задаётся"/>
     <w:p>
       <w:pPr>
         <w:pStyle w:val="Heading2"/>
@@ -7288,8 +8391,8 @@
         </w:pict>
       </w:r>
     </w:p>
-    <w:bookmarkEnd w:id="34"/>
-    <w:bookmarkStart w:id="35" w:name="X95d941a3aa517f7e24c6fe1ba6dfa238c7c8a71"/>
+    <w:bookmarkEnd w:id="37"/>
+    <w:bookmarkStart w:id="38" w:name="X95d941a3aa517f7e24c6fe1ba6dfa238c7c8a71"/>
     <w:p>
       <w:pPr>
         <w:pStyle w:val="Heading2"/>
@@ -7982,8 +9085,8 @@
         </w:tc>
       </w:tr>
     </w:tbl>
-    <w:bookmarkEnd w:id="35"/>
-    <w:bookmarkEnd w:id="36"/>
+    <w:bookmarkEnd w:id="38"/>
+    <w:bookmarkEnd w:id="39"/>
     <w:sectPr/>
   </w:body>
 </w:document>
@@ -8160,6 +9263,91 @@
     <w:lvl w:ilvl="8">
       <w:numFmt w:val="bullet"/>
       <w:lvlText w:val="•"/>
+      <w:lvlJc w:val="left"/>
+      <w:pPr>
+        <w:ind w:left="6480" w:hanging="480"/>
+      </w:pPr>
+    </w:lvl>
+  </w:abstractNum>
+  <w:abstractNum w:abstractNumId="99411">
+    <w:nsid w:val="A99411"/>
+    <w:multiLevelType w:val="multilevel"/>
+    <w:lvl w:ilvl="0">
+      <w:start w:val="1"/>
+      <w:numFmt w:val="decimal"/>
+      <w:lvlText w:val="%1."/>
+      <w:lvlJc w:val="left"/>
+      <w:pPr>
+        <w:ind w:left="720" w:hanging="480"/>
+      </w:pPr>
+    </w:lvl>
+    <w:lvl w:ilvl="1">
+      <w:start w:val="1"/>
+      <w:numFmt w:val="decimal"/>
+      <w:lvlText w:val="%2."/>
+      <w:lvlJc w:val="left"/>
+      <w:pPr>
+        <w:ind w:left="1440" w:hanging="480"/>
+      </w:pPr>
+    </w:lvl>
+    <w:lvl w:ilvl="2">
+      <w:start w:val="1"/>
+      <w:numFmt w:val="decimal"/>
+      <w:lvlText w:val="%3."/>
+      <w:lvlJc w:val="left"/>
+      <w:pPr>
+        <w:ind w:left="2160" w:hanging="480"/>
+      </w:pPr>
+    </w:lvl>
+    <w:lvl w:ilvl="3">
+      <w:start w:val="1"/>
+      <w:numFmt w:val="decimal"/>
+      <w:lvlText w:val="%4."/>
+      <w:lvlJc w:val="left"/>
+      <w:pPr>
+        <w:ind w:left="2880" w:hanging="480"/>
+      </w:pPr>
+    </w:lvl>
+    <w:lvl w:ilvl="4">
+      <w:start w:val="1"/>
+      <w:numFmt w:val="decimal"/>
+      <w:lvlText w:val="%5."/>
+      <w:lvlJc w:val="left"/>
+      <w:pPr>
+        <w:ind w:left="3600" w:hanging="480"/>
+      </w:pPr>
+    </w:lvl>
+    <w:lvl w:ilvl="5">
+      <w:start w:val="1"/>
+      <w:numFmt w:val="decimal"/>
+      <w:lvlText w:val="%6."/>
+      <w:lvlJc w:val="left"/>
+      <w:pPr>
+        <w:ind w:left="4320" w:hanging="480"/>
+      </w:pPr>
+    </w:lvl>
+    <w:lvl w:ilvl="6">
+      <w:start w:val="1"/>
+      <w:numFmt w:val="decimal"/>
+      <w:lvlText w:val="%7."/>
+      <w:lvlJc w:val="left"/>
+      <w:pPr>
+        <w:ind w:left="5040" w:hanging="480"/>
+      </w:pPr>
+    </w:lvl>
+    <w:lvl w:ilvl="7">
+      <w:start w:val="1"/>
+      <w:numFmt w:val="decimal"/>
+      <w:lvlText w:val="%8."/>
+      <w:lvlJc w:val="left"/>
+      <w:pPr>
+        <w:ind w:left="5760" w:hanging="480"/>
+      </w:pPr>
+    </w:lvl>
+    <w:lvl w:ilvl="8">
+      <w:start w:val="1"/>
+      <w:numFmt w:val="decimal"/>
+      <w:lvlText w:val="%9."/>
       <w:lvlJc w:val="left"/>
       <w:pPr>
         <w:ind w:left="6480" w:hanging="480"/>
@@ -8210,6 +9398,45 @@
   </w:num>
   <w:num w:numId="1014">
     <w:abstractNumId w:val="991"/>
+  </w:num>
+  <w:num w:numId="1015">
+    <w:abstractNumId w:val="991"/>
+  </w:num>
+  <w:num w:numId="1016">
+    <w:abstractNumId w:val="991"/>
+  </w:num>
+  <w:num w:numId="1017">
+    <w:abstractNumId w:val="991"/>
+  </w:num>
+  <w:num w:numId="1018">
+    <w:abstractNumId w:val="99411"/>
+    <w:lvlOverride w:ilvl="0">
+      <w:startOverride w:val="1"/>
+    </w:lvlOverride>
+    <w:lvlOverride w:ilvl="1">
+      <w:startOverride w:val="1"/>
+    </w:lvlOverride>
+    <w:lvlOverride w:ilvl="2">
+      <w:startOverride w:val="1"/>
+    </w:lvlOverride>
+    <w:lvlOverride w:ilvl="3">
+      <w:startOverride w:val="1"/>
+    </w:lvlOverride>
+    <w:lvlOverride w:ilvl="4">
+      <w:startOverride w:val="1"/>
+    </w:lvlOverride>
+    <w:lvlOverride w:ilvl="5">
+      <w:startOverride w:val="1"/>
+    </w:lvlOverride>
+    <w:lvlOverride w:ilvl="6">
+      <w:startOverride w:val="1"/>
+    </w:lvlOverride>
+    <w:lvlOverride w:ilvl="7">
+      <w:startOverride w:val="1"/>
+    </w:lvlOverride>
+    <w:lvlOverride w:ilvl="8">
+      <w:startOverride w:val="1"/>
+    </w:lvlOverride>
   </w:num>
 </w:numbering>
 </file>

--- a/Вопросы_архитектору_T01.2.docx
+++ b/Вопросы_архитектору_T01.2.docx
@@ -151,13 +151,13 @@
           <w:bCs/>
           <w:b/>
         </w:rPr>
-        <w:t xml:space="preserve">Проверка по исходному коду.</w:t>
-      </w:r>
-      <w:r>
-        <w:t xml:space="preserve"> </w:t>
-      </w:r>
-      <w:r>
-        <w:t xml:space="preserve">По каждому вопросу проверено, отвечает ли на него код платформы. У каждого вопроса ниже есть блок «Проверка по коду».</w:t>
+        <w:t xml:space="preserve">Триаж 09.10.2026: ответ нужен не на все.</w:t>
+      </w:r>
+      <w:r>
+        <w:t xml:space="preserve"> </w:t>
+      </w:r>
+      <w:r>
+        <w:t xml:space="preserve">По каждому вопросу проверено, нужен ли ответ извне или решение принимаем сами.</w:t>
       </w:r>
     </w:p>
     <w:tbl>
@@ -183,6 +183,290 @@
               <w:jc w:val="left"/>
             </w:pPr>
             <w:r>
+              <w:t xml:space="preserve">Итог триажа</w:t>
+            </w:r>
+          </w:p>
+        </w:tc>
+        <w:tc>
+          <w:tcPr/>
+          <w:p>
+            <w:pPr>
+              <w:pStyle w:val="Compact"/>
+              <w:jc w:val="left"/>
+            </w:pPr>
+            <w:r>
+              <w:t xml:space="preserve">Вопросы</w:t>
+            </w:r>
+          </w:p>
+        </w:tc>
+      </w:tr>
+      <w:tr>
+        <w:tc>
+          <w:tcPr/>
+          <w:p>
+            <w:pPr>
+              <w:pStyle w:val="Compact"/>
+              <w:jc w:val="left"/>
+            </w:pPr>
+            <w:r>
+              <w:rPr>
+                <w:bCs/>
+                <w:b/>
+              </w:rPr>
+              <w:t xml:space="preserve">Ответ нужен, высокий приоритет</w:t>
+            </w:r>
+          </w:p>
+        </w:tc>
+        <w:tc>
+          <w:tcPr/>
+          <w:p>
+            <w:pPr>
+              <w:pStyle w:val="Compact"/>
+              <w:jc w:val="left"/>
+            </w:pPr>
+            <w:r>
+              <w:t xml:space="preserve">13 (путь шлюза), 18 (контракт предварительного расчёта), 24 (локальные копии справочников), 26 (территория и даты тарифа)</w:t>
+            </w:r>
+          </w:p>
+        </w:tc>
+      </w:tr>
+      <w:tr>
+        <w:tc>
+          <w:tcPr/>
+          <w:p>
+            <w:pPr>
+              <w:pStyle w:val="Compact"/>
+              <w:jc w:val="left"/>
+            </w:pPr>
+            <w:r>
+              <w:rPr>
+                <w:bCs/>
+                <w:b/>
+              </w:rPr>
+              <w:t xml:space="preserve">Ответ нужен, узкий или другому адресату</w:t>
+            </w:r>
+          </w:p>
+        </w:tc>
+        <w:tc>
+          <w:tcPr/>
+          <w:p>
+            <w:pPr>
+              <w:pStyle w:val="Compact"/>
+              <w:jc w:val="left"/>
+            </w:pPr>
+            <w:r>
+              <w:t xml:space="preserve">14 (только регистрация пар «метод + URL»), 20 (владелец сервиса заявок), 23 (только трактовка 417), 29 (только пользователь для вызова)</w:t>
+            </w:r>
+          </w:p>
+        </w:tc>
+      </w:tr>
+      <w:tr>
+        <w:tc>
+          <w:tcPr/>
+          <w:p>
+            <w:pPr>
+              <w:pStyle w:val="Compact"/>
+              <w:jc w:val="left"/>
+            </w:pPr>
+            <w:r>
+              <w:rPr>
+                <w:bCs/>
+                <w:b/>
+              </w:rPr>
+              <w:t xml:space="preserve">Ответ нужен, но производный</w:t>
+            </w:r>
+          </w:p>
+        </w:tc>
+        <w:tc>
+          <w:tcPr/>
+          <w:p>
+            <w:pPr>
+              <w:pStyle w:val="Compact"/>
+              <w:jc w:val="left"/>
+            </w:pPr>
+            <w:r>
+              <w:t xml:space="preserve">27 и 28 — задавать только после ответа заказчика на вопрос 20; 22 — после ответа заказчика на вопрос 11</w:t>
+            </w:r>
+          </w:p>
+        </w:tc>
+      </w:tr>
+      <w:tr>
+        <w:tc>
+          <w:tcPr/>
+          <w:p>
+            <w:pPr>
+              <w:pStyle w:val="Compact"/>
+              <w:jc w:val="left"/>
+            </w:pPr>
+            <w:r>
+              <w:rPr>
+                <w:bCs/>
+                <w:b/>
+              </w:rPr>
+              <w:t xml:space="preserve">Ответ не нужен, решаем сами</w:t>
+            </w:r>
+          </w:p>
+        </w:tc>
+        <w:tc>
+          <w:tcPr/>
+          <w:p>
+            <w:pPr>
+              <w:pStyle w:val="Compact"/>
+              <w:jc w:val="left"/>
+            </w:pPr>
+            <w:r>
+              <w:t xml:space="preserve">15 (метод изменения и передача версии), 16 (семантика</w:t>
+            </w:r>
+            <w:r>
+              <w:t xml:space="preserve"> </w:t>
+            </w:r>
+            <w:r>
+              <w:rPr>
+                <w:rStyle w:val="VerbatimChar"/>
+              </w:rPr>
+              <w:t xml:space="preserve">PUT</w:t>
+            </w:r>
+            <w:r>
+              <w:t xml:space="preserve"> </w:t>
+            </w:r>
+            <w:r>
+              <w:t xml:space="preserve">— закрыта кодом и конвенцией), 17 (состояния и порядок проверок</w:t>
+            </w:r>
+            <w:r>
+              <w:t xml:space="preserve"> </w:t>
+            </w:r>
+            <w:r>
+              <w:rPr>
+                <w:rStyle w:val="VerbatimChar"/>
+              </w:rPr>
+              <w:t xml:space="preserve">DELETE</w:t>
+            </w:r>
+            <w:r>
+              <w:t xml:space="preserve">), 19 (идемпотентность)</w:t>
+            </w:r>
+          </w:p>
+        </w:tc>
+      </w:tr>
+      <w:tr>
+        <w:tc>
+          <w:tcPr/>
+          <w:p>
+            <w:pPr>
+              <w:pStyle w:val="Compact"/>
+              <w:jc w:val="left"/>
+            </w:pPr>
+            <w:r>
+              <w:rPr>
+                <w:bCs/>
+                <w:b/>
+              </w:rPr>
+              <w:t xml:space="preserve">Отложить</w:t>
+            </w:r>
+          </w:p>
+        </w:tc>
+        <w:tc>
+          <w:tcPr/>
+          <w:p>
+            <w:pPr>
+              <w:pStyle w:val="Compact"/>
+              <w:jc w:val="left"/>
+            </w:pPr>
+            <w:r>
+              <w:t xml:space="preserve">21 — после вопроса 27 и замера времени расчёта</w:t>
+            </w:r>
+          </w:p>
+        </w:tc>
+      </w:tr>
+      <w:tr>
+        <w:tc>
+          <w:tcPr/>
+          <w:p>
+            <w:pPr>
+              <w:pStyle w:val="Compact"/>
+              <w:jc w:val="left"/>
+            </w:pPr>
+            <w:r>
+              <w:rPr>
+                <w:bCs/>
+                <w:b/>
+              </w:rPr>
+              <w:t xml:space="preserve">Объединить</w:t>
+            </w:r>
+          </w:p>
+        </w:tc>
+        <w:tc>
+          <w:tcPr/>
+          <w:p>
+            <w:pPr>
+              <w:pStyle w:val="Compact"/>
+              <w:jc w:val="left"/>
+            </w:pPr>
+            <w:r>
+              <w:t xml:space="preserve">25 → в состав 27</w:t>
+            </w:r>
+          </w:p>
+        </w:tc>
+      </w:tr>
+    </w:tbl>
+    <w:p>
+      <w:pPr>
+        <w:pStyle w:val="BodyText"/>
+      </w:pPr>
+      <w:r>
+        <w:rPr>
+          <w:bCs/>
+          <w:b/>
+        </w:rPr>
+        <w:t xml:space="preserve">Итого архитектору по существу остаётся 8 вопросов</w:t>
+      </w:r>
+      <w:r>
+        <w:t xml:space="preserve"> </w:t>
+      </w:r>
+      <w:r>
+        <w:t xml:space="preserve">вместо семнадцати: 13, 14, 18, 20, 23, 24, 26, 29 — и ещё три производных (22, 27, 28), которые задаются после ответов заказчика.</w:t>
+      </w:r>
+    </w:p>
+    <w:p>
+      <w:pPr>
+        <w:pStyle w:val="BodyText"/>
+      </w:pPr>
+      <w:r>
+        <w:rPr>
+          <w:bCs/>
+          <w:b/>
+        </w:rPr>
+        <w:t xml:space="preserve">Проверка по исходному коду.</w:t>
+      </w:r>
+      <w:r>
+        <w:t xml:space="preserve"> </w:t>
+      </w:r>
+      <w:r>
+        <w:t xml:space="preserve">По каждому вопросу проверено, отвечает ли на него код платформы. У каждого вопроса ниже есть блок «Проверка по коду».</w:t>
+      </w:r>
+    </w:p>
+    <w:tbl>
+      <w:tblPr>
+        <w:tblStyle w:val="Table"/>
+        <w:tblW w:type="auto" w:w="0"/>
+        <w:tblLook w:firstRow="1" w:lastRow="0" w:firstColumn="0" w:lastColumn="0" w:noHBand="0" w:noVBand="0" w:val="0020"/>
+        <w:jc w:val="start"/>
+      </w:tblPr>
+      <w:tblGrid>
+        <w:gridCol w:w="3960"/>
+        <w:gridCol w:w="3960"/>
+      </w:tblGrid>
+      <w:tr>
+        <w:trPr>
+          <w:tblHeader w:val="true"/>
+        </w:trPr>
+        <w:tc>
+          <w:tcPr/>
+          <w:p>
+            <w:pPr>
+              <w:pStyle w:val="Compact"/>
+              <w:jc w:val="left"/>
+            </w:pPr>
+            <w:r>
               <w:t xml:space="preserve">Итог проверки</w:t>
             </w:r>
           </w:p>
@@ -1083,6 +1367,24 @@
       </w:r>
     </w:p>
     <w:p>
+      <w:pPr>
+        <w:pStyle w:val="BodyText"/>
+      </w:pPr>
+      <w:r>
+        <w:rPr>
+          <w:bCs/>
+          <w:b/>
+        </w:rPr>
+        <w:t xml:space="preserve">Триаж 09.10.2026: ответ нужен.</w:t>
+      </w:r>
+      <w:r>
+        <w:t xml:space="preserve"> </w:t>
+      </w:r>
+      <w:r>
+        <w:t xml:space="preserve">Вариант A требует нового правила в конфигурации шлюза, а прецедента в платформе нет — сами мы чужой конфиг не меняем. Высокий приоритет: от ответа зависят все пути раздела 2.</w:t>
+      </w:r>
+    </w:p>
+    <w:p>
       <w:r>
         <w:pict>
           <v:rect style="width:0;height:1.5pt" o:hralign="center" o:hrstd="t" o:hr="t"/>
@@ -1397,6 +1699,24 @@
       </w:r>
     </w:p>
     <w:p>
+      <w:pPr>
+        <w:pStyle w:val="BodyText"/>
+      </w:pPr>
+      <w:r>
+        <w:rPr>
+          <w:bCs/>
+          <w:b/>
+        </w:rPr>
+        <w:t xml:space="preserve">Триаж 09.10.2026: ответ нужен частично.</w:t>
+      </w:r>
+      <w:r>
+        <w:t xml:space="preserve"> </w:t>
+      </w:r>
+      <w:r>
+        <w:t xml:space="preserve">Какая роль даёт доступ — не архитектурное решение, а факт, который быстрее проверить на стенде под администратором кабинета. Архитектору остаётся только порядок регистрации пар «метод + URL» в сервисе ролей. Выбор 403 против 404 решаем сами: берём 404, запись не раскрывается.</w:t>
+      </w:r>
+    </w:p>
+    <w:p>
       <w:r>
         <w:pict>
           <v:rect style="width:0;height:1.5pt" o:hralign="center" o:hrstd="t" o:hr="t"/>
@@ -1826,6 +2146,66 @@
       </w:r>
     </w:p>
     <w:p>
+      <w:pPr>
+        <w:pStyle w:val="BodyText"/>
+      </w:pPr>
+      <w:r>
+        <w:rPr>
+          <w:bCs/>
+          <w:b/>
+        </w:rPr>
+        <w:t xml:space="preserve">Триаж 09.10.2026: ответ не нужен, решаем сами.</w:t>
+      </w:r>
+      <w:r>
+        <w:t xml:space="preserve"> </w:t>
+      </w:r>
+      <w:r>
+        <w:t xml:space="preserve">Прецеденты есть в обе стороны, ничего чужого выбор не затрагивает. Принимаем</w:t>
+      </w:r>
+      <w:r>
+        <w:t xml:space="preserve"> </w:t>
+      </w:r>
+      <w:r>
+        <w:rPr>
+          <w:rStyle w:val="VerbatimChar"/>
+        </w:rPr>
+        <w:t xml:space="preserve">PUT</w:t>
+      </w:r>
+      <w:r>
+        <w:t xml:space="preserve"> </w:t>
+      </w:r>
+      <w:r>
+        <w:t xml:space="preserve">и</w:t>
+      </w:r>
+      <w:r>
+        <w:t xml:space="preserve"> </w:t>
+      </w:r>
+      <w:r>
+        <w:rPr>
+          <w:rStyle w:val="VerbatimChar"/>
+        </w:rPr>
+        <w:t xml:space="preserve">DELETE</w:t>
+      </w:r>
+      <w:r>
+        <w:t xml:space="preserve"> </w:t>
+      </w:r>
+      <w:r>
+        <w:t xml:space="preserve">с параметром</w:t>
+      </w:r>
+      <w:r>
+        <w:t xml:space="preserve"> </w:t>
+      </w:r>
+      <w:r>
+        <w:rPr>
+          <w:rStyle w:val="VerbatimChar"/>
+        </w:rPr>
+        <w:t xml:space="preserve">version</w:t>
+      </w:r>
+      <w:r>
+        <w:t xml:space="preserve">. Архитектору — на информирование, вместе с правкой карточки TRANSPORT-45586, в которой метода изменения нет.</w:t>
+      </w:r>
+    </w:p>
+    <w:p>
       <w:r>
         <w:pict>
           <v:rect style="width:0;height:1.5pt" o:hralign="center" o:hrstd="t" o:hr="t"/>
@@ -2273,6 +2653,39 @@
       </w:r>
     </w:p>
     <w:p>
+      <w:pPr>
+        <w:pStyle w:val="BodyText"/>
+      </w:pPr>
+      <w:r>
+        <w:rPr>
+          <w:bCs/>
+          <w:b/>
+        </w:rPr>
+        <w:t xml:space="preserve">Триаж 09.10.2026: ответ не нужен, вопрос снимается.</w:t>
+      </w:r>
+      <w:r>
+        <w:t xml:space="preserve"> </w:t>
+      </w:r>
+      <w:r>
+        <w:t xml:space="preserve">Все три подвопроса закрыты: неизвестные поля игнорируются по умолчанию Spring Boot (проверено кодом),</w:t>
+      </w:r>
+      <w:r>
+        <w:t xml:space="preserve"> </w:t>
+      </w:r>
+      <w:r>
+        <w:rPr>
+          <w:rStyle w:val="VerbatimChar"/>
+        </w:rPr>
+        <w:t xml:space="preserve">PUT</w:t>
+      </w:r>
+      <w:r>
+        <w:t xml:space="preserve"> </w:t>
+      </w:r>
+      <w:r>
+        <w:t xml:space="preserve">как полная замена — общепринятая семантика, Hibernate не увеличивает версию без изменений сущности. Решение фиксируем в T01.2 без согласования.</w:t>
+      </w:r>
+    </w:p>
+    <w:p>
       <w:r>
         <w:pict>
           <v:rect style="width:0;height:1.5pt" o:hralign="center" o:hrstd="t" o:hr="t"/>
@@ -2714,6 +3127,48 @@
       </w:r>
     </w:p>
     <w:p>
+      <w:pPr>
+        <w:pStyle w:val="BodyText"/>
+      </w:pPr>
+      <w:r>
+        <w:rPr>
+          <w:bCs/>
+          <w:b/>
+        </w:rPr>
+        <w:t xml:space="preserve">Триаж 09.10.2026: ответ не нужен, решаем сами.</w:t>
+      </w:r>
+      <w:r>
+        <w:t xml:space="preserve"> </w:t>
+      </w:r>
+      <w:r>
+        <w:t xml:space="preserve">Это проектирование собственного API: вычисляемое поле</w:t>
+      </w:r>
+      <w:r>
+        <w:t xml:space="preserve"> </w:t>
+      </w:r>
+      <w:r>
+        <w:rPr>
+          <w:rStyle w:val="VerbatimChar"/>
+        </w:rPr>
+        <w:t xml:space="preserve">status</w:t>
+      </w:r>
+      <w:r>
+        <w:t xml:space="preserve">, код 409 на операцию над записью только для чтения, порядок проверок при повторном</w:t>
+      </w:r>
+      <w:r>
+        <w:t xml:space="preserve"> </w:t>
+      </w:r>
+      <w:r>
+        <w:rPr>
+          <w:rStyle w:val="VerbatimChar"/>
+        </w:rPr>
+        <w:t xml:space="preserve">DELETE</w:t>
+      </w:r>
+      <w:r>
+        <w:t xml:space="preserve">. Чужих контрактов не затрагивает.</w:t>
+      </w:r>
+    </w:p>
+    <w:p>
       <w:r>
         <w:pict>
           <v:rect style="width:0;height:1.5pt" o:hralign="center" o:hrstd="t" o:hr="t"/>
@@ -2910,6 +3365,24 @@
       </w:r>
     </w:p>
     <w:p>
+      <w:pPr>
+        <w:pStyle w:val="BodyText"/>
+      </w:pPr>
+      <w:r>
+        <w:rPr>
+          <w:bCs/>
+          <w:b/>
+        </w:rPr>
+        <w:t xml:space="preserve">Триаж 09.10.2026: ответ нужен.</w:t>
+      </w:r>
+      <w:r>
+        <w:t xml:space="preserve"> </w:t>
+      </w:r>
+      <w:r>
+        <w:t xml:space="preserve">Ручки нет в карточке, она затрагивает T01.3 и T01.4, а после решения встречи 08.10 ещё и стала основой выбора тарифа. Высокий приоритет.</w:t>
+      </w:r>
+    </w:p>
+    <w:p>
       <w:r>
         <w:pict>
           <v:rect style="width:0;height:1.5pt" o:hralign="center" o:hrstd="t" o:hr="t"/>
@@ -3112,6 +3585,24 @@
       </w:r>
     </w:p>
     <w:p>
+      <w:pPr>
+        <w:pStyle w:val="BodyText"/>
+      </w:pPr>
+      <w:r>
+        <w:rPr>
+          <w:bCs/>
+          <w:b/>
+        </w:rPr>
+        <w:t xml:space="preserve">Триаж 09.10.2026: ответ не нужен, решаем сами.</w:t>
+      </w:r>
+      <w:r>
+        <w:t xml:space="preserve"> </w:t>
+      </w:r>
+      <w:r>
+        <w:t xml:space="preserve">Механизма идемпотентности в платформе нет, создание маршрутов редкое. Берём вариант A: защита уникальным индексом и повтор при конфликте. Вернуть вопрос, если по ответу заказчика 11 появится массовое создание.</w:t>
+      </w:r>
+    </w:p>
+    <w:p>
       <w:r>
         <w:pict>
           <v:rect style="width:0;height:1.5pt" o:hralign="center" o:hrstd="t" o:hr="t"/>
@@ -3363,6 +3854,24 @@
       </w:r>
     </w:p>
     <w:p>
+      <w:pPr>
+        <w:pStyle w:val="BodyText"/>
+      </w:pPr>
+      <w:r>
+        <w:rPr>
+          <w:bCs/>
+          <w:b/>
+        </w:rPr>
+        <w:t xml:space="preserve">Триаж 09.10.2026: ответ нужен, но адресат другой.</w:t>
+      </w:r>
+      <w:r>
+        <w:t xml:space="preserve"> </w:t>
+      </w:r>
+      <w:r>
+        <w:t xml:space="preserve">Это контракт с чужим сервисом и защита от гонки — отвечает владелец сервиса заявок вместе с T04.1, архитектор только утверждает способ согласования через версию маршрута.</w:t>
+      </w:r>
+    </w:p>
+    <w:p>
       <w:r>
         <w:pict>
           <v:rect style="width:0;height:1.5pt" o:hralign="center" o:hrstd="t" o:hr="t"/>
@@ -3526,6 +4035,24 @@
       </w:r>
     </w:p>
     <w:p>
+      <w:pPr>
+        <w:pStyle w:val="BodyText"/>
+      </w:pPr>
+      <w:r>
+        <w:rPr>
+          <w:bCs/>
+          <w:b/>
+        </w:rPr>
+        <w:t xml:space="preserve">Триаж 09.10.2026: ответ нужен позже, отложить.</w:t>
+      </w:r>
+      <w:r>
+        <w:t xml:space="preserve"> </w:t>
+      </w:r>
+      <w:r>
+        <w:t xml:space="preserve">Пока не закрыт вопрос 27 (чем вообще наполнять перечень тарифов) и не сделан замер времени расчёта, обсуждать число вызовов и кэш преждевременно.</w:t>
+      </w:r>
+    </w:p>
+    <w:p>
       <w:r>
         <w:pict>
           <v:rect style="width:0;height:1.5pt" o:hralign="center" o:hrstd="t" o:hr="t"/>
@@ -3888,6 +4415,24 @@
       </w:r>
     </w:p>
     <w:p>
+      <w:pPr>
+        <w:pStyle w:val="BodyText"/>
+      </w:pPr>
+      <w:r>
+        <w:rPr>
+          <w:bCs/>
+          <w:b/>
+        </w:rPr>
+        <w:t xml:space="preserve">Триаж 09.10.2026: ответ нужен, но после заказчика.</w:t>
+      </w:r>
+      <w:r>
+        <w:t xml:space="preserve"> </w:t>
+      </w:r>
+      <w:r>
+        <w:t xml:space="preserve">Пока заказчик не ответил на вопрос 11 (предел, обработка ошибок, разовость, права), архитектору отвечать не на что. Задавать после.</w:t>
+      </w:r>
+    </w:p>
+    <w:p>
       <w:r>
         <w:pict>
           <v:rect style="width:0;height:1.5pt" o:hralign="center" o:hrstd="t" o:hr="t"/>
@@ -4218,6 +4763,24 @@
       </w:r>
     </w:p>
     <w:p>
+      <w:pPr>
+        <w:pStyle w:val="BodyText"/>
+      </w:pPr>
+      <w:r>
+        <w:rPr>
+          <w:bCs/>
+          <w:b/>
+        </w:rPr>
+        <w:t xml:space="preserve">Триаж 09.10.2026: ответ нужен частично.</w:t>
+      </w:r>
+      <w:r>
+        <w:t xml:space="preserve"> </w:t>
+      </w:r>
+      <w:r>
+        <w:t xml:space="preserve">Коды наружу решаем сами: 502 на ошибку зависимости, 504 на таймаут. Таймаут считаем по замеру. Архитектору остаётся один пункт: допустимо ли трактовать 417 от geo как недоступность, пока сервис не различает «адрес не найден» и «провайдер недоступен».</w:t>
+      </w:r>
+    </w:p>
+    <w:p>
       <w:r>
         <w:pict>
           <v:rect style="width:0;height:1.5pt" o:hralign="center" o:hrstd="t" o:hr="t"/>
@@ -4717,6 +5280,24 @@
       </w:r>
     </w:p>
     <w:p>
+      <w:pPr>
+        <w:pStyle w:val="BodyText"/>
+      </w:pPr>
+      <w:r>
+        <w:rPr>
+          <w:bCs/>
+          <w:b/>
+        </w:rPr>
+        <w:t xml:space="preserve">Триаж 09.10.2026: ответ нужен.</w:t>
+      </w:r>
+      <w:r>
+        <w:t xml:space="preserve"> </w:t>
+      </w:r>
+      <w:r>
+        <w:t xml:space="preserve">Новая зависимость сервиса и не учтённый в оценке объём работ. Высокий приоритет: без локальных копий не работает ни одна ручка.</w:t>
+      </w:r>
+    </w:p>
+    <w:p>
       <w:r>
         <w:pict>
           <v:rect style="width:0;height:1.5pt" o:hralign="center" o:hrstd="t" o:hr="t"/>
@@ -5052,6 +5633,24 @@
       </w:r>
     </w:p>
     <w:p>
+      <w:pPr>
+        <w:pStyle w:val="BodyText"/>
+      </w:pPr>
+      <w:r>
+        <w:rPr>
+          <w:bCs/>
+          <w:b/>
+        </w:rPr>
+        <w:t xml:space="preserve">Триаж 09.10.2026: вопрос объединяется с 27.</w:t>
+      </w:r>
+      <w:r>
+        <w:t xml:space="preserve"> </w:t>
+      </w:r>
+      <w:r>
+        <w:t xml:space="preserve">После решения заказчика о ручном выборе тарифа невоспроизводимость из-за случайного выбора договора на справочник не влияет. Остаток — что возвращает механизм перечня — это и есть вопрос 27. Отдельно не задавать.</w:t>
+      </w:r>
+    </w:p>
+    <w:p>
       <w:r>
         <w:pict>
           <v:rect style="width:0;height:1.5pt" o:hralign="center" o:hrstd="t" o:hr="t"/>
@@ -5767,6 +6366,24 @@
       </w:r>
     </w:p>
     <w:p>
+      <w:pPr>
+        <w:pStyle w:val="BodyText"/>
+      </w:pPr>
+      <w:r>
+        <w:rPr>
+          <w:bCs/>
+          <w:b/>
+        </w:rPr>
+        <w:t xml:space="preserve">Триаж 09.10.2026: ответ нужен.</w:t>
+      </w:r>
+      <w:r>
+        <w:t xml:space="preserve"> </w:t>
+      </w:r>
+      <w:r>
+        <w:t xml:space="preserve">Два разных предмета в одном вопросе, оба существенные: что проверять для такси, у которого нет собственных дат, и как определять территорию при ручном вводе координат. Высокий приоритет — второе блокирует решение заказчика от 08.10.</w:t>
+      </w:r>
+    </w:p>
+    <w:p>
       <w:r>
         <w:pict>
           <v:rect style="width:0;height:1.5pt" o:hralign="center" o:hrstd="t" o:hr="t"/>
@@ -6040,6 +6657,24 @@
       </w:r>
     </w:p>
     <w:p>
+      <w:pPr>
+        <w:pStyle w:val="BodyText"/>
+      </w:pPr>
+      <w:r>
+        <w:rPr>
+          <w:bCs/>
+          <w:b/>
+        </w:rPr>
+        <w:t xml:space="preserve">Триаж 09.10.2026: ответ нужен, но производный.</w:t>
+      </w:r>
+      <w:r>
+        <w:t xml:space="preserve"> </w:t>
+      </w:r>
+      <w:r>
+        <w:t xml:space="preserve">Задавать только если заказчик по вопросу 20 выберет корпоративные тарифы или оба источника. При выборе «только внешние агрегаторы» вопрос снимается полностью.</w:t>
+      </w:r>
+    </w:p>
+    <w:p>
       <w:r>
         <w:pict>
           <v:rect style="width:0;height:1.5pt" o:hralign="center" o:hrstd="t" o:hr="t"/>
@@ -6384,6 +7019,24 @@
       </w:r>
     </w:p>
     <w:p>
+      <w:pPr>
+        <w:pStyle w:val="BodyText"/>
+      </w:pPr>
+      <w:r>
+        <w:rPr>
+          <w:bCs/>
+          <w:b/>
+        </w:rPr>
+        <w:t xml:space="preserve">Триаж 09.10.2026: ответ нужен, но производный.</w:t>
+      </w:r>
+      <w:r>
+        <w:t xml:space="preserve"> </w:t>
+      </w:r>
+      <w:r>
+        <w:t xml:space="preserve">Тип идентификатора определяется ответом заказчика на вопрос 20. Задавать вместе с 27.</w:t>
+      </w:r>
+    </w:p>
+    <w:p>
       <w:r>
         <w:pict>
           <v:rect style="width:0;height:1.5pt" o:hralign="center" o:hrstd="t" o:hr="t"/>
@@ -6828,6 +7481,24 @@
       </w:pPr>
       <w:r>
         <w:t xml:space="preserve">Остаётся решением: под каким пользователем вызывать метод из сервиса маршрутов и допустимо ли сервису маршрутов обращаться к сервису заявок.</w:t>
+      </w:r>
+    </w:p>
+    <w:p>
+      <w:pPr>
+        <w:pStyle w:val="BodyText"/>
+      </w:pPr>
+      <w:r>
+        <w:rPr>
+          <w:bCs/>
+          <w:b/>
+        </w:rPr>
+        <w:t xml:space="preserve">Триаж 09.10.2026: ответ нужен, но узкий.</w:t>
+      </w:r>
+      <w:r>
+        <w:t xml:space="preserve"> </w:t>
+      </w:r>
+      <w:r>
+        <w:t xml:space="preserve">После проверки кода от вопроса осталось одно: под каким пользователем сервис маршрутов вызывает расчёт внешних цен и допустимо ли ему обращаться к сервису заявок. Передача пассажира и цели поездки, как выяснилось, не требуется.</w:t>
       </w:r>
     </w:p>
     <w:p>

--- a/Вопросы_архитектору_T01.2.docx
+++ b/Вопросы_архитектору_T01.2.docx
@@ -21,7 +21,7 @@
         <w:p>
           <w:r>
             <w:fldChar w:fldCharType="begin" w:dirty="true"/>
-            <w:instrText xml:space="preserve">TOC \o "1-2" \h \z \u</w:instrText>
+            <w:instrText xml:space="preserve">TOC \o "1-3" \h \z \u</w:instrText>
             <w:fldChar w:fldCharType="separate"/>
             <w:fldChar w:fldCharType="end"/>
           </w:r>
@@ -273,6 +273,36 @@
                 <w:bCs/>
                 <w:b/>
               </w:rPr>
+              <w:t xml:space="preserve">Снято ответом заказчика 09.10.2026</w:t>
+            </w:r>
+          </w:p>
+        </w:tc>
+        <w:tc>
+          <w:tcPr/>
+          <w:p>
+            <w:pPr>
+              <w:pStyle w:val="Compact"/>
+              <w:jc w:val="left"/>
+            </w:pPr>
+            <w:r>
+              <w:t xml:space="preserve">25, 27, 28, 29 — заказчик выбрал вариант B по вопросу 20: только корпоративные тарифы</w:t>
+            </w:r>
+          </w:p>
+        </w:tc>
+      </w:tr>
+      <w:tr>
+        <w:tc>
+          <w:tcPr/>
+          <w:p>
+            <w:pPr>
+              <w:pStyle w:val="Compact"/>
+              <w:jc w:val="left"/>
+            </w:pPr>
+            <w:r>
+              <w:rPr>
+                <w:bCs/>
+                <w:b/>
+              </w:rPr>
               <w:t xml:space="preserve">Ответ нужен, но производный</w:t>
             </w:r>
           </w:p>
@@ -285,7 +315,7 @@
               <w:jc w:val="left"/>
             </w:pPr>
             <w:r>
-              <w:t xml:space="preserve">27 и 28 — задавать только после ответа заказчика на вопрос 20; 22 — после ответа заказчика на вопрос 11</w:t>
+              <w:t xml:space="preserve">22 — после ответа заказчика на вопрос 11</w:t>
             </w:r>
           </w:p>
         </w:tc>
@@ -417,13 +447,13 @@
           <w:bCs/>
           <w:b/>
         </w:rPr>
-        <w:t xml:space="preserve">Итого архитектору по существу остаётся 8 вопросов</w:t>
-      </w:r>
-      <w:r>
-        <w:t xml:space="preserve"> </w:t>
-      </w:r>
-      <w:r>
-        <w:t xml:space="preserve">вместо семнадцати: 13, 14, 18, 20, 23, 24, 26, 29 — и ещё три производных (22, 27, 28), которые задаются после ответов заказчика.</w:t>
+        <w:t xml:space="preserve">Итого архитектору по существу остаётся 7 вопросов</w:t>
+      </w:r>
+      <w:r>
+        <w:t xml:space="preserve"> </w:t>
+      </w:r>
+      <w:r>
+        <w:t xml:space="preserve">вместо семнадцати: 13, 14, 18, 20, 23, 24, 26 — и один производный (22), который задаётся после ответа заказчика на вопрос 11. Вопросы 25, 27, 28 и 29 сняты ответом заказчика от 09.10.2026.</w:t>
       </w:r>
     </w:p>
     <w:p>
@@ -4049,7 +4079,34 @@
         <w:t xml:space="preserve"> </w:t>
       </w:r>
       <w:r>
-        <w:t xml:space="preserve">Пока не закрыт вопрос 27 (чем вообще наполнять перечень тарифов) и не сделан замер времени расчёта, обсуждать число вызовов и кэш преждевременно.</w:t>
+        <w:t xml:space="preserve">Вопрос 27 закрыт, но остаётся замер времени расчёта. Дополнительно: при схеме «цепочка зон →</w:t>
+      </w:r>
+      <w:r>
+        <w:t xml:space="preserve"> </w:t>
+      </w:r>
+      <w:r>
+        <w:rPr>
+          <w:rStyle w:val="VerbatimChar"/>
+        </w:rPr>
+        <w:t xml:space="preserve">search</w:t>
+      </w:r>
+      <w:r>
+        <w:t xml:space="preserve"> </w:t>
+      </w:r>
+      <w:r>
+        <w:t xml:space="preserve">по классам → расчёт по</w:t>
+      </w:r>
+      <w:r>
+        <w:t xml:space="preserve"> </w:t>
+      </w:r>
+      <w:r>
+        <w:rPr>
+          <w:rStyle w:val="VerbatimChar"/>
+        </w:rPr>
+        <w:t xml:space="preserve">tariffId</w:t>
+      </w:r>
+      <w:r>
+        <w:t xml:space="preserve">» число вызовов на одну форму растёт, и это стоит оценить вместе с выдачей списка.</w:t>
       </w:r>
     </w:p>
     <w:p>
@@ -5634,14 +5691,32 @@
     </w:p>
     <w:p>
       <w:pPr>
-        <w:pStyle w:val="BodyText"/>
-      </w:pPr>
-      <w:r>
-        <w:rPr>
-          <w:bCs/>
-          <w:b/>
-        </w:rPr>
-        <w:t xml:space="preserve">Триаж 09.10.2026: вопрос объединяется с 27.</w:t>
+        <w:pStyle w:val="BlockText"/>
+      </w:pPr>
+      <w:r>
+        <w:rPr>
+          <w:bCs/>
+          <w:b/>
+        </w:rPr>
+        <w:t xml:space="preserve">Снят 09.10.2026</w:t>
+      </w:r>
+      <w:r>
+        <w:t xml:space="preserve"> </w:t>
+      </w:r>
+      <w:r>
+        <w:t xml:space="preserve">вместе с вопросом 27: после выбора варианта B перечень строится по корпоративным тарифам штатной схемой, и вопрос о составе возвращаемых договоров сводится к правилу ручного выбора, уже принятому на встрече 08.10.</w:t>
+      </w:r>
+    </w:p>
+    <w:p>
+      <w:pPr>
+        <w:pStyle w:val="FirstParagraph"/>
+      </w:pPr>
+      <w:r>
+        <w:rPr>
+          <w:bCs/>
+          <w:b/>
+        </w:rPr>
+        <w:t xml:space="preserve">Триаж 09.10.2026 (до ответа): вопрос объединялся с 27.</w:t>
       </w:r>
       <w:r>
         <w:t xml:space="preserve"> </w:t>
@@ -5916,7 +5991,22 @@
         <w:t xml:space="preserve"> </w:t>
       </w:r>
       <w:r>
-        <w:t xml:space="preserve">A как минимальное исполнимое правило. Независимо от варианта зафиксировать в T01.1 и T01.2, что поиск тарифа через</w:t>
+        <w:t xml:space="preserve">A как минимальное исполнимое правило. Отдельно зафиксировать: регион определяется не сравнением строк, а резолвером</w:t>
+      </w:r>
+      <w:r>
+        <w:t xml:space="preserve"> </w:t>
+      </w:r>
+      <w:r>
+        <w:rPr>
+          <w:rStyle w:val="VerbatimChar"/>
+        </w:rPr>
+        <w:t xml:space="preserve">geo-zones</w:t>
+      </w:r>
+      <w:r>
+        <w:t xml:space="preserve"> </w:t>
+      </w:r>
+      <w:r>
+        <w:t xml:space="preserve">с перебором ветки зон, и отбор по классу в</w:t>
       </w:r>
       <w:r>
         <w:t xml:space="preserve"> </w:t>
@@ -5931,7 +6021,19 @@
         <w:t xml:space="preserve"> </w:t>
       </w:r>
       <w:r>
-        <w:t xml:space="preserve">не воспроизводит штатный подбор по трём причинам (регион точным равенством вместо цепочки геозон, ночной фильтр только при</w:t>
+        <w:t xml:space="preserve">возможен фильтром</w:t>
+      </w:r>
+      <w:r>
+        <w:t xml:space="preserve"> </w:t>
+      </w:r>
+      <w:r>
+        <w:rPr>
+          <w:rStyle w:val="VerbatimChar"/>
+        </w:rPr>
+        <w:t xml:space="preserve">transportClass</w:t>
+      </w:r>
+      <w:r>
+        <w:t xml:space="preserve">. Остаются два расхождения со штатным подбором: ночной фильтр действует только при значении</w:t>
       </w:r>
       <w:r>
         <w:t xml:space="preserve"> </w:t>
@@ -5943,22 +6045,10 @@
         <w:t xml:space="preserve">true</w:t>
       </w:r>
       <w:r>
-        <w:t xml:space="preserve">, отсутствие признаков трансфера), и решить, допустимо ли это расхождение или</w:t>
-      </w:r>
-      <w:r>
-        <w:t xml:space="preserve"> </w:t>
-      </w:r>
-      <w:r>
-        <w:rPr>
-          <w:rStyle w:val="VerbatimChar"/>
-        </w:rPr>
-        <w:t xml:space="preserve">search</w:t>
-      </w:r>
-      <w:r>
-        <w:t xml:space="preserve"> </w:t>
-      </w:r>
-      <w:r>
-        <w:t xml:space="preserve">нужно дополнять.</w:t>
+        <w:t xml:space="preserve"> </w:t>
+      </w:r>
+      <w:r>
+        <w:t xml:space="preserve">и признаки трансфера (vip, животное, негабарит, детское кресло) в отборе не участвуют.</w:t>
       </w:r>
     </w:p>
     <w:p>
@@ -6658,20 +6748,115 @@
     </w:p>
     <w:p>
       <w:pPr>
-        <w:pStyle w:val="BodyText"/>
-      </w:pPr>
-      <w:r>
-        <w:rPr>
-          <w:bCs/>
-          <w:b/>
-        </w:rPr>
-        <w:t xml:space="preserve">Триаж 09.10.2026: ответ нужен, но производный.</w:t>
-      </w:r>
-      <w:r>
-        <w:t xml:space="preserve"> </w:t>
-      </w:r>
-      <w:r>
-        <w:t xml:space="preserve">Задавать только если заказчик по вопросу 20 выберет корпоративные тарифы или оба источника. При выборе «только внешние агрегаторы» вопрос снимается полностью.</w:t>
+        <w:pStyle w:val="BlockText"/>
+      </w:pPr>
+      <w:r>
+        <w:rPr>
+          <w:bCs/>
+          <w:b/>
+        </w:rPr>
+        <w:t xml:space="preserve">Снят 09.10.2026.</w:t>
+      </w:r>
+      <w:r>
+        <w:t xml:space="preserve"> </w:t>
+      </w:r>
+      <w:r>
+        <w:t xml:space="preserve">Заказчик ответил на вопрос 20 вариантом B: в перечень попадают</w:t>
+      </w:r>
+      <w:r>
+        <w:t xml:space="preserve"> </w:t>
+      </w:r>
+      <w:r>
+        <w:rPr>
+          <w:bCs/>
+          <w:b/>
+        </w:rPr>
+        <w:t xml:space="preserve">только корпоративные (договорные) тарифы организации</w:t>
+      </w:r>
+      <w:r>
+        <w:t xml:space="preserve">, агрегаторы не нужны. Доработка сервиса тарифов</w:t>
+      </w:r>
+      <w:r>
+        <w:t xml:space="preserve"> </w:t>
+      </w:r>
+      <w:r>
+        <w:rPr>
+          <w:bCs/>
+          <w:b/>
+        </w:rPr>
+        <w:t xml:space="preserve">не требуется</w:t>
+      </w:r>
+      <w:r>
+        <w:t xml:space="preserve">: схема описана в T01.1 (D07) — цепочка геозон по первой точке, затем</w:t>
+      </w:r>
+      <w:r>
+        <w:t xml:space="preserve"> </w:t>
+      </w:r>
+      <w:r>
+        <w:rPr>
+          <w:rStyle w:val="VerbatimChar"/>
+        </w:rPr>
+        <w:t xml:space="preserve">POST search</w:t>
+      </w:r>
+      <w:r>
+        <w:t xml:space="preserve"> </w:t>
+      </w:r>
+      <w:r>
+        <w:t xml:space="preserve">с фильтром по классу, затем расчёт по найденному</w:t>
+      </w:r>
+      <w:r>
+        <w:t xml:space="preserve"> </w:t>
+      </w:r>
+      <w:r>
+        <w:rPr>
+          <w:rStyle w:val="VerbatimChar"/>
+        </w:rPr>
+        <w:t xml:space="preserve">tariffId</w:t>
+      </w:r>
+      <w:r>
+        <w:t xml:space="preserve">. Фильтр</w:t>
+      </w:r>
+      <w:r>
+        <w:t xml:space="preserve"> </w:t>
+      </w:r>
+      <w:r>
+        <w:rPr>
+          <w:rStyle w:val="VerbatimChar"/>
+        </w:rPr>
+        <w:t xml:space="preserve">transportClass</w:t>
+      </w:r>
+      <w:r>
+        <w:t xml:space="preserve"> </w:t>
+      </w:r>
+      <w:r>
+        <w:t xml:space="preserve">в</w:t>
+      </w:r>
+      <w:r>
+        <w:t xml:space="preserve"> </w:t>
+      </w:r>
+      <w:r>
+        <w:rPr>
+          <w:rStyle w:val="VerbatimChar"/>
+        </w:rPr>
+        <w:t xml:space="preserve">TariffSearchDTO</w:t>
+      </w:r>
+      <w:r>
+        <w:t xml:space="preserve"> </w:t>
+      </w:r>
+      <w:r>
+        <w:t xml:space="preserve">существует: класса нет только в ответе поиска, но отбирать по нему можно. Записанное ранее «для B потребуется доработка» неверно.</w:t>
+      </w:r>
+    </w:p>
+    <w:p>
+      <w:pPr>
+        <w:pStyle w:val="FirstParagraph"/>
+      </w:pPr>
+      <w:r>
+        <w:rPr>
+          <w:bCs/>
+          <w:b/>
+        </w:rPr>
+        <w:t xml:space="preserve">Триаж 09.10.2026 (до ответа): ответ нужен, но производный.</w:t>
       </w:r>
     </w:p>
     <w:p>
@@ -7020,20 +7205,101 @@
     </w:p>
     <w:p>
       <w:pPr>
-        <w:pStyle w:val="BodyText"/>
-      </w:pPr>
-      <w:r>
-        <w:rPr>
-          <w:bCs/>
-          <w:b/>
-        </w:rPr>
-        <w:t xml:space="preserve">Триаж 09.10.2026: ответ нужен, но производный.</w:t>
-      </w:r>
-      <w:r>
-        <w:t xml:space="preserve"> </w:t>
-      </w:r>
-      <w:r>
-        <w:t xml:space="preserve">Тип идентификатора определяется ответом заказчика на вопрос 20. Задавать вместе с 27.</w:t>
+        <w:pStyle w:val="BlockText"/>
+      </w:pPr>
+      <w:r>
+        <w:rPr>
+          <w:bCs/>
+          <w:b/>
+        </w:rPr>
+        <w:t xml:space="preserve">Снят 09.10.2026.</w:t>
+      </w:r>
+      <w:r>
+        <w:t xml:space="preserve"> </w:t>
+      </w:r>
+      <w:r>
+        <w:t xml:space="preserve">Заказчик ответил на вопрос 20 вариантом B: в перечень попадают</w:t>
+      </w:r>
+      <w:r>
+        <w:t xml:space="preserve"> </w:t>
+      </w:r>
+      <w:r>
+        <w:rPr>
+          <w:bCs/>
+          <w:b/>
+        </w:rPr>
+        <w:t xml:space="preserve">только корпоративные (договорные) тарифы организации</w:t>
+      </w:r>
+      <w:r>
+        <w:t xml:space="preserve">, агрегаторы не нужны. Источник один, поэтому</w:t>
+      </w:r>
+      <w:r>
+        <w:t xml:space="preserve"> </w:t>
+      </w:r>
+      <w:r>
+        <w:rPr>
+          <w:rStyle w:val="VerbatimChar"/>
+        </w:rPr>
+        <w:t xml:space="preserve">tariffId</w:t>
+      </w:r>
+      <w:r>
+        <w:t xml:space="preserve"> </w:t>
+      </w:r>
+      <w:r>
+        <w:t xml:space="preserve">—</w:t>
+      </w:r>
+      <w:r>
+        <w:t xml:space="preserve"> </w:t>
+      </w:r>
+      <w:r>
+        <w:rPr>
+          <w:bCs/>
+          <w:b/>
+        </w:rPr>
+        <w:t xml:space="preserve">UUID</w:t>
+      </w:r>
+      <w:r>
+        <w:t xml:space="preserve">, человекочитаемый номер тарифа</w:t>
+      </w:r>
+      <w:r>
+        <w:t xml:space="preserve"> </w:t>
+      </w:r>
+      <w:r>
+        <w:rPr>
+          <w:bCs/>
+          <w:b/>
+        </w:rPr>
+        <w:t xml:space="preserve">обязателен</w:t>
+      </w:r>
+      <w:r>
+        <w:t xml:space="preserve">, поле</w:t>
+      </w:r>
+      <w:r>
+        <w:t xml:space="preserve"> </w:t>
+      </w:r>
+      <w:r>
+        <w:rPr>
+          <w:rStyle w:val="VerbatimChar"/>
+        </w:rPr>
+        <w:t xml:space="preserve">provider</w:t>
+      </w:r>
+      <w:r>
+        <w:t xml:space="preserve"> </w:t>
+      </w:r>
+      <w:r>
+        <w:t xml:space="preserve">не нужно.</w:t>
+      </w:r>
+    </w:p>
+    <w:p>
+      <w:pPr>
+        <w:pStyle w:val="FirstParagraph"/>
+      </w:pPr>
+      <w:r>
+        <w:rPr>
+          <w:bCs/>
+          <w:b/>
+        </w:rPr>
+        <w:t xml:space="preserve">Триаж 09.10.2026 (до ответа): ответ нужен, но производный.</w:t>
       </w:r>
     </w:p>
     <w:p>
@@ -7485,20 +7751,45 @@
     </w:p>
     <w:p>
       <w:pPr>
-        <w:pStyle w:val="BodyText"/>
-      </w:pPr>
-      <w:r>
-        <w:rPr>
-          <w:bCs/>
-          <w:b/>
-        </w:rPr>
-        <w:t xml:space="preserve">Триаж 09.10.2026: ответ нужен, но узкий.</w:t>
-      </w:r>
-      <w:r>
-        <w:t xml:space="preserve"> </w:t>
-      </w:r>
-      <w:r>
-        <w:t xml:space="preserve">После проверки кода от вопроса осталось одно: под каким пользователем сервис маршрутов вызывает расчёт внешних цен и допустимо ли ему обращаться к сервису заявок. Передача пассажира и цели поездки, как выяснилось, не требуется.</w:t>
+        <w:pStyle w:val="BlockText"/>
+      </w:pPr>
+      <w:r>
+        <w:rPr>
+          <w:bCs/>
+          <w:b/>
+        </w:rPr>
+        <w:t xml:space="preserve">Снят 09.10.2026.</w:t>
+      </w:r>
+      <w:r>
+        <w:t xml:space="preserve"> </w:t>
+      </w:r>
+      <w:r>
+        <w:t xml:space="preserve">Заказчик ответил на вопрос 20 вариантом B: в перечень попадают</w:t>
+      </w:r>
+      <w:r>
+        <w:t xml:space="preserve"> </w:t>
+      </w:r>
+      <w:r>
+        <w:rPr>
+          <w:bCs/>
+          <w:b/>
+        </w:rPr>
+        <w:t xml:space="preserve">только корпоративные (договорные) тарифы организации</w:t>
+      </w:r>
+      <w:r>
+        <w:t xml:space="preserve">, агрегаторы не нужны. Расчёт внешних цен сервису маршрутов не нужен вовсе: агрегаторы в перечень не входят.</w:t>
+      </w:r>
+    </w:p>
+    <w:p>
+      <w:pPr>
+        <w:pStyle w:val="FirstParagraph"/>
+      </w:pPr>
+      <w:r>
+        <w:rPr>
+          <w:bCs/>
+          <w:b/>
+        </w:rPr>
+        <w:t xml:space="preserve">Триаж 09.10.2026 (до ответа): ответ нужен, но узкий.</w:t>
       </w:r>
     </w:p>
     <w:p>

--- a/Вопросы_архитектору_T01.2.docx
+++ b/Вопросы_архитектору_T01.2.docx
@@ -78,7 +78,7 @@
           <w:bCs/>
           <w:b/>
         </w:rPr>
-        <w:t xml:space="preserve">Версия от 09.10.2026.</w:t>
+        <w:t xml:space="preserve">Версия от 09.10.2026, уточнения по итогам разбора.</w:t>
       </w:r>
     </w:p>
     <w:p>
@@ -1128,34 +1128,154 @@
               <w:jc w:val="left"/>
             </w:pPr>
             <w:r>
-              <w:t xml:space="preserve">Предрасчёт остаётся методом нашего сервиса</w:t>
-            </w:r>
-          </w:p>
-        </w:tc>
-        <w:tc>
-          <w:tcPr/>
-          <w:p>
-            <w:pPr>
-              <w:pStyle w:val="Compact"/>
-              <w:jc w:val="left"/>
-            </w:pPr>
-            <w:r>
-              <w:t xml:space="preserve">Выбор тарифа требует цепочки геозон, а</w:t>
-            </w:r>
-            <w:r>
-              <w:t xml:space="preserve"> </w:t>
-            </w:r>
-            <w:r>
-              <w:rPr>
-                <w:rStyle w:val="VerbatimChar"/>
-              </w:rPr>
-              <w:t xml:space="preserve">geo-zones</w:t>
-            </w:r>
-            <w:r>
-              <w:t xml:space="preserve"> </w:t>
-            </w:r>
-            <w:r>
-              <w:t xml:space="preserve">доступен только по gRPC — форма такой вызов выполнить не может. Чужих контрактов метод не затрагивает</w:t>
+              <w:t xml:space="preserve">Даты трансфера: обычный — наше правило,</w:t>
+            </w:r>
+            <w:r>
+              <w:t xml:space="preserve"> </w:t>
+            </w:r>
+            <w:r>
+              <w:rPr>
+                <w:rStyle w:val="VerbatimChar"/>
+              </w:rPr>
+              <w:t xml:space="preserve">TRANSFER_CAR_CHOICE</w:t>
+            </w:r>
+            <w:r>
+              <w:t xml:space="preserve"> </w:t>
+            </w:r>
+            <w:r>
+              <w:t xml:space="preserve">— платформа</w:t>
+            </w:r>
+          </w:p>
+        </w:tc>
+        <w:tc>
+          <w:tcPr/>
+          <w:p>
+            <w:pPr>
+              <w:pStyle w:val="Compact"/>
+              <w:jc w:val="left"/>
+            </w:pPr>
+            <w:r>
+              <w:rPr>
+                <w:rStyle w:val="VerbatimChar"/>
+              </w:rPr>
+              <w:t xml:space="preserve">[КОД]</w:t>
+            </w:r>
+            <w:r>
+              <w:t xml:space="preserve"> </w:t>
+            </w:r>
+            <w:r>
+              <w:t xml:space="preserve">Подтверждено. Оба запроса</w:t>
+            </w:r>
+            <w:r>
+              <w:t xml:space="preserve"> </w:t>
+            </w:r>
+            <w:r>
+              <w:rPr>
+                <w:rStyle w:val="VerbatimChar"/>
+              </w:rPr>
+              <w:t xml:space="preserve">GroupTransferTariffRepository.findAllTariff</w:t>
+            </w:r>
+            <w:r>
+              <w:t xml:space="preserve"> </w:t>
+            </w:r>
+            <w:r>
+              <w:t xml:space="preserve">жёстко ограничены</w:t>
+            </w:r>
+            <w:r>
+              <w:t xml:space="preserve"> </w:t>
+            </w:r>
+            <w:r>
+              <w:rPr>
+                <w:rStyle w:val="VerbatimChar"/>
+              </w:rPr>
+              <w:t xml:space="preserve">taxi_class = 'TRANSFER_CAR_CHOICE'</w:t>
+            </w:r>
+            <w:r>
+              <w:t xml:space="preserve"> </w:t>
+            </w:r>
+            <w:r>
+              <w:t xml:space="preserve">и фильтруют</w:t>
+            </w:r>
+            <w:r>
+              <w:t xml:space="preserve"> </w:t>
+            </w:r>
+            <w:r>
+              <w:rPr>
+                <w:rStyle w:val="VerbatimChar"/>
+              </w:rPr>
+              <w:t xml:space="preserve">tariff_end_date &gt;= :tripDate AND :tripDate &gt;= tariff_start_date</w:t>
+            </w:r>
+            <w:r>
+              <w:t xml:space="preserve"> </w:t>
+            </w:r>
+            <w:r>
+              <w:t xml:space="preserve">— включительно с обеих сторон (вызовы</w:t>
+            </w:r>
+            <w:r>
+              <w:t xml:space="preserve"> </w:t>
+            </w:r>
+            <w:r>
+              <w:rPr>
+                <w:rStyle w:val="VerbatimChar"/>
+              </w:rPr>
+              <w:t xml:space="preserve">CalculateServiceImpl.java:141</w:t>
+            </w:r>
+            <w:r>
+              <w:t xml:space="preserve"> </w:t>
+            </w:r>
+            <w:r>
+              <w:t xml:space="preserve">и</w:t>
+            </w:r>
+            <w:r>
+              <w:t xml:space="preserve"> </w:t>
+            </w:r>
+            <w:r>
+              <w:rPr>
+                <w:rStyle w:val="VerbatimChar"/>
+              </w:rPr>
+              <w:t xml:space="preserve">208</w:t>
+            </w:r>
+            <w:r>
+              <w:t xml:space="preserve">). Для остальных классов трансфера дат в расчёте нет,</w:t>
+            </w:r>
+            <w:r>
+              <w:t xml:space="preserve"> </w:t>
+            </w:r>
+            <w:r>
+              <w:rPr>
+                <w:rStyle w:val="VerbatimChar"/>
+              </w:rPr>
+              <w:t xml:space="preserve">tariff_start_date</w:t>
+            </w:r>
+            <w:r>
+              <w:t xml:space="preserve"> </w:t>
+            </w:r>
+            <w:r>
+              <w:t xml:space="preserve">и</w:t>
+            </w:r>
+            <w:r>
+              <w:t xml:space="preserve"> </w:t>
+            </w:r>
+            <w:r>
+              <w:rPr>
+                <w:rStyle w:val="VerbatimChar"/>
+              </w:rPr>
+              <w:t xml:space="preserve">tariff_end_date</w:t>
+            </w:r>
+            <w:r>
+              <w:t xml:space="preserve"> </w:t>
+            </w:r>
+            <w:r>
+              <w:t xml:space="preserve">участвуют только в</w:t>
+            </w:r>
+            <w:r>
+              <w:t xml:space="preserve"> </w:t>
+            </w:r>
+            <w:r>
+              <w:rPr>
+                <w:rStyle w:val="VerbatimChar"/>
+              </w:rPr>
+              <w:t xml:space="preserve">findConflictTariff</w:t>
             </w:r>
           </w:p>
         </w:tc>
@@ -1169,7 +1289,48 @@
               <w:jc w:val="left"/>
             </w:pPr>
             <w:r>
-              <w:t xml:space="preserve">Ручной ввод координат: адрес определяется по координатам</w:t>
+              <w:t xml:space="preserve">Предрасчёт остаётся методом нашего сервиса</w:t>
+            </w:r>
+          </w:p>
+        </w:tc>
+        <w:tc>
+          <w:tcPr/>
+          <w:p>
+            <w:pPr>
+              <w:pStyle w:val="Compact"/>
+              <w:jc w:val="left"/>
+            </w:pPr>
+            <w:r>
+              <w:t xml:space="preserve">Выбор тарифа требует цепочки геозон, а</w:t>
+            </w:r>
+            <w:r>
+              <w:t xml:space="preserve"> </w:t>
+            </w:r>
+            <w:r>
+              <w:rPr>
+                <w:rStyle w:val="VerbatimChar"/>
+              </w:rPr>
+              <w:t xml:space="preserve">geo-zones</w:t>
+            </w:r>
+            <w:r>
+              <w:t xml:space="preserve"> </w:t>
+            </w:r>
+            <w:r>
+              <w:t xml:space="preserve">доступен только по gRPC — форма такой вызов выполнить не может. Чужих контрактов метод не затрагивает</w:t>
+            </w:r>
+          </w:p>
+        </w:tc>
+      </w:tr>
+      <w:tr>
+        <w:tc>
+          <w:tcPr/>
+          <w:p>
+            <w:pPr>
+              <w:pStyle w:val="Compact"/>
+              <w:jc w:val="left"/>
+            </w:pPr>
+            <w:r>
+              <w:t xml:space="preserve">Ручной ввод координат: адрес определяется по координатам, радиус задаёт клиент</w:t>
             </w:r>
           </w:p>
         </w:tc>
@@ -1190,52 +1351,100 @@
               <w:t xml:space="preserve"> </w:t>
             </w:r>
             <w:r>
-              <w:t xml:space="preserve">Обратное геокодирование у geo есть и используется:</w:t>
-            </w:r>
-            <w:r>
-              <w:t xml:space="preserve"> </w:t>
-            </w:r>
-            <w:r>
-              <w:rPr>
-                <w:rStyle w:val="VerbatimChar"/>
-              </w:rPr>
-              <w:t xml:space="preserve">RouteServiceImpl</w:t>
-            </w:r>
-            <w:r>
-              <w:t xml:space="preserve"> </w:t>
-            </w:r>
-            <w:r>
-              <w:t xml:space="preserve">вызывает</w:t>
-            </w:r>
-            <w:r>
-              <w:t xml:space="preserve"> </w:t>
-            </w:r>
-            <w:r>
-              <w:rPr>
-                <w:rStyle w:val="VerbatimChar"/>
-              </w:rPr>
-              <w:t xml:space="preserve">getAddressByCoordinates</w:t>
-            </w:r>
-            <w:r>
-              <w:t xml:space="preserve"> </w:t>
-            </w:r>
-            <w:r>
-              <w:t xml:space="preserve">для крайних координат; gRPC</w:t>
-            </w:r>
-            <w:r>
-              <w:t xml:space="preserve"> </w:t>
-            </w:r>
-            <w:r>
-              <w:rPr>
-                <w:rStyle w:val="VerbatimChar"/>
-              </w:rPr>
-              <w:t xml:space="preserve">getAddressCoords</w:t>
-            </w:r>
-            <w:r>
-              <w:t xml:space="preserve"> </w:t>
-            </w:r>
-            <w:r>
-              <w:t xml:space="preserve">задаёт</w:t>
+              <w:t xml:space="preserve">Обратное геокодирование у geo есть и используется. Радиус приходит от клиента:</w:t>
+            </w:r>
+            <w:r>
+              <w:t xml:space="preserve"> </w:t>
+            </w:r>
+            <w:r>
+              <w:rPr>
+                <w:rStyle w:val="VerbatimChar"/>
+              </w:rPr>
+              <w:t xml:space="preserve">onMapClick</w:t>
+            </w:r>
+            <w:r>
+              <w:t xml:space="preserve"> </w:t>
+            </w:r>
+            <w:r>
+              <w:t xml:space="preserve">передаёт</w:t>
+            </w:r>
+            <w:r>
+              <w:t xml:space="preserve"> </w:t>
+            </w:r>
+            <w:r>
+              <w:rPr>
+                <w:rStyle w:val="VerbatimChar"/>
+              </w:rPr>
+              <w:t xml:space="preserve">50</w:t>
+            </w:r>
+            <w:r>
+              <w:t xml:space="preserve"> </w:t>
+            </w:r>
+            <w:r>
+              <w:t xml:space="preserve">(</w:t>
+            </w:r>
+            <w:r>
+              <w:rPr>
+                <w:rStyle w:val="VerbatimChar"/>
+              </w:rPr>
+              <w:t xml:space="preserve">DIGeo.store.ts</w:t>
+            </w:r>
+            <w:r>
+              <w:t xml:space="preserve">), установка точки по координатам без клика радиус не передаёт — действует умолчание провайдера. Geo принимает поле</w:t>
+            </w:r>
+            <w:r>
+              <w:t xml:space="preserve"> </w:t>
+            </w:r>
+            <w:r>
+              <w:rPr>
+                <w:rStyle w:val="VerbatimChar"/>
+              </w:rPr>
+              <w:t xml:space="preserve">radius</w:t>
+            </w:r>
+            <w:r>
+              <w:t xml:space="preserve"> </w:t>
+            </w:r>
+            <w:r>
+              <w:t xml:space="preserve">в</w:t>
+            </w:r>
+            <w:r>
+              <w:t xml:space="preserve"> </w:t>
+            </w:r>
+            <w:r>
+              <w:rPr>
+                <w:rStyle w:val="VerbatimChar"/>
+              </w:rPr>
+              <w:t xml:space="preserve">AddressRequestDto</w:t>
+            </w:r>
+            <w:r>
+              <w:t xml:space="preserve"> </w:t>
+            </w:r>
+            <w:r>
+              <w:t xml:space="preserve">и пробрасывает провайдеру через</w:t>
+            </w:r>
+            <w:r>
+              <w:t xml:space="preserve"> </w:t>
+            </w:r>
+            <w:r>
+              <w:rPr>
+                <w:rStyle w:val="VerbatimChar"/>
+              </w:rPr>
+              <w:t xml:space="preserve">putIfNotNull</w:t>
+            </w:r>
+            <w:r>
+              <w:t xml:space="preserve"> </w:t>
+            </w:r>
+            <w:r>
+              <w:t xml:space="preserve">(</w:t>
+            </w:r>
+            <w:r>
+              <w:rPr>
+                <w:rStyle w:val="VerbatimChar"/>
+              </w:rPr>
+              <w:t xml:space="preserve">GeoServiceClientImpl.java:127</w:t>
+            </w:r>
+            <w:r>
+              <w:t xml:space="preserve">); в gRPC-обёртке зашито</w:t>
             </w:r>
             <w:r>
               <w:t xml:space="preserve"> </w:t>
@@ -1247,7 +1456,7 @@
               <w:t xml:space="preserve">radius(10)</w:t>
             </w:r>
             <w:r>
-              <w:t xml:space="preserve">, REST радиус не задаёт — значение 50 м по коду не подтверждается, но механизм есть</w:t>
+              <w:t xml:space="preserve">. Единица измерения по коду не видна</w:t>
             </w:r>
           </w:p>
         </w:tc>
@@ -1444,13 +1653,13 @@
       </w:r>
     </w:p>
     <w:bookmarkEnd w:id="21"/>
-    <w:bookmarkStart w:id="24" w:name="X8a5e3099340e75532cae9be2dc1412a0ad181bc"/>
+    <w:bookmarkStart w:id="24" w:name="X61095d3dbfb44d3427dcee103ffde937ddd120e"/>
     <w:p>
       <w:pPr>
         <w:pStyle w:val="Heading2"/>
       </w:pPr>
       <w:r>
-        <w:t xml:space="preserve">3 Расхождения, которые нужно закрыть самим</w:t>
+        <w:t xml:space="preserve">3 Прежние расхождения: оба закрыты</w:t>
       </w:r>
     </w:p>
     <w:p>
@@ -1458,16 +1667,16 @@
         <w:pStyle w:val="FirstParagraph"/>
       </w:pPr>
       <w:r>
-        <w:t xml:space="preserve">Архитектору их задавать не нужно, но и оставить как есть нельзя.</w:t>
+        <w:t xml:space="preserve">Архитектору их задавать не нужно. Одно снято целиком, второе закрыто решением; остаётся выбрать правило цены для «Выбора автомобиля».</w:t>
       </w:r>
     </w:p>
-    <w:bookmarkStart w:id="22" w:name="X9da9338562aa96f5938f7723618afebdcce23c4"/>
+    <w:bookmarkStart w:id="22" w:name="X99bb5eec8d81d49341b19956f67e9693eeeba76"/>
     <w:p>
       <w:pPr>
         <w:pStyle w:val="Heading3"/>
       </w:pPr>
       <w:r>
-        <w:t xml:space="preserve">Расхождение 1. Обязательность полей для</w:t>
+        <w:t xml:space="preserve">Снято. Обязательность полей для</w:t>
       </w:r>
       <w:r>
         <w:t xml:space="preserve"> </w:t>
@@ -1484,7 +1693,7 @@
         <w:pStyle w:val="FirstParagraph"/>
       </w:pPr>
       <w:r>
-        <w:t xml:space="preserve">Приложение v19 («Решено ранее и повторно не задаётся») утверждает: «класс</w:t>
+        <w:t xml:space="preserve">Возражение снимаю: в действующей T01.1 (правки 18)</w:t>
       </w:r>
       <w:r>
         <w:t xml:space="preserve"> </w:t>
@@ -1493,10 +1702,13 @@
         <w:rPr>
           <w:rStyle w:val="VerbatimChar"/>
         </w:rPr>
-        <w:t xml:space="preserve">TRANSFER_CAR_CHOICE</w:t>
-      </w:r>
-      <w:r>
-        <w:t xml:space="preserve">:</w:t>
+        <w:t xml:space="preserve">recommended_cost</w:t>
+      </w:r>
+      <w:r>
+        <w:t xml:space="preserve"> </w:t>
+      </w:r>
+      <w:r>
+        <w:t xml:space="preserve">помечен «Да», в DDL —</w:t>
       </w:r>
       <w:r>
         <w:t xml:space="preserve"> </w:t>
@@ -1505,13 +1717,13 @@
         <w:rPr>
           <w:rStyle w:val="VerbatimChar"/>
         </w:rPr>
-        <w:t xml:space="preserve">recommended_cost</w:t>
-      </w:r>
-      <w:r>
-        <w:t xml:space="preserve"> </w:t>
-      </w:r>
-      <w:r>
-        <w:t xml:space="preserve">и</w:t>
+        <w:t xml:space="preserve">int4 NOT NULL</w:t>
+      </w:r>
+      <w:r>
+        <w:t xml:space="preserve"> </w:t>
+      </w:r>
+      <w:r>
+        <w:t xml:space="preserve">(строка 326),</w:t>
       </w:r>
       <w:r>
         <w:t xml:space="preserve"> </w:t>
@@ -1526,7 +1738,46 @@
         <w:t xml:space="preserve"> </w:t>
       </w:r>
       <w:r>
-        <w:t xml:space="preserve">обязательны».</w:t>
+        <w:t xml:space="preserve">—</w:t>
+      </w:r>
+      <w:r>
+        <w:t xml:space="preserve"> </w:t>
+      </w:r>
+      <w:r>
+        <w:rPr>
+          <w:rStyle w:val="VerbatimChar"/>
+        </w:rPr>
+        <w:t xml:space="preserve">uuid NOT NULL</w:t>
+      </w:r>
+      <w:r>
+        <w:t xml:space="preserve">, D15 говорит «обязательны». Строка приложения v19 точна. Я смотрела редакцию до правки 13, где было исключение через</w:t>
+      </w:r>
+      <w:r>
+        <w:t xml:space="preserve"> </w:t>
+      </w:r>
+      <w:r>
+        <w:rPr>
+          <w:rStyle w:val="VerbatimChar"/>
+        </w:rPr>
+        <w:t xml:space="preserve">CHECK</w:t>
+      </w:r>
+      <w:r>
+        <w:t xml:space="preserve">. Обязательность сохраняем,</w:t>
+      </w:r>
+      <w:r>
+        <w:t xml:space="preserve"> </w:t>
+      </w:r>
+      <w:r>
+        <w:rPr>
+          <w:rStyle w:val="VerbatimChar"/>
+        </w:rPr>
+        <w:t xml:space="preserve">NOT NULL</w:t>
+      </w:r>
+      <w:r>
+        <w:t xml:space="preserve"> </w:t>
+      </w:r>
+      <w:r>
+        <w:t xml:space="preserve">не снимаем.</w:t>
       </w:r>
     </w:p>
     <w:p>
@@ -1534,73 +1785,7 @@
         <w:pStyle w:val="BodyText"/>
       </w:pPr>
       <w:r>
-        <w:t xml:space="preserve">В T01.1 обязателен только</w:t>
-      </w:r>
-      <w:r>
-        <w:t xml:space="preserve"> </w:t>
-      </w:r>
-      <w:r>
-        <w:rPr>
-          <w:rStyle w:val="VerbatimChar"/>
-        </w:rPr>
-        <w:t xml:space="preserve">tariff_id</w:t>
-      </w:r>
-      <w:r>
-        <w:t xml:space="preserve">: в таблице полей — «Да», в DDL —</w:t>
-      </w:r>
-      <w:r>
-        <w:t xml:space="preserve"> </w:t>
-      </w:r>
-      <w:r>
-        <w:rPr>
-          <w:rStyle w:val="VerbatimChar"/>
-        </w:rPr>
-        <w:t xml:space="preserve">tariff_id uuid NOT NULL</w:t>
-      </w:r>
-      <w:r>
-        <w:t xml:space="preserve">. У</w:t>
-      </w:r>
-      <w:r>
-        <w:t xml:space="preserve"> </w:t>
-      </w:r>
-      <w:r>
-        <w:rPr>
-          <w:rStyle w:val="VerbatimChar"/>
-        </w:rPr>
-        <w:t xml:space="preserve">recommended_cost</w:t>
-      </w:r>
-      <w:r>
-        <w:t xml:space="preserve"> </w:t>
-      </w:r>
-      <w:r>
-        <w:t xml:space="preserve">в таблице полей стоит «Нет», в DDL —</w:t>
-      </w:r>
-      <w:r>
-        <w:t xml:space="preserve"> </w:t>
-      </w:r>
-      <w:r>
-        <w:rPr>
-          <w:rStyle w:val="VerbatimChar"/>
-        </w:rPr>
-        <w:t xml:space="preserve">recommended_cost int4</w:t>
-      </w:r>
-      <w:r>
-        <w:t xml:space="preserve"> </w:t>
-      </w:r>
-      <w:r>
-        <w:t xml:space="preserve">без</w:t>
-      </w:r>
-      <w:r>
-        <w:t xml:space="preserve"> </w:t>
-      </w:r>
-      <w:r>
-        <w:rPr>
-          <w:rStyle w:val="VerbatimChar"/>
-        </w:rPr>
-        <w:t xml:space="preserve">NOT NULL</w:t>
-      </w:r>
-      <w:r>
-        <w:t xml:space="preserve">.</w:t>
+        <w:t xml:space="preserve">Но риск, о котором шла речь, разрешается уже сейчас — ждать T01.4 не нужно.</w:t>
       </w:r>
     </w:p>
     <w:p>
@@ -1612,28 +1797,36 @@
           <w:bCs/>
           <w:b/>
         </w:rPr>
-        <w:t xml:space="preserve">Нужно одно из двух:</w:t>
-      </w:r>
-      <w:r>
-        <w:t xml:space="preserve"> </w:t>
-      </w:r>
-      <w:r>
-        <w:t xml:space="preserve">либо T01.1 правится (тогда</w:t>
-      </w:r>
-      <w:r>
+        <w:t xml:space="preserve">Цена</w:t>
+      </w:r>
+      <w:r>
+        <w:rPr>
+          <w:bCs/>
+          <w:b/>
+        </w:rPr>
         <w:t xml:space="preserve"> </w:t>
       </w:r>
       <w:r>
         <w:rPr>
           <w:rStyle w:val="VerbatimChar"/>
-        </w:rPr>
-        <w:t xml:space="preserve">recommended_cost</w:t>
-      </w:r>
-      <w:r>
-        <w:t xml:space="preserve"> </w:t>
-      </w:r>
-      <w:r>
-        <w:t xml:space="preserve">становится</w:t>
+          <w:bCs/>
+          <w:b/>
+        </w:rPr>
+        <w:t xml:space="preserve">TRANSFER_CAR_CHOICE</w:t>
+      </w:r>
+      <w:r>
+        <w:rPr>
+          <w:bCs/>
+          <w:b/>
+        </w:rPr>
+        <w:t xml:space="preserve"> </w:t>
+      </w:r>
+      <w:r>
+        <w:rPr>
+          <w:bCs/>
+          <w:b/>
+        </w:rPr>
+        <w:t xml:space="preserve">привязана к конкретному автомобилю.</w:t>
       </w:r>
       <w:r>
         <w:t xml:space="preserve"> </w:t>
@@ -1642,31 +1835,19 @@
         <w:rPr>
           <w:rStyle w:val="VerbatimChar"/>
         </w:rPr>
-        <w:t xml:space="preserve">NOT NULL</w:t>
-      </w:r>
-      <w:r>
-        <w:t xml:space="preserve"> </w:t>
-      </w:r>
-      <w:r>
-        <w:t xml:space="preserve">и нужно решить, что писать для класса «Выбор автомобиля», где цена известна только на дату создания), либо формулировка приложения правится под модель. Второе проще и не меняет DDL.</w:t>
-      </w:r>
-    </w:p>
-    <w:bookmarkEnd w:id="22"/>
-    <w:bookmarkStart w:id="23" w:name="X472518bbcbbd3fea9f2a62ac6d0f7115daf05f7"/>
-    <w:p>
-      <w:pPr>
-        <w:pStyle w:val="Heading3"/>
-      </w:pPr>
-      <w:r>
-        <w:t xml:space="preserve">Расхождение 2. Код 417 и случай «адрес не найден»</w:t>
-      </w:r>
-    </w:p>
-    <w:p>
-      <w:pPr>
-        <w:pStyle w:val="FirstParagraph"/>
-      </w:pPr>
-      <w:r>
-        <w:t xml:space="preserve">Два решения приложения v19 сталкиваются:</w:t>
+        <w:t xml:space="preserve">[КОД]</w:t>
+      </w:r>
+      <w:r>
+        <w:t xml:space="preserve"> </w:t>
+      </w:r>
+      <w:r>
+        <w:rPr>
+          <w:rStyle w:val="VerbatimChar"/>
+        </w:rPr>
+        <w:t xml:space="preserve">CalculateServiceImpl</w:t>
+      </w:r>
+      <w:r>
+        <w:t xml:space="preserve">, строки 141–196:</w:t>
       </w:r>
     </w:p>
     <w:p>
@@ -1678,7 +1859,98 @@
         <w:pStyle w:val="Compact"/>
       </w:pPr>
       <w:r>
-        <w:t xml:space="preserve">«417 от geo трактуется как ошибка зависимости» → наружу 502;</w:t>
+        <w:rPr>
+          <w:rStyle w:val="VerbatimChar"/>
+        </w:rPr>
+        <w:t xml:space="preserve">findAllTariff(tripDate, organizationId, regionIds)</w:t>
+      </w:r>
+      <w:r>
+        <w:t xml:space="preserve"> </w:t>
+      </w:r>
+      <w:r>
+        <w:t xml:space="preserve">— тариф ищется</w:t>
+      </w:r>
+      <w:r>
+        <w:t xml:space="preserve"> </w:t>
+      </w:r>
+      <w:r>
+        <w:rPr>
+          <w:bCs/>
+          <w:b/>
+        </w:rPr>
+        <w:t xml:space="preserve">без автомобиля</w:t>
+      </w:r>
+      <w:r>
+        <w:t xml:space="preserve">: по дате (включительно), организации и</w:t>
+      </w:r>
+      <w:r>
+        <w:t xml:space="preserve"> </w:t>
+      </w:r>
+      <w:r>
+        <w:rPr>
+          <w:bCs/>
+          <w:b/>
+        </w:rPr>
+        <w:t xml:space="preserve">пересечению массива</w:t>
+      </w:r>
+      <w:r>
+        <w:rPr>
+          <w:bCs/>
+          <w:b/>
+        </w:rPr>
+        <w:t xml:space="preserve"> </w:t>
+      </w:r>
+      <w:r>
+        <w:rPr>
+          <w:rStyle w:val="VerbatimChar"/>
+          <w:bCs/>
+          <w:b/>
+        </w:rPr>
+        <w:t xml:space="preserve">region_ids</w:t>
+      </w:r>
+      <w:r>
+        <w:rPr>
+          <w:bCs/>
+          <w:b/>
+        </w:rPr>
+        <w:t xml:space="preserve"> </w:t>
+      </w:r>
+      <w:r>
+        <w:rPr>
+          <w:bCs/>
+          <w:b/>
+        </w:rPr>
+        <w:t xml:space="preserve">с веткой геозон</w:t>
+      </w:r>
+      <w:r>
+        <w:t xml:space="preserve">. То есть платформа сама сопоставляет тариф со всей ветвью зон, а не с одним регионом, — в отличие от</w:t>
+      </w:r>
+      <w:r>
+        <w:t xml:space="preserve"> </w:t>
+      </w:r>
+      <w:r>
+        <w:rPr>
+          <w:rStyle w:val="VerbatimChar"/>
+        </w:rPr>
+        <w:t xml:space="preserve">POST search</w:t>
+      </w:r>
+      <w:r>
+        <w:t xml:space="preserve"> </w:t>
+      </w:r>
+      <w:r>
+        <w:t xml:space="preserve">с точным равенством</w:t>
+      </w:r>
+      <w:r>
+        <w:t xml:space="preserve"> </w:t>
+      </w:r>
+      <w:r>
+        <w:rPr>
+          <w:rStyle w:val="VerbatimChar"/>
+        </w:rPr>
+        <w:t xml:space="preserve">regionId</w:t>
+      </w:r>
+      <w:r>
+        <w:t xml:space="preserve">.</w:t>
       </w:r>
     </w:p>
     <w:p>
@@ -1690,117 +1962,132 @@
         <w:pStyle w:val="Compact"/>
       </w:pPr>
       <w:r>
-        <w:t xml:space="preserve">«если адрес по координатам не найден, точка не принимается».</w:t>
+        <w:t xml:space="preserve">У перевозчика первого найденного тарифа запрашивается список транспорта на интервал</w:t>
+      </w:r>
+      <w:r>
+        <w:t xml:space="preserve"> </w:t>
+      </w:r>
+      <w:r>
+        <w:rPr>
+          <w:rStyle w:val="VerbatimChar"/>
+        </w:rPr>
+        <w:t xml:space="preserve">[начало, начало + время в пути + 30 мин + суммарное ожидание]</w:t>
+      </w:r>
+      <w:r>
+        <w:t xml:space="preserve">.</w:t>
       </w:r>
     </w:p>
     <w:p>
       <w:pPr>
-        <w:pStyle w:val="FirstParagraph"/>
-      </w:pPr>
-      <w:r>
-        <w:t xml:space="preserve">Если адрес не найден, geo отдаёт 417, а наш сервис по первому правилу превратит это в 502 «сервис недоступен». Пользователь увидит сообщение об аварии вместо «уточните точку», и исправить ввод не догадается.</w:t>
+        <w:numPr>
+          <w:ilvl w:val="0"/>
+          <w:numId w:val="1001"/>
+        </w:numPr>
+        <w:pStyle w:val="Compact"/>
+      </w:pPr>
+      <w:r>
+        <w:t xml:space="preserve">Для</w:t>
+      </w:r>
+      <w:r>
+        <w:t xml:space="preserve"> </w:t>
+      </w:r>
+      <w:r>
+        <w:rPr>
+          <w:bCs/>
+          <w:b/>
+        </w:rPr>
+        <w:t xml:space="preserve">каждого</w:t>
+      </w:r>
+      <w:r>
+        <w:t xml:space="preserve"> </w:t>
+      </w:r>
+      <w:r>
+        <w:t xml:space="preserve">автомобиля подбирается свой тариф по паре «автомобиль + регион» (</w:t>
+      </w:r>
+      <w:r>
+        <w:rPr>
+          <w:rStyle w:val="VerbatimChar"/>
+        </w:rPr>
+        <w:t xml:space="preserve">getGroupTransferTariff</w:t>
+      </w:r>
+      <w:r>
+        <w:t xml:space="preserve">: обход ветки зон, первое совпадение), и цена считается по нему.</w:t>
       </w:r>
     </w:p>
     <w:p>
       <w:pPr>
-        <w:pStyle w:val="BodyText"/>
-      </w:pPr>
-      <w:r>
-        <w:rPr>
-          <w:rStyle w:val="VerbatimChar"/>
-        </w:rPr>
-        <w:t xml:space="preserve">[КОД]</w:t>
-      </w:r>
-      <w:r>
-        <w:t xml:space="preserve"> </w:t>
-      </w:r>
-      <w:r>
-        <w:t xml:space="preserve">Внутри geo причина различается:</w:t>
-      </w:r>
-      <w:r>
-        <w:t xml:space="preserve"> </w:t>
-      </w:r>
-      <w:r>
-        <w:rPr>
-          <w:rStyle w:val="VerbatimChar"/>
-        </w:rPr>
-        <w:t xml:space="preserve">ControllerExceptionHandler</w:t>
-      </w:r>
-      <w:r>
-        <w:t xml:space="preserve"> </w:t>
-      </w:r>
-      <w:r>
-        <w:t xml:space="preserve">проверяет</w:t>
-      </w:r>
-      <w:r>
-        <w:t xml:space="preserve"> </w:t>
-      </w:r>
-      <w:r>
-        <w:rPr>
-          <w:rStyle w:val="VerbatimChar"/>
-        </w:rPr>
-        <w:t xml:space="preserve">GeoApiException.getCode() == 404</w:t>
-      </w:r>
-      <w:r>
-        <w:t xml:space="preserve"> </w:t>
-      </w:r>
-      <w:r>
-        <w:t xml:space="preserve">и пишет такой случай в лог уровнем INFO, а не ERROR. Наружу код провайдера не выводится — в теле только</w:t>
-      </w:r>
-      <w:r>
-        <w:t xml:space="preserve"> </w:t>
-      </w:r>
-      <w:r>
-        <w:rPr>
-          <w:rStyle w:val="VerbatimChar"/>
-        </w:rPr>
-        <w:t xml:space="preserve">message</w:t>
-      </w:r>
-      <w:r>
-        <w:t xml:space="preserve"> </w:t>
-      </w:r>
-      <w:r>
-        <w:t xml:space="preserve">от провайдера.</w:t>
+        <w:numPr>
+          <w:ilvl w:val="0"/>
+          <w:numId w:val="1001"/>
+        </w:numPr>
+        <w:pStyle w:val="Compact"/>
+      </w:pPr>
+      <w:r>
+        <w:t xml:space="preserve">Автомобили без подходящего тарифа из выдачи отбрасываются, остальные</w:t>
+      </w:r>
+      <w:r>
+        <w:t xml:space="preserve"> </w:t>
+      </w:r>
+      <w:r>
+        <w:rPr>
+          <w:bCs/>
+          <w:b/>
+        </w:rPr>
+        <w:t xml:space="preserve">сортируются по возрастанию цены</w:t>
+      </w:r>
+      <w:r>
+        <w:t xml:space="preserve">.</w:t>
       </w:r>
     </w:p>
     <w:p>
       <w:pPr>
-        <w:pStyle w:val="BodyText"/>
+        <w:pStyle w:val="FirstParagraph"/>
       </w:pPr>
       <w:r>
         <w:rPr>
           <w:bCs/>
           <w:b/>
         </w:rPr>
-        <w:t xml:space="preserve">Варианты.</w:t>
-      </w:r>
-      <w:r>
-        <w:t xml:space="preserve"> </w:t>
-      </w:r>
+        <w:t xml:space="preserve">Вывод.</w:t>
+      </w:r>
+      <w:r>
+        <w:t xml:space="preserve"> </w:t>
+      </w:r>
+      <w:r>
+        <w:t xml:space="preserve">Тариф без автомобиля находится, а цена без автомобиля не считается: разные автомобили могут попасть в разные тарифы и получить разные цены. Значит при</w:t>
+      </w:r>
+      <w:r>
+        <w:t xml:space="preserve"> </w:t>
+      </w:r>
+      <w:r>
+        <w:rPr>
+          <w:rStyle w:val="VerbatimChar"/>
+        </w:rPr>
+        <w:t xml:space="preserve">recommended_cost NOT NULL</w:t>
+      </w:r>
+      <w:r>
+        <w:t xml:space="preserve"> </w:t>
+      </w:r>
+      <w:r>
+        <w:t xml:space="preserve">нужно правило, какое значение сохранять.</w:t>
+      </w:r>
+    </w:p>
+    <w:p>
+      <w:pPr>
+        <w:pStyle w:val="BodyText"/>
+      </w:pPr>
       <w:r>
         <w:rPr>
           <w:bCs/>
           <w:b/>
         </w:rPr>
-        <w:t xml:space="preserve">A.</w:t>
-      </w:r>
-      <w:r>
-        <w:t xml:space="preserve"> </w:t>
-      </w:r>
-      <w:r>
-        <w:t xml:space="preserve">Для точки без найденного адреса отдавать 422 с полем</w:t>
-      </w:r>
-      <w:r>
-        <w:t xml:space="preserve"> </w:t>
-      </w:r>
-      <w:r>
-        <w:rPr>
-          <w:rStyle w:val="VerbatimChar"/>
-        </w:rPr>
-        <w:t xml:space="preserve">waypoints[i]</w:t>
-      </w:r>
-      <w:r>
-        <w:t xml:space="preserve">, определяя случай по тексту сообщения geo — работает, но держится на разборе чужого текста.</w:t>
+        <w:t xml:space="preserve">Предложение.</w:t>
+      </w:r>
+      <w:r>
+        <w:t xml:space="preserve"> </w:t>
+      </w:r>
+      <w:r>
+        <w:t xml:space="preserve">Сохранять</w:t>
       </w:r>
       <w:r>
         <w:t xml:space="preserve"> </w:t>
@@ -1810,13 +2097,43 @@
           <w:bCs/>
           <w:b/>
         </w:rPr>
-        <w:t xml:space="preserve">B.</w:t>
-      </w:r>
-      <w:r>
-        <w:t xml:space="preserve"> </w:t>
-      </w:r>
-      <w:r>
-        <w:t xml:space="preserve">Попросить владельца geo различать причины: отдельный код для «адрес не найден».</w:t>
+        <w:t xml:space="preserve">минимальную цену среди автомобилей, доступных на дату создания</w:t>
+      </w:r>
+      <w:r>
+        <w:t xml:space="preserve"> </w:t>
+      </w:r>
+      <w:r>
+        <w:t xml:space="preserve">— это первая запись штатной сортировки, и она же отвечает решению заказчика «цена на дату создания». Проверить на стенде в T01.4. Две оговорки для T01.4 и T04.1: значение зависит от занятости парка в момент создания и устаревает быстрее, чем у такси; маршрут автомобиль не хранит, поэтому при оформлении заявки фактическая цена может отличаться от сохранённой.</w:t>
+      </w:r>
+    </w:p>
+    <w:bookmarkEnd w:id="22"/>
+    <w:bookmarkStart w:id="23" w:name="Xa2e969655c5e4f3c69aaa6fe1d722f2aa43d431"/>
+    <w:p>
+      <w:pPr>
+        <w:pStyle w:val="Heading3"/>
+      </w:pPr>
+      <w:r>
+        <w:t xml:space="preserve">Расхождение 2 закрыто. Код 417 и случай «адрес не найден»</w:t>
+      </w:r>
+    </w:p>
+    <w:p>
+      <w:pPr>
+        <w:pStyle w:val="FirstParagraph"/>
+      </w:pPr>
+      <w:r>
+        <w:t xml:space="preserve">Принимаю уточнения полностью:</w:t>
+      </w:r>
+    </w:p>
+    <w:p>
+      <w:pPr>
+        <w:numPr>
+          <w:ilvl w:val="0"/>
+          <w:numId w:val="1002"/>
+        </w:numPr>
+        <w:pStyle w:val="Compact"/>
+      </w:pPr>
+      <w:r>
+        <w:t xml:space="preserve">наружу</w:t>
       </w:r>
       <w:r>
         <w:t xml:space="preserve"> </w:t>
@@ -1826,31 +2143,145 @@
           <w:bCs/>
           <w:b/>
         </w:rPr>
-        <w:t xml:space="preserve">C.</w:t>
-      </w:r>
-      <w:r>
-        <w:t xml:space="preserve"> </w:t>
-      </w:r>
-      <w:r>
-        <w:t xml:space="preserve">Оставить 502 — не рекомендуется: ввод координат руками станет непредсказуемым для пользователя.</w:t>
+        <w:t xml:space="preserve">422</w:t>
+      </w:r>
+      <w:r>
+        <w:t xml:space="preserve"> </w:t>
+      </w:r>
+      <w:r>
+        <w:t xml:space="preserve">для «адрес не найден»,</w:t>
+      </w:r>
+      <w:r>
+        <w:t xml:space="preserve"> </w:t>
+      </w:r>
+      <w:r>
+        <w:rPr>
+          <w:bCs/>
+          <w:b/>
+        </w:rPr>
+        <w:t xml:space="preserve">без указания номера точки</w:t>
+      </w:r>
+      <w:r>
+        <w:t xml:space="preserve"> </w:t>
+      </w:r>
+      <w:r>
+        <w:t xml:space="preserve">— geo точку не называет, в теле ответа только текст провайдера в</w:t>
+      </w:r>
+      <w:r>
+        <w:t xml:space="preserve"> </w:t>
+      </w:r>
+      <w:r>
+        <w:rPr>
+          <w:rStyle w:val="VerbatimChar"/>
+        </w:rPr>
+        <w:t xml:space="preserve">message</w:t>
+      </w:r>
+      <w:r>
+        <w:t xml:space="preserve">, код 404 виден лишь в логе geo;</w:t>
       </w:r>
     </w:p>
     <w:p>
       <w:pPr>
-        <w:pStyle w:val="BodyText"/>
+        <w:numPr>
+          <w:ilvl w:val="0"/>
+          <w:numId w:val="1002"/>
+        </w:numPr>
+        <w:pStyle w:val="Compact"/>
       </w:pPr>
       <w:r>
         <w:rPr>
           <w:bCs/>
           <w:b/>
         </w:rPr>
-        <w:t xml:space="preserve">Рекомендация:</w:t>
-      </w:r>
-      <w:r>
-        <w:t xml:space="preserve"> </w:t>
-      </w:r>
-      <w:r>
-        <w:t xml:space="preserve">B как целевое, A как временное на период до изменения geo.</w:t>
+        <w:t xml:space="preserve">502</w:t>
+      </w:r>
+      <w:r>
+        <w:t xml:space="preserve"> </w:t>
+      </w:r>
+      <w:r>
+        <w:t xml:space="preserve">и</w:t>
+      </w:r>
+      <w:r>
+        <w:t xml:space="preserve"> </w:t>
+      </w:r>
+      <w:r>
+        <w:rPr>
+          <w:bCs/>
+          <w:b/>
+        </w:rPr>
+        <w:t xml:space="preserve">504</w:t>
+      </w:r>
+      <w:r>
+        <w:t xml:space="preserve"> </w:t>
+      </w:r>
+      <w:r>
+        <w:t xml:space="preserve">остаются для недоступности и таймаута geo и сервиса тарифов;</w:t>
+      </w:r>
+    </w:p>
+    <w:p>
+      <w:pPr>
+        <w:numPr>
+          <w:ilvl w:val="0"/>
+          <w:numId w:val="1002"/>
+        </w:numPr>
+        <w:pStyle w:val="Compact"/>
+      </w:pPr>
+      <w:r>
+        <w:t xml:space="preserve">417 логируем уровнем</w:t>
+      </w:r>
+      <w:r>
+        <w:t xml:space="preserve"> </w:t>
+      </w:r>
+      <w:r>
+        <w:rPr>
+          <w:bCs/>
+          <w:b/>
+        </w:rPr>
+        <w:t xml:space="preserve">WARN</w:t>
+      </w:r>
+      <w:r>
+        <w:t xml:space="preserve"> </w:t>
+      </w:r>
+      <w:r>
+        <w:t xml:space="preserve">с текстом, чтобы реальные сбои провайдера не терялись;</w:t>
+      </w:r>
+    </w:p>
+    <w:p>
+      <w:pPr>
+        <w:numPr>
+          <w:ilvl w:val="0"/>
+          <w:numId w:val="1002"/>
+        </w:numPr>
+        <w:pStyle w:val="Compact"/>
+      </w:pPr>
+      <w:r>
+        <w:t xml:space="preserve">целевое решение — просьба владельцу geo отдавать разные коды (422 или 404 на данные, 502/503 на провайдера); разбор по тексту сообщения хрупкий, на него не опираемся.</w:t>
+      </w:r>
+    </w:p>
+    <w:p>
+      <w:pPr>
+        <w:pStyle w:val="FirstParagraph"/>
+      </w:pPr>
+      <w:r>
+        <w:t xml:space="preserve">Внесено в T01.2 v0.15: строка 1.5, таблицы ошибок 2.1.5, 2.4.5 и 2.6.5.</w:t>
+      </w:r>
+    </w:p>
+    <w:p>
+      <w:pPr>
+        <w:pStyle w:val="BodyText"/>
+      </w:pPr>
+      <w:r>
+        <w:rPr>
+          <w:bCs/>
+          <w:b/>
+        </w:rPr>
+        <w:t xml:space="preserve">Остаётся одна практическая деталь.</w:t>
+      </w:r>
+      <w:r>
+        <w:t xml:space="preserve"> </w:t>
+      </w:r>
+      <w:r>
+        <w:t xml:space="preserve">Пока geo не различает причины, наш сервис по одному 417 не может решить, вернуть 422 или 502. Варианты: считать все 417 данными и отдавать 422 (риск — реальный сбой провайдера выглядит как ошибка ввода, но он виден в WARN-логе), либо отдавать 502 и признать, что ручной ввод координат до изменения geo будет непредсказуемым. Предлагаю первый: для пользователя «уточните точку» полезнее, а сбой провайдера ловится мониторингом по WARN.</w:t>
       </w:r>
     </w:p>
     <w:p>
@@ -2092,6 +2523,91 @@
       </w:pPr>
     </w:lvl>
   </w:abstractNum>
+  <w:abstractNum w:abstractNumId="99411">
+    <w:nsid w:val="A99411"/>
+    <w:multiLevelType w:val="multilevel"/>
+    <w:lvl w:ilvl="0">
+      <w:start w:val="1"/>
+      <w:numFmt w:val="decimal"/>
+      <w:lvlText w:val="%1."/>
+      <w:lvlJc w:val="left"/>
+      <w:pPr>
+        <w:ind w:left="720" w:hanging="480"/>
+      </w:pPr>
+    </w:lvl>
+    <w:lvl w:ilvl="1">
+      <w:start w:val="1"/>
+      <w:numFmt w:val="decimal"/>
+      <w:lvlText w:val="%2."/>
+      <w:lvlJc w:val="left"/>
+      <w:pPr>
+        <w:ind w:left="1440" w:hanging="480"/>
+      </w:pPr>
+    </w:lvl>
+    <w:lvl w:ilvl="2">
+      <w:start w:val="1"/>
+      <w:numFmt w:val="decimal"/>
+      <w:lvlText w:val="%3."/>
+      <w:lvlJc w:val="left"/>
+      <w:pPr>
+        <w:ind w:left="2160" w:hanging="480"/>
+      </w:pPr>
+    </w:lvl>
+    <w:lvl w:ilvl="3">
+      <w:start w:val="1"/>
+      <w:numFmt w:val="decimal"/>
+      <w:lvlText w:val="%4."/>
+      <w:lvlJc w:val="left"/>
+      <w:pPr>
+        <w:ind w:left="2880" w:hanging="480"/>
+      </w:pPr>
+    </w:lvl>
+    <w:lvl w:ilvl="4">
+      <w:start w:val="1"/>
+      <w:numFmt w:val="decimal"/>
+      <w:lvlText w:val="%5."/>
+      <w:lvlJc w:val="left"/>
+      <w:pPr>
+        <w:ind w:left="3600" w:hanging="480"/>
+      </w:pPr>
+    </w:lvl>
+    <w:lvl w:ilvl="5">
+      <w:start w:val="1"/>
+      <w:numFmt w:val="decimal"/>
+      <w:lvlText w:val="%6."/>
+      <w:lvlJc w:val="left"/>
+      <w:pPr>
+        <w:ind w:left="4320" w:hanging="480"/>
+      </w:pPr>
+    </w:lvl>
+    <w:lvl w:ilvl="6">
+      <w:start w:val="1"/>
+      <w:numFmt w:val="decimal"/>
+      <w:lvlText w:val="%7."/>
+      <w:lvlJc w:val="left"/>
+      <w:pPr>
+        <w:ind w:left="5040" w:hanging="480"/>
+      </w:pPr>
+    </w:lvl>
+    <w:lvl w:ilvl="7">
+      <w:start w:val="1"/>
+      <w:numFmt w:val="decimal"/>
+      <w:lvlText w:val="%8."/>
+      <w:lvlJc w:val="left"/>
+      <w:pPr>
+        <w:ind w:left="5760" w:hanging="480"/>
+      </w:pPr>
+    </w:lvl>
+    <w:lvl w:ilvl="8">
+      <w:start w:val="1"/>
+      <w:numFmt w:val="decimal"/>
+      <w:lvlText w:val="%9."/>
+      <w:lvlJc w:val="left"/>
+      <w:pPr>
+        <w:ind w:left="6480" w:hanging="480"/>
+      </w:pPr>
+    </w:lvl>
+  </w:abstractNum>
   <w:abstractNum w:abstractNumId="991">
     <w:nsid w:val="A991"/>
     <w:multiLevelType w:val="multilevel"/>
@@ -2172,6 +2688,36 @@
     <w:abstractNumId w:val="990"/>
   </w:num>
   <w:num w:numId="1001">
+    <w:abstractNumId w:val="99411"/>
+    <w:lvlOverride w:ilvl="0">
+      <w:startOverride w:val="1"/>
+    </w:lvlOverride>
+    <w:lvlOverride w:ilvl="1">
+      <w:startOverride w:val="1"/>
+    </w:lvlOverride>
+    <w:lvlOverride w:ilvl="2">
+      <w:startOverride w:val="1"/>
+    </w:lvlOverride>
+    <w:lvlOverride w:ilvl="3">
+      <w:startOverride w:val="1"/>
+    </w:lvlOverride>
+    <w:lvlOverride w:ilvl="4">
+      <w:startOverride w:val="1"/>
+    </w:lvlOverride>
+    <w:lvlOverride w:ilvl="5">
+      <w:startOverride w:val="1"/>
+    </w:lvlOverride>
+    <w:lvlOverride w:ilvl="6">
+      <w:startOverride w:val="1"/>
+    </w:lvlOverride>
+    <w:lvlOverride w:ilvl="7">
+      <w:startOverride w:val="1"/>
+    </w:lvlOverride>
+    <w:lvlOverride w:ilvl="8">
+      <w:startOverride w:val="1"/>
+    </w:lvlOverride>
+  </w:num>
+  <w:num w:numId="1002">
     <w:abstractNumId w:val="991"/>
   </w:num>
 </w:numbering>

--- a/Вопросы_архитектору_T01.2.docx
+++ b/Вопросы_архитектору_T01.2.docx
@@ -2275,13 +2275,122 @@
           <w:bCs/>
           <w:b/>
         </w:rPr>
-        <w:t xml:space="preserve">Остаётся одна практическая деталь.</w:t>
-      </w:r>
-      <w:r>
-        <w:t xml:space="preserve"> </w:t>
-      </w:r>
-      <w:r>
-        <w:t xml:space="preserve">Пока geo не различает причины, наш сервис по одному 417 не может решить, вернуть 422 или 502. Варианты: считать все 417 данными и отдавать 422 (риск — реальный сбой провайдера выглядит как ошибка ввода, но он виден в WARN-логе), либо отдавать 502 и признать, что ручной ввод координат до изменения geo будет непредсказуемым. Предлагаю первый: для пользователя «уточните точку» полезнее, а сбой провайдера ловится мониторингом по WARN.</w:t>
+        <w:t xml:space="preserve">Решено 09.10.2026: все 417 → 422.</w:t>
+      </w:r>
+      <w:r>
+        <w:t xml:space="preserve"> </w:t>
+      </w:r>
+      <w:r>
+        <w:t xml:space="preserve">Пока geo не различает причины, любой его 417 трактуется как «адрес точки не определён» и отдаётся наружу как 422. Реальный сбой провайдера при этом выглядит как ошибка ввода, но виден в журнале по уровню WARN. Внесено в T01.2 v1.0.</w:t>
+      </w:r>
+    </w:p>
+    <w:p>
+      <w:pPr>
+        <w:pStyle w:val="BodyText"/>
+      </w:pPr>
+      <w:r>
+        <w:rPr>
+          <w:bCs/>
+          <w:b/>
+        </w:rPr>
+        <w:t xml:space="preserve">Дополнительно найдено при пересборке</w:t>
+      </w:r>
+      <w:r>
+        <w:t xml:space="preserve"> </w:t>
+      </w:r>
+      <w:r>
+        <w:rPr>
+          <w:rStyle w:val="VerbatimChar"/>
+        </w:rPr>
+        <w:t xml:space="preserve">[КОД]</w:t>
+      </w:r>
+      <w:r>
+        <w:t xml:space="preserve">. Штатный обработчик платформы (</w:t>
+      </w:r>
+      <w:r>
+        <w:rPr>
+          <w:rStyle w:val="VerbatimChar"/>
+        </w:rPr>
+        <w:t xml:space="preserve">transport_core</w:t>
+      </w:r>
+      <w:r>
+        <w:t xml:space="preserve">,</w:t>
+      </w:r>
+      <w:r>
+        <w:t xml:space="preserve"> </w:t>
+      </w:r>
+      <w:r>
+        <w:rPr>
+          <w:rStyle w:val="VerbatimChar"/>
+        </w:rPr>
+        <w:t xml:space="preserve">RequestExceptionHandler.resolveAnnotatedResponseStatus</w:t>
+      </w:r>
+      <w:r>
+        <w:t xml:space="preserve">) содержит ветку: если исключение —</w:t>
+      </w:r>
+      <w:r>
+        <w:t xml:space="preserve"> </w:t>
+      </w:r>
+      <w:r>
+        <w:rPr>
+          <w:rStyle w:val="VerbatimChar"/>
+        </w:rPr>
+        <w:t xml:space="preserve">RestClientResponseException</w:t>
+      </w:r>
+      <w:r>
+        <w:t xml:space="preserve">, наружу уходит</w:t>
+      </w:r>
+      <w:r>
+        <w:t xml:space="preserve"> </w:t>
+      </w:r>
+      <w:r>
+        <w:rPr>
+          <w:bCs/>
+          <w:b/>
+        </w:rPr>
+        <w:t xml:space="preserve">статус зависимости как есть</w:t>
+      </w:r>
+      <w:r>
+        <w:t xml:space="preserve">. То есть необработанная ошибка geo вышла бы из нашего API кодом 417, а</w:t>
+      </w:r>
+      <w:r>
+        <w:t xml:space="preserve"> </w:t>
+      </w:r>
+      <w:r>
+        <w:rPr>
+          <w:rStyle w:val="VerbatimChar"/>
+        </w:rPr>
+        <w:t xml:space="preserve">ServiceNotRespondingException</w:t>
+      </w:r>
+      <w:r>
+        <w:t xml:space="preserve"> </w:t>
+      </w:r>
+      <w:r>
+        <w:t xml:space="preserve">из той же библиотеки, не имея ни обработчика, ни</w:t>
+      </w:r>
+      <w:r>
+        <w:t xml:space="preserve"> </w:t>
+      </w:r>
+      <w:r>
+        <w:rPr>
+          <w:rStyle w:val="VerbatimChar"/>
+        </w:rPr>
+        <w:t xml:space="preserve">@ResponseStatus</w:t>
+      </w:r>
+      <w:r>
+        <w:t xml:space="preserve">, дал бы 500. Поэтому вызовы geo и тарифов обязательно оборачиваются, а коды 422, 502 и 504 выдаются своими исключениями с</w:t>
+      </w:r>
+      <w:r>
+        <w:t xml:space="preserve"> </w:t>
+      </w:r>
+      <w:r>
+        <w:rPr>
+          <w:rStyle w:val="VerbatimChar"/>
+        </w:rPr>
+        <w:t xml:space="preserve">@ResponseStatus</w:t>
+      </w:r>
+      <w:r>
+        <w:t xml:space="preserve">. Это требование к реализации, а не пожелание.</w:t>
       </w:r>
     </w:p>
     <w:p>
